--- a/新泰週報20260913[2637]B4F.docx
+++ b/新泰週報20260913[2637]B4F.docx
@@ -1,6 +1,6 @@
 
 <file path=word/document.xml><?xml version="1.0" encoding="utf-8"?>
-<w:document xmlns:wpc="http://schemas.microsoft.com/office/word/2010/wordprocessingCanvas" xmlns:mc="http://schemas.openxmlformats.org/markup-compatibility/2006" xmlns:o="urn:schemas-microsoft-com:office:office" xmlns:r="http://schemas.openxmlformats.org/officeDocument/2006/relationships" xmlns:m="http://schemas.openxmlformats.org/officeDocument/2006/math" xmlns:v="urn:schemas-microsoft-com:vml" xmlns:wp14="http://schemas.microsoft.com/office/word/2010/wordprocessingDrawing" xmlns:wp="http://schemas.openxmlformats.org/drawingml/2006/wordprocessingDrawing" xmlns:w10="urn:schemas-microsoft-com:office:word" xmlns:w="http://schemas.openxmlformats.org/wordprocessingml/2006/main" xmlns:w14="http://schemas.microsoft.com/office/word/2010/wordml" xmlns:w15="http://schemas.microsoft.com/office/word/2012/wordml" xmlns:wpg="http://schemas.microsoft.com/office/word/2010/wordprocessingGroup" xmlns:wpi="http://schemas.microsoft.com/office/word/2010/wordprocessingInk" xmlns:wne="http://schemas.microsoft.com/office/word/2006/wordml" xmlns:wps="http://schemas.microsoft.com/office/word/2010/wordprocessingShape" mc:Ignorable="w14 w15 wp14">
+<w:document xmlns:wpc="http://schemas.microsoft.com/office/word/2010/wordprocessingCanvas" xmlns:cx="http://schemas.microsoft.com/office/drawing/2014/chartex" xmlns:cx1="http://schemas.microsoft.com/office/drawing/2015/9/8/chartex" xmlns:cx2="http://schemas.microsoft.com/office/drawing/2015/10/21/chartex" xmlns:cx3="http://schemas.microsoft.com/office/drawing/2016/5/9/chartex" xmlns:cx4="http://schemas.microsoft.com/office/drawing/2016/5/10/chartex" xmlns:cx5="http://schemas.microsoft.com/office/drawing/2016/5/11/chartex" xmlns:cx6="http://schemas.microsoft.com/office/drawing/2016/5/12/chartex" xmlns:cx7="http://schemas.microsoft.com/office/drawing/2016/5/13/chartex" xmlns:cx8="http://schemas.microsoft.com/office/drawing/2016/5/14/chartex" xmlns:mc="http://schemas.openxmlformats.org/markup-compatibility/2006" xmlns:aink="http://schemas.microsoft.com/office/drawing/2016/ink" xmlns:am3d="http://schemas.microsoft.com/office/drawing/2017/model3d" xmlns:o="urn:schemas-microsoft-com:office:office" xmlns:oel="http://schemas.microsoft.com/office/2019/extlst" xmlns:r="http://schemas.openxmlformats.org/officeDocument/2006/relationships" xmlns:m="http://schemas.openxmlformats.org/officeDocument/2006/math" xmlns:v="urn:schemas-microsoft-com:vml" xmlns:wp14="http://schemas.microsoft.com/office/word/2010/wordprocessingDrawing" xmlns:wp="http://schemas.openxmlformats.org/drawingml/2006/wordprocessingDrawing" xmlns:w10="urn:schemas-microsoft-com:office:word" xmlns:w="http://schemas.openxmlformats.org/wordprocessingml/2006/main" xmlns:w14="http://schemas.microsoft.com/office/word/2010/wordml" xmlns:w15="http://schemas.microsoft.com/office/word/2012/wordml" xmlns:w16cex="http://schemas.microsoft.com/office/word/2018/wordml/cex" xmlns:w16cid="http://schemas.microsoft.com/office/word/2016/wordml/cid" xmlns:w16="http://schemas.microsoft.com/office/word/2018/wordml" xmlns:w16sdtdh="http://schemas.microsoft.com/office/word/2020/wordml/sdtdatahash" xmlns:w16se="http://schemas.microsoft.com/office/word/2015/wordml/symex" xmlns:wpg="http://schemas.microsoft.com/office/word/2010/wordprocessingGroup" xmlns:wpi="http://schemas.microsoft.com/office/word/2010/wordprocessingInk" xmlns:wne="http://schemas.microsoft.com/office/word/2006/wordml" xmlns:wps="http://schemas.microsoft.com/office/word/2010/wordprocessingShape" mc:Ignorable="w14 w15 w16se w16cid w16 w16cex w16sdtdh wp14">
   <w:body>
     <w:p>
       <w:pPr>
@@ -748,27 +748,7 @@
                 <w:sz w:val="26"/>
                 <w:szCs w:val="26"/>
               </w:rPr>
-              <w:t>舉行楊承恩牧師就任該會第十任主任</w:t>
-            </w:r>
-            <w:proofErr w:type="gramStart"/>
-            <w:r>
-              <w:rPr>
-                <w:rFonts w:ascii="Barlow Condensed Medium" w:eastAsia="標楷體" w:hAnsi="Barlow Condensed Medium" w:cs="Segoe UI Symbol" w:hint="eastAsia"/>
-                <w:w w:val="90"/>
-                <w:sz w:val="26"/>
-                <w:szCs w:val="26"/>
-              </w:rPr>
-              <w:t>牧師授職感恩</w:t>
-            </w:r>
-            <w:proofErr w:type="gramEnd"/>
-            <w:r>
-              <w:rPr>
-                <w:rFonts w:ascii="Barlow Condensed Medium" w:eastAsia="標楷體" w:hAnsi="Barlow Condensed Medium" w:cs="Segoe UI Symbol" w:hint="eastAsia"/>
-                <w:w w:val="90"/>
-                <w:sz w:val="26"/>
-                <w:szCs w:val="26"/>
-              </w:rPr>
-              <w:t>禮拜</w:t>
+              <w:t>舉行楊承恩牧師就任該會第十任主任牧師授職感恩禮拜</w:t>
             </w:r>
             <w:r>
               <w:rPr>
@@ -859,7 +839,6 @@
               </w:rPr>
               <w:t>北中</w:t>
             </w:r>
-            <w:proofErr w:type="gramStart"/>
             <w:r>
               <w:rPr>
                 <w:rFonts w:ascii="Barlow Condensed Medium" w:eastAsia="標楷體" w:hAnsi="Barlow Condensed Medium" w:cs="Segoe UI Symbol"/>
@@ -867,37 +846,7 @@
                 <w:sz w:val="26"/>
                 <w:szCs w:val="26"/>
               </w:rPr>
-              <w:t>教社部</w:t>
-            </w:r>
-            <w:proofErr w:type="gramEnd"/>
-            <w:r>
-              <w:rPr>
-                <w:rFonts w:ascii="Barlow Condensed Medium" w:eastAsia="標楷體" w:hAnsi="Barlow Condensed Medium" w:cs="Segoe UI Symbol"/>
-                <w:w w:val="90"/>
-                <w:sz w:val="26"/>
-                <w:szCs w:val="26"/>
-              </w:rPr>
-              <w:t>主辦「教會高齡</w:t>
-            </w:r>
-            <w:proofErr w:type="gramStart"/>
-            <w:r>
-              <w:rPr>
-                <w:rFonts w:ascii="Barlow Condensed Medium" w:eastAsia="標楷體" w:hAnsi="Barlow Condensed Medium" w:cs="Segoe UI Symbol"/>
-                <w:w w:val="90"/>
-                <w:sz w:val="26"/>
-                <w:szCs w:val="26"/>
-              </w:rPr>
-              <w:t>事工照護</w:t>
-            </w:r>
-            <w:proofErr w:type="gramEnd"/>
-            <w:r>
-              <w:rPr>
-                <w:rFonts w:ascii="Barlow Condensed Medium" w:eastAsia="標楷體" w:hAnsi="Barlow Condensed Medium" w:cs="Segoe UI Symbol"/>
-                <w:w w:val="90"/>
-                <w:sz w:val="26"/>
-                <w:szCs w:val="26"/>
-              </w:rPr>
-              <w:t>人才培力訓練」將於</w:t>
+              <w:t>教社部主辦「教會高齡事工照護人才培力訓練」將於</w:t>
             </w:r>
             <w:r>
               <w:rPr>
@@ -1193,27 +1142,7 @@
                 <w:sz w:val="26"/>
                 <w:szCs w:val="26"/>
               </w:rPr>
-              <w:t>學年開學</w:t>
-            </w:r>
-            <w:proofErr w:type="gramStart"/>
-            <w:r>
-              <w:rPr>
-                <w:rFonts w:ascii="Barlow Condensed Medium" w:eastAsia="標楷體" w:hAnsi="Barlow Condensed Medium" w:cs="Segoe UI Symbol" w:hint="eastAsia"/>
-                <w:w w:val="90"/>
-                <w:sz w:val="26"/>
-                <w:szCs w:val="26"/>
-              </w:rPr>
-              <w:t>暨林約道</w:t>
-            </w:r>
-            <w:proofErr w:type="gramEnd"/>
-            <w:r>
-              <w:rPr>
-                <w:rFonts w:ascii="Barlow Condensed Medium" w:eastAsia="標楷體" w:hAnsi="Barlow Condensed Medium" w:cs="Segoe UI Symbol" w:hint="eastAsia"/>
-                <w:w w:val="90"/>
-                <w:sz w:val="26"/>
-                <w:szCs w:val="26"/>
-              </w:rPr>
-              <w:t>牧師就任院長感恩禮拜。報名至</w:t>
+              <w:t>學年開學暨林約道牧師就任院長感恩禮拜。報名至</w:t>
             </w:r>
             <w:r>
               <w:rPr>
@@ -1313,7 +1242,7 @@
                 <w:szCs w:val="26"/>
               </w:rPr>
               <w:drawing>
-                <wp:anchor distT="0" distB="0" distL="114300" distR="114300" simplePos="0" relativeHeight="251667968" behindDoc="0" locked="0" layoutInCell="1" allowOverlap="1" wp14:anchorId="34F60BE4" wp14:editId="67D6B9B0">
+                <wp:anchor distT="0" distB="0" distL="114300" distR="114300" simplePos="0" relativeHeight="251667968" behindDoc="0" locked="0" layoutInCell="1" allowOverlap="1" wp14:anchorId="34F60BE4" wp14:editId="0BAA3ACD">
                   <wp:simplePos x="0" y="0"/>
                   <wp:positionH relativeFrom="column">
                     <wp:posOffset>2755265</wp:posOffset>
@@ -1528,27 +1457,7 @@
                 <w:sz w:val="26"/>
                 <w:szCs w:val="26"/>
               </w:rPr>
-              <w:t>假大稻</w:t>
-            </w:r>
-            <w:proofErr w:type="gramStart"/>
-            <w:r>
-              <w:rPr>
-                <w:rFonts w:ascii="Barlow Condensed Medium" w:eastAsia="標楷體" w:hAnsi="Barlow Condensed Medium" w:cs="Segoe UI Symbol" w:hint="eastAsia"/>
-                <w:w w:val="90"/>
-                <w:sz w:val="26"/>
-                <w:szCs w:val="26"/>
-              </w:rPr>
-              <w:t>埕</w:t>
-            </w:r>
-            <w:proofErr w:type="gramEnd"/>
-            <w:r>
-              <w:rPr>
-                <w:rFonts w:ascii="Barlow Condensed Medium" w:eastAsia="標楷體" w:hAnsi="Barlow Condensed Medium" w:cs="Segoe UI Symbol" w:hint="eastAsia"/>
-                <w:w w:val="90"/>
-                <w:sz w:val="26"/>
-                <w:szCs w:val="26"/>
-              </w:rPr>
-              <w:t>教會舉行</w:t>
+              <w:t>假大稻埕教會舉行</w:t>
             </w:r>
             <w:r>
               <w:rPr>
@@ -1736,47 +1645,7 @@
                 <w:sz w:val="26"/>
                 <w:szCs w:val="26"/>
               </w:rPr>
-              <w:t>舉行林青岳傳道</w:t>
-            </w:r>
-            <w:proofErr w:type="gramStart"/>
-            <w:r>
-              <w:rPr>
-                <w:rFonts w:ascii="Barlow Condensed Medium" w:eastAsia="標楷體" w:hAnsi="Barlow Condensed Medium" w:cs="Segoe UI Symbol" w:hint="eastAsia"/>
-                <w:w w:val="90"/>
-                <w:sz w:val="26"/>
-                <w:szCs w:val="26"/>
-              </w:rPr>
-              <w:t>師封立</w:t>
-            </w:r>
-            <w:proofErr w:type="gramEnd"/>
-            <w:r>
-              <w:rPr>
-                <w:rFonts w:ascii="Barlow Condensed Medium" w:eastAsia="標楷體" w:hAnsi="Barlow Condensed Medium" w:cs="Segoe UI Symbol" w:hint="eastAsia"/>
-                <w:w w:val="90"/>
-                <w:sz w:val="26"/>
-                <w:szCs w:val="26"/>
-              </w:rPr>
-              <w:t>牧師暨就任該會第五任</w:t>
-            </w:r>
-            <w:proofErr w:type="gramStart"/>
-            <w:r>
-              <w:rPr>
-                <w:rFonts w:ascii="Barlow Condensed Medium" w:eastAsia="標楷體" w:hAnsi="Barlow Condensed Medium" w:cs="Segoe UI Symbol" w:hint="eastAsia"/>
-                <w:w w:val="90"/>
-                <w:sz w:val="26"/>
-                <w:szCs w:val="26"/>
-              </w:rPr>
-              <w:t>牧師授職感恩</w:t>
-            </w:r>
-            <w:proofErr w:type="gramEnd"/>
-            <w:r>
-              <w:rPr>
-                <w:rFonts w:ascii="Barlow Condensed Medium" w:eastAsia="標楷體" w:hAnsi="Barlow Condensed Medium" w:cs="Segoe UI Symbol" w:hint="eastAsia"/>
-                <w:w w:val="90"/>
-                <w:sz w:val="26"/>
-                <w:szCs w:val="26"/>
-              </w:rPr>
-              <w:t>禮拜</w:t>
+              <w:t>舉行林青岳傳道師封立牧師暨就任該會第五任牧師授職感恩禮拜</w:t>
             </w:r>
             <w:r>
               <w:rPr>
@@ -2150,27 +2019,7 @@
                 <w:sz w:val="26"/>
                 <w:szCs w:val="26"/>
               </w:rPr>
-              <w:t>邀請兄</w:t>
-            </w:r>
-            <w:proofErr w:type="gramStart"/>
-            <w:r>
-              <w:rPr>
-                <w:rFonts w:ascii="Barlow Condensed Medium" w:eastAsia="標楷體" w:hAnsi="Barlow Condensed Medium" w:cs="Segoe UI Symbol" w:hint="eastAsia"/>
-                <w:w w:val="90"/>
-                <w:sz w:val="26"/>
-                <w:szCs w:val="26"/>
-              </w:rPr>
-              <w:t>姊</w:t>
-            </w:r>
-            <w:proofErr w:type="gramEnd"/>
-            <w:r>
-              <w:rPr>
-                <w:rFonts w:ascii="Barlow Condensed Medium" w:eastAsia="標楷體" w:hAnsi="Barlow Condensed Medium" w:cs="Segoe UI Symbol" w:hint="eastAsia"/>
-                <w:w w:val="90"/>
-                <w:sz w:val="26"/>
-                <w:szCs w:val="26"/>
-              </w:rPr>
-              <w:t>在主日禮拜中作個人見證。</w:t>
+              <w:t>邀請兄姊在主日禮拜中作個人見證。</w:t>
             </w:r>
             <w:r>
               <w:rPr>
@@ -2484,7 +2333,6 @@
         </w:rPr>
         <w:t>§</w:t>
       </w:r>
-      <w:proofErr w:type="gramStart"/>
       <w:r>
         <w:rPr>
           <w:rFonts w:ascii="Barlow Condensed Medium" w:eastAsia="華康正顏楷體W9" w:hAnsi="Barlow Condensed Medium" w:cstheme="minorHAnsi"/>
@@ -2492,7 +2340,6 @@
         </w:rPr>
         <w:t>公禱事項</w:t>
       </w:r>
-      <w:proofErr w:type="gramEnd"/>
     </w:p>
     <w:tbl>
       <w:tblPr>
@@ -2635,9 +2482,8 @@
                 <w:sz w:val="26"/>
                 <w:szCs w:val="26"/>
               </w:rPr>
-              <w:t xml:space="preserve">、人權和生態永續，願　</w:t>
-            </w:r>
-            <w:proofErr w:type="gramStart"/>
+              <w:t>、人權和生態永續，願　神公義的國度降臨</w:t>
+            </w:r>
             <w:r>
               <w:rPr>
                 <w:rFonts w:ascii="Barlow Condensed Medium" w:eastAsia="標楷體" w:hAnsi="Barlow Condensed Medium" w:cstheme="minorHAnsi" w:hint="eastAsia"/>
@@ -2645,9 +2491,32 @@
                 <w:sz w:val="26"/>
                 <w:szCs w:val="26"/>
               </w:rPr>
-              <w:t>神公義</w:t>
-            </w:r>
-            <w:proofErr w:type="gramEnd"/>
+              <w:t>。</w:t>
+            </w:r>
+          </w:p>
+        </w:tc>
+      </w:tr>
+      <w:tr>
+        <w:tc>
+          <w:tcPr>
+            <w:tcW w:w="266" w:type="dxa"/>
+            <w:tcMar>
+              <w:left w:w="28" w:type="dxa"/>
+              <w:right w:w="28" w:type="dxa"/>
+            </w:tcMar>
+          </w:tcPr>
+          <w:p>
+            <w:pPr>
+              <w:snapToGrid w:val="0"/>
+              <w:spacing w:line="300" w:lineRule="exact"/>
+              <w:jc w:val="right"/>
+              <w:rPr>
+                <w:rFonts w:ascii="Barlow Condensed Medium" w:eastAsia="標楷體" w:hAnsi="Barlow Condensed Medium" w:cstheme="minorHAnsi"/>
+                <w:w w:val="90"/>
+                <w:sz w:val="26"/>
+                <w:szCs w:val="26"/>
+              </w:rPr>
+            </w:pPr>
             <w:r>
               <w:rPr>
                 <w:rFonts w:ascii="Barlow Condensed Medium" w:eastAsia="標楷體" w:hAnsi="Barlow Condensed Medium" w:cstheme="minorHAnsi" w:hint="eastAsia"/>
@@ -2655,8 +2524,39 @@
                 <w:sz w:val="26"/>
                 <w:szCs w:val="26"/>
               </w:rPr>
-              <w:t>的國度降臨</w:t>
-            </w:r>
+              <w:t>2</w:t>
+            </w:r>
+            <w:r>
+              <w:rPr>
+                <w:rFonts w:ascii="Barlow Condensed Medium" w:eastAsia="標楷體" w:hAnsi="Barlow Condensed Medium" w:cstheme="minorHAnsi"/>
+                <w:w w:val="90"/>
+                <w:sz w:val="26"/>
+                <w:szCs w:val="26"/>
+              </w:rPr>
+              <w:t>.</w:t>
+            </w:r>
+          </w:p>
+        </w:tc>
+        <w:tc>
+          <w:tcPr>
+            <w:tcW w:w="5669" w:type="dxa"/>
+            <w:tcMar>
+              <w:left w:w="28" w:type="dxa"/>
+              <w:right w:w="28" w:type="dxa"/>
+            </w:tcMar>
+          </w:tcPr>
+          <w:p>
+            <w:pPr>
+              <w:snapToGrid w:val="0"/>
+              <w:spacing w:line="300" w:lineRule="exact"/>
+              <w:jc w:val="both"/>
+              <w:rPr>
+                <w:rFonts w:ascii="Barlow Condensed Medium" w:eastAsia="標楷體" w:hAnsi="Barlow Condensed Medium" w:cstheme="minorHAnsi"/>
+                <w:w w:val="90"/>
+                <w:sz w:val="26"/>
+                <w:szCs w:val="26"/>
+              </w:rPr>
+            </w:pPr>
             <w:r>
               <w:rPr>
                 <w:rFonts w:ascii="Barlow Condensed Medium" w:eastAsia="標楷體" w:hAnsi="Barlow Condensed Medium" w:cstheme="minorHAnsi" w:hint="eastAsia"/>
@@ -2664,31 +2564,58 @@
                 <w:sz w:val="26"/>
                 <w:szCs w:val="26"/>
               </w:rPr>
-              <w:t>。</w:t>
-            </w:r>
-          </w:p>
-        </w:tc>
-      </w:tr>
-      <w:tr>
-        <w:tc>
-          <w:tcPr>
-            <w:tcW w:w="266" w:type="dxa"/>
-            <w:tcMar>
-              <w:left w:w="28" w:type="dxa"/>
-              <w:right w:w="28" w:type="dxa"/>
-            </w:tcMar>
-          </w:tcPr>
-          <w:p>
-            <w:pPr>
-              <w:snapToGrid w:val="0"/>
-              <w:spacing w:line="300" w:lineRule="exact"/>
-              <w:jc w:val="right"/>
+              <w:t>為台灣祈福，願</w:t>
+            </w:r>
+            <w:r>
+              <w:rPr>
+                <w:rFonts w:ascii="Barlow Condensed Medium" w:eastAsia="標楷體" w:hAnsi="Barlow Condensed Medium" w:cstheme="minorHAnsi" w:hint="eastAsia"/>
+                <w:w w:val="90"/>
+                <w:sz w:val="26"/>
+                <w:szCs w:val="26"/>
+              </w:rPr>
+              <w:t>2026</w:t>
+            </w:r>
+            <w:r>
+              <w:rPr>
+                <w:rFonts w:ascii="Barlow Condensed Medium" w:eastAsia="標楷體" w:hAnsi="Barlow Condensed Medium" w:cstheme="minorHAnsi" w:hint="eastAsia"/>
+                <w:w w:val="90"/>
+                <w:sz w:val="26"/>
+                <w:szCs w:val="26"/>
+              </w:rPr>
+              <w:t>年全民為守護台灣更同心、更團結，求真相除詐騙，以及求真　神棄偶像</w:t>
+            </w:r>
+            <w:r>
               <w:rPr>
                 <w:rFonts w:ascii="Barlow Condensed Medium" w:eastAsia="標楷體" w:hAnsi="Barlow Condensed Medium" w:cstheme="minorHAnsi"/>
                 <w:w w:val="90"/>
                 <w:sz w:val="26"/>
                 <w:szCs w:val="26"/>
               </w:rPr>
+              <w:t>。</w:t>
+            </w:r>
+          </w:p>
+        </w:tc>
+      </w:tr>
+      <w:tr>
+        <w:tc>
+          <w:tcPr>
+            <w:tcW w:w="266" w:type="dxa"/>
+            <w:tcMar>
+              <w:left w:w="28" w:type="dxa"/>
+              <w:right w:w="28" w:type="dxa"/>
+            </w:tcMar>
+          </w:tcPr>
+          <w:p>
+            <w:pPr>
+              <w:snapToGrid w:val="0"/>
+              <w:spacing w:line="300" w:lineRule="exact"/>
+              <w:jc w:val="right"/>
+              <w:rPr>
+                <w:rFonts w:ascii="Barlow Condensed Medium" w:eastAsia="標楷體" w:hAnsi="Barlow Condensed Medium" w:cstheme="minorHAnsi"/>
+                <w:w w:val="90"/>
+                <w:sz w:val="26"/>
+                <w:szCs w:val="26"/>
+              </w:rPr>
             </w:pPr>
             <w:r>
               <w:rPr>
@@ -2697,7 +2624,7 @@
                 <w:sz w:val="26"/>
                 <w:szCs w:val="26"/>
               </w:rPr>
-              <w:t>2</w:t>
+              <w:t>3</w:t>
             </w:r>
             <w:r>
               <w:rPr>
@@ -2732,13 +2659,64 @@
             </w:pPr>
             <w:r>
               <w:rPr>
+                <w:rFonts w:ascii="Segoe UI Symbol" w:eastAsia="標楷體" w:hAnsi="Segoe UI Symbol" w:cs="Segoe UI Symbol"/>
+                <w:w w:val="90"/>
+                <w:sz w:val="26"/>
+                <w:szCs w:val="26"/>
+              </w:rPr>
+              <w:t>★</w:t>
+            </w:r>
+            <w:r>
+              <w:rPr>
+                <w:rFonts w:ascii="Segoe UI Symbol" w:eastAsia="標楷體" w:hAnsi="Segoe UI Symbol" w:cs="Segoe UI Symbol" w:hint="eastAsia"/>
+                <w:w w:val="90"/>
+                <w:sz w:val="26"/>
+                <w:szCs w:val="26"/>
+              </w:rPr>
+              <w:t>為</w:t>
+            </w:r>
+            <w:r>
+              <w:rPr>
                 <w:rFonts w:ascii="Barlow Condensed Medium" w:eastAsia="標楷體" w:hAnsi="Barlow Condensed Medium" w:cstheme="minorHAnsi" w:hint="eastAsia"/>
                 <w:w w:val="90"/>
                 <w:sz w:val="26"/>
                 <w:szCs w:val="26"/>
               </w:rPr>
-              <w:t>為台灣祈福，願</w:t>
-            </w:r>
+              <w:t>南台灣連日大雨災情代禱</w:t>
+            </w:r>
+            <w:r>
+              <w:rPr>
+                <w:rFonts w:ascii="Barlow Condensed Medium" w:eastAsia="標楷體" w:hAnsi="Barlow Condensed Medium" w:cstheme="minorHAnsi"/>
+                <w:w w:val="90"/>
+                <w:sz w:val="26"/>
+                <w:szCs w:val="26"/>
+              </w:rPr>
+              <w:t>。</w:t>
+            </w:r>
+          </w:p>
+        </w:tc>
+      </w:tr>
+      <w:tr>
+        <w:tc>
+          <w:tcPr>
+            <w:tcW w:w="266" w:type="dxa"/>
+            <w:tcMar>
+              <w:left w:w="28" w:type="dxa"/>
+              <w:right w:w="28" w:type="dxa"/>
+            </w:tcMar>
+          </w:tcPr>
+          <w:p>
+            <w:pPr>
+              <w:snapToGrid w:val="0"/>
+              <w:spacing w:line="300" w:lineRule="exact"/>
+              <w:jc w:val="right"/>
+              <w:rPr>
+                <w:rFonts w:ascii="Barlow Condensed Medium" w:eastAsia="標楷體" w:hAnsi="Barlow Condensed Medium" w:cstheme="minorHAnsi"/>
+                <w:w w:val="90"/>
+                <w:sz w:val="26"/>
+                <w:szCs w:val="26"/>
+              </w:rPr>
+            </w:pPr>
             <w:r>
               <w:rPr>
                 <w:rFonts w:ascii="Barlow Condensed Medium" w:eastAsia="標楷體" w:hAnsi="Barlow Condensed Medium" w:cstheme="minorHAnsi" w:hint="eastAsia"/>
@@ -2746,7 +2724,47 @@
                 <w:sz w:val="26"/>
                 <w:szCs w:val="26"/>
               </w:rPr>
-              <w:t>2026</w:t>
+              <w:t>4</w:t>
+            </w:r>
+            <w:r>
+              <w:rPr>
+                <w:rFonts w:ascii="Barlow Condensed Medium" w:eastAsia="標楷體" w:hAnsi="Barlow Condensed Medium" w:cstheme="minorHAnsi"/>
+                <w:w w:val="90"/>
+                <w:sz w:val="26"/>
+                <w:szCs w:val="26"/>
+              </w:rPr>
+              <w:t>.</w:t>
+            </w:r>
+          </w:p>
+        </w:tc>
+        <w:tc>
+          <w:tcPr>
+            <w:tcW w:w="5669" w:type="dxa"/>
+            <w:tcMar>
+              <w:left w:w="28" w:type="dxa"/>
+              <w:right w:w="28" w:type="dxa"/>
+            </w:tcMar>
+          </w:tcPr>
+          <w:p>
+            <w:pPr>
+              <w:snapToGrid w:val="0"/>
+              <w:spacing w:line="300" w:lineRule="exact"/>
+              <w:jc w:val="both"/>
+              <w:rPr>
+                <w:rFonts w:ascii="Barlow Condensed Medium" w:eastAsia="標楷體" w:hAnsi="Barlow Condensed Medium" w:cstheme="minorHAnsi"/>
+                <w:w w:val="90"/>
+                <w:sz w:val="26"/>
+                <w:szCs w:val="26"/>
+              </w:rPr>
+            </w:pPr>
+            <w:r>
+              <w:rPr>
+                <w:rFonts w:ascii="Segoe UI Symbol" w:eastAsia="標楷體" w:hAnsi="Segoe UI Symbol" w:cs="Segoe UI Symbol" w:hint="eastAsia"/>
+                <w:w w:val="90"/>
+                <w:sz w:val="26"/>
+                <w:szCs w:val="26"/>
+              </w:rPr>
+              <w:t>為</w:t>
             </w:r>
             <w:r>
               <w:rPr>
@@ -2755,9 +2773,41 @@
                 <w:sz w:val="26"/>
                 <w:szCs w:val="26"/>
               </w:rPr>
-              <w:t xml:space="preserve">年全民為守護台灣更同心、更團結，求真相除詐騙，以及求真　</w:t>
-            </w:r>
-            <w:proofErr w:type="gramStart"/>
+              <w:t>全球暖化引起尼泊爾冰岩崩落釀成洪災，以及中南美洲大聖嬰現象引發旱災，救災和受苦的百姓代禱</w:t>
+            </w:r>
+            <w:r>
+              <w:rPr>
+                <w:rFonts w:ascii="Barlow Condensed Medium" w:eastAsia="標楷體" w:hAnsi="Barlow Condensed Medium" w:cstheme="minorHAnsi"/>
+                <w:w w:val="90"/>
+                <w:sz w:val="26"/>
+                <w:szCs w:val="26"/>
+              </w:rPr>
+              <w:t>。</w:t>
+            </w:r>
+          </w:p>
+        </w:tc>
+      </w:tr>
+      <w:tr>
+        <w:tc>
+          <w:tcPr>
+            <w:tcW w:w="266" w:type="dxa"/>
+            <w:tcMar>
+              <w:left w:w="28" w:type="dxa"/>
+              <w:right w:w="28" w:type="dxa"/>
+            </w:tcMar>
+          </w:tcPr>
+          <w:p>
+            <w:pPr>
+              <w:snapToGrid w:val="0"/>
+              <w:spacing w:line="300" w:lineRule="exact"/>
+              <w:jc w:val="right"/>
+              <w:rPr>
+                <w:rFonts w:ascii="Barlow Condensed Medium" w:eastAsia="標楷體" w:hAnsi="Barlow Condensed Medium" w:cstheme="minorHAnsi"/>
+                <w:w w:val="90"/>
+                <w:sz w:val="26"/>
+                <w:szCs w:val="26"/>
+              </w:rPr>
+            </w:pPr>
             <w:r>
               <w:rPr>
                 <w:rFonts w:ascii="Barlow Condensed Medium" w:eastAsia="標楷體" w:hAnsi="Barlow Condensed Medium" w:cstheme="minorHAnsi" w:hint="eastAsia"/>
@@ -2765,9 +2815,8 @@
                 <w:sz w:val="26"/>
                 <w:szCs w:val="26"/>
               </w:rPr>
-              <w:t>神棄偶像</w:t>
-            </w:r>
-            <w:proofErr w:type="gramEnd"/>
+              <w:t>5</w:t>
+            </w:r>
             <w:r>
               <w:rPr>
                 <w:rFonts w:ascii="Barlow Condensed Medium" w:eastAsia="標楷體" w:hAnsi="Barlow Condensed Medium" w:cstheme="minorHAnsi"/>
@@ -2775,15 +2824,13 @@
                 <w:sz w:val="26"/>
                 <w:szCs w:val="26"/>
               </w:rPr>
-              <w:t>。</w:t>
-            </w:r>
-          </w:p>
-        </w:tc>
-      </w:tr>
-      <w:tr>
-        <w:tc>
-          <w:tcPr>
-            <w:tcW w:w="266" w:type="dxa"/>
+              <w:t>.</w:t>
+            </w:r>
+          </w:p>
+        </w:tc>
+        <w:tc>
+          <w:tcPr>
+            <w:tcW w:w="5669" w:type="dxa"/>
             <w:tcMar>
               <w:left w:w="28" w:type="dxa"/>
               <w:right w:w="28" w:type="dxa"/>
@@ -2793,7 +2840,7 @@
             <w:pPr>
               <w:snapToGrid w:val="0"/>
               <w:spacing w:line="300" w:lineRule="exact"/>
-              <w:jc w:val="right"/>
+              <w:jc w:val="both"/>
               <w:rPr>
                 <w:rFonts w:ascii="Barlow Condensed Medium" w:eastAsia="標楷體" w:hAnsi="Barlow Condensed Medium" w:cstheme="minorHAnsi"/>
                 <w:w w:val="90"/>
@@ -2803,12 +2850,117 @@
             </w:pPr>
             <w:r>
               <w:rPr>
+                <w:rFonts w:ascii="Barlow Condensed Medium" w:eastAsia="標楷體" w:hAnsi="Barlow Condensed Medium" w:cs="Segoe UI Symbol"/>
+                <w:w w:val="90"/>
+                <w:sz w:val="26"/>
+                <w:szCs w:val="26"/>
+              </w:rPr>
+              <w:t>為</w:t>
+            </w:r>
+            <w:r>
+              <w:rPr>
+                <w:rFonts w:ascii="Barlow Condensed Medium" w:eastAsia="標楷體" w:hAnsi="Barlow Condensed Medium" w:cs="Segoe UI Symbol"/>
+                <w:w w:val="90"/>
+                <w:sz w:val="26"/>
+                <w:szCs w:val="26"/>
+              </w:rPr>
+              <w:t>2026</w:t>
+            </w:r>
+            <w:r>
+              <w:rPr>
+                <w:rFonts w:ascii="Barlow Condensed Medium" w:eastAsia="標楷體" w:hAnsi="Barlow Condensed Medium" w:cs="Segoe UI Symbol"/>
+                <w:w w:val="90"/>
+                <w:sz w:val="26"/>
+                <w:szCs w:val="26"/>
+              </w:rPr>
+              <w:t>年本會</w:t>
+            </w:r>
+            <w:r>
+              <w:rPr>
+                <w:rFonts w:ascii="Barlow Condensed Medium" w:eastAsia="標楷體" w:hAnsi="Barlow Condensed Medium" w:cs="Segoe UI Symbol" w:hint="eastAsia"/>
+                <w:w w:val="90"/>
+                <w:sz w:val="26"/>
+                <w:szCs w:val="26"/>
+              </w:rPr>
+              <w:t>傳福音事工和</w:t>
+            </w:r>
+            <w:r>
+              <w:rPr>
+                <w:rFonts w:ascii="Barlow Condensed Medium" w:eastAsia="標楷體" w:hAnsi="Barlow Condensed Medium" w:cs="Segoe UI Symbol" w:hint="eastAsia"/>
+                <w:w w:val="90"/>
+                <w:sz w:val="26"/>
+                <w:szCs w:val="26"/>
+              </w:rPr>
+              <w:t>下半</w:t>
+            </w:r>
+            <w:r>
+              <w:rPr>
+                <w:rFonts w:ascii="Barlow Condensed Medium" w:eastAsia="標楷體" w:hAnsi="Barlow Condensed Medium" w:cs="Segoe UI Symbol" w:hint="eastAsia"/>
+                <w:w w:val="90"/>
+                <w:sz w:val="26"/>
+                <w:szCs w:val="26"/>
+              </w:rPr>
+              <w:t>年洗禮</w:t>
+            </w:r>
+            <w:r>
+              <w:rPr>
+                <w:rFonts w:ascii="Barlow Condensed Medium" w:eastAsia="標楷體" w:hAnsi="Barlow Condensed Medium" w:cs="Segoe UI Symbol" w:hint="eastAsia"/>
+                <w:w w:val="90"/>
+                <w:sz w:val="26"/>
+                <w:szCs w:val="26"/>
+              </w:rPr>
+              <w:t>者</w:t>
+            </w:r>
+            <w:r>
+              <w:rPr>
+                <w:rFonts w:ascii="Barlow Condensed Medium" w:eastAsia="標楷體" w:hAnsi="Barlow Condensed Medium" w:cs="Segoe UI Symbol"/>
+                <w:w w:val="90"/>
+                <w:sz w:val="26"/>
+                <w:szCs w:val="26"/>
+              </w:rPr>
+              <w:t>代禱</w:t>
+            </w:r>
+            <w:r>
+              <w:rPr>
+                <w:rFonts w:ascii="Barlow Condensed Medium" w:eastAsia="標楷體" w:hAnsi="Barlow Condensed Medium" w:cstheme="minorHAnsi"/>
+                <w:w w:val="90"/>
+                <w:sz w:val="26"/>
+                <w:szCs w:val="26"/>
+              </w:rPr>
+              <w:t>。</w:t>
+            </w:r>
+          </w:p>
+        </w:tc>
+      </w:tr>
+      <w:tr>
+        <w:tc>
+          <w:tcPr>
+            <w:tcW w:w="266" w:type="dxa"/>
+            <w:tcMar>
+              <w:left w:w="28" w:type="dxa"/>
+              <w:right w:w="28" w:type="dxa"/>
+            </w:tcMar>
+          </w:tcPr>
+          <w:p>
+            <w:pPr>
+              <w:snapToGrid w:val="0"/>
+              <w:spacing w:line="300" w:lineRule="exact"/>
+              <w:jc w:val="right"/>
+              <w:rPr>
+                <w:rFonts w:ascii="Barlow Condensed Medium" w:eastAsia="標楷體" w:hAnsi="Barlow Condensed Medium" w:cstheme="minorHAnsi"/>
+                <w:w w:val="90"/>
+                <w:sz w:val="26"/>
+                <w:szCs w:val="26"/>
+              </w:rPr>
+            </w:pPr>
+            <w:r>
+              <w:rPr>
                 <w:rFonts w:ascii="Barlow Condensed Medium" w:eastAsia="標楷體" w:hAnsi="Barlow Condensed Medium" w:cstheme="minorHAnsi" w:hint="eastAsia"/>
                 <w:w w:val="90"/>
                 <w:sz w:val="26"/>
                 <w:szCs w:val="26"/>
               </w:rPr>
-              <w:t>3</w:t>
+              <w:t>6</w:t>
             </w:r>
             <w:r>
               <w:rPr>
@@ -2843,16 +2995,7 @@
             </w:pPr>
             <w:r>
               <w:rPr>
-                <w:rFonts w:ascii="Segoe UI Symbol" w:eastAsia="標楷體" w:hAnsi="Segoe UI Symbol" w:cs="Segoe UI Symbol"/>
-                <w:w w:val="90"/>
-                <w:sz w:val="26"/>
-                <w:szCs w:val="26"/>
-              </w:rPr>
-              <w:t>★</w:t>
-            </w:r>
-            <w:r>
-              <w:rPr>
-                <w:rFonts w:ascii="Segoe UI Symbol" w:eastAsia="標楷體" w:hAnsi="Segoe UI Symbol" w:cs="Segoe UI Symbol" w:hint="eastAsia"/>
+                <w:rFonts w:ascii="Barlow Condensed Medium" w:eastAsia="標楷體" w:hAnsi="Barlow Condensed Medium" w:cstheme="minorHAnsi"/>
                 <w:w w:val="90"/>
                 <w:sz w:val="26"/>
                 <w:szCs w:val="26"/>
@@ -2866,9 +3009,17 @@
                 <w:sz w:val="26"/>
                 <w:szCs w:val="26"/>
               </w:rPr>
-              <w:t>南台灣連日大雨</w:t>
-            </w:r>
-            <w:proofErr w:type="gramStart"/>
+              <w:t>教會所有</w:t>
+            </w:r>
+            <w:r>
+              <w:rPr>
+                <w:rFonts w:ascii="Barlow Condensed Medium" w:eastAsia="標楷體" w:hAnsi="Barlow Condensed Medium" w:cstheme="minorHAnsi"/>
+                <w:w w:val="90"/>
+                <w:sz w:val="26"/>
+                <w:szCs w:val="26"/>
+              </w:rPr>
+              <w:t>任職同工的事奉</w:t>
+            </w:r>
             <w:r>
               <w:rPr>
                 <w:rFonts w:ascii="Barlow Condensed Medium" w:eastAsia="標楷體" w:hAnsi="Barlow Condensed Medium" w:cstheme="minorHAnsi" w:hint="eastAsia"/>
@@ -2876,9 +3027,8 @@
                 <w:sz w:val="26"/>
                 <w:szCs w:val="26"/>
               </w:rPr>
-              <w:t>災情代禱</w:t>
-            </w:r>
-            <w:proofErr w:type="gramEnd"/>
+              <w:t>、工作</w:t>
+            </w:r>
             <w:r>
               <w:rPr>
                 <w:rFonts w:ascii="Barlow Condensed Medium" w:eastAsia="標楷體" w:hAnsi="Barlow Condensed Medium" w:cstheme="minorHAnsi"/>
@@ -2886,405 +3036,7 @@
                 <w:sz w:val="26"/>
                 <w:szCs w:val="26"/>
               </w:rPr>
-              <w:t>。</w:t>
-            </w:r>
-          </w:p>
-        </w:tc>
-      </w:tr>
-      <w:tr>
-        <w:tc>
-          <w:tcPr>
-            <w:tcW w:w="266" w:type="dxa"/>
-            <w:tcMar>
-              <w:left w:w="28" w:type="dxa"/>
-              <w:right w:w="28" w:type="dxa"/>
-            </w:tcMar>
-          </w:tcPr>
-          <w:p>
-            <w:pPr>
-              <w:snapToGrid w:val="0"/>
-              <w:spacing w:line="300" w:lineRule="exact"/>
-              <w:jc w:val="right"/>
-              <w:rPr>
-                <w:rFonts w:ascii="Barlow Condensed Medium" w:eastAsia="標楷體" w:hAnsi="Barlow Condensed Medium" w:cstheme="minorHAnsi"/>
-                <w:w w:val="90"/>
-                <w:sz w:val="26"/>
-                <w:szCs w:val="26"/>
-              </w:rPr>
-            </w:pPr>
-            <w:r>
-              <w:rPr>
-                <w:rFonts w:ascii="Barlow Condensed Medium" w:eastAsia="標楷體" w:hAnsi="Barlow Condensed Medium" w:cstheme="minorHAnsi" w:hint="eastAsia"/>
-                <w:w w:val="90"/>
-                <w:sz w:val="26"/>
-                <w:szCs w:val="26"/>
-              </w:rPr>
-              <w:t>4</w:t>
-            </w:r>
-            <w:r>
-              <w:rPr>
-                <w:rFonts w:ascii="Barlow Condensed Medium" w:eastAsia="標楷體" w:hAnsi="Barlow Condensed Medium" w:cstheme="minorHAnsi"/>
-                <w:w w:val="90"/>
-                <w:sz w:val="26"/>
-                <w:szCs w:val="26"/>
-              </w:rPr>
-              <w:t>.</w:t>
-            </w:r>
-          </w:p>
-        </w:tc>
-        <w:tc>
-          <w:tcPr>
-            <w:tcW w:w="5669" w:type="dxa"/>
-            <w:tcMar>
-              <w:left w:w="28" w:type="dxa"/>
-              <w:right w:w="28" w:type="dxa"/>
-            </w:tcMar>
-          </w:tcPr>
-          <w:p>
-            <w:pPr>
-              <w:snapToGrid w:val="0"/>
-              <w:spacing w:line="300" w:lineRule="exact"/>
-              <w:jc w:val="both"/>
-              <w:rPr>
-                <w:rFonts w:ascii="Barlow Condensed Medium" w:eastAsia="標楷體" w:hAnsi="Barlow Condensed Medium" w:cstheme="minorHAnsi"/>
-                <w:w w:val="90"/>
-                <w:sz w:val="26"/>
-                <w:szCs w:val="26"/>
-              </w:rPr>
-            </w:pPr>
-            <w:r>
-              <w:rPr>
-                <w:rFonts w:ascii="Segoe UI Symbol" w:eastAsia="標楷體" w:hAnsi="Segoe UI Symbol" w:cs="Segoe UI Symbol" w:hint="eastAsia"/>
-                <w:w w:val="90"/>
-                <w:sz w:val="26"/>
-                <w:szCs w:val="26"/>
-              </w:rPr>
-              <w:t>為</w:t>
-            </w:r>
-            <w:r>
-              <w:rPr>
-                <w:rFonts w:ascii="Barlow Condensed Medium" w:eastAsia="標楷體" w:hAnsi="Barlow Condensed Medium" w:cstheme="minorHAnsi" w:hint="eastAsia"/>
-                <w:w w:val="90"/>
-                <w:sz w:val="26"/>
-                <w:szCs w:val="26"/>
-              </w:rPr>
-              <w:t>全球暖化引起尼泊爾</w:t>
-            </w:r>
-            <w:proofErr w:type="gramStart"/>
-            <w:r>
-              <w:rPr>
-                <w:rFonts w:ascii="Barlow Condensed Medium" w:eastAsia="標楷體" w:hAnsi="Barlow Condensed Medium" w:cstheme="minorHAnsi" w:hint="eastAsia"/>
-                <w:w w:val="90"/>
-                <w:sz w:val="26"/>
-                <w:szCs w:val="26"/>
-              </w:rPr>
-              <w:t>冰岩崩</w:t>
-            </w:r>
-            <w:proofErr w:type="gramEnd"/>
-            <w:r>
-              <w:rPr>
-                <w:rFonts w:ascii="Barlow Condensed Medium" w:eastAsia="標楷體" w:hAnsi="Barlow Condensed Medium" w:cstheme="minorHAnsi" w:hint="eastAsia"/>
-                <w:w w:val="90"/>
-                <w:sz w:val="26"/>
-                <w:szCs w:val="26"/>
-              </w:rPr>
-              <w:t>落釀成洪災，以及中南美洲大聖嬰現象引發旱災，救災和受苦的</w:t>
-            </w:r>
-            <w:proofErr w:type="gramStart"/>
-            <w:r>
-              <w:rPr>
-                <w:rFonts w:ascii="Barlow Condensed Medium" w:eastAsia="標楷體" w:hAnsi="Barlow Condensed Medium" w:cstheme="minorHAnsi" w:hint="eastAsia"/>
-                <w:w w:val="90"/>
-                <w:sz w:val="26"/>
-                <w:szCs w:val="26"/>
-              </w:rPr>
-              <w:t>百姓代禱</w:t>
-            </w:r>
-            <w:proofErr w:type="gramEnd"/>
-            <w:r>
-              <w:rPr>
-                <w:rFonts w:ascii="Barlow Condensed Medium" w:eastAsia="標楷體" w:hAnsi="Barlow Condensed Medium" w:cstheme="minorHAnsi"/>
-                <w:w w:val="90"/>
-                <w:sz w:val="26"/>
-                <w:szCs w:val="26"/>
-              </w:rPr>
-              <w:t>。</w:t>
-            </w:r>
-          </w:p>
-        </w:tc>
-      </w:tr>
-      <w:tr>
-        <w:tc>
-          <w:tcPr>
-            <w:tcW w:w="266" w:type="dxa"/>
-            <w:tcMar>
-              <w:left w:w="28" w:type="dxa"/>
-              <w:right w:w="28" w:type="dxa"/>
-            </w:tcMar>
-          </w:tcPr>
-          <w:p>
-            <w:pPr>
-              <w:snapToGrid w:val="0"/>
-              <w:spacing w:line="300" w:lineRule="exact"/>
-              <w:jc w:val="right"/>
-              <w:rPr>
-                <w:rFonts w:ascii="Barlow Condensed Medium" w:eastAsia="標楷體" w:hAnsi="Barlow Condensed Medium" w:cstheme="minorHAnsi"/>
-                <w:w w:val="90"/>
-                <w:sz w:val="26"/>
-                <w:szCs w:val="26"/>
-              </w:rPr>
-            </w:pPr>
-            <w:r>
-              <w:rPr>
-                <w:rFonts w:ascii="Barlow Condensed Medium" w:eastAsia="標楷體" w:hAnsi="Barlow Condensed Medium" w:cstheme="minorHAnsi" w:hint="eastAsia"/>
-                <w:w w:val="90"/>
-                <w:sz w:val="26"/>
-                <w:szCs w:val="26"/>
-              </w:rPr>
-              <w:t>5</w:t>
-            </w:r>
-            <w:r>
-              <w:rPr>
-                <w:rFonts w:ascii="Barlow Condensed Medium" w:eastAsia="標楷體" w:hAnsi="Barlow Condensed Medium" w:cstheme="minorHAnsi"/>
-                <w:w w:val="90"/>
-                <w:sz w:val="26"/>
-                <w:szCs w:val="26"/>
-              </w:rPr>
-              <w:t>.</w:t>
-            </w:r>
-          </w:p>
-        </w:tc>
-        <w:tc>
-          <w:tcPr>
-            <w:tcW w:w="5669" w:type="dxa"/>
-            <w:tcMar>
-              <w:left w:w="28" w:type="dxa"/>
-              <w:right w:w="28" w:type="dxa"/>
-            </w:tcMar>
-          </w:tcPr>
-          <w:p>
-            <w:pPr>
-              <w:snapToGrid w:val="0"/>
-              <w:spacing w:line="300" w:lineRule="exact"/>
-              <w:jc w:val="both"/>
-              <w:rPr>
-                <w:rFonts w:ascii="Barlow Condensed Medium" w:eastAsia="標楷體" w:hAnsi="Barlow Condensed Medium" w:cstheme="minorHAnsi"/>
-                <w:w w:val="90"/>
-                <w:sz w:val="26"/>
-                <w:szCs w:val="26"/>
-              </w:rPr>
-            </w:pPr>
-            <w:r>
-              <w:rPr>
-                <w:rFonts w:ascii="Barlow Condensed Medium" w:eastAsia="標楷體" w:hAnsi="Barlow Condensed Medium" w:cs="Segoe UI Symbol"/>
-                <w:w w:val="90"/>
-                <w:sz w:val="26"/>
-                <w:szCs w:val="26"/>
-              </w:rPr>
-              <w:t>為</w:t>
-            </w:r>
-            <w:r>
-              <w:rPr>
-                <w:rFonts w:ascii="Barlow Condensed Medium" w:eastAsia="標楷體" w:hAnsi="Barlow Condensed Medium" w:cs="Segoe UI Symbol"/>
-                <w:w w:val="90"/>
-                <w:sz w:val="26"/>
-                <w:szCs w:val="26"/>
-              </w:rPr>
-              <w:t>2026</w:t>
-            </w:r>
-            <w:r>
-              <w:rPr>
-                <w:rFonts w:ascii="Barlow Condensed Medium" w:eastAsia="標楷體" w:hAnsi="Barlow Condensed Medium" w:cs="Segoe UI Symbol"/>
-                <w:w w:val="90"/>
-                <w:sz w:val="26"/>
-                <w:szCs w:val="26"/>
-              </w:rPr>
-              <w:t>年本會</w:t>
-            </w:r>
-            <w:r>
-              <w:rPr>
-                <w:rFonts w:ascii="Barlow Condensed Medium" w:eastAsia="標楷體" w:hAnsi="Barlow Condensed Medium" w:cs="Segoe UI Symbol" w:hint="eastAsia"/>
-                <w:w w:val="90"/>
-                <w:sz w:val="26"/>
-                <w:szCs w:val="26"/>
-              </w:rPr>
-              <w:t>傳福音事工和</w:t>
-            </w:r>
-            <w:r>
-              <w:rPr>
-                <w:rFonts w:ascii="Barlow Condensed Medium" w:eastAsia="標楷體" w:hAnsi="Barlow Condensed Medium" w:cs="Segoe UI Symbol" w:hint="eastAsia"/>
-                <w:w w:val="90"/>
-                <w:sz w:val="26"/>
-                <w:szCs w:val="26"/>
-              </w:rPr>
-              <w:t>下半</w:t>
-            </w:r>
-            <w:r>
-              <w:rPr>
-                <w:rFonts w:ascii="Barlow Condensed Medium" w:eastAsia="標楷體" w:hAnsi="Barlow Condensed Medium" w:cs="Segoe UI Symbol" w:hint="eastAsia"/>
-                <w:w w:val="90"/>
-                <w:sz w:val="26"/>
-                <w:szCs w:val="26"/>
-              </w:rPr>
-              <w:t>年洗禮</w:t>
-            </w:r>
-            <w:proofErr w:type="gramStart"/>
-            <w:r>
-              <w:rPr>
-                <w:rFonts w:ascii="Barlow Condensed Medium" w:eastAsia="標楷體" w:hAnsi="Barlow Condensed Medium" w:cs="Segoe UI Symbol" w:hint="eastAsia"/>
-                <w:w w:val="90"/>
-                <w:sz w:val="26"/>
-                <w:szCs w:val="26"/>
-              </w:rPr>
-              <w:t>者</w:t>
-            </w:r>
-            <w:r>
-              <w:rPr>
-                <w:rFonts w:ascii="Barlow Condensed Medium" w:eastAsia="標楷體" w:hAnsi="Barlow Condensed Medium" w:cs="Segoe UI Symbol"/>
-                <w:w w:val="90"/>
-                <w:sz w:val="26"/>
-                <w:szCs w:val="26"/>
-              </w:rPr>
-              <w:t>代禱</w:t>
-            </w:r>
-            <w:proofErr w:type="gramEnd"/>
-            <w:r>
-              <w:rPr>
-                <w:rFonts w:ascii="Barlow Condensed Medium" w:eastAsia="標楷體" w:hAnsi="Barlow Condensed Medium" w:cstheme="minorHAnsi"/>
-                <w:w w:val="90"/>
-                <w:sz w:val="26"/>
-                <w:szCs w:val="26"/>
-              </w:rPr>
-              <w:t>。</w:t>
-            </w:r>
-          </w:p>
-        </w:tc>
-      </w:tr>
-      <w:tr>
-        <w:tc>
-          <w:tcPr>
-            <w:tcW w:w="266" w:type="dxa"/>
-            <w:tcMar>
-              <w:left w:w="28" w:type="dxa"/>
-              <w:right w:w="28" w:type="dxa"/>
-            </w:tcMar>
-          </w:tcPr>
-          <w:p>
-            <w:pPr>
-              <w:snapToGrid w:val="0"/>
-              <w:spacing w:line="300" w:lineRule="exact"/>
-              <w:jc w:val="right"/>
-              <w:rPr>
-                <w:rFonts w:ascii="Barlow Condensed Medium" w:eastAsia="標楷體" w:hAnsi="Barlow Condensed Medium" w:cstheme="minorHAnsi"/>
-                <w:w w:val="90"/>
-                <w:sz w:val="26"/>
-                <w:szCs w:val="26"/>
-              </w:rPr>
-            </w:pPr>
-            <w:r>
-              <w:rPr>
-                <w:rFonts w:ascii="Barlow Condensed Medium" w:eastAsia="標楷體" w:hAnsi="Barlow Condensed Medium" w:cstheme="minorHAnsi" w:hint="eastAsia"/>
-                <w:w w:val="90"/>
-                <w:sz w:val="26"/>
-                <w:szCs w:val="26"/>
-              </w:rPr>
-              <w:t>6</w:t>
-            </w:r>
-            <w:r>
-              <w:rPr>
-                <w:rFonts w:ascii="Barlow Condensed Medium" w:eastAsia="標楷體" w:hAnsi="Barlow Condensed Medium" w:cstheme="minorHAnsi"/>
-                <w:w w:val="90"/>
-                <w:sz w:val="26"/>
-                <w:szCs w:val="26"/>
-              </w:rPr>
-              <w:t>.</w:t>
-            </w:r>
-          </w:p>
-        </w:tc>
-        <w:tc>
-          <w:tcPr>
-            <w:tcW w:w="5669" w:type="dxa"/>
-            <w:tcMar>
-              <w:left w:w="28" w:type="dxa"/>
-              <w:right w:w="28" w:type="dxa"/>
-            </w:tcMar>
-          </w:tcPr>
-          <w:p>
-            <w:pPr>
-              <w:snapToGrid w:val="0"/>
-              <w:spacing w:line="300" w:lineRule="exact"/>
-              <w:jc w:val="both"/>
-              <w:rPr>
-                <w:rFonts w:ascii="Barlow Condensed Medium" w:eastAsia="標楷體" w:hAnsi="Barlow Condensed Medium" w:cstheme="minorHAnsi"/>
-                <w:w w:val="90"/>
-                <w:sz w:val="26"/>
-                <w:szCs w:val="26"/>
-              </w:rPr>
-            </w:pPr>
-            <w:r>
-              <w:rPr>
-                <w:rFonts w:ascii="Barlow Condensed Medium" w:eastAsia="標楷體" w:hAnsi="Barlow Condensed Medium" w:cstheme="minorHAnsi"/>
-                <w:w w:val="90"/>
-                <w:sz w:val="26"/>
-                <w:szCs w:val="26"/>
-              </w:rPr>
-              <w:t>為</w:t>
-            </w:r>
-            <w:r>
-              <w:rPr>
-                <w:rFonts w:ascii="Barlow Condensed Medium" w:eastAsia="標楷體" w:hAnsi="Barlow Condensed Medium" w:cstheme="minorHAnsi" w:hint="eastAsia"/>
-                <w:w w:val="90"/>
-                <w:sz w:val="26"/>
-                <w:szCs w:val="26"/>
-              </w:rPr>
-              <w:t>教會所有</w:t>
-            </w:r>
-            <w:r>
-              <w:rPr>
-                <w:rFonts w:ascii="Barlow Condensed Medium" w:eastAsia="標楷體" w:hAnsi="Barlow Condensed Medium" w:cstheme="minorHAnsi"/>
-                <w:w w:val="90"/>
-                <w:sz w:val="26"/>
-                <w:szCs w:val="26"/>
-              </w:rPr>
-              <w:t>任職同工的事奉</w:t>
-            </w:r>
-            <w:r>
-              <w:rPr>
-                <w:rFonts w:ascii="Barlow Condensed Medium" w:eastAsia="標楷體" w:hAnsi="Barlow Condensed Medium" w:cstheme="minorHAnsi" w:hint="eastAsia"/>
-                <w:w w:val="90"/>
-                <w:sz w:val="26"/>
-                <w:szCs w:val="26"/>
-              </w:rPr>
-              <w:t>、工作</w:t>
-            </w:r>
-            <w:r>
-              <w:rPr>
-                <w:rFonts w:ascii="Barlow Condensed Medium" w:eastAsia="標楷體" w:hAnsi="Barlow Condensed Medium" w:cstheme="minorHAnsi"/>
-                <w:w w:val="90"/>
-                <w:sz w:val="26"/>
-                <w:szCs w:val="26"/>
-              </w:rPr>
-              <w:t>和</w:t>
-            </w:r>
-            <w:proofErr w:type="gramStart"/>
-            <w:r>
-              <w:rPr>
-                <w:rFonts w:ascii="Barlow Condensed Medium" w:eastAsia="標楷體" w:hAnsi="Barlow Condensed Medium" w:cstheme="minorHAnsi"/>
-                <w:w w:val="90"/>
-                <w:sz w:val="26"/>
-                <w:szCs w:val="26"/>
-              </w:rPr>
-              <w:t>家庭代禱</w:t>
-            </w:r>
-            <w:proofErr w:type="gramEnd"/>
-            <w:r>
-              <w:rPr>
-                <w:rFonts w:ascii="Barlow Condensed Medium" w:eastAsia="標楷體" w:hAnsi="Barlow Condensed Medium" w:cstheme="minorHAnsi"/>
-                <w:w w:val="90"/>
-                <w:sz w:val="26"/>
-                <w:szCs w:val="26"/>
-              </w:rPr>
-              <w:t>。</w:t>
+              <w:t>和家庭代禱。</w:t>
             </w:r>
           </w:p>
         </w:tc>
@@ -3400,9 +3152,8 @@
                 <w:sz w:val="26"/>
                 <w:szCs w:val="26"/>
               </w:rPr>
-              <w:t>兄</w:t>
-            </w:r>
-            <w:proofErr w:type="gramStart"/>
+              <w:t>兄姊</w:t>
+            </w:r>
             <w:r>
               <w:rPr>
                 <w:rFonts w:ascii="Barlow Condensed Medium" w:eastAsia="華康中黑體" w:hAnsi="Barlow Condensed Medium" w:cs="Segoe UI Symbol"/>
@@ -3410,9 +3161,8 @@
                 <w:sz w:val="26"/>
                 <w:szCs w:val="26"/>
               </w:rPr>
-              <w:t>姊</w:t>
-            </w:r>
-            <w:proofErr w:type="gramEnd"/>
+              <w:t>利用代禱卡</w:t>
+            </w:r>
             <w:r>
               <w:rPr>
                 <w:rFonts w:ascii="Barlow Condensed Medium" w:eastAsia="華康中黑體" w:hAnsi="Barlow Condensed Medium" w:cs="Segoe UI Symbol"/>
@@ -3420,9 +3170,8 @@
                 <w:sz w:val="26"/>
                 <w:szCs w:val="26"/>
               </w:rPr>
-              <w:t>利用</w:t>
-            </w:r>
-            <w:proofErr w:type="gramStart"/>
+              <w:t>(</w:t>
+            </w:r>
             <w:r>
               <w:rPr>
                 <w:rFonts w:ascii="Barlow Condensed Medium" w:eastAsia="華康中黑體" w:hAnsi="Barlow Condensed Medium" w:cs="Segoe UI Symbol"/>
@@ -3430,9 +3179,8 @@
                 <w:sz w:val="26"/>
                 <w:szCs w:val="26"/>
               </w:rPr>
-              <w:t>代禱卡</w:t>
-            </w:r>
-            <w:proofErr w:type="gramEnd"/>
+              <w:t>於招待桌上</w:t>
+            </w:r>
             <w:r>
               <w:rPr>
                 <w:rFonts w:ascii="Barlow Condensed Medium" w:eastAsia="華康中黑體" w:hAnsi="Barlow Condensed Medium" w:cs="Segoe UI Symbol"/>
@@ -3440,7 +3188,7 @@
                 <w:sz w:val="26"/>
                 <w:szCs w:val="26"/>
               </w:rPr>
-              <w:t>(</w:t>
+              <w:t>)</w:t>
             </w:r>
             <w:r>
               <w:rPr>
@@ -3449,36 +3197,7 @@
                 <w:sz w:val="26"/>
                 <w:szCs w:val="26"/>
               </w:rPr>
-              <w:t>於招待桌上</w:t>
-            </w:r>
-            <w:r>
-              <w:rPr>
-                <w:rFonts w:ascii="Barlow Condensed Medium" w:eastAsia="華康中黑體" w:hAnsi="Barlow Condensed Medium" w:cs="Segoe UI Symbol"/>
-                <w:w w:val="90"/>
-                <w:sz w:val="26"/>
-                <w:szCs w:val="26"/>
-              </w:rPr>
-              <w:t>)</w:t>
-            </w:r>
-            <w:proofErr w:type="gramStart"/>
-            <w:r>
-              <w:rPr>
-                <w:rFonts w:ascii="Barlow Condensed Medium" w:eastAsia="華康中黑體" w:hAnsi="Barlow Condensed Medium" w:cs="Segoe UI Symbol"/>
-                <w:w w:val="90"/>
-                <w:sz w:val="26"/>
-                <w:szCs w:val="26"/>
-              </w:rPr>
-              <w:t>投代禱</w:t>
-            </w:r>
-            <w:proofErr w:type="gramEnd"/>
-            <w:r>
-              <w:rPr>
-                <w:rFonts w:ascii="Barlow Condensed Medium" w:eastAsia="華康中黑體" w:hAnsi="Barlow Condensed Medium" w:cs="Segoe UI Symbol"/>
-                <w:w w:val="90"/>
-                <w:sz w:val="26"/>
-                <w:szCs w:val="26"/>
-              </w:rPr>
-              <w:t>信箱。</w:t>
+              <w:t>投代禱信箱。</w:t>
             </w:r>
           </w:p>
         </w:tc>
@@ -3775,7 +3494,7 @@
           <w:sz w:val="26"/>
           <w:szCs w:val="26"/>
         </w:rPr>
-        <w:t>我知救贖主永遠活著</w:t>
+        <w:t>從日出到日落</w:t>
       </w:r>
       <w:r>
         <w:rPr>
@@ -3808,29 +3527,7 @@
           <w:sz w:val="26"/>
           <w:szCs w:val="26"/>
         </w:rPr>
-        <w:t>我</w:t>
-      </w:r>
-      <w:proofErr w:type="gramStart"/>
-      <w:r>
-        <w:rPr>
-          <w:rFonts w:asciiTheme="majorBidi" w:eastAsia="標楷體" w:hAnsiTheme="majorBidi" w:cstheme="majorBidi" w:hint="eastAsia"/>
-          <w:bCs/>
-          <w:w w:val="90"/>
-          <w:sz w:val="26"/>
-          <w:szCs w:val="26"/>
-        </w:rPr>
-        <w:t>知救贖主</w:t>
-      </w:r>
-      <w:proofErr w:type="gramEnd"/>
-      <w:r>
-        <w:rPr>
-          <w:rFonts w:asciiTheme="majorBidi" w:eastAsia="標楷體" w:hAnsiTheme="majorBidi" w:cstheme="majorBidi" w:hint="eastAsia"/>
-          <w:bCs/>
-          <w:w w:val="90"/>
-          <w:sz w:val="26"/>
-          <w:szCs w:val="26"/>
-        </w:rPr>
-        <w:t>永遠活著，</w:t>
+        <w:t>我的心啊！當讚美耶和華，談論一切奇妙祢所做。</w:t>
       </w:r>
     </w:p>
     <w:p>
@@ -3845,7 +3542,19 @@
           <w:szCs w:val="26"/>
         </w:rPr>
       </w:pPr>
-      <w:proofErr w:type="gramStart"/>
+    </w:p>
+    <w:p>
+      <w:pPr>
+        <w:snapToGrid w:val="0"/>
+        <w:spacing w:line="300" w:lineRule="exact"/>
+        <w:rPr>
+          <w:rFonts w:asciiTheme="majorBidi" w:eastAsia="標楷體" w:hAnsiTheme="majorBidi" w:cstheme="majorBidi"/>
+          <w:bCs/>
+          <w:w w:val="90"/>
+          <w:sz w:val="26"/>
+          <w:szCs w:val="26"/>
+        </w:rPr>
+      </w:pPr>
       <w:r>
         <w:rPr>
           <w:rFonts w:asciiTheme="majorBidi" w:eastAsia="標楷體" w:hAnsiTheme="majorBidi" w:cstheme="majorBidi" w:hint="eastAsia"/>
@@ -3854,18 +3563,7 @@
           <w:sz w:val="26"/>
           <w:szCs w:val="26"/>
         </w:rPr>
-        <w:t>祂欲復來</w:t>
-      </w:r>
-      <w:proofErr w:type="gramEnd"/>
-      <w:r>
-        <w:rPr>
-          <w:rFonts w:asciiTheme="majorBidi" w:eastAsia="標楷體" w:hAnsiTheme="majorBidi" w:cstheme="majorBidi" w:hint="eastAsia"/>
-          <w:bCs/>
-          <w:w w:val="90"/>
-          <w:sz w:val="26"/>
-          <w:szCs w:val="26"/>
-        </w:rPr>
-        <w:t>臨到世界，</w:t>
+        <w:t>我要尋求祢及祢的權能，</w:t>
       </w:r>
     </w:p>
     <w:p>
@@ -3888,29 +3586,7 @@
           <w:sz w:val="26"/>
           <w:szCs w:val="26"/>
         </w:rPr>
-        <w:t>我知</w:t>
-      </w:r>
-      <w:proofErr w:type="gramStart"/>
-      <w:r>
-        <w:rPr>
-          <w:rFonts w:asciiTheme="majorBidi" w:eastAsia="標楷體" w:hAnsiTheme="majorBidi" w:cstheme="majorBidi" w:hint="eastAsia"/>
-          <w:bCs/>
-          <w:w w:val="90"/>
-          <w:sz w:val="26"/>
-          <w:szCs w:val="26"/>
-        </w:rPr>
-        <w:t>祂</w:t>
-      </w:r>
-      <w:proofErr w:type="gramEnd"/>
-      <w:r>
-        <w:rPr>
-          <w:rFonts w:asciiTheme="majorBidi" w:eastAsia="標楷體" w:hAnsiTheme="majorBidi" w:cstheme="majorBidi" w:hint="eastAsia"/>
-          <w:bCs/>
-          <w:w w:val="90"/>
-          <w:sz w:val="26"/>
-          <w:szCs w:val="26"/>
-        </w:rPr>
-        <w:t>能賜永遠活命，</w:t>
+        <w:t>使人知影祢就是耶和華。</w:t>
       </w:r>
     </w:p>
     <w:p>
@@ -3925,6 +3601,19 @@
           <w:szCs w:val="26"/>
         </w:rPr>
       </w:pPr>
+    </w:p>
+    <w:p>
+      <w:pPr>
+        <w:snapToGrid w:val="0"/>
+        <w:spacing w:line="300" w:lineRule="exact"/>
+        <w:rPr>
+          <w:rFonts w:asciiTheme="majorBidi" w:eastAsia="標楷體" w:hAnsiTheme="majorBidi" w:cstheme="majorBidi"/>
+          <w:bCs/>
+          <w:w w:val="90"/>
+          <w:sz w:val="26"/>
+          <w:szCs w:val="26"/>
+        </w:rPr>
+      </w:pPr>
       <w:r>
         <w:rPr>
           <w:rFonts w:asciiTheme="majorBidi" w:eastAsia="標楷體" w:hAnsiTheme="majorBidi" w:cstheme="majorBidi" w:hint="eastAsia"/>
@@ -3933,29 +3622,7 @@
           <w:sz w:val="26"/>
           <w:szCs w:val="26"/>
         </w:rPr>
-        <w:t>恩典權能於</w:t>
-      </w:r>
-      <w:proofErr w:type="gramStart"/>
-      <w:r>
-        <w:rPr>
-          <w:rFonts w:asciiTheme="majorBidi" w:eastAsia="標楷體" w:hAnsiTheme="majorBidi" w:cstheme="majorBidi" w:hint="eastAsia"/>
-          <w:bCs/>
-          <w:w w:val="90"/>
-          <w:sz w:val="26"/>
-          <w:szCs w:val="26"/>
-        </w:rPr>
-        <w:t>祂</w:t>
-      </w:r>
-      <w:proofErr w:type="gramEnd"/>
-      <w:r>
-        <w:rPr>
-          <w:rFonts w:asciiTheme="majorBidi" w:eastAsia="標楷體" w:hAnsiTheme="majorBidi" w:cstheme="majorBidi" w:hint="eastAsia"/>
-          <w:bCs/>
-          <w:w w:val="90"/>
-          <w:sz w:val="26"/>
-          <w:szCs w:val="26"/>
-        </w:rPr>
-        <w:t>手中。</w:t>
+        <w:t>除祢以外無別的上帝，</w:t>
       </w:r>
     </w:p>
     <w:p>
@@ -3970,19 +3637,6 @@
           <w:szCs w:val="26"/>
         </w:rPr>
       </w:pPr>
-    </w:p>
-    <w:p>
-      <w:pPr>
-        <w:snapToGrid w:val="0"/>
-        <w:spacing w:line="300" w:lineRule="exact"/>
-        <w:rPr>
-          <w:rFonts w:asciiTheme="majorBidi" w:eastAsia="標楷體" w:hAnsiTheme="majorBidi" w:cstheme="majorBidi"/>
-          <w:bCs/>
-          <w:w w:val="90"/>
-          <w:sz w:val="26"/>
-          <w:szCs w:val="26"/>
-        </w:rPr>
-      </w:pPr>
       <w:r>
         <w:rPr>
           <w:rFonts w:asciiTheme="majorBidi" w:eastAsia="標楷體" w:hAnsiTheme="majorBidi" w:cstheme="majorBidi" w:hint="eastAsia"/>
@@ -3991,29 +3645,7 @@
           <w:sz w:val="26"/>
           <w:szCs w:val="26"/>
         </w:rPr>
-        <w:t>我確實</w:t>
-      </w:r>
-      <w:proofErr w:type="gramStart"/>
-      <w:r>
-        <w:rPr>
-          <w:rFonts w:asciiTheme="majorBidi" w:eastAsia="標楷體" w:hAnsiTheme="majorBidi" w:cstheme="majorBidi" w:hint="eastAsia"/>
-          <w:bCs/>
-          <w:w w:val="90"/>
-          <w:sz w:val="26"/>
-          <w:szCs w:val="26"/>
-        </w:rPr>
-        <w:t>知救贖主</w:t>
-      </w:r>
-      <w:proofErr w:type="gramEnd"/>
-      <w:r>
-        <w:rPr>
-          <w:rFonts w:asciiTheme="majorBidi" w:eastAsia="標楷體" w:hAnsiTheme="majorBidi" w:cstheme="majorBidi" w:hint="eastAsia"/>
-          <w:bCs/>
-          <w:w w:val="90"/>
-          <w:sz w:val="26"/>
-          <w:szCs w:val="26"/>
-        </w:rPr>
-        <w:t>活著，</w:t>
+        <w:t>除祢以外無羨慕跟隨。</w:t>
       </w:r>
     </w:p>
     <w:p>
@@ -4028,7 +3660,19 @@
           <w:szCs w:val="26"/>
         </w:rPr>
       </w:pPr>
-      <w:proofErr w:type="gramStart"/>
+    </w:p>
+    <w:p>
+      <w:pPr>
+        <w:snapToGrid w:val="0"/>
+        <w:spacing w:line="300" w:lineRule="exact"/>
+        <w:rPr>
+          <w:rFonts w:asciiTheme="majorBidi" w:eastAsia="標楷體" w:hAnsiTheme="majorBidi" w:cstheme="majorBidi"/>
+          <w:bCs/>
+          <w:w w:val="90"/>
+          <w:sz w:val="26"/>
+          <w:szCs w:val="26"/>
+        </w:rPr>
+      </w:pPr>
       <w:r>
         <w:rPr>
           <w:rFonts w:asciiTheme="majorBidi" w:eastAsia="標楷體" w:hAnsiTheme="majorBidi" w:cstheme="majorBidi" w:hint="eastAsia"/>
@@ -4037,18 +3681,7 @@
           <w:sz w:val="26"/>
           <w:szCs w:val="26"/>
         </w:rPr>
-        <w:t>祂欲復來</w:t>
-      </w:r>
-      <w:proofErr w:type="gramEnd"/>
-      <w:r>
-        <w:rPr>
-          <w:rFonts w:asciiTheme="majorBidi" w:eastAsia="標楷體" w:hAnsiTheme="majorBidi" w:cstheme="majorBidi" w:hint="eastAsia"/>
-          <w:bCs/>
-          <w:w w:val="90"/>
-          <w:sz w:val="26"/>
-          <w:szCs w:val="26"/>
-        </w:rPr>
-        <w:t>臨到世界，</w:t>
+        <w:t>啥人像祢為我謙卑降世，</w:t>
       </w:r>
     </w:p>
     <w:p>
@@ -4071,29 +3704,7 @@
           <w:sz w:val="26"/>
           <w:szCs w:val="26"/>
         </w:rPr>
-        <w:t>我確實知</w:t>
-      </w:r>
-      <w:proofErr w:type="gramStart"/>
-      <w:r>
-        <w:rPr>
-          <w:rFonts w:asciiTheme="majorBidi" w:eastAsia="標楷體" w:hAnsiTheme="majorBidi" w:cstheme="majorBidi" w:hint="eastAsia"/>
-          <w:bCs/>
-          <w:w w:val="90"/>
-          <w:sz w:val="26"/>
-          <w:szCs w:val="26"/>
-        </w:rPr>
-        <w:t>祂</w:t>
-      </w:r>
-      <w:proofErr w:type="gramEnd"/>
-      <w:r>
-        <w:rPr>
-          <w:rFonts w:asciiTheme="majorBidi" w:eastAsia="標楷體" w:hAnsiTheme="majorBidi" w:cstheme="majorBidi" w:hint="eastAsia"/>
-          <w:bCs/>
-          <w:w w:val="90"/>
-          <w:sz w:val="26"/>
-          <w:szCs w:val="26"/>
-        </w:rPr>
-        <w:t>賞賜活命，</w:t>
+        <w:t>洗我罪過賞賜豐盛的活命。</w:t>
       </w:r>
     </w:p>
     <w:p>
@@ -4108,6 +3719,19 @@
           <w:szCs w:val="26"/>
         </w:rPr>
       </w:pPr>
+    </w:p>
+    <w:p>
+      <w:pPr>
+        <w:snapToGrid w:val="0"/>
+        <w:spacing w:line="300" w:lineRule="exact"/>
+        <w:rPr>
+          <w:rFonts w:asciiTheme="majorBidi" w:eastAsia="標楷體" w:hAnsiTheme="majorBidi" w:cstheme="majorBidi"/>
+          <w:bCs/>
+          <w:w w:val="90"/>
+          <w:sz w:val="26"/>
+          <w:szCs w:val="26"/>
+        </w:rPr>
+      </w:pPr>
       <w:r>
         <w:rPr>
           <w:rFonts w:asciiTheme="majorBidi" w:eastAsia="標楷體" w:hAnsiTheme="majorBidi" w:cstheme="majorBidi" w:hint="eastAsia"/>
@@ -4116,29 +3740,7 @@
           <w:sz w:val="26"/>
           <w:szCs w:val="26"/>
         </w:rPr>
-        <w:t>恩典權能於</w:t>
-      </w:r>
-      <w:proofErr w:type="gramStart"/>
-      <w:r>
-        <w:rPr>
-          <w:rFonts w:asciiTheme="majorBidi" w:eastAsia="標楷體" w:hAnsiTheme="majorBidi" w:cstheme="majorBidi" w:hint="eastAsia"/>
-          <w:bCs/>
-          <w:w w:val="90"/>
-          <w:sz w:val="26"/>
-          <w:szCs w:val="26"/>
-        </w:rPr>
-        <w:t>祂</w:t>
-      </w:r>
-      <w:proofErr w:type="gramEnd"/>
-      <w:r>
-        <w:rPr>
-          <w:rFonts w:asciiTheme="majorBidi" w:eastAsia="標楷體" w:hAnsiTheme="majorBidi" w:cstheme="majorBidi" w:hint="eastAsia"/>
-          <w:bCs/>
-          <w:w w:val="90"/>
-          <w:sz w:val="26"/>
-          <w:szCs w:val="26"/>
-        </w:rPr>
-        <w:t>手中。</w:t>
+        <w:t>從日出到日落，萬物攏是祢手的奇妙創作。</w:t>
       </w:r>
     </w:p>
     <w:p>
@@ -4174,7 +3776,7 @@
           <w:sz w:val="26"/>
           <w:szCs w:val="26"/>
         </w:rPr>
-        <w:t>我知救主應允真實在，</w:t>
+        <w:t>我的心啊！你當讚美耶和華。</w:t>
       </w:r>
     </w:p>
     <w:p>
@@ -4189,7 +3791,19 @@
           <w:szCs w:val="26"/>
         </w:rPr>
       </w:pPr>
-      <w:proofErr w:type="gramStart"/>
+    </w:p>
+    <w:p>
+      <w:pPr>
+        <w:snapToGrid w:val="0"/>
+        <w:spacing w:line="300" w:lineRule="exact"/>
+        <w:rPr>
+          <w:rFonts w:asciiTheme="majorBidi" w:eastAsia="標楷體" w:hAnsiTheme="majorBidi" w:cstheme="majorBidi"/>
+          <w:bCs/>
+          <w:w w:val="90"/>
+          <w:sz w:val="26"/>
+          <w:szCs w:val="26"/>
+        </w:rPr>
+      </w:pPr>
       <w:r>
         <w:rPr>
           <w:rFonts w:asciiTheme="majorBidi" w:eastAsia="標楷體" w:hAnsiTheme="majorBidi" w:cstheme="majorBidi" w:hint="eastAsia"/>
@@ -4198,784 +3812,7 @@
           <w:sz w:val="26"/>
           <w:szCs w:val="26"/>
         </w:rPr>
-        <w:t>祂</w:t>
-      </w:r>
-      <w:proofErr w:type="gramEnd"/>
-      <w:r>
-        <w:rPr>
-          <w:rFonts w:asciiTheme="majorBidi" w:eastAsia="標楷體" w:hAnsiTheme="majorBidi" w:cstheme="majorBidi" w:hint="eastAsia"/>
-          <w:bCs/>
-          <w:w w:val="90"/>
-          <w:sz w:val="26"/>
-          <w:szCs w:val="26"/>
-        </w:rPr>
-        <w:t>講</w:t>
-      </w:r>
-      <w:proofErr w:type="gramStart"/>
-      <w:r>
-        <w:rPr>
-          <w:rFonts w:asciiTheme="majorBidi" w:eastAsia="標楷體" w:hAnsiTheme="majorBidi" w:cstheme="majorBidi" w:hint="eastAsia"/>
-          <w:bCs/>
-          <w:w w:val="90"/>
-          <w:sz w:val="26"/>
-          <w:szCs w:val="26"/>
-        </w:rPr>
-        <w:t>的話永未失敗</w:t>
-      </w:r>
-      <w:proofErr w:type="gramEnd"/>
-      <w:r>
-        <w:rPr>
-          <w:rFonts w:asciiTheme="majorBidi" w:eastAsia="標楷體" w:hAnsiTheme="majorBidi" w:cstheme="majorBidi" w:hint="eastAsia"/>
-          <w:bCs/>
-          <w:w w:val="90"/>
-          <w:sz w:val="26"/>
-          <w:szCs w:val="26"/>
-        </w:rPr>
-        <w:t>，</w:t>
-      </w:r>
-    </w:p>
-    <w:p>
-      <w:pPr>
-        <w:snapToGrid w:val="0"/>
-        <w:spacing w:line="300" w:lineRule="exact"/>
-        <w:rPr>
-          <w:rFonts w:asciiTheme="majorBidi" w:eastAsia="標楷體" w:hAnsiTheme="majorBidi" w:cstheme="majorBidi"/>
-          <w:bCs/>
-          <w:w w:val="90"/>
-          <w:sz w:val="26"/>
-          <w:szCs w:val="26"/>
-        </w:rPr>
-      </w:pPr>
-      <w:r>
-        <w:rPr>
-          <w:rFonts w:asciiTheme="majorBidi" w:eastAsia="標楷體" w:hAnsiTheme="majorBidi" w:cstheme="majorBidi" w:hint="eastAsia"/>
-          <w:bCs/>
-          <w:w w:val="90"/>
-          <w:sz w:val="26"/>
-          <w:szCs w:val="26"/>
-        </w:rPr>
-        <w:t>雖然受</w:t>
-      </w:r>
-      <w:proofErr w:type="gramStart"/>
-      <w:r>
-        <w:rPr>
-          <w:rFonts w:asciiTheme="majorBidi" w:eastAsia="標楷體" w:hAnsiTheme="majorBidi" w:cstheme="majorBidi" w:hint="eastAsia"/>
-          <w:bCs/>
-          <w:w w:val="90"/>
-          <w:sz w:val="26"/>
-          <w:szCs w:val="26"/>
-        </w:rPr>
-        <w:t>殘忍死失迫害</w:t>
-      </w:r>
-      <w:proofErr w:type="gramEnd"/>
-      <w:r>
-        <w:rPr>
-          <w:rFonts w:asciiTheme="majorBidi" w:eastAsia="標楷體" w:hAnsiTheme="majorBidi" w:cstheme="majorBidi" w:hint="eastAsia"/>
-          <w:bCs/>
-          <w:w w:val="90"/>
-          <w:sz w:val="26"/>
-          <w:szCs w:val="26"/>
-        </w:rPr>
-        <w:t>，</w:t>
-      </w:r>
-    </w:p>
-    <w:p>
-      <w:pPr>
-        <w:snapToGrid w:val="0"/>
-        <w:spacing w:line="300" w:lineRule="exact"/>
-        <w:rPr>
-          <w:rFonts w:asciiTheme="majorBidi" w:eastAsia="標楷體" w:hAnsiTheme="majorBidi" w:cstheme="majorBidi"/>
-          <w:bCs/>
-          <w:w w:val="90"/>
-          <w:sz w:val="26"/>
-          <w:szCs w:val="26"/>
-        </w:rPr>
-      </w:pPr>
-      <w:r>
-        <w:rPr>
-          <w:rFonts w:asciiTheme="majorBidi" w:eastAsia="標楷體" w:hAnsiTheme="majorBidi" w:cstheme="majorBidi" w:hint="eastAsia"/>
-          <w:bCs/>
-          <w:w w:val="90"/>
-          <w:sz w:val="26"/>
-          <w:szCs w:val="26"/>
-        </w:rPr>
-        <w:t>知主欲來我心自在。</w:t>
-      </w:r>
-    </w:p>
-    <w:p>
-      <w:pPr>
-        <w:snapToGrid w:val="0"/>
-        <w:spacing w:line="300" w:lineRule="exact"/>
-        <w:rPr>
-          <w:rFonts w:asciiTheme="majorBidi" w:eastAsia="標楷體" w:hAnsiTheme="majorBidi" w:cstheme="majorBidi"/>
-          <w:bCs/>
-          <w:w w:val="90"/>
-          <w:sz w:val="26"/>
-          <w:szCs w:val="26"/>
-        </w:rPr>
-      </w:pPr>
-    </w:p>
-    <w:p>
-      <w:pPr>
-        <w:snapToGrid w:val="0"/>
-        <w:spacing w:line="300" w:lineRule="exact"/>
-        <w:rPr>
-          <w:rFonts w:asciiTheme="majorBidi" w:eastAsia="標楷體" w:hAnsiTheme="majorBidi" w:cstheme="majorBidi"/>
-          <w:bCs/>
-          <w:w w:val="90"/>
-          <w:sz w:val="26"/>
-          <w:szCs w:val="26"/>
-        </w:rPr>
-      </w:pPr>
-      <w:r>
-        <w:rPr>
-          <w:rFonts w:asciiTheme="majorBidi" w:eastAsia="標楷體" w:hAnsiTheme="majorBidi" w:cstheme="majorBidi" w:hint="eastAsia"/>
-          <w:bCs/>
-          <w:w w:val="90"/>
-          <w:sz w:val="26"/>
-          <w:szCs w:val="26"/>
-        </w:rPr>
-        <w:t>我確實</w:t>
-      </w:r>
-      <w:proofErr w:type="gramStart"/>
-      <w:r>
-        <w:rPr>
-          <w:rFonts w:asciiTheme="majorBidi" w:eastAsia="標楷體" w:hAnsiTheme="majorBidi" w:cstheme="majorBidi" w:hint="eastAsia"/>
-          <w:bCs/>
-          <w:w w:val="90"/>
-          <w:sz w:val="26"/>
-          <w:szCs w:val="26"/>
-        </w:rPr>
-        <w:t>知救贖主</w:t>
-      </w:r>
-      <w:proofErr w:type="gramEnd"/>
-      <w:r>
-        <w:rPr>
-          <w:rFonts w:asciiTheme="majorBidi" w:eastAsia="標楷體" w:hAnsiTheme="majorBidi" w:cstheme="majorBidi" w:hint="eastAsia"/>
-          <w:bCs/>
-          <w:w w:val="90"/>
-          <w:sz w:val="26"/>
-          <w:szCs w:val="26"/>
-        </w:rPr>
-        <w:t>活著，</w:t>
-      </w:r>
-    </w:p>
-    <w:p>
-      <w:pPr>
-        <w:snapToGrid w:val="0"/>
-        <w:spacing w:line="300" w:lineRule="exact"/>
-        <w:rPr>
-          <w:rFonts w:asciiTheme="majorBidi" w:eastAsia="標楷體" w:hAnsiTheme="majorBidi" w:cstheme="majorBidi"/>
-          <w:bCs/>
-          <w:w w:val="90"/>
-          <w:sz w:val="26"/>
-          <w:szCs w:val="26"/>
-        </w:rPr>
-      </w:pPr>
-      <w:proofErr w:type="gramStart"/>
-      <w:r>
-        <w:rPr>
-          <w:rFonts w:asciiTheme="majorBidi" w:eastAsia="標楷體" w:hAnsiTheme="majorBidi" w:cstheme="majorBidi" w:hint="eastAsia"/>
-          <w:bCs/>
-          <w:w w:val="90"/>
-          <w:sz w:val="26"/>
-          <w:szCs w:val="26"/>
-        </w:rPr>
-        <w:t>祂欲復來</w:t>
-      </w:r>
-      <w:proofErr w:type="gramEnd"/>
-      <w:r>
-        <w:rPr>
-          <w:rFonts w:asciiTheme="majorBidi" w:eastAsia="標楷體" w:hAnsiTheme="majorBidi" w:cstheme="majorBidi" w:hint="eastAsia"/>
-          <w:bCs/>
-          <w:w w:val="90"/>
-          <w:sz w:val="26"/>
-          <w:szCs w:val="26"/>
-        </w:rPr>
-        <w:t>臨到世界，</w:t>
-      </w:r>
-    </w:p>
-    <w:p>
-      <w:pPr>
-        <w:snapToGrid w:val="0"/>
-        <w:spacing w:line="300" w:lineRule="exact"/>
-        <w:rPr>
-          <w:rFonts w:asciiTheme="majorBidi" w:eastAsia="標楷體" w:hAnsiTheme="majorBidi" w:cstheme="majorBidi"/>
-          <w:bCs/>
-          <w:w w:val="90"/>
-          <w:sz w:val="26"/>
-          <w:szCs w:val="26"/>
-        </w:rPr>
-      </w:pPr>
-      <w:r>
-        <w:rPr>
-          <w:rFonts w:asciiTheme="majorBidi" w:eastAsia="標楷體" w:hAnsiTheme="majorBidi" w:cstheme="majorBidi" w:hint="eastAsia"/>
-          <w:bCs/>
-          <w:w w:val="90"/>
-          <w:sz w:val="26"/>
-          <w:szCs w:val="26"/>
-        </w:rPr>
-        <w:t>我確實知</w:t>
-      </w:r>
-      <w:proofErr w:type="gramStart"/>
-      <w:r>
-        <w:rPr>
-          <w:rFonts w:asciiTheme="majorBidi" w:eastAsia="標楷體" w:hAnsiTheme="majorBidi" w:cstheme="majorBidi" w:hint="eastAsia"/>
-          <w:bCs/>
-          <w:w w:val="90"/>
-          <w:sz w:val="26"/>
-          <w:szCs w:val="26"/>
-        </w:rPr>
-        <w:t>祂</w:t>
-      </w:r>
-      <w:proofErr w:type="gramEnd"/>
-      <w:r>
-        <w:rPr>
-          <w:rFonts w:asciiTheme="majorBidi" w:eastAsia="標楷體" w:hAnsiTheme="majorBidi" w:cstheme="majorBidi" w:hint="eastAsia"/>
-          <w:bCs/>
-          <w:w w:val="90"/>
-          <w:sz w:val="26"/>
-          <w:szCs w:val="26"/>
-        </w:rPr>
-        <w:t>賞賜活命，</w:t>
-      </w:r>
-    </w:p>
-    <w:p>
-      <w:pPr>
-        <w:snapToGrid w:val="0"/>
-        <w:spacing w:line="300" w:lineRule="exact"/>
-        <w:rPr>
-          <w:rFonts w:asciiTheme="majorBidi" w:eastAsia="標楷體" w:hAnsiTheme="majorBidi" w:cstheme="majorBidi"/>
-          <w:bCs/>
-          <w:w w:val="90"/>
-          <w:sz w:val="26"/>
-          <w:szCs w:val="26"/>
-        </w:rPr>
-      </w:pPr>
-      <w:r>
-        <w:rPr>
-          <w:rFonts w:asciiTheme="majorBidi" w:eastAsia="標楷體" w:hAnsiTheme="majorBidi" w:cstheme="majorBidi" w:hint="eastAsia"/>
-          <w:bCs/>
-          <w:w w:val="90"/>
-          <w:sz w:val="26"/>
-          <w:szCs w:val="26"/>
-        </w:rPr>
-        <w:t>恩典權能於</w:t>
-      </w:r>
-      <w:proofErr w:type="gramStart"/>
-      <w:r>
-        <w:rPr>
-          <w:rFonts w:asciiTheme="majorBidi" w:eastAsia="標楷體" w:hAnsiTheme="majorBidi" w:cstheme="majorBidi" w:hint="eastAsia"/>
-          <w:bCs/>
-          <w:w w:val="90"/>
-          <w:sz w:val="26"/>
-          <w:szCs w:val="26"/>
-        </w:rPr>
-        <w:t>祂</w:t>
-      </w:r>
-      <w:proofErr w:type="gramEnd"/>
-      <w:r>
-        <w:rPr>
-          <w:rFonts w:asciiTheme="majorBidi" w:eastAsia="標楷體" w:hAnsiTheme="majorBidi" w:cstheme="majorBidi" w:hint="eastAsia"/>
-          <w:bCs/>
-          <w:w w:val="90"/>
-          <w:sz w:val="26"/>
-          <w:szCs w:val="26"/>
-        </w:rPr>
-        <w:t>手中。</w:t>
-      </w:r>
-    </w:p>
-    <w:p>
-      <w:pPr>
-        <w:snapToGrid w:val="0"/>
-        <w:spacing w:line="300" w:lineRule="exact"/>
-        <w:rPr>
-          <w:rFonts w:asciiTheme="majorBidi" w:eastAsia="標楷體" w:hAnsiTheme="majorBidi" w:cstheme="majorBidi"/>
-          <w:bCs/>
-          <w:w w:val="90"/>
-          <w:sz w:val="26"/>
-          <w:szCs w:val="26"/>
-        </w:rPr>
-      </w:pPr>
-    </w:p>
-    <w:p>
-      <w:pPr>
-        <w:snapToGrid w:val="0"/>
-        <w:spacing w:line="300" w:lineRule="exact"/>
-        <w:rPr>
-          <w:rFonts w:asciiTheme="majorBidi" w:eastAsia="標楷體" w:hAnsiTheme="majorBidi" w:cstheme="majorBidi"/>
-          <w:bCs/>
-          <w:w w:val="90"/>
-          <w:sz w:val="26"/>
-          <w:szCs w:val="26"/>
-        </w:rPr>
-      </w:pPr>
-      <w:r>
-        <w:rPr>
-          <w:rFonts w:asciiTheme="majorBidi" w:eastAsia="標楷體" w:hAnsiTheme="majorBidi" w:cstheme="majorBidi" w:hint="eastAsia"/>
-          <w:bCs/>
-          <w:w w:val="90"/>
-          <w:sz w:val="26"/>
-          <w:szCs w:val="26"/>
-        </w:rPr>
-        <w:t>我</w:t>
-      </w:r>
-      <w:proofErr w:type="gramStart"/>
-      <w:r>
-        <w:rPr>
-          <w:rFonts w:asciiTheme="majorBidi" w:eastAsia="標楷體" w:hAnsiTheme="majorBidi" w:cstheme="majorBidi" w:hint="eastAsia"/>
-          <w:bCs/>
-          <w:w w:val="90"/>
-          <w:sz w:val="26"/>
-          <w:szCs w:val="26"/>
-        </w:rPr>
-        <w:t>知主替我</w:t>
-      </w:r>
-      <w:proofErr w:type="gramEnd"/>
-      <w:r>
-        <w:rPr>
-          <w:rFonts w:asciiTheme="majorBidi" w:eastAsia="標楷體" w:hAnsiTheme="majorBidi" w:cstheme="majorBidi" w:hint="eastAsia"/>
-          <w:bCs/>
-          <w:w w:val="90"/>
-          <w:sz w:val="26"/>
-          <w:szCs w:val="26"/>
-        </w:rPr>
-        <w:t>備辦所在，</w:t>
-      </w:r>
-    </w:p>
-    <w:p>
-      <w:pPr>
-        <w:snapToGrid w:val="0"/>
-        <w:spacing w:line="300" w:lineRule="exact"/>
-        <w:rPr>
-          <w:rFonts w:asciiTheme="majorBidi" w:eastAsia="標楷體" w:hAnsiTheme="majorBidi" w:cstheme="majorBidi"/>
-          <w:bCs/>
-          <w:w w:val="90"/>
-          <w:sz w:val="26"/>
-          <w:szCs w:val="26"/>
-        </w:rPr>
-      </w:pPr>
-      <w:r>
-        <w:rPr>
-          <w:rFonts w:asciiTheme="majorBidi" w:eastAsia="標楷體" w:hAnsiTheme="majorBidi" w:cstheme="majorBidi" w:hint="eastAsia"/>
-          <w:bCs/>
-          <w:w w:val="90"/>
-          <w:sz w:val="26"/>
-          <w:szCs w:val="26"/>
-        </w:rPr>
-        <w:t>使我時刻隨主身邊，</w:t>
-      </w:r>
-    </w:p>
-    <w:p>
-      <w:pPr>
-        <w:snapToGrid w:val="0"/>
-        <w:spacing w:line="300" w:lineRule="exact"/>
-        <w:rPr>
-          <w:rFonts w:asciiTheme="majorBidi" w:eastAsia="標楷體" w:hAnsiTheme="majorBidi" w:cstheme="majorBidi"/>
-          <w:bCs/>
-          <w:w w:val="90"/>
-          <w:sz w:val="26"/>
-          <w:szCs w:val="26"/>
-        </w:rPr>
-      </w:pPr>
-      <w:r>
-        <w:rPr>
-          <w:rFonts w:asciiTheme="majorBidi" w:eastAsia="標楷體" w:hAnsiTheme="majorBidi" w:cstheme="majorBidi" w:hint="eastAsia"/>
-          <w:bCs/>
-          <w:w w:val="90"/>
-          <w:sz w:val="26"/>
-          <w:szCs w:val="26"/>
-        </w:rPr>
-        <w:t>奇妙恩典主時刻看顧，</w:t>
-      </w:r>
-    </w:p>
-    <w:p>
-      <w:pPr>
-        <w:snapToGrid w:val="0"/>
-        <w:spacing w:line="300" w:lineRule="exact"/>
-        <w:rPr>
-          <w:rFonts w:asciiTheme="majorBidi" w:eastAsia="標楷體" w:hAnsiTheme="majorBidi" w:cstheme="majorBidi"/>
-          <w:bCs/>
-          <w:w w:val="90"/>
-          <w:sz w:val="26"/>
-          <w:szCs w:val="26"/>
-        </w:rPr>
-      </w:pPr>
-      <w:proofErr w:type="gramStart"/>
-      <w:r>
-        <w:rPr>
-          <w:rFonts w:asciiTheme="majorBidi" w:eastAsia="標楷體" w:hAnsiTheme="majorBidi" w:cstheme="majorBidi" w:hint="eastAsia"/>
-          <w:bCs/>
-          <w:w w:val="90"/>
-          <w:sz w:val="26"/>
-          <w:szCs w:val="26"/>
-        </w:rPr>
-        <w:t>祂</w:t>
-      </w:r>
-      <w:proofErr w:type="gramEnd"/>
-      <w:r>
-        <w:rPr>
-          <w:rFonts w:asciiTheme="majorBidi" w:eastAsia="標楷體" w:hAnsiTheme="majorBidi" w:cstheme="majorBidi" w:hint="eastAsia"/>
-          <w:bCs/>
-          <w:w w:val="90"/>
-          <w:sz w:val="26"/>
-          <w:szCs w:val="26"/>
-        </w:rPr>
-        <w:t>來接我空中相見。</w:t>
-      </w:r>
-      <w:r>
-        <w:rPr>
-          <w:rFonts w:asciiTheme="majorBidi" w:eastAsia="標楷體" w:hAnsiTheme="majorBidi" w:cstheme="majorBidi" w:hint="eastAsia"/>
-          <w:bCs/>
-          <w:w w:val="90"/>
-          <w:sz w:val="26"/>
-          <w:szCs w:val="26"/>
-        </w:rPr>
-        <w:t xml:space="preserve"> </w:t>
-      </w:r>
-    </w:p>
-    <w:p>
-      <w:pPr>
-        <w:snapToGrid w:val="0"/>
-        <w:spacing w:line="300" w:lineRule="exact"/>
-        <w:rPr>
-          <w:rFonts w:asciiTheme="majorBidi" w:eastAsia="標楷體" w:hAnsiTheme="majorBidi" w:cstheme="majorBidi"/>
-          <w:bCs/>
-          <w:w w:val="90"/>
-          <w:sz w:val="26"/>
-          <w:szCs w:val="26"/>
-        </w:rPr>
-      </w:pPr>
-    </w:p>
-    <w:p>
-      <w:pPr>
-        <w:snapToGrid w:val="0"/>
-        <w:spacing w:line="300" w:lineRule="exact"/>
-        <w:rPr>
-          <w:rFonts w:asciiTheme="majorBidi" w:eastAsia="標楷體" w:hAnsiTheme="majorBidi" w:cstheme="majorBidi"/>
-          <w:bCs/>
-          <w:w w:val="90"/>
-          <w:sz w:val="26"/>
-          <w:szCs w:val="26"/>
-        </w:rPr>
-      </w:pPr>
-      <w:r>
-        <w:rPr>
-          <w:rFonts w:asciiTheme="majorBidi" w:eastAsia="標楷體" w:hAnsiTheme="majorBidi" w:cstheme="majorBidi" w:hint="eastAsia"/>
-          <w:bCs/>
-          <w:w w:val="90"/>
-          <w:sz w:val="26"/>
-          <w:szCs w:val="26"/>
-        </w:rPr>
-        <w:t>我確實</w:t>
-      </w:r>
-      <w:proofErr w:type="gramStart"/>
-      <w:r>
-        <w:rPr>
-          <w:rFonts w:asciiTheme="majorBidi" w:eastAsia="標楷體" w:hAnsiTheme="majorBidi" w:cstheme="majorBidi" w:hint="eastAsia"/>
-          <w:bCs/>
-          <w:w w:val="90"/>
-          <w:sz w:val="26"/>
-          <w:szCs w:val="26"/>
-        </w:rPr>
-        <w:t>知救贖主</w:t>
-      </w:r>
-      <w:proofErr w:type="gramEnd"/>
-      <w:r>
-        <w:rPr>
-          <w:rFonts w:asciiTheme="majorBidi" w:eastAsia="標楷體" w:hAnsiTheme="majorBidi" w:cstheme="majorBidi" w:hint="eastAsia"/>
-          <w:bCs/>
-          <w:w w:val="90"/>
-          <w:sz w:val="26"/>
-          <w:szCs w:val="26"/>
-        </w:rPr>
-        <w:t>活著，</w:t>
-      </w:r>
-    </w:p>
-    <w:p>
-      <w:pPr>
-        <w:snapToGrid w:val="0"/>
-        <w:spacing w:line="300" w:lineRule="exact"/>
-        <w:rPr>
-          <w:rFonts w:asciiTheme="majorBidi" w:eastAsia="標楷體" w:hAnsiTheme="majorBidi" w:cstheme="majorBidi"/>
-          <w:bCs/>
-          <w:w w:val="90"/>
-          <w:sz w:val="26"/>
-          <w:szCs w:val="26"/>
-        </w:rPr>
-      </w:pPr>
-      <w:proofErr w:type="gramStart"/>
-      <w:r>
-        <w:rPr>
-          <w:rFonts w:asciiTheme="majorBidi" w:eastAsia="標楷體" w:hAnsiTheme="majorBidi" w:cstheme="majorBidi" w:hint="eastAsia"/>
-          <w:bCs/>
-          <w:w w:val="90"/>
-          <w:sz w:val="26"/>
-          <w:szCs w:val="26"/>
-        </w:rPr>
-        <w:t>祂欲復來</w:t>
-      </w:r>
-      <w:proofErr w:type="gramEnd"/>
-      <w:r>
-        <w:rPr>
-          <w:rFonts w:asciiTheme="majorBidi" w:eastAsia="標楷體" w:hAnsiTheme="majorBidi" w:cstheme="majorBidi" w:hint="eastAsia"/>
-          <w:bCs/>
-          <w:w w:val="90"/>
-          <w:sz w:val="26"/>
-          <w:szCs w:val="26"/>
-        </w:rPr>
-        <w:t>臨到世界，</w:t>
-      </w:r>
-    </w:p>
-    <w:p>
-      <w:pPr>
-        <w:snapToGrid w:val="0"/>
-        <w:spacing w:line="300" w:lineRule="exact"/>
-        <w:rPr>
-          <w:rFonts w:asciiTheme="majorBidi" w:eastAsia="標楷體" w:hAnsiTheme="majorBidi" w:cstheme="majorBidi"/>
-          <w:bCs/>
-          <w:w w:val="90"/>
-          <w:sz w:val="26"/>
-          <w:szCs w:val="26"/>
-        </w:rPr>
-      </w:pPr>
-      <w:r>
-        <w:rPr>
-          <w:rFonts w:asciiTheme="majorBidi" w:eastAsia="標楷體" w:hAnsiTheme="majorBidi" w:cstheme="majorBidi" w:hint="eastAsia"/>
-          <w:bCs/>
-          <w:w w:val="90"/>
-          <w:sz w:val="26"/>
-          <w:szCs w:val="26"/>
-        </w:rPr>
-        <w:t>我確實知</w:t>
-      </w:r>
-      <w:proofErr w:type="gramStart"/>
-      <w:r>
-        <w:rPr>
-          <w:rFonts w:asciiTheme="majorBidi" w:eastAsia="標楷體" w:hAnsiTheme="majorBidi" w:cstheme="majorBidi" w:hint="eastAsia"/>
-          <w:bCs/>
-          <w:w w:val="90"/>
-          <w:sz w:val="26"/>
-          <w:szCs w:val="26"/>
-        </w:rPr>
-        <w:t>祂</w:t>
-      </w:r>
-      <w:proofErr w:type="gramEnd"/>
-      <w:r>
-        <w:rPr>
-          <w:rFonts w:asciiTheme="majorBidi" w:eastAsia="標楷體" w:hAnsiTheme="majorBidi" w:cstheme="majorBidi" w:hint="eastAsia"/>
-          <w:bCs/>
-          <w:w w:val="90"/>
-          <w:sz w:val="26"/>
-          <w:szCs w:val="26"/>
-        </w:rPr>
-        <w:t>賞賜活命，</w:t>
-      </w:r>
-    </w:p>
-    <w:p>
-      <w:pPr>
-        <w:snapToGrid w:val="0"/>
-        <w:spacing w:line="300" w:lineRule="exact"/>
-        <w:rPr>
-          <w:rFonts w:asciiTheme="majorBidi" w:eastAsia="標楷體" w:hAnsiTheme="majorBidi" w:cstheme="majorBidi"/>
-          <w:bCs/>
-          <w:w w:val="90"/>
-          <w:sz w:val="26"/>
-          <w:szCs w:val="26"/>
-        </w:rPr>
-      </w:pPr>
-      <w:r>
-        <w:rPr>
-          <w:rFonts w:asciiTheme="majorBidi" w:eastAsia="標楷體" w:hAnsiTheme="majorBidi" w:cstheme="majorBidi" w:hint="eastAsia"/>
-          <w:bCs/>
-          <w:w w:val="90"/>
-          <w:sz w:val="26"/>
-          <w:szCs w:val="26"/>
-        </w:rPr>
-        <w:t>恩典權能於</w:t>
-      </w:r>
-      <w:proofErr w:type="gramStart"/>
-      <w:r>
-        <w:rPr>
-          <w:rFonts w:asciiTheme="majorBidi" w:eastAsia="標楷體" w:hAnsiTheme="majorBidi" w:cstheme="majorBidi" w:hint="eastAsia"/>
-          <w:bCs/>
-          <w:w w:val="90"/>
-          <w:sz w:val="26"/>
-          <w:szCs w:val="26"/>
-        </w:rPr>
-        <w:t>祂</w:t>
-      </w:r>
-      <w:proofErr w:type="gramEnd"/>
-      <w:r>
-        <w:rPr>
-          <w:rFonts w:asciiTheme="majorBidi" w:eastAsia="標楷體" w:hAnsiTheme="majorBidi" w:cstheme="majorBidi" w:hint="eastAsia"/>
-          <w:bCs/>
-          <w:w w:val="90"/>
-          <w:sz w:val="26"/>
-          <w:szCs w:val="26"/>
-        </w:rPr>
-        <w:t>手中，</w:t>
-      </w:r>
-    </w:p>
-    <w:p>
-      <w:pPr>
-        <w:snapToGrid w:val="0"/>
-        <w:spacing w:line="300" w:lineRule="exact"/>
-        <w:rPr>
-          <w:rFonts w:asciiTheme="majorBidi" w:eastAsia="標楷體" w:hAnsiTheme="majorBidi" w:cstheme="majorBidi"/>
-          <w:bCs/>
-          <w:w w:val="90"/>
-          <w:sz w:val="26"/>
-          <w:szCs w:val="26"/>
-        </w:rPr>
-      </w:pPr>
-      <w:proofErr w:type="gramStart"/>
-      <w:r>
-        <w:rPr>
-          <w:rFonts w:asciiTheme="majorBidi" w:eastAsia="標楷體" w:hAnsiTheme="majorBidi" w:cstheme="majorBidi" w:hint="eastAsia"/>
-          <w:bCs/>
-          <w:w w:val="90"/>
-          <w:sz w:val="26"/>
-          <w:szCs w:val="26"/>
-        </w:rPr>
-        <w:t>祂</w:t>
-      </w:r>
-      <w:proofErr w:type="gramEnd"/>
-      <w:r>
-        <w:rPr>
-          <w:rFonts w:asciiTheme="majorBidi" w:eastAsia="標楷體" w:hAnsiTheme="majorBidi" w:cstheme="majorBidi" w:hint="eastAsia"/>
-          <w:bCs/>
-          <w:w w:val="90"/>
-          <w:sz w:val="26"/>
-          <w:szCs w:val="26"/>
-        </w:rPr>
-        <w:t>手中。</w:t>
-      </w:r>
-    </w:p>
-    <w:p>
-      <w:pPr>
-        <w:snapToGrid w:val="0"/>
-        <w:spacing w:line="300" w:lineRule="exact"/>
-        <w:rPr>
-          <w:rFonts w:asciiTheme="majorBidi" w:eastAsia="標楷體" w:hAnsiTheme="majorBidi" w:cstheme="majorBidi"/>
-          <w:bCs/>
-          <w:w w:val="90"/>
-          <w:sz w:val="26"/>
-          <w:szCs w:val="26"/>
-        </w:rPr>
-      </w:pPr>
-    </w:p>
-    <w:p>
-      <w:pPr>
-        <w:snapToGrid w:val="0"/>
-        <w:spacing w:line="300" w:lineRule="exact"/>
-        <w:rPr>
-          <w:rFonts w:asciiTheme="majorBidi" w:eastAsia="標楷體" w:hAnsiTheme="majorBidi" w:cstheme="majorBidi"/>
-          <w:bCs/>
-          <w:w w:val="90"/>
-          <w:sz w:val="26"/>
-          <w:szCs w:val="26"/>
-        </w:rPr>
-      </w:pPr>
-      <w:r>
-        <w:rPr>
-          <w:rFonts w:asciiTheme="majorBidi" w:eastAsia="標楷體" w:hAnsiTheme="majorBidi" w:cstheme="majorBidi" w:hint="eastAsia"/>
-          <w:bCs/>
-          <w:w w:val="90"/>
-          <w:sz w:val="26"/>
-          <w:szCs w:val="26"/>
-        </w:rPr>
-        <w:t>我深知</w:t>
-      </w:r>
-      <w:proofErr w:type="gramStart"/>
-      <w:r>
-        <w:rPr>
-          <w:rFonts w:asciiTheme="majorBidi" w:eastAsia="標楷體" w:hAnsiTheme="majorBidi" w:cstheme="majorBidi" w:hint="eastAsia"/>
-          <w:bCs/>
-          <w:w w:val="90"/>
-          <w:sz w:val="26"/>
-          <w:szCs w:val="26"/>
-        </w:rPr>
-        <w:t>祂</w:t>
-      </w:r>
-      <w:proofErr w:type="gramEnd"/>
-      <w:r>
-        <w:rPr>
-          <w:rFonts w:asciiTheme="majorBidi" w:eastAsia="標楷體" w:hAnsiTheme="majorBidi" w:cstheme="majorBidi" w:hint="eastAsia"/>
-          <w:bCs/>
-          <w:w w:val="90"/>
-          <w:sz w:val="26"/>
-          <w:szCs w:val="26"/>
-        </w:rPr>
-        <w:t>賞賜活命，</w:t>
-      </w:r>
-    </w:p>
-    <w:p>
-      <w:pPr>
-        <w:snapToGrid w:val="0"/>
-        <w:spacing w:line="300" w:lineRule="exact"/>
-        <w:rPr>
-          <w:rFonts w:asciiTheme="majorBidi" w:eastAsia="標楷體" w:hAnsiTheme="majorBidi" w:cstheme="majorBidi"/>
-          <w:bCs/>
-          <w:w w:val="90"/>
-          <w:sz w:val="26"/>
-          <w:szCs w:val="26"/>
-        </w:rPr>
-      </w:pPr>
-      <w:r>
-        <w:rPr>
-          <w:rFonts w:asciiTheme="majorBidi" w:eastAsia="標楷體" w:hAnsiTheme="majorBidi" w:cstheme="majorBidi" w:hint="eastAsia"/>
-          <w:bCs/>
-          <w:w w:val="90"/>
-          <w:sz w:val="26"/>
-          <w:szCs w:val="26"/>
-        </w:rPr>
-        <w:t>恩典權能，恩典權能，</w:t>
-      </w:r>
-    </w:p>
-    <w:p>
-      <w:pPr>
-        <w:snapToGrid w:val="0"/>
-        <w:spacing w:line="300" w:lineRule="exact"/>
-        <w:rPr>
-          <w:rFonts w:asciiTheme="majorBidi" w:eastAsia="標楷體" w:hAnsiTheme="majorBidi" w:cstheme="majorBidi"/>
-          <w:bCs/>
-          <w:w w:val="90"/>
-          <w:sz w:val="26"/>
-          <w:szCs w:val="26"/>
-        </w:rPr>
-      </w:pPr>
-      <w:r>
-        <w:rPr>
-          <w:rFonts w:asciiTheme="majorBidi" w:eastAsia="標楷體" w:hAnsiTheme="majorBidi" w:cstheme="majorBidi" w:hint="eastAsia"/>
-          <w:bCs/>
-          <w:w w:val="90"/>
-          <w:sz w:val="26"/>
-          <w:szCs w:val="26"/>
-        </w:rPr>
-        <w:t>恩典權能攏於</w:t>
-      </w:r>
-      <w:proofErr w:type="gramStart"/>
-      <w:r>
-        <w:rPr>
-          <w:rFonts w:asciiTheme="majorBidi" w:eastAsia="標楷體" w:hAnsiTheme="majorBidi" w:cstheme="majorBidi" w:hint="eastAsia"/>
-          <w:bCs/>
-          <w:w w:val="90"/>
-          <w:sz w:val="26"/>
-          <w:szCs w:val="26"/>
-        </w:rPr>
-        <w:t>祂</w:t>
-      </w:r>
-      <w:proofErr w:type="gramEnd"/>
-      <w:r>
-        <w:rPr>
-          <w:rFonts w:asciiTheme="majorBidi" w:eastAsia="標楷體" w:hAnsiTheme="majorBidi" w:cstheme="majorBidi" w:hint="eastAsia"/>
-          <w:bCs/>
-          <w:w w:val="90"/>
-          <w:sz w:val="26"/>
-          <w:szCs w:val="26"/>
-        </w:rPr>
-        <w:t>手中。</w:t>
+        <w:t>天離地有偌高，祢的慈愛對敬畏祢的也同款，啥人像祢的疼何等完全。</w:t>
       </w:r>
     </w:p>
     <w:p>
@@ -5154,47 +3991,7 @@
                                   <w:w w:val="90"/>
                                   <w:szCs w:val="24"/>
                                 </w:rPr>
-                                <w:t>我們因信主耶穌基督而蒙　神國福音的恩典，成為基督的肢體，並按主的命令彼此相愛。因此我們奉獻自己成為基督的教會的</w:t>
-                              </w:r>
-                              <w:proofErr w:type="gramStart"/>
-                              <w:r>
-                                <w:rPr>
-                                  <w:rFonts w:ascii="文鼎粗魏碑" w:eastAsia="文鼎粗魏碑" w:cstheme="minorHAnsi" w:hint="eastAsia"/>
-                                  <w:color w:val="0D0D0D" w:themeColor="text1" w:themeTint="F2"/>
-                                  <w:w w:val="90"/>
-                                  <w:szCs w:val="24"/>
-                                </w:rPr>
-                                <w:t>事奉者</w:t>
-                              </w:r>
-                              <w:proofErr w:type="gramEnd"/>
-                              <w:r>
-                                <w:rPr>
-                                  <w:rFonts w:ascii="文鼎粗魏碑" w:eastAsia="文鼎粗魏碑" w:cstheme="minorHAnsi" w:hint="eastAsia"/>
-                                  <w:color w:val="0D0D0D" w:themeColor="text1" w:themeTint="F2"/>
-                                  <w:w w:val="90"/>
-                                  <w:szCs w:val="24"/>
-                                </w:rPr>
-                                <w:t>，用彼此事奉、彼此順服、彼此成全，和彼此學習的心，效法基督成為服事人的僕人。將服事會眾的事看為優先，以服事</w:t>
-                              </w:r>
-                              <w:proofErr w:type="gramStart"/>
-                              <w:r>
-                                <w:rPr>
-                                  <w:rFonts w:ascii="文鼎粗魏碑" w:eastAsia="文鼎粗魏碑" w:cstheme="minorHAnsi" w:hint="eastAsia"/>
-                                  <w:color w:val="0D0D0D" w:themeColor="text1" w:themeTint="F2"/>
-                                  <w:w w:val="90"/>
-                                  <w:szCs w:val="24"/>
-                                </w:rPr>
-                                <w:t>會眾來服事</w:t>
-                              </w:r>
-                              <w:proofErr w:type="gramEnd"/>
-                              <w:r>
-                                <w:rPr>
-                                  <w:rFonts w:ascii="文鼎粗魏碑" w:eastAsia="文鼎粗魏碑" w:cstheme="minorHAnsi" w:hint="eastAsia"/>
-                                  <w:color w:val="0D0D0D" w:themeColor="text1" w:themeTint="F2"/>
-                                  <w:w w:val="90"/>
-                                  <w:szCs w:val="24"/>
-                                </w:rPr>
-                                <w:t xml:space="preserve">　神。使我們與我們得救的身分相稱。</w:t>
+                                <w:t>我們因信主耶穌基督而蒙　神國福音的恩典，成為基督的肢體，並按主的命令彼此相愛。因此我們奉獻自己成為基督的教會的事奉者，用彼此事奉、彼此順服、彼此成全，和彼此學習的心，效法基督成為服事人的僕人。將服事會眾的事看為優先，以服事會眾來服事　神。使我們與我們得救的身分相稱。</w:t>
                               </w:r>
                             </w:p>
                           </w:txbxContent>
@@ -5220,7 +4017,7 @@
           </mc:Choice>
           <mc:Fallback>
             <w:pict>
-              <v:group w14:anchorId="789743EB" id="群組 21" o:spid="_x0000_s1026" style="position:absolute;margin-left:538.15pt;margin-top:28.9pt;width:134.65pt;height:261.65pt;z-index:251663872;mso-position-horizontal-relative:page;mso-position-vertical-relative:page;mso-width-relative:margin;mso-height-relative:margin" coordsize="17094,33223" o:gfxdata="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">
+              <v:group w14:anchorId="789743EB" id="群組 21" o:spid="_x0000_s1026" style="position:absolute;margin-left:538.15pt;margin-top:28.9pt;width:134.65pt;height:261.65pt;z-index:251663872;mso-position-horizontal-relative:page;mso-position-vertical-relative:page;mso-width-relative:margin;mso-height-relative:margin" coordsize="17094,33223" o:gfxdata="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">
                 <v:shapetype id="_x0000_t75" coordsize="21600,21600" o:spt="75" o:preferrelative="t" path="m@4@5l@4@11@9@11@9@5xe" filled="f" stroked="f">
                   <v:stroke joinstyle="miter"/>
                   <v:formulas>
@@ -5240,11 +4037,10 @@
                   <v:path o:extrusionok="f" gradientshapeok="t" o:connecttype="rect"/>
                   <o:lock v:ext="edit" aspectratio="t"/>
                 </v:shapetype>
-                <v:shape id="圖片 18" o:spid="_x0000_s1027" type="#_x0000_t75" style="position:absolute;left:-8065;top:8065;width:33223;height:17094;rotation:90;visibility:visible;mso-wrap-style:square" o:gfxdata="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">
+                <v:shape id="圖片 18" o:spid="_x0000_s1027" type="#_x0000_t75" style="position:absolute;left:-8065;top:8065;width:33223;height:17094;rotation:90;visibility:visible;mso-wrap-style:square" o:gfxdata="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">
                   <v:imagedata r:id="rId10" o:title=""/>
-                  <v:path arrowok="t"/>
                 </v:shape>
-                <v:roundrect id="圓角矩形 7" o:spid="_x0000_s1028" style="position:absolute;left:1666;top:2875;width:14086;height:28296;visibility:visible;mso-wrap-style:square;v-text-anchor:top" arcsize="3131f" o:gfxdata="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" filled="f" stroked="f" strokeweight="2.5pt">
+                <v:roundrect id="圓角矩形 7" o:spid="_x0000_s1028" style="position:absolute;left:1666;top:2875;width:14086;height:28296;visibility:visible;mso-wrap-style:square;v-text-anchor:top" arcsize="3131f" o:gfxdata="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" filled="f" stroked="f" strokeweight="2.5pt">
                   <v:stroke joinstyle="miter"/>
                   <v:textbox style="layout-flow:vertical-ideographic" inset="1mm,1mm,1mm,1mm">
                     <w:txbxContent>
@@ -5289,47 +4085,7 @@
                             <w:w w:val="90"/>
                             <w:szCs w:val="24"/>
                           </w:rPr>
-                          <w:t>我們因信主耶穌基督而蒙　神國福音的恩典，成為基督的肢體，並按主的命令彼此相愛。因此我們奉獻自己成為基督的教會的</w:t>
-                        </w:r>
-                        <w:proofErr w:type="gramStart"/>
-                        <w:r>
-                          <w:rPr>
-                            <w:rFonts w:ascii="文鼎粗魏碑" w:eastAsia="文鼎粗魏碑" w:cstheme="minorHAnsi" w:hint="eastAsia"/>
-                            <w:color w:val="0D0D0D" w:themeColor="text1" w:themeTint="F2"/>
-                            <w:w w:val="90"/>
-                            <w:szCs w:val="24"/>
-                          </w:rPr>
-                          <w:t>事奉者</w:t>
-                        </w:r>
-                        <w:proofErr w:type="gramEnd"/>
-                        <w:r>
-                          <w:rPr>
-                            <w:rFonts w:ascii="文鼎粗魏碑" w:eastAsia="文鼎粗魏碑" w:cstheme="minorHAnsi" w:hint="eastAsia"/>
-                            <w:color w:val="0D0D0D" w:themeColor="text1" w:themeTint="F2"/>
-                            <w:w w:val="90"/>
-                            <w:szCs w:val="24"/>
-                          </w:rPr>
-                          <w:t>，用彼此事奉、彼此順服、彼此成全，和彼此學習的心，效法基督成為服事人的僕人。將服事會眾的事看為優先，以服事</w:t>
-                        </w:r>
-                        <w:proofErr w:type="gramStart"/>
-                        <w:r>
-                          <w:rPr>
-                            <w:rFonts w:ascii="文鼎粗魏碑" w:eastAsia="文鼎粗魏碑" w:cstheme="minorHAnsi" w:hint="eastAsia"/>
-                            <w:color w:val="0D0D0D" w:themeColor="text1" w:themeTint="F2"/>
-                            <w:w w:val="90"/>
-                            <w:szCs w:val="24"/>
-                          </w:rPr>
-                          <w:t>會眾來服事</w:t>
-                        </w:r>
-                        <w:proofErr w:type="gramEnd"/>
-                        <w:r>
-                          <w:rPr>
-                            <w:rFonts w:ascii="文鼎粗魏碑" w:eastAsia="文鼎粗魏碑" w:cstheme="minorHAnsi" w:hint="eastAsia"/>
-                            <w:color w:val="0D0D0D" w:themeColor="text1" w:themeTint="F2"/>
-                            <w:w w:val="90"/>
-                            <w:szCs w:val="24"/>
-                          </w:rPr>
-                          <w:t xml:space="preserve">　神。使我們與我們得救的身分相稱。</w:t>
+                          <w:t>我們因信主耶穌基督而蒙　神國福音的恩典，成為基督的肢體，並按主的命令彼此相愛。因此我們奉獻自己成為基督的教會的事奉者，用彼此事奉、彼此順服、彼此成全，和彼此學習的心，效法基督成為服事人的僕人。將服事會眾的事看為優先，以服事會眾來服事　神。使我們與我們得救的身分相稱。</w:t>
                         </w:r>
                       </w:p>
                     </w:txbxContent>
@@ -5346,7 +4102,7 @@
           <w:noProof/>
         </w:rPr>
         <w:drawing>
-          <wp:anchor distT="0" distB="0" distL="114300" distR="114300" simplePos="0" relativeHeight="251659776" behindDoc="0" locked="0" layoutInCell="1" allowOverlap="1" wp14:anchorId="0030E694" wp14:editId="67153837">
+          <wp:anchor distT="0" distB="0" distL="114300" distR="114300" simplePos="0" relativeHeight="251659776" behindDoc="0" locked="0" layoutInCell="1" allowOverlap="1" wp14:anchorId="0030E694" wp14:editId="153775AD">
             <wp:simplePos x="0" y="0"/>
             <wp:positionH relativeFrom="column">
               <wp:posOffset>2160905</wp:posOffset>
@@ -5552,7 +4308,6 @@
                                 </w:rPr>
                                 <w:t>聚會時間表</w:t>
                               </w:r>
-                              <w:proofErr w:type="gramStart"/>
                               <w:r>
                                 <w:rPr>
                                   <w:rFonts w:ascii="Barlow Condensed Medium" w:eastAsia="華康正顏楷體W9" w:hAnsi="Barlow Condensed Medium" w:cstheme="minorHAnsi" w:hint="eastAsia"/>
@@ -5562,7 +4317,6 @@
                                 </w:rPr>
                                 <w:t>》</w:t>
                               </w:r>
-                              <w:proofErr w:type="gramEnd"/>
                             </w:p>
                             <w:tbl>
                               <w:tblPr>
@@ -6336,7 +5090,6 @@
                                         <w:szCs w:val="26"/>
                                       </w:rPr>
                                     </w:pPr>
-                                    <w:proofErr w:type="gramStart"/>
                                     <w:r>
                                       <w:rPr>
                                         <w:rFonts w:ascii="Barlow Condensed Medium" w:eastAsia="標楷體" w:hAnsi="Barlow Condensed Medium" w:hint="eastAsia"/>
@@ -6347,7 +5100,6 @@
                                       </w:rPr>
                                       <w:t>拿細耳</w:t>
                                     </w:r>
-                                    <w:proofErr w:type="gramEnd"/>
                                     <w:r>
                                       <w:rPr>
                                         <w:rFonts w:ascii="Barlow Condensed Medium" w:eastAsia="標楷體" w:hAnsi="Barlow Condensed Medium" w:hint="eastAsia"/>
@@ -6501,7 +5253,6 @@
                                         <w:szCs w:val="26"/>
                                       </w:rPr>
                                     </w:pPr>
-                                    <w:proofErr w:type="gramStart"/>
                                     <w:r>
                                       <w:rPr>
                                         <w:rFonts w:ascii="Barlow Condensed Medium" w:eastAsia="標楷體" w:hAnsi="Barlow Condensed Medium" w:hint="eastAsia"/>
@@ -6512,7 +5263,6 @@
                                       </w:rPr>
                                       <w:t>社青小組</w:t>
                                     </w:r>
-                                    <w:proofErr w:type="gramEnd"/>
                                   </w:p>
                                 </w:tc>
                                 <w:tc>
@@ -6706,7 +5456,6 @@
                                         <w:szCs w:val="26"/>
                                       </w:rPr>
                                     </w:pPr>
-                                    <w:proofErr w:type="gramStart"/>
                                     <w:r>
                                       <w:rPr>
                                         <w:rFonts w:ascii="Barlow Condensed Medium" w:eastAsia="標楷體" w:hAnsi="Barlow Condensed Medium"/>
@@ -6717,7 +5466,6 @@
                                       </w:rPr>
                                       <w:t>明憲家</w:t>
                                     </w:r>
-                                    <w:proofErr w:type="gramEnd"/>
                                   </w:p>
                                 </w:tc>
                               </w:tr>
@@ -7296,12 +6044,12 @@
           </mc:Choice>
           <mc:Fallback>
             <w:pict>
-              <v:group w14:anchorId="5DF93223" id="群組 24" o:spid="_x0000_s1029" style="position:absolute;margin-left:533.85pt;margin-top:298.55pt;width:140.3pt;height:259.35pt;z-index:251661824;mso-position-horizontal-relative:page;mso-position-vertical-relative:page;mso-width-relative:margin;mso-height-relative:margin" coordsize="17818,32941" o:gfxdata="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">
+              <v:group w14:anchorId="5DF93223" id="群組 24" o:spid="_x0000_s1029" style="position:absolute;margin-left:533.85pt;margin-top:298.55pt;width:140.3pt;height:259.35pt;z-index:251661824;mso-position-horizontal-relative:page;mso-position-vertical-relative:page;mso-width-relative:margin;mso-height-relative:margin" coordsize="17818,32941" o:gfxdata="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">
                 <v:shapetype id="_x0000_t202" coordsize="21600,21600" o:spt="202" path="m,l,21600r21600,l21600,xe">
                   <v:stroke joinstyle="miter"/>
                   <v:path gradientshapeok="t" o:connecttype="rect"/>
                 </v:shapetype>
-                <v:shape id="_x0000_s1030" type="#_x0000_t202" style="position:absolute;left:351;top:293;width:17279;height:32590;visibility:visible;mso-wrap-style:square;v-text-anchor:top" o:gfxdata="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" stroked="f">
+                <v:shape id="_x0000_s1030" type="#_x0000_t202" style="position:absolute;left:351;top:293;width:17279;height:32590;visibility:visible;mso-wrap-style:square;v-text-anchor:top" o:gfxdata="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" stroked="f">
                   <v:textbox inset="0,0,0,0">
                     <w:txbxContent>
                       <w:p>
@@ -7318,7 +6066,6 @@
                           </w:rPr>
                           <w:t>聚會時間表</w:t>
                         </w:r>
-                        <w:proofErr w:type="gramStart"/>
                         <w:r>
                           <w:rPr>
                             <w:rFonts w:ascii="Barlow Condensed Medium" w:eastAsia="華康正顏楷體W9" w:hAnsi="Barlow Condensed Medium" w:cstheme="minorHAnsi" w:hint="eastAsia"/>
@@ -7328,7 +6075,6 @@
                           </w:rPr>
                           <w:t>》</w:t>
                         </w:r>
-                        <w:proofErr w:type="gramEnd"/>
                       </w:p>
                       <w:tbl>
                         <w:tblPr>
@@ -8102,7 +6848,6 @@
                                   <w:szCs w:val="26"/>
                                 </w:rPr>
                               </w:pPr>
-                              <w:proofErr w:type="gramStart"/>
                               <w:r>
                                 <w:rPr>
                                   <w:rFonts w:ascii="Barlow Condensed Medium" w:eastAsia="標楷體" w:hAnsi="Barlow Condensed Medium" w:hint="eastAsia"/>
@@ -8113,7 +6858,6 @@
                                 </w:rPr>
                                 <w:t>拿細耳</w:t>
                               </w:r>
-                              <w:proofErr w:type="gramEnd"/>
                               <w:r>
                                 <w:rPr>
                                   <w:rFonts w:ascii="Barlow Condensed Medium" w:eastAsia="標楷體" w:hAnsi="Barlow Condensed Medium" w:hint="eastAsia"/>
@@ -8267,7 +7011,6 @@
                                   <w:szCs w:val="26"/>
                                 </w:rPr>
                               </w:pPr>
-                              <w:proofErr w:type="gramStart"/>
                               <w:r>
                                 <w:rPr>
                                   <w:rFonts w:ascii="Barlow Condensed Medium" w:eastAsia="標楷體" w:hAnsi="Barlow Condensed Medium" w:hint="eastAsia"/>
@@ -8278,7 +7021,6 @@
                                 </w:rPr>
                                 <w:t>社青小組</w:t>
                               </w:r>
-                              <w:proofErr w:type="gramEnd"/>
                             </w:p>
                           </w:tc>
                           <w:tc>
@@ -8472,7 +7214,6 @@
                                   <w:szCs w:val="26"/>
                                 </w:rPr>
                               </w:pPr>
-                              <w:proofErr w:type="gramStart"/>
                               <w:r>
                                 <w:rPr>
                                   <w:rFonts w:ascii="Barlow Condensed Medium" w:eastAsia="標楷體" w:hAnsi="Barlow Condensed Medium"/>
@@ -8483,7 +7224,6 @@
                                 </w:rPr>
                                 <w:t>明憲家</w:t>
                               </w:r>
-                              <w:proofErr w:type="gramEnd"/>
                             </w:p>
                           </w:tc>
                         </w:tr>
@@ -8999,7 +7739,7 @@
                     </w:txbxContent>
                   </v:textbox>
                 </v:shape>
-                <v:roundrect id="圓角矩形 5" o:spid="_x0000_s1031" style="position:absolute;width:17818;height:32941;visibility:visible;mso-wrap-style:square;v-text-anchor:middle" arcsize="2169f" o:gfxdata="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" filled="f" strokecolor="#5a5a5a [2109]" strokeweight="2.5pt">
+                <v:roundrect id="圓角矩形 5" o:spid="_x0000_s1031" style="position:absolute;width:17818;height:32941;visibility:visible;mso-wrap-style:square;v-text-anchor:middle" arcsize="2169f" o:gfxdata="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" filled="f" strokecolor="#5a5a5a [2109]" strokeweight="2.5pt">
                   <v:stroke joinstyle="miter"/>
                 </v:roundrect>
                 <w10:wrap anchorx="page" anchory="page"/>
@@ -9325,7 +8065,7 @@
                                       <w:snapToGrid w:val="0"/>
                                       <w:spacing w:line="300" w:lineRule="exact"/>
                                       <w:rPr>
-                                        <w:rFonts w:ascii="Barlow Condensed Medium" w:eastAsia="華康儷楷書" w:hAnsi="Barlow Condensed Medium" w:cs="華康儷楷書" w:hint="eastAsia"/>
+                                        <w:rFonts w:ascii="Barlow Condensed Medium" w:eastAsia="華康儷楷書" w:hAnsi="Barlow Condensed Medium" w:cs="華康儷楷書"/>
                                         <w:w w:val="45"/>
                                         <w:sz w:val="26"/>
                                         <w:szCs w:val="26"/>
@@ -9814,7 +8554,6 @@
                                         <w:szCs w:val="26"/>
                                       </w:rPr>
                                     </w:pPr>
-                                    <w:proofErr w:type="gramStart"/>
                                     <w:r>
                                       <w:rPr>
                                         <w:rFonts w:ascii="Barlow Condensed Medium" w:eastAsia="華康中黑體" w:hAnsi="Barlow Condensed Medium" w:hint="eastAsia"/>
@@ -9824,7 +8563,6 @@
                                       </w:rPr>
                                       <w:t>啟應</w:t>
                                     </w:r>
-                                    <w:proofErr w:type="gramEnd"/>
                                     <w:r>
                                       <w:rPr>
                                         <w:rFonts w:ascii="Barlow Condensed Medium" w:eastAsia="華康中黑體" w:hAnsi="Barlow Condensed Medium" w:hint="eastAsia"/>
@@ -10060,8 +8798,8 @@
           </mc:Choice>
           <mc:Fallback>
             <w:pict>
-              <v:group w14:anchorId="0AB0FEB2" id="群組 19" o:spid="_x0000_s1032" style="position:absolute;left:0;text-align:left;margin-left:534.4pt;margin-top:567.3pt;width:140.6pt;height:130.1pt;z-index:251651584;mso-position-horizontal-relative:page;mso-position-vertical-relative:page;mso-width-relative:margin;mso-height-relative:margin" coordorigin="108" coordsize="17868,16510" o:gfxdata="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">
-                <v:shape id="_x0000_s1033" type="#_x0000_t202" style="position:absolute;left:317;top:444;width:17634;height:15621;visibility:visible;mso-wrap-style:square;v-text-anchor:top" o:gfxdata="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" stroked="f">
+              <v:group w14:anchorId="0AB0FEB2" id="群組 19" o:spid="_x0000_s1032" style="position:absolute;left:0;text-align:left;margin-left:534.4pt;margin-top:567.3pt;width:140.6pt;height:130.1pt;z-index:251651584;mso-position-horizontal-relative:page;mso-position-vertical-relative:page;mso-width-relative:margin;mso-height-relative:margin" coordorigin="108" coordsize="17868,16510" o:gfxdata="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">
+                <v:shape id="_x0000_s1033" type="#_x0000_t202" style="position:absolute;left:317;top:444;width:17634;height:15621;visibility:visible;mso-wrap-style:square;v-text-anchor:top" o:gfxdata="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" stroked="f">
                   <v:textbox inset="0,0,0,0">
                     <w:txbxContent>
                       <w:p>
@@ -10279,7 +9017,7 @@
                                 <w:snapToGrid w:val="0"/>
                                 <w:spacing w:line="300" w:lineRule="exact"/>
                                 <w:rPr>
-                                  <w:rFonts w:ascii="Barlow Condensed Medium" w:eastAsia="華康儷楷書" w:hAnsi="Barlow Condensed Medium" w:cs="華康儷楷書" w:hint="eastAsia"/>
+                                  <w:rFonts w:ascii="Barlow Condensed Medium" w:eastAsia="華康儷楷書" w:hAnsi="Barlow Condensed Medium" w:cs="華康儷楷書"/>
                                   <w:w w:val="45"/>
                                   <w:sz w:val="26"/>
                                   <w:szCs w:val="26"/>
@@ -10768,7 +9506,6 @@
                                   <w:szCs w:val="26"/>
                                 </w:rPr>
                               </w:pPr>
-                              <w:proofErr w:type="gramStart"/>
                               <w:r>
                                 <w:rPr>
                                   <w:rFonts w:ascii="Barlow Condensed Medium" w:eastAsia="華康中黑體" w:hAnsi="Barlow Condensed Medium" w:hint="eastAsia"/>
@@ -10778,7 +9515,6 @@
                                 </w:rPr>
                                 <w:t>啟應</w:t>
                               </w:r>
-                              <w:proofErr w:type="gramEnd"/>
                               <w:r>
                                 <w:rPr>
                                   <w:rFonts w:ascii="Barlow Condensed Medium" w:eastAsia="華康中黑體" w:hAnsi="Barlow Condensed Medium" w:hint="eastAsia"/>
@@ -10951,7 +9687,7 @@
                     </w:txbxContent>
                   </v:textbox>
                 </v:shape>
-                <v:roundrect id="圓角矩形 25" o:spid="_x0000_s1034" style="position:absolute;left:108;width:17869;height:16510;visibility:visible;mso-wrap-style:square;v-text-anchor:middle" arcsize="4542f" o:gfxdata="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" filled="f" strokecolor="#5a5a5a [2109]" strokeweight="2.5pt">
+                <v:roundrect id="圓角矩形 25" o:spid="_x0000_s1034" style="position:absolute;left:108;width:17869;height:16510;visibility:visible;mso-wrap-style:square;v-text-anchor:middle" arcsize="4542f" o:gfxdata="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" filled="f" strokecolor="#5a5a5a [2109]" strokeweight="2.5pt">
                   <v:stroke joinstyle="miter"/>
                 </v:roundrect>
                 <w10:wrap anchorx="page" anchory="page"/>
@@ -11119,7 +9855,7 @@
           </mc:Choice>
           <mc:Fallback>
             <w:pict>
-              <v:shape w14:anchorId="76BD7DFF" id="文字方塊 2" o:spid="_x0000_s1035" type="#_x0000_t202" style="position:absolute;margin-left:31.4pt;margin-top:-54.1pt;width:109.8pt;height:110.6pt;z-index:251666944;visibility:visible;mso-wrap-style:square;mso-width-percent:0;mso-height-percent:200;mso-wrap-distance-left:9pt;mso-wrap-distance-top:3.6pt;mso-wrap-distance-right:9pt;mso-wrap-distance-bottom:3.6pt;mso-position-horizontal:absolute;mso-position-horizontal-relative:text;mso-position-vertical:absolute;mso-position-vertical-relative:text;mso-width-percent:0;mso-height-percent:200;mso-width-relative:margin;mso-height-relative:margin;v-text-anchor:top" o:gfxdata="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" filled="f" stroked="f">
+              <v:shape w14:anchorId="76BD7DFF" id="文字方塊 2" o:spid="_x0000_s1035" type="#_x0000_t202" style="position:absolute;margin-left:31.4pt;margin-top:-54.1pt;width:109.8pt;height:110.6pt;z-index:251666944;visibility:visible;mso-wrap-style:square;mso-width-percent:0;mso-height-percent:200;mso-wrap-distance-left:9pt;mso-wrap-distance-top:3.6pt;mso-wrap-distance-right:9pt;mso-wrap-distance-bottom:3.6pt;mso-position-horizontal:absolute;mso-position-horizontal-relative:text;mso-position-vertical:absolute;mso-position-vertical-relative:text;mso-width-percent:0;mso-height-percent:200;mso-width-relative:margin;mso-height-relative:margin;v-text-anchor:top" o:gfxdata="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" filled="f" stroked="f">
                 <v:textbox style="mso-fit-shape-to-text:t" inset="1mm,1mm,1mm,1mm">
                   <w:txbxContent>
                     <w:p>
@@ -11318,7 +10054,7 @@
           </mc:Choice>
           <mc:Fallback>
             <w:pict>
-              <v:roundrect w14:anchorId="4775AEF3" id="圓角矩形 12" o:spid="_x0000_s1036" style="position:absolute;margin-left:-.9pt;margin-top:16.35pt;width:49.3pt;height:15.45pt;z-index:251647488;visibility:visible;mso-wrap-style:square;mso-width-percent:0;mso-height-percent:0;mso-wrap-distance-left:9pt;mso-wrap-distance-top:0;mso-wrap-distance-right:9pt;mso-wrap-distance-bottom:0;mso-position-horizontal:absolute;mso-position-horizontal-relative:text;mso-position-vertical:absolute;mso-position-vertical-relative:text;mso-width-percent:0;mso-height-percent:0;mso-width-relative:margin;mso-height-relative:margin;v-text-anchor:middle" arcsize="10923f" o:gfxdata="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" fillcolor="#5a5a5a [2109]" stroked="f" strokeweight="1pt">
+              <v:roundrect w14:anchorId="4775AEF3" id="圓角矩形 12" o:spid="_x0000_s1036" style="position:absolute;margin-left:-.9pt;margin-top:16.35pt;width:49.3pt;height:15.45pt;z-index:251647488;visibility:visible;mso-wrap-style:square;mso-width-percent:0;mso-height-percent:0;mso-wrap-distance-left:9pt;mso-wrap-distance-top:0;mso-wrap-distance-right:9pt;mso-wrap-distance-bottom:0;mso-position-horizontal:absolute;mso-position-horizontal-relative:text;mso-position-vertical:absolute;mso-position-vertical-relative:text;mso-width-percent:0;mso-height-percent:0;mso-width-relative:margin;mso-height-relative:margin;v-text-anchor:middle" arcsize="10923f" o:gfxdata="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" fillcolor="#5a5a5a [2109]" stroked="f" strokeweight="1pt">
                 <v:stroke joinstyle="miter"/>
                 <v:textbox inset=".5mm,0,.5mm,0">
                   <w:txbxContent>
@@ -11458,7 +10194,7 @@
           </mc:Choice>
           <mc:Fallback>
             <w:pict>
-              <v:roundrect w14:anchorId="196DC3BF" id="圓角矩形 14" o:spid="_x0000_s1037" style="position:absolute;margin-left:-1.25pt;margin-top:16.7pt;width:83.6pt;height:15.3pt;z-index:251648512;visibility:visible;mso-wrap-style:square;mso-width-percent:0;mso-height-percent:0;mso-wrap-distance-left:9pt;mso-wrap-distance-top:0;mso-wrap-distance-right:9pt;mso-wrap-distance-bottom:0;mso-position-horizontal:absolute;mso-position-horizontal-relative:text;mso-position-vertical:absolute;mso-position-vertical-relative:text;mso-width-percent:0;mso-height-percent:0;mso-width-relative:margin;mso-height-relative:margin;v-text-anchor:middle" arcsize="10923f" o:gfxdata="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" fillcolor="#5a5a5a [2109]" stroked="f" strokeweight="1pt">
+              <v:roundrect w14:anchorId="196DC3BF" id="圓角矩形 14" o:spid="_x0000_s1037" style="position:absolute;margin-left:-1.25pt;margin-top:16.7pt;width:83.6pt;height:15.3pt;z-index:251648512;visibility:visible;mso-wrap-style:square;mso-width-percent:0;mso-height-percent:0;mso-wrap-distance-left:9pt;mso-wrap-distance-top:0;mso-wrap-distance-right:9pt;mso-wrap-distance-bottom:0;mso-position-horizontal:absolute;mso-position-horizontal-relative:text;mso-position-vertical:absolute;mso-position-vertical-relative:text;mso-width-percent:0;mso-height-percent:0;mso-width-relative:margin;mso-height-relative:margin;v-text-anchor:middle" arcsize="10923f" o:gfxdata="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" fillcolor="#5a5a5a [2109]" stroked="f" strokeweight="1pt">
                 <v:stroke joinstyle="miter"/>
                 <v:textbox inset=".5mm,0,.5mm,0">
                   <w:txbxContent>
@@ -11654,7 +10390,7 @@
           </mc:Choice>
           <mc:Fallback>
             <w:pict>
-              <v:roundrect w14:anchorId="1A4DC044" id="圓角矩形 9" o:spid="_x0000_s1038" style="position:absolute;margin-left:-.6pt;margin-top:16.6pt;width:30.35pt;height:15.3pt;z-index:251649536;visibility:visible;mso-wrap-style:square;mso-width-percent:0;mso-height-percent:0;mso-wrap-distance-left:9pt;mso-wrap-distance-top:0;mso-wrap-distance-right:9pt;mso-wrap-distance-bottom:0;mso-position-horizontal:absolute;mso-position-horizontal-relative:text;mso-position-vertical:absolute;mso-position-vertical-relative:text;mso-width-percent:0;mso-height-percent:0;mso-width-relative:margin;mso-height-relative:margin;v-text-anchor:middle" arcsize="10923f" o:gfxdata="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" fillcolor="#5a5a5a [2109]" stroked="f" strokeweight="1pt">
+              <v:roundrect w14:anchorId="1A4DC044" id="圓角矩形 9" o:spid="_x0000_s1038" style="position:absolute;margin-left:-.6pt;margin-top:16.6pt;width:30.35pt;height:15.3pt;z-index:251649536;visibility:visible;mso-wrap-style:square;mso-width-percent:0;mso-height-percent:0;mso-wrap-distance-left:9pt;mso-wrap-distance-top:0;mso-wrap-distance-right:9pt;mso-wrap-distance-bottom:0;mso-position-horizontal:absolute;mso-position-horizontal-relative:text;mso-position-vertical:absolute;mso-position-vertical-relative:text;mso-width-percent:0;mso-height-percent:0;mso-width-relative:margin;mso-height-relative:margin;v-text-anchor:middle" arcsize="10923f" o:gfxdata="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" fillcolor="#5a5a5a [2109]" stroked="f" strokeweight="1pt">
                 <v:stroke joinstyle="miter"/>
                 <v:textbox inset=".5mm,0,.5mm,0">
                   <w:txbxContent>
@@ -11918,7 +10654,7 @@
           </mc:Choice>
           <mc:Fallback>
             <w:pict>
-              <v:roundrect w14:anchorId="03BFD3A3" id="圓角矩形 13" o:spid="_x0000_s1039" style="position:absolute;margin-left:-.4pt;margin-top:16.65pt;width:49.3pt;height:15.3pt;z-index:251650560;visibility:visible;mso-wrap-style:square;mso-width-percent:0;mso-height-percent:0;mso-wrap-distance-left:9pt;mso-wrap-distance-top:0;mso-wrap-distance-right:9pt;mso-wrap-distance-bottom:0;mso-position-horizontal:absolute;mso-position-horizontal-relative:text;mso-position-vertical:absolute;mso-position-vertical-relative:text;mso-width-percent:0;mso-height-percent:0;mso-width-relative:margin;mso-height-relative:margin;v-text-anchor:middle" arcsize="10923f" o:gfxdata="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" fillcolor="#5a5a5a [2109]" stroked="f" strokeweight="1pt">
+              <v:roundrect w14:anchorId="03BFD3A3" id="圓角矩形 13" o:spid="_x0000_s1039" style="position:absolute;margin-left:-.4pt;margin-top:16.65pt;width:49.3pt;height:15.3pt;z-index:251650560;visibility:visible;mso-wrap-style:square;mso-width-percent:0;mso-height-percent:0;mso-wrap-distance-left:9pt;mso-wrap-distance-top:0;mso-wrap-distance-right:9pt;mso-wrap-distance-bottom:0;mso-position-horizontal:absolute;mso-position-horizontal-relative:text;mso-position-vertical:absolute;mso-position-vertical-relative:text;mso-width-percent:0;mso-height-percent:0;mso-width-relative:margin;mso-height-relative:margin;v-text-anchor:middle" arcsize="10923f" o:gfxdata="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" fillcolor="#5a5a5a [2109]" stroked="f" strokeweight="1pt">
                 <v:stroke joinstyle="miter"/>
                 <v:textbox inset=".5mm,0,.5mm,0">
                   <w:txbxContent>
@@ -11955,7 +10691,6 @@
         </w:rPr>
         <w:t xml:space="preserve">       </w:t>
       </w:r>
-      <w:proofErr w:type="gramStart"/>
       <w:r>
         <w:rPr>
           <w:rFonts w:ascii="Barlow Condensed Medium" w:eastAsia="華康中圓體" w:hAnsi="Barlow Condensed Medium"/>
@@ -11963,7 +10698,6 @@
         </w:rPr>
         <w:t>主堂</w:t>
       </w:r>
-      <w:proofErr w:type="gramEnd"/>
       <w:r>
         <w:rPr>
           <w:rFonts w:ascii="Barlow Condensed Medium" w:eastAsia="華康中圓體" w:hAnsi="Barlow Condensed Medium"/>
@@ -12107,7 +10841,6 @@
                                 <w:sz w:val="22"/>
                               </w:rPr>
                             </w:pPr>
-                            <w:proofErr w:type="gramStart"/>
                             <w:r>
                               <w:rPr>
                                 <w:rFonts w:ascii="Barlow Condensed Medium" w:eastAsia="華康儷中黑" w:hAnsi="Barlow Condensed Medium"/>
@@ -12115,7 +10848,6 @@
                               </w:rPr>
                               <w:t>教會臉書</w:t>
                             </w:r>
-                            <w:proofErr w:type="gramEnd"/>
                             <w:r>
                               <w:rPr>
                                 <w:rFonts w:ascii="Barlow Condensed Medium" w:eastAsia="華康儷中黑" w:hAnsi="Barlow Condensed Medium"/>
@@ -12158,7 +10890,7 @@
           </mc:Choice>
           <mc:Fallback>
             <w:pict>
-              <v:shape w14:anchorId="77C1E33A" id="_x0000_s1040" type="#_x0000_t202" style="position:absolute;margin-left:107.25pt;margin-top:6.2pt;width:125.55pt;height:16.3pt;z-index:251665920;visibility:visible;mso-wrap-style:square;mso-width-percent:0;mso-height-percent:0;mso-wrap-distance-left:9pt;mso-wrap-distance-top:3.6pt;mso-wrap-distance-right:9pt;mso-wrap-distance-bottom:3.6pt;mso-position-horizontal:absolute;mso-position-horizontal-relative:text;mso-position-vertical:absolute;mso-position-vertical-relative:text;mso-width-percent:0;mso-height-percent:0;mso-width-relative:margin;mso-height-relative:margin;v-text-anchor:top" o:gfxdata="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" filled="f" stroked="f">
+              <v:shape w14:anchorId="77C1E33A" id="_x0000_s1040" type="#_x0000_t202" style="position:absolute;margin-left:107.25pt;margin-top:6.2pt;width:125.55pt;height:16.3pt;z-index:251665920;visibility:visible;mso-wrap-style:square;mso-width-percent:0;mso-height-percent:0;mso-wrap-distance-left:9pt;mso-wrap-distance-top:3.6pt;mso-wrap-distance-right:9pt;mso-wrap-distance-bottom:3.6pt;mso-position-horizontal:absolute;mso-position-horizontal-relative:text;mso-position-vertical:absolute;mso-position-vertical-relative:text;mso-width-percent:0;mso-height-percent:0;mso-width-relative:margin;mso-height-relative:margin;v-text-anchor:top" o:gfxdata="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" filled="f" stroked="f">
                 <v:textbox inset="0,0,0,0">
                   <w:txbxContent>
                     <w:p>
@@ -12169,7 +10901,6 @@
                           <w:sz w:val="22"/>
                         </w:rPr>
                       </w:pPr>
-                      <w:proofErr w:type="gramStart"/>
                       <w:r>
                         <w:rPr>
                           <w:rFonts w:ascii="Barlow Condensed Medium" w:eastAsia="華康儷中黑" w:hAnsi="Barlow Condensed Medium"/>
@@ -12177,7 +10908,6 @@
                         </w:rPr>
                         <w:t>教會臉書</w:t>
                       </w:r>
-                      <w:proofErr w:type="gramEnd"/>
                       <w:r>
                         <w:rPr>
                           <w:rFonts w:ascii="Barlow Condensed Medium" w:eastAsia="華康儷中黑" w:hAnsi="Barlow Condensed Medium"/>
@@ -12235,19 +10965,8 @@
           <w:sz w:val="28"/>
           <w:szCs w:val="28"/>
         </w:rPr>
-        <w:t xml:space="preserve"> </w:t>
+        <w:t xml:space="preserve"> Weekly</w:t>
       </w:r>
-      <w:proofErr w:type="gramStart"/>
-      <w:r>
-        <w:rPr>
-          <w:rFonts w:ascii="Old English Text MT" w:hAnsi="Old English Text MT"/>
-          <w:color w:val="404040" w:themeColor="text1" w:themeTint="BF"/>
-          <w:sz w:val="28"/>
-          <w:szCs w:val="28"/>
-        </w:rPr>
-        <w:t>Weekly</w:t>
-      </w:r>
-      <w:proofErr w:type="gramEnd"/>
     </w:p>
     <w:p>
       <w:pPr>
@@ -13094,15 +11813,7 @@
                                       <w:color w:val="FFFFFF"/>
                                       <w:w w:val="66"/>
                                     </w:rPr>
-                                    <w:t xml:space="preserve">恭候　</w:t>
-                                  </w:r>
-                                  <w:r>
-                                    <w:rPr>
-                                      <w:rFonts w:ascii="華康儷中黑" w:eastAsia="華康儷中黑" w:hAnsi="Calibri" w:cs="Arial" w:hint="eastAsia"/>
-                                      <w:color w:val="FFFFFF"/>
-                                      <w:w w:val="66"/>
-                                    </w:rPr>
-                                    <w:t>神的話</w:t>
+                                    <w:t>恭候　神的話</w:t>
                                   </w:r>
                                 </w:p>
                               </w:txbxContent>
@@ -13127,7 +11838,7 @@
                 </mc:Choice>
                 <mc:Fallback>
                   <w:pict>
-                    <v:rect w14:anchorId="343BC9BA" id="矩形 8" o:spid="_x0000_s1041" style="position:absolute;left:0;text-align:left;margin-left:-.7pt;margin-top:2.7pt;width:18.75pt;height:92.3pt;z-index:251662848;visibility:visible;mso-wrap-style:square;mso-width-percent:0;mso-height-percent:0;mso-wrap-distance-left:9pt;mso-wrap-distance-top:0;mso-wrap-distance-right:9pt;mso-wrap-distance-bottom:0;mso-position-horizontal:absolute;mso-position-horizontal-relative:text;mso-position-vertical:absolute;mso-position-vertical-relative:text;mso-width-percent:0;mso-height-percent:0;mso-width-relative:margin;mso-height-relative:margin;v-text-anchor:middle" o:gfxdata="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" fillcolor="#5a5a5a [2109]" stroked="f" strokeweight="1pt">
+                    <v:rect w14:anchorId="343BC9BA" id="矩形 8" o:spid="_x0000_s1041" style="position:absolute;left:0;text-align:left;margin-left:-.7pt;margin-top:2.7pt;width:18.75pt;height:92.3pt;z-index:251662848;visibility:visible;mso-wrap-style:square;mso-width-percent:0;mso-height-percent:0;mso-wrap-distance-left:9pt;mso-wrap-distance-top:0;mso-wrap-distance-right:9pt;mso-wrap-distance-bottom:0;mso-position-horizontal:absolute;mso-position-horizontal-relative:text;mso-position-vertical:absolute;mso-position-vertical-relative:text;mso-width-percent:0;mso-height-percent:0;mso-width-relative:margin;mso-height-relative:margin;v-text-anchor:middle" o:gfxdata="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" fillcolor="#5a5a5a [2109]" stroked="f" strokeweight="1pt">
                       <v:textbox style="layout-flow:vertical-ideographic" inset="1mm,1mm,1mm,1mm">
                         <w:txbxContent>
                           <w:p>
@@ -13147,15 +11858,7 @@
                                 <w:color w:val="FFFFFF"/>
                                 <w:w w:val="66"/>
                               </w:rPr>
-                              <w:t xml:space="preserve">恭候　</w:t>
-                            </w:r>
-                            <w:r>
-                              <w:rPr>
-                                <w:rFonts w:ascii="華康儷中黑" w:eastAsia="華康儷中黑" w:hAnsi="Calibri" w:cs="Arial" w:hint="eastAsia"/>
-                                <w:color w:val="FFFFFF"/>
-                                <w:w w:val="66"/>
-                              </w:rPr>
-                              <w:t>神的話</w:t>
+                              <w:t>恭候　神的話</w:t>
                             </w:r>
                           </w:p>
                         </w:txbxContent>
@@ -13193,7 +11896,6 @@
                 <w:szCs w:val="20"/>
               </w:rPr>
             </w:pPr>
-            <w:proofErr w:type="gramStart"/>
             <w:r>
               <w:rPr>
                 <w:rFonts w:eastAsia="華康儷中黑" w:cstheme="minorHAnsi"/>
@@ -13204,7 +11906,6 @@
               </w:rPr>
               <w:t>序樂</w:t>
             </w:r>
-            <w:proofErr w:type="gramEnd"/>
           </w:p>
         </w:tc>
         <w:tc>
@@ -13340,7 +12041,6 @@
                 <w:szCs w:val="20"/>
               </w:rPr>
             </w:pPr>
-            <w:proofErr w:type="gramStart"/>
             <w:r>
               <w:rPr>
                 <w:rFonts w:eastAsia="華康儷中黑" w:cstheme="minorHAnsi"/>
@@ -13351,7 +12051,6 @@
               </w:rPr>
               <w:t>宣召</w:t>
             </w:r>
-            <w:proofErr w:type="gramEnd"/>
           </w:p>
         </w:tc>
         <w:tc>
@@ -13807,7 +12506,6 @@
                 <w:szCs w:val="20"/>
               </w:rPr>
             </w:pPr>
-            <w:proofErr w:type="gramStart"/>
             <w:r>
               <w:rPr>
                 <w:rFonts w:eastAsia="華康儷中黑" w:cstheme="minorHAnsi"/>
@@ -13818,7 +12516,6 @@
               </w:rPr>
               <w:t>啟應文</w:t>
             </w:r>
-            <w:proofErr w:type="gramEnd"/>
           </w:p>
         </w:tc>
         <w:tc>
@@ -14203,7 +12900,7 @@
                 </mc:Choice>
                 <mc:Fallback>
                   <w:pict>
-                    <v:rect w14:anchorId="363672F5" id="矩形 10" o:spid="_x0000_s1042" style="position:absolute;left:0;text-align:left;margin-left:-.7pt;margin-top:12.9pt;width:19.25pt;height:42.9pt;z-index:251657728;visibility:visible;mso-wrap-style:square;mso-width-percent:0;mso-height-percent:0;mso-wrap-distance-left:9pt;mso-wrap-distance-top:0;mso-wrap-distance-right:9pt;mso-wrap-distance-bottom:0;mso-position-horizontal:absolute;mso-position-horizontal-relative:text;mso-position-vertical:absolute;mso-position-vertical-relative:text;mso-width-percent:0;mso-height-percent:0;mso-width-relative:margin;mso-height-relative:margin;v-text-anchor:middle" o:gfxdata="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" fillcolor="#5a5a5a [2109]" stroked="f" strokeweight="1pt">
+                    <v:rect w14:anchorId="363672F5" id="矩形 10" o:spid="_x0000_s1042" style="position:absolute;left:0;text-align:left;margin-left:-.7pt;margin-top:12.9pt;width:19.25pt;height:42.9pt;z-index:251657728;visibility:visible;mso-wrap-style:square;mso-width-percent:0;mso-height-percent:0;mso-wrap-distance-left:9pt;mso-wrap-distance-top:0;mso-wrap-distance-right:9pt;mso-wrap-distance-bottom:0;mso-position-horizontal:absolute;mso-position-horizontal-relative:text;mso-position-vertical:absolute;mso-position-vertical-relative:text;mso-width-percent:0;mso-height-percent:0;mso-width-relative:margin;mso-height-relative:margin;v-text-anchor:middle" o:gfxdata="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" fillcolor="#5a5a5a [2109]" stroked="f" strokeweight="1pt">
                       <v:textbox style="layout-flow:vertical-ideographic" inset="1mm,1mm,1mm,1mm">
                         <w:txbxContent>
                           <w:p>
@@ -14310,29 +13007,7 @@
                 <w:sz w:val="20"/>
                 <w:szCs w:val="20"/>
               </w:rPr>
-              <w:t>我</w:t>
-            </w:r>
-            <w:proofErr w:type="gramStart"/>
-            <w:r>
-              <w:rPr>
-                <w:rFonts w:ascii="Bahnschrift SemiBold Condensed" w:eastAsia="標楷體" w:hAnsi="Bahnschrift SemiBold Condensed" w:cstheme="minorHAnsi" w:hint="eastAsia"/>
-                <w:bCs/>
-                <w:w w:val="150"/>
-                <w:sz w:val="20"/>
-                <w:szCs w:val="20"/>
-              </w:rPr>
-              <w:t>知救贖主</w:t>
-            </w:r>
-            <w:proofErr w:type="gramEnd"/>
-            <w:r>
-              <w:rPr>
-                <w:rFonts w:ascii="Bahnschrift SemiBold Condensed" w:eastAsia="標楷體" w:hAnsi="Bahnschrift SemiBold Condensed" w:cstheme="minorHAnsi" w:hint="eastAsia"/>
-                <w:bCs/>
-                <w:w w:val="150"/>
-                <w:sz w:val="20"/>
-                <w:szCs w:val="20"/>
-              </w:rPr>
-              <w:t>永遠活著</w:t>
+              <w:t>從日出到日落</w:t>
             </w:r>
           </w:p>
         </w:tc>
@@ -15009,7 +13684,7 @@
                 </mc:Choice>
                 <mc:Fallback>
                   <w:pict>
-                    <v:rect w14:anchorId="4D37C684" id="矩形 11" o:spid="_x0000_s1043" style="position:absolute;left:0;text-align:left;margin-left:-.7pt;margin-top:1.65pt;width:19.25pt;height:111.25pt;z-index:251656704;visibility:visible;mso-wrap-style:square;mso-width-percent:0;mso-height-percent:0;mso-wrap-distance-left:9pt;mso-wrap-distance-top:0;mso-wrap-distance-right:9pt;mso-wrap-distance-bottom:0;mso-position-horizontal:absolute;mso-position-horizontal-relative:text;mso-position-vertical:absolute;mso-position-vertical-relative:text;mso-width-percent:0;mso-height-percent:0;mso-width-relative:margin;mso-height-relative:margin;v-text-anchor:middle" o:gfxdata="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" fillcolor="#5a5a5a [2109]" stroked="f" strokeweight="1pt">
+                    <v:rect w14:anchorId="4D37C684" id="矩形 11" o:spid="_x0000_s1043" style="position:absolute;left:0;text-align:left;margin-left:-.7pt;margin-top:1.65pt;width:19.25pt;height:111.25pt;z-index:251656704;visibility:visible;mso-wrap-style:square;mso-width-percent:0;mso-height-percent:0;mso-wrap-distance-left:9pt;mso-wrap-distance-top:0;mso-wrap-distance-right:9pt;mso-wrap-distance-bottom:0;mso-position-horizontal:absolute;mso-position-horizontal-relative:text;mso-position-vertical:absolute;mso-position-vertical-relative:text;mso-width-percent:0;mso-height-percent:0;mso-width-relative:margin;mso-height-relative:margin;v-text-anchor:middle" o:gfxdata="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" fillcolor="#5a5a5a [2109]" stroked="f" strokeweight="1pt">
                       <v:textbox style="layout-flow:vertical-ideographic" inset="1mm,1mm,1mm,1mm">
                         <w:txbxContent>
                           <w:p>
@@ -15749,7 +14424,6 @@
                 <w:szCs w:val="20"/>
               </w:rPr>
             </w:pPr>
-            <w:proofErr w:type="gramStart"/>
             <w:r>
               <w:rPr>
                 <w:rFonts w:eastAsia="華康儷中黑" w:cstheme="minorHAnsi" w:hint="eastAsia"/>
@@ -15760,7 +14434,6 @@
               </w:rPr>
               <w:t>公禱</w:t>
             </w:r>
-            <w:proofErr w:type="gramEnd"/>
           </w:p>
         </w:tc>
         <w:tc>
@@ -15896,7 +14569,6 @@
                 <w:szCs w:val="20"/>
               </w:rPr>
             </w:pPr>
-            <w:proofErr w:type="gramStart"/>
             <w:r>
               <w:rPr>
                 <w:rFonts w:eastAsia="華康儷中黑" w:cstheme="minorHAnsi"/>
@@ -15907,7 +14579,6 @@
               </w:rPr>
               <w:t>頌榮</w:t>
             </w:r>
-            <w:proofErr w:type="gramEnd"/>
           </w:p>
         </w:tc>
         <w:tc>
@@ -16130,7 +14801,6 @@
               </w:rPr>
               <w:t xml:space="preserve">: </w:t>
             </w:r>
-            <w:proofErr w:type="gramStart"/>
             <w:r>
               <w:rPr>
                 <w:rFonts w:ascii="Bahnschrift SemiBold Condensed" w:eastAsia="標楷體" w:hAnsi="Bahnschrift SemiBold Condensed" w:cstheme="minorHAnsi" w:hint="eastAsia"/>
@@ -16140,7 +14810,6 @@
               </w:rPr>
               <w:t>阿們頌</w:t>
             </w:r>
-            <w:proofErr w:type="gramEnd"/>
           </w:p>
         </w:tc>
         <w:tc>
@@ -16237,7 +14906,6 @@
                 <w:szCs w:val="20"/>
               </w:rPr>
             </w:pPr>
-            <w:proofErr w:type="gramStart"/>
             <w:r>
               <w:rPr>
                 <w:rFonts w:eastAsia="華康儷中黑" w:cstheme="minorHAnsi" w:hint="eastAsia"/>
@@ -16248,7 +14916,6 @@
               </w:rPr>
               <w:t>殿樂</w:t>
             </w:r>
-            <w:proofErr w:type="gramEnd"/>
           </w:p>
         </w:tc>
         <w:tc>
@@ -16773,7 +15440,7 @@
           </mc:Choice>
           <mc:Fallback>
             <w:pict>
-              <v:line w14:anchorId="3F7D1E50" id="直線接點 2" o:spid="_x0000_s1026" style="position:absolute;z-index:251653632;visibility:visible;mso-wrap-style:square;mso-height-percent:0;mso-wrap-distance-left:9pt;mso-wrap-distance-top:0;mso-wrap-distance-right:9pt;mso-wrap-distance-bottom:0;mso-position-horizontal:absolute;mso-position-horizontal-relative:page;mso-position-vertical:absolute;mso-position-vertical-relative:page;mso-height-percent:0;mso-height-relative:margin" from="687.75pt,19.85pt" to="687.75pt,709.8pt" o:gfxdata="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" strokecolor="black [3213]" strokeweight=".5pt">
+              <v:line w14:anchorId="03A0BCA5" id="直線接點 2" o:spid="_x0000_s1026" style="position:absolute;z-index:251653632;visibility:visible;mso-wrap-style:square;mso-height-percent:0;mso-wrap-distance-left:9pt;mso-wrap-distance-top:0;mso-wrap-distance-right:9pt;mso-wrap-distance-bottom:0;mso-position-horizontal:absolute;mso-position-horizontal-relative:page;mso-position-vertical:absolute;mso-position-vertical-relative:page;mso-height-percent:0;mso-height-relative:margin" from="687.75pt,19.85pt" to="687.75pt,709.8pt" o:gfxdata="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" strokecolor="black [3213]" strokeweight=".5pt">
                 <v:stroke dashstyle="3 1" joinstyle="miter"/>
                 <w10:wrap anchorx="page" anchory="page"/>
               </v:line>
@@ -16918,27 +15585,7 @@
           <w:sz w:val="26"/>
           <w:szCs w:val="26"/>
         </w:rPr>
-        <w:t>獨獨義人的</w:t>
-      </w:r>
-      <w:proofErr w:type="gramStart"/>
-      <w:r>
-        <w:rPr>
-          <w:rFonts w:ascii="標楷體" w:eastAsia="標楷體" w:hAnsi="標楷體" w:cs="Arial" w:hint="eastAsia"/>
-          <w:w w:val="80"/>
-          <w:sz w:val="26"/>
-          <w:szCs w:val="26"/>
-        </w:rPr>
-        <w:t>路親像透早</w:t>
-      </w:r>
-      <w:proofErr w:type="gramEnd"/>
-      <w:r>
-        <w:rPr>
-          <w:rFonts w:ascii="標楷體" w:eastAsia="標楷體" w:hAnsi="標楷體" w:cs="Arial" w:hint="eastAsia"/>
-          <w:w w:val="80"/>
-          <w:sz w:val="26"/>
-          <w:szCs w:val="26"/>
-        </w:rPr>
-        <w:t>的光，愈照愈光，到日中晝</w:t>
+        <w:t>獨獨義人的路親像透早的光，愈照愈光，到日中晝</w:t>
       </w:r>
       <w:r>
         <w:rPr>
@@ -17030,8 +15677,6 @@
         </w:rPr>
         <w:t>但義人的路、好像黎明的光、越照越明、直到日午</w:t>
       </w:r>
-      <w:bookmarkStart w:id="6" w:name="_GoBack"/>
-      <w:bookmarkEnd w:id="6"/>
       <w:r>
         <w:rPr>
           <w:rFonts w:ascii="Calibri" w:eastAsia="華康中黑體" w:hAnsi="Calibri" w:cs="Calibri" w:hint="eastAsia"/>
@@ -17160,7 +15805,6 @@
                 <w:w w:val="80"/>
               </w:rPr>
             </w:pPr>
-            <w:proofErr w:type="gramStart"/>
             <w:r>
               <w:rPr>
                 <w:rFonts w:ascii="Barlow Condensed Medium" w:eastAsia="華康中黑體" w:hAnsi="Barlow Condensed Medium" w:cstheme="minorHAnsi"/>
@@ -17168,7 +15812,6 @@
               </w:rPr>
               <w:t>主日事奉</w:t>
             </w:r>
-            <w:proofErr w:type="gramEnd"/>
           </w:p>
         </w:tc>
         <w:tc>
@@ -17199,17 +15842,8 @@
                 <w:rFonts w:ascii="Barlow Condensed Medium" w:eastAsia="華康中黑體" w:hAnsi="Barlow Condensed Medium" w:cstheme="minorHAnsi"/>
                 <w:w w:val="66"/>
               </w:rPr>
-              <w:t>本</w:t>
-            </w:r>
-            <w:proofErr w:type="gramStart"/>
-            <w:r>
-              <w:rPr>
-                <w:rFonts w:ascii="Barlow Condensed Medium" w:eastAsia="華康中黑體" w:hAnsi="Barlow Condensed Medium" w:cstheme="minorHAnsi"/>
-                <w:w w:val="66"/>
-              </w:rPr>
-              <w:t>週</w:t>
-            </w:r>
-            <w:proofErr w:type="gramEnd"/>
+              <w:t>本週</w:t>
+            </w:r>
             <w:r>
               <w:rPr>
                 <w:rFonts w:ascii="Barlow Condensed Medium" w:eastAsia="華康儷中黑" w:hAnsi="Barlow Condensed Medium" w:cstheme="minorHAnsi"/>
@@ -17319,17 +15953,8 @@
                 <w:rFonts w:ascii="Barlow Condensed Medium" w:eastAsia="華康中黑體" w:hAnsi="Barlow Condensed Medium" w:cstheme="minorHAnsi"/>
                 <w:w w:val="66"/>
               </w:rPr>
-              <w:t>下</w:t>
-            </w:r>
-            <w:proofErr w:type="gramStart"/>
-            <w:r>
-              <w:rPr>
-                <w:rFonts w:ascii="Barlow Condensed Medium" w:eastAsia="華康中黑體" w:hAnsi="Barlow Condensed Medium" w:cstheme="minorHAnsi"/>
-                <w:w w:val="66"/>
-              </w:rPr>
-              <w:t>週</w:t>
-            </w:r>
-            <w:proofErr w:type="gramEnd"/>
+              <w:t>下週</w:t>
+            </w:r>
             <w:r>
               <w:rPr>
                 <w:rFonts w:ascii="Barlow Condensed Medium" w:eastAsia="華康儷中黑" w:hAnsi="Barlow Condensed Medium" w:cstheme="minorHAnsi"/>
@@ -17798,7 +16423,6 @@
                 <w:szCs w:val="28"/>
               </w:rPr>
             </w:pPr>
-            <w:proofErr w:type="gramStart"/>
             <w:r>
               <w:rPr>
                 <w:rFonts w:ascii="Barlow Condensed Medium" w:eastAsia="華康正顏楷體W9" w:hAnsi="Barlow Condensed Medium" w:cstheme="minorHAnsi"/>
@@ -17808,7 +16432,6 @@
               </w:rPr>
               <w:t>月值月長執</w:t>
             </w:r>
-            <w:proofErr w:type="gramEnd"/>
             <w:r>
               <w:rPr>
                 <w:rFonts w:ascii="Barlow Condensed Medium" w:eastAsia="標楷體" w:hAnsi="Barlow Condensed Medium" w:cstheme="minorHAnsi"/>
@@ -18925,7 +17548,6 @@
                 <w:w w:val="80"/>
               </w:rPr>
             </w:pPr>
-            <w:proofErr w:type="gramStart"/>
             <w:r>
               <w:rPr>
                 <w:rFonts w:ascii="Barlow Condensed Medium" w:eastAsia="華康中黑體" w:hAnsi="Barlow Condensed Medium" w:cstheme="minorHAnsi"/>
@@ -18933,7 +17555,6 @@
               </w:rPr>
               <w:t>司獻</w:t>
             </w:r>
-            <w:proofErr w:type="gramEnd"/>
           </w:p>
         </w:tc>
         <w:tc>
@@ -19659,7 +18280,6 @@
                 <w:szCs w:val="24"/>
               </w:rPr>
             </w:pPr>
-            <w:proofErr w:type="gramStart"/>
             <w:r>
               <w:rPr>
                 <w:rFonts w:ascii="標楷體" w:eastAsia="標楷體" w:hAnsi="標楷體" w:cs="標楷體" w:hint="eastAsia"/>
@@ -19667,7 +18287,6 @@
               </w:rPr>
               <w:t>游陵珠</w:t>
             </w:r>
-            <w:proofErr w:type="gramEnd"/>
           </w:p>
         </w:tc>
         <w:tc>
@@ -20005,21 +18624,12 @@
                 <w:w w:val="80"/>
               </w:rPr>
             </w:pPr>
-            <w:proofErr w:type="gramStart"/>
             <w:r>
               <w:rPr>
                 <w:rFonts w:ascii="標楷體" w:eastAsia="標楷體" w:hAnsi="標楷體" w:cs="華康儷楷書" w:hint="eastAsia"/>
                 <w:w w:val="80"/>
               </w:rPr>
-              <w:t>拿細耳</w:t>
-            </w:r>
-            <w:proofErr w:type="gramEnd"/>
-            <w:r>
-              <w:rPr>
-                <w:rFonts w:ascii="標楷體" w:eastAsia="標楷體" w:hAnsi="標楷體" w:cs="華康儷楷書" w:hint="eastAsia"/>
-                <w:w w:val="80"/>
-              </w:rPr>
-              <w:t>小組</w:t>
+              <w:t>拿細耳小組</w:t>
             </w:r>
           </w:p>
         </w:tc>
@@ -20491,7 +19101,6 @@
                 <w:szCs w:val="24"/>
               </w:rPr>
             </w:pPr>
-            <w:proofErr w:type="gramStart"/>
             <w:r>
               <w:rPr>
                 <w:rFonts w:ascii="標楷體" w:eastAsia="標楷體" w:hAnsi="標楷體" w:cstheme="majorBidi" w:hint="eastAsia"/>
@@ -20499,7 +19108,6 @@
               </w:rPr>
               <w:t>王新依</w:t>
             </w:r>
-            <w:proofErr w:type="gramEnd"/>
           </w:p>
         </w:tc>
         <w:tc>
@@ -21823,7 +20431,6 @@
                 <w:w w:val="80"/>
               </w:rPr>
             </w:pPr>
-            <w:proofErr w:type="gramStart"/>
             <w:r>
               <w:rPr>
                 <w:rFonts w:ascii="Barlow Condensed Medium" w:eastAsia="華康中黑體" w:hAnsi="Barlow Condensed Medium" w:cstheme="minorHAnsi" w:hint="eastAsia"/>
@@ -21831,7 +20438,6 @@
               </w:rPr>
               <w:t>愛宴</w:t>
             </w:r>
-            <w:proofErr w:type="gramEnd"/>
           </w:p>
         </w:tc>
         <w:tc>
@@ -21987,7 +20593,6 @@
                 <w:w w:val="80"/>
               </w:rPr>
             </w:pPr>
-            <w:proofErr w:type="gramStart"/>
             <w:r>
               <w:rPr>
                 <w:rFonts w:ascii="Barlow Condensed Medium" w:eastAsia="華康中黑體" w:hAnsi="Barlow Condensed Medium" w:cstheme="minorHAnsi" w:hint="eastAsia"/>
@@ -21995,7 +20600,6 @@
               </w:rPr>
               <w:t>愛宴清洗</w:t>
             </w:r>
-            <w:proofErr w:type="gramEnd"/>
           </w:p>
         </w:tc>
         <w:tc>
@@ -22638,7 +21242,7 @@
                 <w:w w:val="80"/>
                 <w:szCs w:val="24"/>
               </w:rPr>
-              <w:t>6</w:t>
+              <w:t>3</w:t>
             </w:r>
             <w:r>
               <w:rPr>
@@ -22654,15 +21258,7 @@
                 <w:w w:val="80"/>
                 <w:szCs w:val="24"/>
               </w:rPr>
-              <w:t>6</w:t>
-            </w:r>
-            <w:r>
-              <w:rPr>
-                <w:rFonts w:ascii="Barlow Condensed Medium" w:eastAsia="華康中黑體" w:hAnsi="Barlow Condensed Medium" w:cs="Times New Roman" w:hint="eastAsia"/>
-                <w:w w:val="80"/>
-                <w:szCs w:val="24"/>
-              </w:rPr>
-              <w:t>5</w:t>
+              <w:t>30</w:t>
             </w:r>
             <w:r>
               <w:rPr>
@@ -22800,7 +21396,7 @@
                 <w:w w:val="80"/>
                 <w:szCs w:val="24"/>
               </w:rPr>
-              <w:t>30</w:t>
+              <w:t>1</w:t>
             </w:r>
             <w:r>
               <w:rPr>
@@ -22838,7 +21434,15 @@
                 <w:w w:val="80"/>
                 <w:szCs w:val="24"/>
               </w:rPr>
-              <w:t>2,0</w:t>
+              <w:t>5</w:t>
+            </w:r>
+            <w:r>
+              <w:rPr>
+                <w:rFonts w:ascii="Barlow Condensed Medium" w:eastAsia="標楷體" w:hAnsi="Barlow Condensed Medium" w:cstheme="minorHAnsi" w:hint="eastAsia"/>
+                <w:w w:val="80"/>
+                <w:szCs w:val="24"/>
+              </w:rPr>
+              <w:t>,0</w:t>
             </w:r>
             <w:r>
               <w:rPr>
@@ -22875,7 +21479,7 @@
                 <w:w w:val="80"/>
                 <w:szCs w:val="24"/>
               </w:rPr>
-              <w:t>30-1</w:t>
+              <w:t>2</w:t>
             </w:r>
             <w:r>
               <w:rPr>
@@ -22913,7 +21517,15 @@
                 <w:w w:val="80"/>
                 <w:szCs w:val="24"/>
               </w:rPr>
-              <w:t>1,0</w:t>
+              <w:t>6</w:t>
+            </w:r>
+            <w:r>
+              <w:rPr>
+                <w:rFonts w:ascii="Barlow Condensed Medium" w:eastAsia="標楷體" w:hAnsi="Barlow Condensed Medium" w:cstheme="minorHAnsi" w:hint="eastAsia"/>
+                <w:w w:val="80"/>
+                <w:szCs w:val="24"/>
+              </w:rPr>
+              <w:t>,0</w:t>
             </w:r>
             <w:r>
               <w:rPr>
@@ -22951,7 +21563,7 @@
                 <w:w w:val="80"/>
                 <w:szCs w:val="24"/>
               </w:rPr>
-              <w:t>30-2</w:t>
+              <w:t>8</w:t>
             </w:r>
             <w:r>
               <w:rPr>
@@ -22988,7 +21600,15 @@
                 <w:w w:val="80"/>
                 <w:szCs w:val="24"/>
               </w:rPr>
-              <w:t>1,0</w:t>
+              <w:t>4</w:t>
+            </w:r>
+            <w:r>
+              <w:rPr>
+                <w:rFonts w:ascii="Barlow Condensed Medium" w:eastAsia="標楷體" w:hAnsi="Barlow Condensed Medium" w:cstheme="minorHAnsi" w:hint="eastAsia"/>
+                <w:w w:val="80"/>
+                <w:szCs w:val="24"/>
+              </w:rPr>
+              <w:t>,0</w:t>
             </w:r>
             <w:r>
               <w:rPr>
@@ -23050,7 +21670,7 @@
                 <w:w w:val="80"/>
                 <w:szCs w:val="24"/>
               </w:rPr>
-              <w:t>43</w:t>
+              <w:t>9-1</w:t>
             </w:r>
             <w:r>
               <w:rPr>
@@ -23088,7 +21708,15 @@
                 <w:w w:val="80"/>
                 <w:szCs w:val="24"/>
               </w:rPr>
-              <w:t>2,0</w:t>
+              <w:t>5</w:t>
+            </w:r>
+            <w:r>
+              <w:rPr>
+                <w:rFonts w:ascii="Barlow Condensed Medium" w:eastAsia="標楷體" w:hAnsi="Barlow Condensed Medium" w:cstheme="minorHAnsi" w:hint="eastAsia"/>
+                <w:w w:val="80"/>
+                <w:szCs w:val="24"/>
+              </w:rPr>
+              <w:t>,0</w:t>
             </w:r>
             <w:r>
               <w:rPr>
@@ -23119,6 +21747,39 @@
                 <w:szCs w:val="24"/>
               </w:rPr>
             </w:pPr>
+            <w:r>
+              <w:rPr>
+                <w:rFonts w:ascii="Barlow Condensed Medium" w:eastAsia="標楷體" w:hAnsi="Barlow Condensed Medium" w:cstheme="minorHAnsi" w:hint="eastAsia"/>
+                <w:w w:val="80"/>
+                <w:szCs w:val="24"/>
+              </w:rPr>
+              <w:t>17</w:t>
+            </w:r>
+            <w:r>
+              <w:rPr>
+                <w:rFonts w:ascii="Barlow Condensed Medium" w:eastAsia="標楷體" w:hAnsi="Barlow Condensed Medium" w:cstheme="minorHAnsi" w:hint="eastAsia"/>
+                <w:w w:val="80"/>
+                <w:szCs w:val="24"/>
+              </w:rPr>
+              <w:t>-</w:t>
+            </w:r>
+            <w:r>
+              <w:rPr>
+                <w:rFonts w:ascii="Barlow Condensed Medium" w:eastAsia="標楷體" w:hAnsi="Barlow Condensed Medium" w:cstheme="minorHAnsi" w:hint="eastAsia"/>
+                <w:w w:val="80"/>
+                <w:szCs w:val="24"/>
+              </w:rPr>
+              <w:t>4</w:t>
+            </w:r>
+            <w:r>
+              <w:rPr>
+                <w:rFonts w:ascii="Barlow Condensed Medium" w:eastAsia="標楷體" w:hAnsi="Barlow Condensed Medium" w:cstheme="minorHAnsi" w:hint="eastAsia"/>
+                <w:w w:val="80"/>
+                <w:szCs w:val="24"/>
+                <w:lang w:eastAsia="zh-HK"/>
+              </w:rPr>
+              <w:t>號</w:t>
+            </w:r>
           </w:p>
         </w:tc>
         <w:tc>
@@ -23140,6 +21801,30 @@
                 <w:szCs w:val="24"/>
               </w:rPr>
             </w:pPr>
+            <w:r>
+              <w:rPr>
+                <w:rFonts w:ascii="Barlow Condensed Medium" w:eastAsia="標楷體" w:hAnsi="Barlow Condensed Medium" w:cstheme="minorHAnsi" w:hint="eastAsia"/>
+                <w:w w:val="80"/>
+                <w:szCs w:val="24"/>
+              </w:rPr>
+              <w:t>3</w:t>
+            </w:r>
+            <w:r>
+              <w:rPr>
+                <w:rFonts w:ascii="Barlow Condensed Medium" w:eastAsia="標楷體" w:hAnsi="Barlow Condensed Medium" w:cstheme="minorHAnsi" w:hint="eastAsia"/>
+                <w:w w:val="80"/>
+                <w:szCs w:val="24"/>
+              </w:rPr>
+              <w:t>,0</w:t>
+            </w:r>
+            <w:r>
+              <w:rPr>
+                <w:rFonts w:ascii="Barlow Condensed Medium" w:eastAsia="標楷體" w:hAnsi="Barlow Condensed Medium" w:cstheme="minorHAnsi"/>
+                <w:w w:val="80"/>
+                <w:szCs w:val="24"/>
+              </w:rPr>
+              <w:t>00</w:t>
+            </w:r>
           </w:p>
         </w:tc>
         <w:tc>
@@ -23162,6 +21847,31 @@
                 <w:szCs w:val="24"/>
               </w:rPr>
             </w:pPr>
+            <w:r>
+              <w:rPr>
+                <w:rFonts w:ascii="Barlow Condensed Medium" w:eastAsia="標楷體" w:hAnsi="Barlow Condensed Medium" w:cstheme="minorHAnsi" w:hint="eastAsia"/>
+                <w:w w:val="80"/>
+                <w:szCs w:val="24"/>
+              </w:rPr>
+              <w:t>2</w:t>
+            </w:r>
+            <w:r>
+              <w:rPr>
+                <w:rFonts w:ascii="Barlow Condensed Medium" w:eastAsia="標楷體" w:hAnsi="Barlow Condensed Medium" w:cstheme="minorHAnsi" w:hint="eastAsia"/>
+                <w:w w:val="80"/>
+                <w:szCs w:val="24"/>
+              </w:rPr>
+              <w:t>0</w:t>
+            </w:r>
+            <w:r>
+              <w:rPr>
+                <w:rFonts w:ascii="Barlow Condensed Medium" w:eastAsia="標楷體" w:hAnsi="Barlow Condensed Medium" w:cstheme="minorHAnsi" w:hint="eastAsia"/>
+                <w:w w:val="80"/>
+                <w:szCs w:val="24"/>
+                <w:lang w:eastAsia="zh-HK"/>
+              </w:rPr>
+              <w:t>號</w:t>
+            </w:r>
           </w:p>
         </w:tc>
         <w:tc>
@@ -23182,6 +21892,30 @@
                 <w:szCs w:val="24"/>
               </w:rPr>
             </w:pPr>
+            <w:r>
+              <w:rPr>
+                <w:rFonts w:ascii="Barlow Condensed Medium" w:eastAsia="標楷體" w:hAnsi="Barlow Condensed Medium" w:cstheme="minorHAnsi" w:hint="eastAsia"/>
+                <w:w w:val="80"/>
+                <w:szCs w:val="24"/>
+              </w:rPr>
+              <w:t>3</w:t>
+            </w:r>
+            <w:r>
+              <w:rPr>
+                <w:rFonts w:ascii="Barlow Condensed Medium" w:eastAsia="標楷體" w:hAnsi="Barlow Condensed Medium" w:cstheme="minorHAnsi" w:hint="eastAsia"/>
+                <w:w w:val="80"/>
+                <w:szCs w:val="24"/>
+              </w:rPr>
+              <w:t>,0</w:t>
+            </w:r>
+            <w:r>
+              <w:rPr>
+                <w:rFonts w:ascii="Barlow Condensed Medium" w:eastAsia="標楷體" w:hAnsi="Barlow Condensed Medium" w:cstheme="minorHAnsi"/>
+                <w:w w:val="80"/>
+                <w:szCs w:val="24"/>
+              </w:rPr>
+              <w:t>00</w:t>
+            </w:r>
           </w:p>
         </w:tc>
       </w:tr>
@@ -23228,6 +21962,23 @@
                 <w:szCs w:val="24"/>
               </w:rPr>
             </w:pPr>
+            <w:r>
+              <w:rPr>
+                <w:rFonts w:ascii="Barlow Condensed Medium" w:eastAsia="標楷體" w:hAnsi="Barlow Condensed Medium" w:cstheme="minorHAnsi" w:hint="eastAsia"/>
+                <w:w w:val="80"/>
+                <w:szCs w:val="24"/>
+              </w:rPr>
+              <w:t>23</w:t>
+            </w:r>
+            <w:r>
+              <w:rPr>
+                <w:rFonts w:ascii="Barlow Condensed Medium" w:eastAsia="標楷體" w:hAnsi="Barlow Condensed Medium" w:cstheme="minorHAnsi" w:hint="eastAsia"/>
+                <w:w w:val="80"/>
+                <w:szCs w:val="24"/>
+                <w:lang w:eastAsia="zh-HK"/>
+              </w:rPr>
+              <w:t>號</w:t>
+            </w:r>
           </w:p>
         </w:tc>
         <w:tc>
@@ -23249,6 +22000,30 @@
                 <w:szCs w:val="24"/>
               </w:rPr>
             </w:pPr>
+            <w:r>
+              <w:rPr>
+                <w:rFonts w:ascii="Barlow Condensed Medium" w:eastAsia="標楷體" w:hAnsi="Barlow Condensed Medium" w:cstheme="minorHAnsi" w:hint="eastAsia"/>
+                <w:w w:val="80"/>
+                <w:szCs w:val="24"/>
+              </w:rPr>
+              <w:t>3</w:t>
+            </w:r>
+            <w:r>
+              <w:rPr>
+                <w:rFonts w:ascii="Barlow Condensed Medium" w:eastAsia="標楷體" w:hAnsi="Barlow Condensed Medium" w:cstheme="minorHAnsi" w:hint="eastAsia"/>
+                <w:w w:val="80"/>
+                <w:szCs w:val="24"/>
+              </w:rPr>
+              <w:t>,0</w:t>
+            </w:r>
+            <w:r>
+              <w:rPr>
+                <w:rFonts w:ascii="Barlow Condensed Medium" w:eastAsia="標楷體" w:hAnsi="Barlow Condensed Medium" w:cstheme="minorHAnsi"/>
+                <w:w w:val="80"/>
+                <w:szCs w:val="24"/>
+              </w:rPr>
+              <w:t>00</w:t>
+            </w:r>
           </w:p>
         </w:tc>
         <w:tc>
@@ -23270,6 +22045,23 @@
                 <w:szCs w:val="24"/>
               </w:rPr>
             </w:pPr>
+            <w:r>
+              <w:rPr>
+                <w:rFonts w:ascii="Barlow Condensed Medium" w:eastAsia="標楷體" w:hAnsi="Barlow Condensed Medium" w:cstheme="minorHAnsi" w:hint="eastAsia"/>
+                <w:w w:val="80"/>
+                <w:szCs w:val="24"/>
+              </w:rPr>
+              <w:t>26</w:t>
+            </w:r>
+            <w:r>
+              <w:rPr>
+                <w:rFonts w:ascii="Barlow Condensed Medium" w:eastAsia="標楷體" w:hAnsi="Barlow Condensed Medium" w:cstheme="minorHAnsi" w:hint="eastAsia"/>
+                <w:w w:val="80"/>
+                <w:szCs w:val="24"/>
+                <w:lang w:eastAsia="zh-HK"/>
+              </w:rPr>
+              <w:t>號</w:t>
+            </w:r>
           </w:p>
         </w:tc>
         <w:tc>
@@ -23291,6 +22083,30 @@
                 <w:szCs w:val="24"/>
               </w:rPr>
             </w:pPr>
+            <w:r>
+              <w:rPr>
+                <w:rFonts w:ascii="Barlow Condensed Medium" w:eastAsia="標楷體" w:hAnsi="Barlow Condensed Medium" w:cstheme="minorHAnsi" w:hint="eastAsia"/>
+                <w:w w:val="80"/>
+                <w:szCs w:val="24"/>
+              </w:rPr>
+              <w:t>3</w:t>
+            </w:r>
+            <w:r>
+              <w:rPr>
+                <w:rFonts w:ascii="Barlow Condensed Medium" w:eastAsia="標楷體" w:hAnsi="Barlow Condensed Medium" w:cstheme="minorHAnsi" w:hint="eastAsia"/>
+                <w:w w:val="80"/>
+                <w:szCs w:val="24"/>
+              </w:rPr>
+              <w:t>,0</w:t>
+            </w:r>
+            <w:r>
+              <w:rPr>
+                <w:rFonts w:ascii="Barlow Condensed Medium" w:eastAsia="標楷體" w:hAnsi="Barlow Condensed Medium" w:cstheme="minorHAnsi"/>
+                <w:w w:val="80"/>
+                <w:szCs w:val="24"/>
+              </w:rPr>
+              <w:t>00</w:t>
+            </w:r>
           </w:p>
         </w:tc>
         <w:tc>
@@ -23313,6 +22129,31 @@
                 <w:szCs w:val="24"/>
               </w:rPr>
             </w:pPr>
+            <w:r>
+              <w:rPr>
+                <w:rFonts w:ascii="Barlow Condensed Medium" w:eastAsia="標楷體" w:hAnsi="Barlow Condensed Medium" w:cstheme="minorHAnsi" w:hint="eastAsia"/>
+                <w:w w:val="80"/>
+                <w:szCs w:val="24"/>
+              </w:rPr>
+              <w:t>2</w:t>
+            </w:r>
+            <w:r>
+              <w:rPr>
+                <w:rFonts w:ascii="Barlow Condensed Medium" w:eastAsia="標楷體" w:hAnsi="Barlow Condensed Medium" w:cstheme="minorHAnsi" w:hint="eastAsia"/>
+                <w:w w:val="80"/>
+                <w:szCs w:val="24"/>
+              </w:rPr>
+              <w:t>7</w:t>
+            </w:r>
+            <w:r>
+              <w:rPr>
+                <w:rFonts w:ascii="Barlow Condensed Medium" w:eastAsia="標楷體" w:hAnsi="Barlow Condensed Medium" w:cstheme="minorHAnsi" w:hint="eastAsia"/>
+                <w:w w:val="80"/>
+                <w:szCs w:val="24"/>
+                <w:lang w:eastAsia="zh-HK"/>
+              </w:rPr>
+              <w:t>號</w:t>
+            </w:r>
           </w:p>
         </w:tc>
         <w:tc>
@@ -23333,6 +22174,30 @@
                 <w:szCs w:val="24"/>
               </w:rPr>
             </w:pPr>
+            <w:r>
+              <w:rPr>
+                <w:rFonts w:ascii="Barlow Condensed Medium" w:eastAsia="標楷體" w:hAnsi="Barlow Condensed Medium" w:cstheme="minorHAnsi" w:hint="eastAsia"/>
+                <w:w w:val="80"/>
+                <w:szCs w:val="24"/>
+              </w:rPr>
+              <w:t>2</w:t>
+            </w:r>
+            <w:r>
+              <w:rPr>
+                <w:rFonts w:ascii="Barlow Condensed Medium" w:eastAsia="標楷體" w:hAnsi="Barlow Condensed Medium" w:cstheme="minorHAnsi" w:hint="eastAsia"/>
+                <w:w w:val="80"/>
+                <w:szCs w:val="24"/>
+              </w:rPr>
+              <w:t>,0</w:t>
+            </w:r>
+            <w:r>
+              <w:rPr>
+                <w:rFonts w:ascii="Barlow Condensed Medium" w:eastAsia="標楷體" w:hAnsi="Barlow Condensed Medium" w:cstheme="minorHAnsi"/>
+                <w:w w:val="80"/>
+                <w:szCs w:val="24"/>
+              </w:rPr>
+              <w:t>00</w:t>
+            </w:r>
           </w:p>
         </w:tc>
       </w:tr>
@@ -23358,44 +22223,94 @@
                 <w:szCs w:val="24"/>
               </w:rPr>
             </w:pPr>
-            <w:r>
-              <w:rPr>
-                <w:rFonts w:ascii="Barlow Condensed Medium" w:eastAsia="華康中黑體" w:hAnsi="Barlow Condensed Medium" w:cstheme="minorHAnsi"/>
+          </w:p>
+        </w:tc>
+        <w:tc>
+          <w:tcPr>
+            <w:tcW w:w="685" w:type="dxa"/>
+            <w:tcMar>
+              <w:left w:w="28" w:type="dxa"/>
+              <w:right w:w="28" w:type="dxa"/>
+            </w:tcMar>
+            <w:vAlign w:val="center"/>
+          </w:tcPr>
+          <w:p>
+            <w:pPr>
+              <w:snapToGrid w:val="0"/>
+              <w:jc w:val="right"/>
+              <w:rPr>
+                <w:rFonts w:ascii="Barlow Condensed Medium" w:eastAsia="標楷體" w:hAnsi="Barlow Condensed Medium" w:cstheme="minorHAnsi"/>
                 <w:w w:val="80"/>
                 <w:szCs w:val="24"/>
               </w:rPr>
-              <w:sym w:font="Wingdings 2" w:char="F0AE"/>
-            </w:r>
-            <w:r>
-              <w:rPr>
-                <w:rFonts w:ascii="Barlow Condensed Medium" w:eastAsia="華康中黑體" w:hAnsi="Barlow Condensed Medium" w:cstheme="minorHAnsi" w:hint="eastAsia"/>
+            </w:pPr>
+            <w:r>
+              <w:rPr>
+                <w:rFonts w:ascii="Barlow Condensed Medium" w:eastAsia="標楷體" w:hAnsi="Barlow Condensed Medium" w:cstheme="minorHAnsi" w:hint="eastAsia"/>
+                <w:w w:val="80"/>
+                <w:szCs w:val="24"/>
+              </w:rPr>
+              <w:t>50</w:t>
+            </w:r>
+            <w:r>
+              <w:rPr>
+                <w:rFonts w:ascii="Barlow Condensed Medium" w:eastAsia="標楷體" w:hAnsi="Barlow Condensed Medium" w:cstheme="minorHAnsi" w:hint="eastAsia"/>
                 <w:w w:val="80"/>
                 <w:szCs w:val="24"/>
                 <w:lang w:eastAsia="zh-HK"/>
               </w:rPr>
-              <w:t>感恩</w:t>
-            </w:r>
-            <w:r>
-              <w:rPr>
-                <w:rFonts w:ascii="Barlow Condensed Medium" w:eastAsia="華康中黑體" w:hAnsi="Barlow Condensed Medium" w:cstheme="minorHAnsi"/>
+              <w:t>號</w:t>
+            </w:r>
+          </w:p>
+        </w:tc>
+        <w:tc>
+          <w:tcPr>
+            <w:tcW w:w="685" w:type="dxa"/>
+            <w:tcMar>
+              <w:left w:w="113" w:type="dxa"/>
+              <w:right w:w="28" w:type="dxa"/>
+            </w:tcMar>
+            <w:vAlign w:val="center"/>
+          </w:tcPr>
+          <w:p>
+            <w:pPr>
+              <w:snapToGrid w:val="0"/>
+              <w:ind w:leftChars="-2" w:left="-5" w:rightChars="-3" w:right="-7"/>
+              <w:rPr>
+                <w:rFonts w:ascii="Barlow Condensed Medium" w:eastAsia="標楷體" w:hAnsi="Barlow Condensed Medium" w:cstheme="minorHAnsi"/>
                 <w:w w:val="80"/>
                 <w:szCs w:val="24"/>
               </w:rPr>
-              <w:t>奉獻</w:t>
-            </w:r>
-            <w:r>
-              <w:rPr>
-                <w:rFonts w:ascii="Barlow Condensed Medium" w:eastAsia="華康中黑體" w:hAnsi="Barlow Condensed Medium" w:cstheme="minorHAnsi"/>
+            </w:pPr>
+            <w:r>
+              <w:rPr>
+                <w:rFonts w:ascii="Barlow Condensed Medium" w:eastAsia="標楷體" w:hAnsi="Barlow Condensed Medium" w:cstheme="minorHAnsi" w:hint="eastAsia"/>
                 <w:w w:val="80"/>
                 <w:szCs w:val="24"/>
               </w:rPr>
-              <w:t>:</w:t>
-            </w:r>
-          </w:p>
-        </w:tc>
-        <w:tc>
-          <w:tcPr>
-            <w:tcW w:w="685" w:type="dxa"/>
+              <w:t>4</w:t>
+            </w:r>
+            <w:r>
+              <w:rPr>
+                <w:rFonts w:ascii="Barlow Condensed Medium" w:eastAsia="標楷體" w:hAnsi="Barlow Condensed Medium" w:cstheme="minorHAnsi" w:hint="eastAsia"/>
+                <w:w w:val="80"/>
+                <w:szCs w:val="24"/>
+              </w:rPr>
+              <w:t>,0</w:t>
+            </w:r>
+            <w:r>
+              <w:rPr>
+                <w:rFonts w:ascii="Barlow Condensed Medium" w:eastAsia="標楷體" w:hAnsi="Barlow Condensed Medium" w:cstheme="minorHAnsi"/>
+                <w:w w:val="80"/>
+                <w:szCs w:val="24"/>
+              </w:rPr>
+              <w:t>00</w:t>
+            </w:r>
+          </w:p>
+        </w:tc>
+        <w:tc>
+          <w:tcPr>
+            <w:tcW w:w="686" w:type="dxa"/>
             <w:tcMar>
               <w:left w:w="28" w:type="dxa"/>
               <w:right w:w="28" w:type="dxa"/>
@@ -23418,15 +22333,7 @@
                 <w:w w:val="80"/>
                 <w:szCs w:val="24"/>
               </w:rPr>
-              <w:t>7-</w:t>
-            </w:r>
-            <w:r>
-              <w:rPr>
-                <w:rFonts w:ascii="Barlow Condensed Medium" w:eastAsia="標楷體" w:hAnsi="Barlow Condensed Medium" w:cstheme="minorHAnsi" w:hint="eastAsia"/>
-                <w:w w:val="80"/>
-                <w:szCs w:val="24"/>
-              </w:rPr>
-              <w:t>2</w:t>
+              <w:t>65</w:t>
             </w:r>
             <w:r>
               <w:rPr>
@@ -23441,7 +22348,8 @@
         </w:tc>
         <w:tc>
           <w:tcPr>
-            <w:tcW w:w="685" w:type="dxa"/>
+            <w:tcW w:w="682" w:type="dxa"/>
+            <w:gridSpan w:val="2"/>
             <w:tcMar>
               <w:left w:w="113" w:type="dxa"/>
               <w:right w:w="28" w:type="dxa"/>
@@ -23451,7 +22359,6 @@
           <w:p>
             <w:pPr>
               <w:snapToGrid w:val="0"/>
-              <w:ind w:leftChars="-2" w:left="-5" w:rightChars="-3" w:right="-7"/>
               <w:rPr>
                 <w:rFonts w:ascii="Barlow Condensed Medium" w:eastAsia="標楷體" w:hAnsi="Barlow Condensed Medium" w:cstheme="minorHAnsi"/>
                 <w:w w:val="80"/>
@@ -23464,7 +22371,7 @@
                 <w:w w:val="80"/>
                 <w:szCs w:val="24"/>
               </w:rPr>
-              <w:t>4</w:t>
+              <w:t>5</w:t>
             </w:r>
             <w:r>
               <w:rPr>
@@ -23486,7 +22393,8 @@
         </w:tc>
         <w:tc>
           <w:tcPr>
-            <w:tcW w:w="686" w:type="dxa"/>
+            <w:tcW w:w="683" w:type="dxa"/>
+            <w:gridSpan w:val="2"/>
             <w:tcMar>
               <w:left w:w="28" w:type="dxa"/>
               <w:right w:w="28" w:type="dxa"/>
@@ -23503,12 +22411,44 @@
                 <w:szCs w:val="24"/>
               </w:rPr>
             </w:pPr>
-          </w:p>
-        </w:tc>
-        <w:tc>
-          <w:tcPr>
-            <w:tcW w:w="682" w:type="dxa"/>
-            <w:gridSpan w:val="2"/>
+            <w:r>
+              <w:rPr>
+                <w:rFonts w:ascii="Barlow Condensed Medium" w:eastAsia="標楷體" w:hAnsi="Barlow Condensed Medium" w:cstheme="minorHAnsi" w:hint="eastAsia"/>
+                <w:w w:val="80"/>
+                <w:szCs w:val="24"/>
+              </w:rPr>
+              <w:t>65</w:t>
+            </w:r>
+            <w:r>
+              <w:rPr>
+                <w:rFonts w:ascii="Barlow Condensed Medium" w:eastAsia="標楷體" w:hAnsi="Barlow Condensed Medium" w:cstheme="minorHAnsi" w:hint="eastAsia"/>
+                <w:w w:val="80"/>
+                <w:szCs w:val="24"/>
+              </w:rPr>
+              <w:t>-</w:t>
+            </w:r>
+            <w:r>
+              <w:rPr>
+                <w:rFonts w:ascii="Barlow Condensed Medium" w:eastAsia="標楷體" w:hAnsi="Barlow Condensed Medium" w:cstheme="minorHAnsi" w:hint="eastAsia"/>
+                <w:w w:val="80"/>
+                <w:szCs w:val="24"/>
+              </w:rPr>
+              <w:t>1</w:t>
+            </w:r>
+            <w:r>
+              <w:rPr>
+                <w:rFonts w:ascii="Barlow Condensed Medium" w:eastAsia="標楷體" w:hAnsi="Barlow Condensed Medium" w:cstheme="minorHAnsi" w:hint="eastAsia"/>
+                <w:w w:val="80"/>
+                <w:szCs w:val="24"/>
+                <w:lang w:eastAsia="zh-HK"/>
+              </w:rPr>
+              <w:t>號</w:t>
+            </w:r>
+          </w:p>
+        </w:tc>
+        <w:tc>
+          <w:tcPr>
+            <w:tcW w:w="683" w:type="dxa"/>
             <w:tcMar>
               <w:left w:w="113" w:type="dxa"/>
               <w:right w:w="28" w:type="dxa"/>
@@ -23524,48 +22464,30 @@
                 <w:szCs w:val="24"/>
               </w:rPr>
             </w:pPr>
-          </w:p>
-        </w:tc>
-        <w:tc>
-          <w:tcPr>
-            <w:tcW w:w="683" w:type="dxa"/>
-            <w:gridSpan w:val="2"/>
-            <w:tcMar>
-              <w:left w:w="28" w:type="dxa"/>
-              <w:right w:w="28" w:type="dxa"/>
-            </w:tcMar>
-            <w:vAlign w:val="center"/>
-          </w:tcPr>
-          <w:p>
-            <w:pPr>
-              <w:snapToGrid w:val="0"/>
-              <w:jc w:val="right"/>
+            <w:r>
+              <w:rPr>
+                <w:rFonts w:ascii="Barlow Condensed Medium" w:eastAsia="標楷體" w:hAnsi="Barlow Condensed Medium" w:cstheme="minorHAnsi" w:hint="eastAsia"/>
+                <w:w w:val="80"/>
+                <w:szCs w:val="24"/>
+              </w:rPr>
+              <w:t>3</w:t>
+            </w:r>
+            <w:r>
+              <w:rPr>
+                <w:rFonts w:ascii="Barlow Condensed Medium" w:eastAsia="標楷體" w:hAnsi="Barlow Condensed Medium" w:cstheme="minorHAnsi" w:hint="eastAsia"/>
+                <w:w w:val="80"/>
+                <w:szCs w:val="24"/>
+              </w:rPr>
+              <w:t>,0</w:t>
+            </w:r>
+            <w:r>
               <w:rPr>
                 <w:rFonts w:ascii="Barlow Condensed Medium" w:eastAsia="標楷體" w:hAnsi="Barlow Condensed Medium" w:cstheme="minorHAnsi"/>
                 <w:w w:val="80"/>
                 <w:szCs w:val="24"/>
               </w:rPr>
-            </w:pPr>
-          </w:p>
-        </w:tc>
-        <w:tc>
-          <w:tcPr>
-            <w:tcW w:w="683" w:type="dxa"/>
-            <w:tcMar>
-              <w:left w:w="113" w:type="dxa"/>
-              <w:right w:w="28" w:type="dxa"/>
-            </w:tcMar>
-            <w:vAlign w:val="center"/>
-          </w:tcPr>
-          <w:p>
-            <w:pPr>
-              <w:snapToGrid w:val="0"/>
-              <w:rPr>
-                <w:rFonts w:ascii="Barlow Condensed Medium" w:eastAsia="標楷體" w:hAnsi="Barlow Condensed Medium" w:cstheme="minorHAnsi"/>
-                <w:w w:val="80"/>
-                <w:szCs w:val="24"/>
-              </w:rPr>
-            </w:pPr>
+              <w:t>00</w:t>
+            </w:r>
           </w:p>
         </w:tc>
       </w:tr>
@@ -23612,6 +22534,23 @@
                 <w:szCs w:val="24"/>
               </w:rPr>
             </w:pPr>
+            <w:r>
+              <w:rPr>
+                <w:rFonts w:ascii="Barlow Condensed Medium" w:eastAsia="標楷體" w:hAnsi="Barlow Condensed Medium" w:cstheme="minorHAnsi" w:hint="eastAsia"/>
+                <w:w w:val="80"/>
+                <w:szCs w:val="24"/>
+              </w:rPr>
+              <w:t>67</w:t>
+            </w:r>
+            <w:r>
+              <w:rPr>
+                <w:rFonts w:ascii="Barlow Condensed Medium" w:eastAsia="標楷體" w:hAnsi="Barlow Condensed Medium" w:cstheme="minorHAnsi" w:hint="eastAsia"/>
+                <w:w w:val="80"/>
+                <w:szCs w:val="24"/>
+                <w:lang w:eastAsia="zh-HK"/>
+              </w:rPr>
+              <w:t>號</w:t>
+            </w:r>
           </w:p>
         </w:tc>
         <w:tc>
@@ -23633,6 +22572,30 @@
                 <w:szCs w:val="24"/>
               </w:rPr>
             </w:pPr>
+            <w:r>
+              <w:rPr>
+                <w:rFonts w:ascii="Barlow Condensed Medium" w:eastAsia="標楷體" w:hAnsi="Barlow Condensed Medium" w:cstheme="minorHAnsi" w:hint="eastAsia"/>
+                <w:w w:val="80"/>
+                <w:szCs w:val="24"/>
+              </w:rPr>
+              <w:t>3</w:t>
+            </w:r>
+            <w:r>
+              <w:rPr>
+                <w:rFonts w:ascii="Barlow Condensed Medium" w:eastAsia="標楷體" w:hAnsi="Barlow Condensed Medium" w:cstheme="minorHAnsi" w:hint="eastAsia"/>
+                <w:w w:val="80"/>
+                <w:szCs w:val="24"/>
+              </w:rPr>
+              <w:t>,0</w:t>
+            </w:r>
+            <w:r>
+              <w:rPr>
+                <w:rFonts w:ascii="Barlow Condensed Medium" w:eastAsia="標楷體" w:hAnsi="Barlow Condensed Medium" w:cstheme="minorHAnsi"/>
+                <w:w w:val="80"/>
+                <w:szCs w:val="24"/>
+              </w:rPr>
+              <w:t>00</w:t>
+            </w:r>
           </w:p>
         </w:tc>
         <w:tc>
@@ -23887,13 +22850,45 @@
           <w:p>
             <w:pPr>
               <w:snapToGrid w:val="0"/>
-              <w:jc w:val="both"/>
               <w:rPr>
                 <w:rFonts w:ascii="Barlow Condensed Medium" w:eastAsia="華康中黑體" w:hAnsi="Barlow Condensed Medium" w:cstheme="minorHAnsi"/>
                 <w:w w:val="80"/>
                 <w:szCs w:val="24"/>
               </w:rPr>
             </w:pPr>
+            <w:r>
+              <w:rPr>
+                <w:rFonts w:ascii="Barlow Condensed Medium" w:eastAsia="華康中黑體" w:hAnsi="Barlow Condensed Medium" w:cstheme="minorHAnsi"/>
+                <w:w w:val="80"/>
+                <w:szCs w:val="24"/>
+              </w:rPr>
+              <w:sym w:font="Wingdings 2" w:char="F0AE"/>
+            </w:r>
+            <w:r>
+              <w:rPr>
+                <w:rFonts w:ascii="Barlow Condensed Medium" w:eastAsia="華康中黑體" w:hAnsi="Barlow Condensed Medium" w:cstheme="minorHAnsi" w:hint="eastAsia"/>
+                <w:w w:val="80"/>
+                <w:szCs w:val="24"/>
+                <w:lang w:eastAsia="zh-HK"/>
+              </w:rPr>
+              <w:t>感恩</w:t>
+            </w:r>
+            <w:r>
+              <w:rPr>
+                <w:rFonts w:ascii="Barlow Condensed Medium" w:eastAsia="華康中黑體" w:hAnsi="Barlow Condensed Medium" w:cstheme="minorHAnsi"/>
+                <w:w w:val="80"/>
+                <w:szCs w:val="24"/>
+              </w:rPr>
+              <w:t>奉獻</w:t>
+            </w:r>
+            <w:r>
+              <w:rPr>
+                <w:rFonts w:ascii="Barlow Condensed Medium" w:eastAsia="華康中黑體" w:hAnsi="Barlow Condensed Medium" w:cstheme="minorHAnsi"/>
+                <w:w w:val="80"/>
+                <w:szCs w:val="24"/>
+              </w:rPr>
+              <w:t>:</w:t>
+            </w:r>
           </w:p>
         </w:tc>
         <w:tc>
@@ -23913,9 +22908,25 @@
                 <w:rFonts w:ascii="Barlow Condensed Medium" w:eastAsia="標楷體" w:hAnsi="Barlow Condensed Medium" w:cstheme="minorHAnsi"/>
                 <w:w w:val="80"/>
                 <w:szCs w:val="24"/>
+              </w:rPr>
+            </w:pPr>
+            <w:r>
+              <w:rPr>
+                <w:rFonts w:ascii="Barlow Condensed Medium" w:eastAsia="標楷體" w:hAnsi="Barlow Condensed Medium" w:cstheme="minorHAnsi" w:hint="eastAsia"/>
+                <w:w w:val="80"/>
+                <w:szCs w:val="24"/>
+              </w:rPr>
+              <w:t>10</w:t>
+            </w:r>
+            <w:r>
+              <w:rPr>
+                <w:rFonts w:ascii="Barlow Condensed Medium" w:eastAsia="標楷體" w:hAnsi="Barlow Condensed Medium" w:cstheme="minorHAnsi" w:hint="eastAsia"/>
+                <w:w w:val="80"/>
+                <w:szCs w:val="24"/>
                 <w:lang w:eastAsia="zh-HK"/>
               </w:rPr>
-            </w:pPr>
+              <w:t>號</w:t>
+            </w:r>
           </w:p>
         </w:tc>
         <w:tc>
@@ -23937,6 +22948,30 @@
                 <w:szCs w:val="24"/>
               </w:rPr>
             </w:pPr>
+            <w:r>
+              <w:rPr>
+                <w:rFonts w:ascii="Barlow Condensed Medium" w:eastAsia="標楷體" w:hAnsi="Barlow Condensed Medium" w:cstheme="minorHAnsi" w:hint="eastAsia"/>
+                <w:w w:val="80"/>
+                <w:szCs w:val="24"/>
+              </w:rPr>
+              <w:t>5</w:t>
+            </w:r>
+            <w:r>
+              <w:rPr>
+                <w:rFonts w:ascii="Barlow Condensed Medium" w:eastAsia="標楷體" w:hAnsi="Barlow Condensed Medium" w:cstheme="minorHAnsi" w:hint="eastAsia"/>
+                <w:w w:val="80"/>
+                <w:szCs w:val="24"/>
+              </w:rPr>
+              <w:t>,0</w:t>
+            </w:r>
+            <w:r>
+              <w:rPr>
+                <w:rFonts w:ascii="Barlow Condensed Medium" w:eastAsia="標楷體" w:hAnsi="Barlow Condensed Medium" w:cstheme="minorHAnsi"/>
+                <w:w w:val="80"/>
+                <w:szCs w:val="24"/>
+              </w:rPr>
+              <w:t>00</w:t>
+            </w:r>
           </w:p>
         </w:tc>
         <w:tc>
@@ -23958,6 +22993,23 @@
                 <w:szCs w:val="24"/>
               </w:rPr>
             </w:pPr>
+            <w:r>
+              <w:rPr>
+                <w:rFonts w:ascii="Barlow Condensed Medium" w:eastAsia="標楷體" w:hAnsi="Barlow Condensed Medium" w:cstheme="minorHAnsi" w:hint="eastAsia"/>
+                <w:w w:val="80"/>
+                <w:szCs w:val="24"/>
+              </w:rPr>
+              <w:t>12</w:t>
+            </w:r>
+            <w:r>
+              <w:rPr>
+                <w:rFonts w:ascii="Barlow Condensed Medium" w:eastAsia="標楷體" w:hAnsi="Barlow Condensed Medium" w:cstheme="minorHAnsi" w:hint="eastAsia"/>
+                <w:w w:val="80"/>
+                <w:szCs w:val="24"/>
+                <w:lang w:eastAsia="zh-HK"/>
+              </w:rPr>
+              <w:t>號</w:t>
+            </w:r>
           </w:p>
         </w:tc>
         <w:tc>
@@ -23979,6 +23031,30 @@
                 <w:szCs w:val="24"/>
               </w:rPr>
             </w:pPr>
+            <w:r>
+              <w:rPr>
+                <w:rFonts w:ascii="Barlow Condensed Medium" w:eastAsia="標楷體" w:hAnsi="Barlow Condensed Medium" w:cstheme="minorHAnsi" w:hint="eastAsia"/>
+                <w:w w:val="80"/>
+                <w:szCs w:val="24"/>
+              </w:rPr>
+              <w:t>2</w:t>
+            </w:r>
+            <w:r>
+              <w:rPr>
+                <w:rFonts w:ascii="Barlow Condensed Medium" w:eastAsia="標楷體" w:hAnsi="Barlow Condensed Medium" w:cstheme="minorHAnsi" w:hint="eastAsia"/>
+                <w:w w:val="80"/>
+                <w:szCs w:val="24"/>
+              </w:rPr>
+              <w:t>,0</w:t>
+            </w:r>
+            <w:r>
+              <w:rPr>
+                <w:rFonts w:ascii="Barlow Condensed Medium" w:eastAsia="標楷體" w:hAnsi="Barlow Condensed Medium" w:cstheme="minorHAnsi"/>
+                <w:w w:val="80"/>
+                <w:szCs w:val="24"/>
+              </w:rPr>
+              <w:t>00</w:t>
+            </w:r>
           </w:p>
         </w:tc>
         <w:tc>
@@ -24001,6 +23077,31 @@
                 <w:szCs w:val="24"/>
               </w:rPr>
             </w:pPr>
+            <w:r>
+              <w:rPr>
+                <w:rFonts w:ascii="Barlow Condensed Medium" w:eastAsia="標楷體" w:hAnsi="Barlow Condensed Medium" w:cstheme="minorHAnsi" w:hint="eastAsia"/>
+                <w:w w:val="80"/>
+                <w:szCs w:val="24"/>
+              </w:rPr>
+              <w:t>2</w:t>
+            </w:r>
+            <w:r>
+              <w:rPr>
+                <w:rFonts w:ascii="Barlow Condensed Medium" w:eastAsia="標楷體" w:hAnsi="Barlow Condensed Medium" w:cstheme="minorHAnsi" w:hint="eastAsia"/>
+                <w:w w:val="80"/>
+                <w:szCs w:val="24"/>
+              </w:rPr>
+              <w:t>3</w:t>
+            </w:r>
+            <w:r>
+              <w:rPr>
+                <w:rFonts w:ascii="Barlow Condensed Medium" w:eastAsia="標楷體" w:hAnsi="Barlow Condensed Medium" w:cstheme="minorHAnsi" w:hint="eastAsia"/>
+                <w:w w:val="80"/>
+                <w:szCs w:val="24"/>
+                <w:lang w:eastAsia="zh-HK"/>
+              </w:rPr>
+              <w:t>號</w:t>
+            </w:r>
           </w:p>
         </w:tc>
         <w:tc>
@@ -24021,6 +23122,22 @@
                 <w:szCs w:val="24"/>
               </w:rPr>
             </w:pPr>
+            <w:r>
+              <w:rPr>
+                <w:rFonts w:ascii="Barlow Condensed Medium" w:eastAsia="標楷體" w:hAnsi="Barlow Condensed Medium" w:cstheme="minorHAnsi" w:hint="eastAsia"/>
+                <w:w w:val="80"/>
+                <w:szCs w:val="24"/>
+              </w:rPr>
+              <w:t>1,0</w:t>
+            </w:r>
+            <w:r>
+              <w:rPr>
+                <w:rFonts w:ascii="Barlow Condensed Medium" w:eastAsia="標楷體" w:hAnsi="Barlow Condensed Medium" w:cstheme="minorHAnsi"/>
+                <w:w w:val="80"/>
+                <w:szCs w:val="24"/>
+              </w:rPr>
+              <w:t>00</w:t>
+            </w:r>
           </w:p>
         </w:tc>
       </w:tr>
@@ -24040,7 +23157,6 @@
           <w:p>
             <w:pPr>
               <w:snapToGrid w:val="0"/>
-              <w:jc w:val="both"/>
               <w:rPr>
                 <w:rFonts w:ascii="Barlow Condensed Medium" w:eastAsia="華康中黑體" w:hAnsi="Barlow Condensed Medium" w:cstheme="minorHAnsi"/>
                 <w:w w:val="80"/>
@@ -24068,6 +23184,31 @@
                 <w:szCs w:val="24"/>
               </w:rPr>
             </w:pPr>
+            <w:r>
+              <w:rPr>
+                <w:rFonts w:ascii="Barlow Condensed Medium" w:eastAsia="標楷體" w:hAnsi="Barlow Condensed Medium" w:cstheme="minorHAnsi" w:hint="eastAsia"/>
+                <w:w w:val="80"/>
+                <w:szCs w:val="24"/>
+              </w:rPr>
+              <w:t>3</w:t>
+            </w:r>
+            <w:r>
+              <w:rPr>
+                <w:rFonts w:ascii="Barlow Condensed Medium" w:eastAsia="標楷體" w:hAnsi="Barlow Condensed Medium" w:cstheme="minorHAnsi" w:hint="eastAsia"/>
+                <w:w w:val="80"/>
+                <w:szCs w:val="24"/>
+              </w:rPr>
+              <w:t>1-1</w:t>
+            </w:r>
+            <w:r>
+              <w:rPr>
+                <w:rFonts w:ascii="Barlow Condensed Medium" w:eastAsia="標楷體" w:hAnsi="Barlow Condensed Medium" w:cstheme="minorHAnsi" w:hint="eastAsia"/>
+                <w:w w:val="80"/>
+                <w:szCs w:val="24"/>
+                <w:lang w:eastAsia="zh-HK"/>
+              </w:rPr>
+              <w:t>號</w:t>
+            </w:r>
           </w:p>
         </w:tc>
         <w:tc>
@@ -24089,6 +23230,1503 @@
                 <w:szCs w:val="24"/>
               </w:rPr>
             </w:pPr>
+            <w:r>
+              <w:rPr>
+                <w:rFonts w:ascii="Barlow Condensed Medium" w:eastAsia="標楷體" w:hAnsi="Barlow Condensed Medium" w:cstheme="minorHAnsi" w:hint="eastAsia"/>
+                <w:w w:val="80"/>
+                <w:szCs w:val="24"/>
+              </w:rPr>
+              <w:t>10</w:t>
+            </w:r>
+            <w:r>
+              <w:rPr>
+                <w:rFonts w:ascii="Barlow Condensed Medium" w:eastAsia="標楷體" w:hAnsi="Barlow Condensed Medium" w:cstheme="minorHAnsi" w:hint="eastAsia"/>
+                <w:w w:val="80"/>
+                <w:szCs w:val="24"/>
+              </w:rPr>
+              <w:t>,0</w:t>
+            </w:r>
+            <w:r>
+              <w:rPr>
+                <w:rFonts w:ascii="Barlow Condensed Medium" w:eastAsia="標楷體" w:hAnsi="Barlow Condensed Medium" w:cstheme="minorHAnsi"/>
+                <w:w w:val="80"/>
+                <w:szCs w:val="24"/>
+              </w:rPr>
+              <w:t>00</w:t>
+            </w:r>
+          </w:p>
+        </w:tc>
+        <w:tc>
+          <w:tcPr>
+            <w:tcW w:w="686" w:type="dxa"/>
+            <w:tcMar>
+              <w:left w:w="28" w:type="dxa"/>
+              <w:right w:w="28" w:type="dxa"/>
+            </w:tcMar>
+            <w:vAlign w:val="center"/>
+          </w:tcPr>
+          <w:p>
+            <w:pPr>
+              <w:snapToGrid w:val="0"/>
+              <w:jc w:val="right"/>
+              <w:rPr>
+                <w:rFonts w:ascii="Barlow Condensed Medium" w:eastAsia="標楷體" w:hAnsi="Barlow Condensed Medium" w:cstheme="minorHAnsi"/>
+                <w:w w:val="80"/>
+                <w:szCs w:val="24"/>
+              </w:rPr>
+            </w:pPr>
+            <w:r>
+              <w:rPr>
+                <w:rFonts w:ascii="Barlow Condensed Medium" w:eastAsia="標楷體" w:hAnsi="Barlow Condensed Medium" w:cstheme="minorHAnsi" w:hint="eastAsia"/>
+                <w:w w:val="80"/>
+                <w:szCs w:val="24"/>
+              </w:rPr>
+              <w:t>47</w:t>
+            </w:r>
+            <w:r>
+              <w:rPr>
+                <w:rFonts w:ascii="Barlow Condensed Medium" w:eastAsia="標楷體" w:hAnsi="Barlow Condensed Medium" w:cstheme="minorHAnsi" w:hint="eastAsia"/>
+                <w:w w:val="80"/>
+                <w:szCs w:val="24"/>
+                <w:lang w:eastAsia="zh-HK"/>
+              </w:rPr>
+              <w:t>號</w:t>
+            </w:r>
+          </w:p>
+        </w:tc>
+        <w:tc>
+          <w:tcPr>
+            <w:tcW w:w="682" w:type="dxa"/>
+            <w:gridSpan w:val="2"/>
+            <w:tcMar>
+              <w:left w:w="113" w:type="dxa"/>
+              <w:right w:w="28" w:type="dxa"/>
+            </w:tcMar>
+            <w:vAlign w:val="center"/>
+          </w:tcPr>
+          <w:p>
+            <w:pPr>
+              <w:snapToGrid w:val="0"/>
+              <w:rPr>
+                <w:rFonts w:ascii="Barlow Condensed Medium" w:eastAsia="標楷體" w:hAnsi="Barlow Condensed Medium" w:cstheme="minorHAnsi"/>
+                <w:w w:val="80"/>
+                <w:szCs w:val="24"/>
+              </w:rPr>
+            </w:pPr>
+            <w:r>
+              <w:rPr>
+                <w:rFonts w:ascii="Barlow Condensed Medium" w:eastAsia="標楷體" w:hAnsi="Barlow Condensed Medium" w:cstheme="minorHAnsi" w:hint="eastAsia"/>
+                <w:w w:val="80"/>
+                <w:szCs w:val="24"/>
+              </w:rPr>
+              <w:t>1,0</w:t>
+            </w:r>
+            <w:r>
+              <w:rPr>
+                <w:rFonts w:ascii="Barlow Condensed Medium" w:eastAsia="標楷體" w:hAnsi="Barlow Condensed Medium" w:cstheme="minorHAnsi"/>
+                <w:w w:val="80"/>
+                <w:szCs w:val="24"/>
+              </w:rPr>
+              <w:t>00</w:t>
+            </w:r>
+          </w:p>
+        </w:tc>
+        <w:tc>
+          <w:tcPr>
+            <w:tcW w:w="683" w:type="dxa"/>
+            <w:gridSpan w:val="2"/>
+            <w:tcMar>
+              <w:left w:w="28" w:type="dxa"/>
+              <w:right w:w="28" w:type="dxa"/>
+            </w:tcMar>
+            <w:vAlign w:val="center"/>
+          </w:tcPr>
+          <w:p>
+            <w:pPr>
+              <w:snapToGrid w:val="0"/>
+              <w:jc w:val="right"/>
+              <w:rPr>
+                <w:rFonts w:ascii="Barlow Condensed Medium" w:eastAsia="標楷體" w:hAnsi="Barlow Condensed Medium" w:cstheme="minorHAnsi"/>
+                <w:w w:val="80"/>
+                <w:szCs w:val="24"/>
+              </w:rPr>
+            </w:pPr>
+            <w:r>
+              <w:rPr>
+                <w:rFonts w:ascii="Barlow Condensed Medium" w:eastAsia="標楷體" w:hAnsi="Barlow Condensed Medium" w:cstheme="minorHAnsi" w:hint="eastAsia"/>
+                <w:w w:val="80"/>
+                <w:szCs w:val="24"/>
+              </w:rPr>
+              <w:t>49</w:t>
+            </w:r>
+            <w:r>
+              <w:rPr>
+                <w:rFonts w:ascii="Barlow Condensed Medium" w:eastAsia="標楷體" w:hAnsi="Barlow Condensed Medium" w:cstheme="minorHAnsi" w:hint="eastAsia"/>
+                <w:w w:val="80"/>
+                <w:szCs w:val="24"/>
+                <w:lang w:eastAsia="zh-HK"/>
+              </w:rPr>
+              <w:t>號</w:t>
+            </w:r>
+          </w:p>
+        </w:tc>
+        <w:tc>
+          <w:tcPr>
+            <w:tcW w:w="683" w:type="dxa"/>
+            <w:tcMar>
+              <w:left w:w="113" w:type="dxa"/>
+              <w:right w:w="28" w:type="dxa"/>
+            </w:tcMar>
+            <w:vAlign w:val="center"/>
+          </w:tcPr>
+          <w:p>
+            <w:pPr>
+              <w:snapToGrid w:val="0"/>
+              <w:rPr>
+                <w:rFonts w:ascii="Barlow Condensed Medium" w:eastAsia="標楷體" w:hAnsi="Barlow Condensed Medium" w:cstheme="minorHAnsi"/>
+                <w:w w:val="80"/>
+                <w:szCs w:val="24"/>
+              </w:rPr>
+            </w:pPr>
+            <w:r>
+              <w:rPr>
+                <w:rFonts w:ascii="Barlow Condensed Medium" w:eastAsia="標楷體" w:hAnsi="Barlow Condensed Medium" w:cstheme="minorHAnsi" w:hint="eastAsia"/>
+                <w:w w:val="80"/>
+                <w:szCs w:val="24"/>
+              </w:rPr>
+              <w:t>3</w:t>
+            </w:r>
+            <w:r>
+              <w:rPr>
+                <w:rFonts w:ascii="Barlow Condensed Medium" w:eastAsia="標楷體" w:hAnsi="Barlow Condensed Medium" w:cstheme="minorHAnsi" w:hint="eastAsia"/>
+                <w:w w:val="80"/>
+                <w:szCs w:val="24"/>
+              </w:rPr>
+              <w:t>,0</w:t>
+            </w:r>
+            <w:r>
+              <w:rPr>
+                <w:rFonts w:ascii="Barlow Condensed Medium" w:eastAsia="標楷體" w:hAnsi="Barlow Condensed Medium" w:cstheme="minorHAnsi"/>
+                <w:w w:val="80"/>
+                <w:szCs w:val="24"/>
+              </w:rPr>
+              <w:t>00</w:t>
+            </w:r>
+          </w:p>
+        </w:tc>
+      </w:tr>
+      <w:tr>
+        <w:trPr>
+          <w:trHeight w:hRule="exact" w:val="340"/>
+        </w:trPr>
+        <w:tc>
+          <w:tcPr>
+            <w:tcW w:w="1622" w:type="dxa"/>
+            <w:tcMar>
+              <w:left w:w="28" w:type="dxa"/>
+              <w:right w:w="28" w:type="dxa"/>
+            </w:tcMar>
+            <w:vAlign w:val="center"/>
+          </w:tcPr>
+          <w:p>
+            <w:pPr>
+              <w:snapToGrid w:val="0"/>
+              <w:rPr>
+                <w:rFonts w:ascii="Barlow Condensed Medium" w:eastAsia="華康中黑體" w:hAnsi="Barlow Condensed Medium" w:cstheme="minorHAnsi"/>
+                <w:w w:val="80"/>
+                <w:szCs w:val="24"/>
+              </w:rPr>
+            </w:pPr>
+          </w:p>
+        </w:tc>
+        <w:tc>
+          <w:tcPr>
+            <w:tcW w:w="685" w:type="dxa"/>
+            <w:tcMar>
+              <w:left w:w="28" w:type="dxa"/>
+              <w:right w:w="28" w:type="dxa"/>
+            </w:tcMar>
+            <w:vAlign w:val="center"/>
+          </w:tcPr>
+          <w:p>
+            <w:pPr>
+              <w:snapToGrid w:val="0"/>
+              <w:jc w:val="right"/>
+              <w:rPr>
+                <w:rFonts w:ascii="Barlow Condensed Medium" w:eastAsia="標楷體" w:hAnsi="Barlow Condensed Medium" w:cstheme="minorHAnsi"/>
+                <w:w w:val="80"/>
+                <w:sz w:val="18"/>
+                <w:szCs w:val="18"/>
+              </w:rPr>
+            </w:pPr>
+            <w:r>
+              <w:rPr>
+                <w:rFonts w:ascii="Barlow Condensed Medium" w:eastAsia="標楷體" w:hAnsi="Barlow Condensed Medium" w:cstheme="minorHAnsi" w:hint="eastAsia"/>
+                <w:w w:val="80"/>
+                <w:sz w:val="18"/>
+                <w:szCs w:val="18"/>
+              </w:rPr>
+              <w:t>豪鎮社區</w:t>
+            </w:r>
+          </w:p>
+        </w:tc>
+        <w:tc>
+          <w:tcPr>
+            <w:tcW w:w="685" w:type="dxa"/>
+            <w:tcMar>
+              <w:left w:w="113" w:type="dxa"/>
+              <w:right w:w="28" w:type="dxa"/>
+            </w:tcMar>
+            <w:vAlign w:val="center"/>
+          </w:tcPr>
+          <w:p>
+            <w:pPr>
+              <w:snapToGrid w:val="0"/>
+              <w:ind w:leftChars="-2" w:left="-5" w:rightChars="-3" w:right="-7"/>
+              <w:rPr>
+                <w:rFonts w:ascii="Barlow Condensed Medium" w:eastAsia="標楷體" w:hAnsi="Barlow Condensed Medium" w:cstheme="minorHAnsi"/>
+                <w:w w:val="80"/>
+                <w:szCs w:val="24"/>
+              </w:rPr>
+            </w:pPr>
+            <w:r>
+              <w:rPr>
+                <w:rFonts w:ascii="Barlow Condensed Medium" w:eastAsia="標楷體" w:hAnsi="Barlow Condensed Medium" w:cstheme="minorHAnsi" w:hint="eastAsia"/>
+                <w:w w:val="80"/>
+                <w:szCs w:val="24"/>
+              </w:rPr>
+              <w:t>3</w:t>
+            </w:r>
+            <w:r>
+              <w:rPr>
+                <w:rFonts w:ascii="Barlow Condensed Medium" w:eastAsia="標楷體" w:hAnsi="Barlow Condensed Medium" w:cstheme="minorHAnsi" w:hint="eastAsia"/>
+                <w:w w:val="80"/>
+                <w:szCs w:val="24"/>
+              </w:rPr>
+              <w:t>,0</w:t>
+            </w:r>
+            <w:r>
+              <w:rPr>
+                <w:rFonts w:ascii="Barlow Condensed Medium" w:eastAsia="標楷體" w:hAnsi="Barlow Condensed Medium" w:cstheme="minorHAnsi"/>
+                <w:w w:val="80"/>
+                <w:szCs w:val="24"/>
+              </w:rPr>
+              <w:t>00</w:t>
+            </w:r>
+          </w:p>
+        </w:tc>
+        <w:tc>
+          <w:tcPr>
+            <w:tcW w:w="686" w:type="dxa"/>
+            <w:tcMar>
+              <w:left w:w="28" w:type="dxa"/>
+              <w:right w:w="28" w:type="dxa"/>
+            </w:tcMar>
+            <w:vAlign w:val="center"/>
+          </w:tcPr>
+          <w:p>
+            <w:pPr>
+              <w:snapToGrid w:val="0"/>
+              <w:jc w:val="right"/>
+              <w:rPr>
+                <w:rFonts w:ascii="Barlow Condensed Medium" w:eastAsia="標楷體" w:hAnsi="Barlow Condensed Medium" w:cstheme="minorHAnsi"/>
+                <w:w w:val="80"/>
+                <w:szCs w:val="24"/>
+              </w:rPr>
+            </w:pPr>
+          </w:p>
+        </w:tc>
+        <w:tc>
+          <w:tcPr>
+            <w:tcW w:w="682" w:type="dxa"/>
+            <w:gridSpan w:val="2"/>
+            <w:tcMar>
+              <w:left w:w="113" w:type="dxa"/>
+              <w:right w:w="28" w:type="dxa"/>
+            </w:tcMar>
+            <w:vAlign w:val="center"/>
+          </w:tcPr>
+          <w:p>
+            <w:pPr>
+              <w:snapToGrid w:val="0"/>
+              <w:rPr>
+                <w:rFonts w:ascii="Barlow Condensed Medium" w:eastAsia="標楷體" w:hAnsi="Barlow Condensed Medium" w:cstheme="minorHAnsi"/>
+                <w:w w:val="80"/>
+                <w:szCs w:val="24"/>
+              </w:rPr>
+            </w:pPr>
+          </w:p>
+        </w:tc>
+        <w:tc>
+          <w:tcPr>
+            <w:tcW w:w="683" w:type="dxa"/>
+            <w:gridSpan w:val="2"/>
+            <w:tcMar>
+              <w:left w:w="28" w:type="dxa"/>
+              <w:right w:w="28" w:type="dxa"/>
+            </w:tcMar>
+            <w:vAlign w:val="center"/>
+          </w:tcPr>
+          <w:p>
+            <w:pPr>
+              <w:snapToGrid w:val="0"/>
+              <w:jc w:val="right"/>
+              <w:rPr>
+                <w:rFonts w:ascii="Barlow Condensed Medium" w:eastAsia="標楷體" w:hAnsi="Barlow Condensed Medium" w:cstheme="minorHAnsi"/>
+                <w:w w:val="80"/>
+                <w:szCs w:val="24"/>
+              </w:rPr>
+            </w:pPr>
+          </w:p>
+        </w:tc>
+        <w:tc>
+          <w:tcPr>
+            <w:tcW w:w="683" w:type="dxa"/>
+            <w:tcMar>
+              <w:left w:w="113" w:type="dxa"/>
+              <w:right w:w="28" w:type="dxa"/>
+            </w:tcMar>
+            <w:vAlign w:val="center"/>
+          </w:tcPr>
+          <w:p>
+            <w:pPr>
+              <w:snapToGrid w:val="0"/>
+              <w:rPr>
+                <w:rFonts w:ascii="Barlow Condensed Medium" w:eastAsia="標楷體" w:hAnsi="Barlow Condensed Medium" w:cstheme="minorHAnsi"/>
+                <w:w w:val="80"/>
+                <w:szCs w:val="24"/>
+              </w:rPr>
+            </w:pPr>
+          </w:p>
+        </w:tc>
+      </w:tr>
+      <w:tr>
+        <w:trPr>
+          <w:trHeight w:hRule="exact" w:val="340"/>
+        </w:trPr>
+        <w:tc>
+          <w:tcPr>
+            <w:tcW w:w="1622" w:type="dxa"/>
+            <w:tcMar>
+              <w:left w:w="28" w:type="dxa"/>
+              <w:right w:w="28" w:type="dxa"/>
+            </w:tcMar>
+            <w:vAlign w:val="center"/>
+          </w:tcPr>
+          <w:p>
+            <w:pPr>
+              <w:snapToGrid w:val="0"/>
+              <w:rPr>
+                <w:rFonts w:ascii="Barlow Condensed Medium" w:eastAsia="華康中黑體" w:hAnsi="Barlow Condensed Medium" w:cstheme="minorHAnsi"/>
+                <w:w w:val="80"/>
+                <w:szCs w:val="24"/>
+              </w:rPr>
+            </w:pPr>
+          </w:p>
+        </w:tc>
+        <w:tc>
+          <w:tcPr>
+            <w:tcW w:w="685" w:type="dxa"/>
+            <w:tcMar>
+              <w:left w:w="28" w:type="dxa"/>
+              <w:right w:w="28" w:type="dxa"/>
+            </w:tcMar>
+            <w:vAlign w:val="center"/>
+          </w:tcPr>
+          <w:p>
+            <w:pPr>
+              <w:snapToGrid w:val="0"/>
+              <w:jc w:val="right"/>
+              <w:rPr>
+                <w:rFonts w:ascii="Barlow Condensed Medium" w:eastAsia="標楷體" w:hAnsi="Barlow Condensed Medium" w:cstheme="minorHAnsi"/>
+                <w:w w:val="80"/>
+                <w:szCs w:val="24"/>
+              </w:rPr>
+            </w:pPr>
+          </w:p>
+        </w:tc>
+        <w:tc>
+          <w:tcPr>
+            <w:tcW w:w="685" w:type="dxa"/>
+            <w:tcMar>
+              <w:left w:w="113" w:type="dxa"/>
+              <w:right w:w="28" w:type="dxa"/>
+            </w:tcMar>
+            <w:vAlign w:val="center"/>
+          </w:tcPr>
+          <w:p>
+            <w:pPr>
+              <w:snapToGrid w:val="0"/>
+              <w:ind w:leftChars="-2" w:left="-5" w:rightChars="-3" w:right="-7"/>
+              <w:rPr>
+                <w:rFonts w:ascii="Barlow Condensed Medium" w:eastAsia="標楷體" w:hAnsi="Barlow Condensed Medium" w:cstheme="minorHAnsi"/>
+                <w:w w:val="80"/>
+                <w:szCs w:val="24"/>
+              </w:rPr>
+            </w:pPr>
+          </w:p>
+        </w:tc>
+        <w:tc>
+          <w:tcPr>
+            <w:tcW w:w="686" w:type="dxa"/>
+            <w:tcMar>
+              <w:left w:w="28" w:type="dxa"/>
+              <w:right w:w="28" w:type="dxa"/>
+            </w:tcMar>
+            <w:vAlign w:val="center"/>
+          </w:tcPr>
+          <w:p>
+            <w:pPr>
+              <w:snapToGrid w:val="0"/>
+              <w:jc w:val="right"/>
+              <w:rPr>
+                <w:rFonts w:ascii="Barlow Condensed Medium" w:eastAsia="標楷體" w:hAnsi="Barlow Condensed Medium" w:cstheme="minorHAnsi"/>
+                <w:w w:val="80"/>
+                <w:szCs w:val="24"/>
+              </w:rPr>
+            </w:pPr>
+          </w:p>
+        </w:tc>
+        <w:tc>
+          <w:tcPr>
+            <w:tcW w:w="682" w:type="dxa"/>
+            <w:gridSpan w:val="2"/>
+            <w:tcMar>
+              <w:left w:w="113" w:type="dxa"/>
+              <w:right w:w="28" w:type="dxa"/>
+            </w:tcMar>
+            <w:vAlign w:val="center"/>
+          </w:tcPr>
+          <w:p>
+            <w:pPr>
+              <w:snapToGrid w:val="0"/>
+              <w:rPr>
+                <w:rFonts w:ascii="Barlow Condensed Medium" w:eastAsia="標楷體" w:hAnsi="Barlow Condensed Medium" w:cstheme="minorHAnsi"/>
+                <w:w w:val="80"/>
+                <w:szCs w:val="24"/>
+              </w:rPr>
+            </w:pPr>
+          </w:p>
+        </w:tc>
+        <w:tc>
+          <w:tcPr>
+            <w:tcW w:w="683" w:type="dxa"/>
+            <w:gridSpan w:val="2"/>
+            <w:tcMar>
+              <w:left w:w="28" w:type="dxa"/>
+              <w:right w:w="28" w:type="dxa"/>
+            </w:tcMar>
+            <w:vAlign w:val="center"/>
+          </w:tcPr>
+          <w:p>
+            <w:pPr>
+              <w:snapToGrid w:val="0"/>
+              <w:jc w:val="right"/>
+              <w:rPr>
+                <w:rFonts w:ascii="Barlow Condensed Medium" w:eastAsia="標楷體" w:hAnsi="Barlow Condensed Medium" w:cstheme="minorHAnsi"/>
+                <w:w w:val="80"/>
+                <w:szCs w:val="24"/>
+              </w:rPr>
+            </w:pPr>
+          </w:p>
+        </w:tc>
+        <w:tc>
+          <w:tcPr>
+            <w:tcW w:w="683" w:type="dxa"/>
+            <w:tcMar>
+              <w:left w:w="113" w:type="dxa"/>
+              <w:right w:w="28" w:type="dxa"/>
+            </w:tcMar>
+            <w:vAlign w:val="center"/>
+          </w:tcPr>
+          <w:p>
+            <w:pPr>
+              <w:snapToGrid w:val="0"/>
+              <w:rPr>
+                <w:rFonts w:ascii="Barlow Condensed Medium" w:eastAsia="標楷體" w:hAnsi="Barlow Condensed Medium" w:cstheme="minorHAnsi"/>
+                <w:w w:val="80"/>
+                <w:szCs w:val="24"/>
+              </w:rPr>
+            </w:pPr>
+          </w:p>
+        </w:tc>
+      </w:tr>
+      <w:tr>
+        <w:trPr>
+          <w:trHeight w:hRule="exact" w:val="340"/>
+        </w:trPr>
+        <w:tc>
+          <w:tcPr>
+            <w:tcW w:w="1622" w:type="dxa"/>
+            <w:tcMar>
+              <w:left w:w="28" w:type="dxa"/>
+              <w:right w:w="28" w:type="dxa"/>
+            </w:tcMar>
+            <w:vAlign w:val="center"/>
+          </w:tcPr>
+          <w:p>
+            <w:pPr>
+              <w:snapToGrid w:val="0"/>
+              <w:jc w:val="both"/>
+              <w:rPr>
+                <w:rFonts w:ascii="Barlow Condensed Medium" w:eastAsia="華康中黑體" w:hAnsi="Barlow Condensed Medium" w:cstheme="minorHAnsi"/>
+                <w:w w:val="80"/>
+                <w:szCs w:val="24"/>
+              </w:rPr>
+            </w:pPr>
+            <w:r>
+              <w:rPr>
+                <w:rFonts w:ascii="Barlow Condensed Medium" w:eastAsia="華康中黑體" w:hAnsi="Barlow Condensed Medium" w:cstheme="minorHAnsi"/>
+                <w:w w:val="80"/>
+                <w:szCs w:val="24"/>
+              </w:rPr>
+              <w:sym w:font="Wingdings 2" w:char="F0AE"/>
+            </w:r>
+            <w:r>
+              <w:rPr>
+                <w:rFonts w:ascii="Barlow Condensed Medium" w:eastAsia="華康中黑體" w:hAnsi="Barlow Condensed Medium" w:cstheme="minorHAnsi" w:hint="eastAsia"/>
+                <w:w w:val="80"/>
+                <w:szCs w:val="24"/>
+                <w:lang w:eastAsia="zh-HK"/>
+              </w:rPr>
+              <w:t>為</w:t>
+            </w:r>
+            <w:r>
+              <w:rPr>
+                <w:rFonts w:ascii="Barlow Condensed Medium" w:eastAsia="華康中黑體" w:hAnsi="Barlow Condensed Medium" w:cstheme="minorHAnsi" w:hint="eastAsia"/>
+                <w:w w:val="80"/>
+                <w:szCs w:val="24"/>
+              </w:rPr>
+              <w:t>松年團契</w:t>
+            </w:r>
+            <w:r>
+              <w:rPr>
+                <w:rFonts w:ascii="Barlow Condensed Medium" w:eastAsia="華康中黑體" w:hAnsi="Barlow Condensed Medium" w:cstheme="minorHAnsi" w:hint="eastAsia"/>
+                <w:w w:val="80"/>
+                <w:szCs w:val="24"/>
+              </w:rPr>
+              <w:t>奉獻</w:t>
+            </w:r>
+            <w:r>
+              <w:rPr>
+                <w:rFonts w:ascii="Barlow Condensed Medium" w:eastAsia="華康中黑體" w:hAnsi="Barlow Condensed Medium" w:cstheme="minorHAnsi"/>
+                <w:w w:val="80"/>
+                <w:szCs w:val="24"/>
+              </w:rPr>
+              <w:t>:</w:t>
+            </w:r>
+          </w:p>
+        </w:tc>
+        <w:tc>
+          <w:tcPr>
+            <w:tcW w:w="685" w:type="dxa"/>
+            <w:tcMar>
+              <w:left w:w="28" w:type="dxa"/>
+              <w:right w:w="28" w:type="dxa"/>
+            </w:tcMar>
+            <w:vAlign w:val="center"/>
+          </w:tcPr>
+          <w:p>
+            <w:pPr>
+              <w:snapToGrid w:val="0"/>
+              <w:jc w:val="right"/>
+              <w:rPr>
+                <w:rFonts w:ascii="Barlow Condensed Medium" w:eastAsia="標楷體" w:hAnsi="Barlow Condensed Medium" w:cstheme="minorHAnsi"/>
+                <w:w w:val="80"/>
+                <w:szCs w:val="24"/>
+                <w:lang w:eastAsia="zh-HK"/>
+              </w:rPr>
+            </w:pPr>
+            <w:r>
+              <w:rPr>
+                <w:rFonts w:ascii="Barlow Condensed Medium" w:eastAsia="標楷體" w:hAnsi="Barlow Condensed Medium" w:cstheme="minorHAnsi"/>
+                <w:w w:val="80"/>
+                <w:szCs w:val="24"/>
+              </w:rPr>
+              <w:t>2</w:t>
+            </w:r>
+            <w:r>
+              <w:rPr>
+                <w:rFonts w:ascii="Barlow Condensed Medium" w:eastAsia="標楷體" w:hAnsi="Barlow Condensed Medium" w:cstheme="minorHAnsi" w:hint="eastAsia"/>
+                <w:w w:val="80"/>
+                <w:szCs w:val="24"/>
+              </w:rPr>
+              <w:t>3</w:t>
+            </w:r>
+            <w:r>
+              <w:rPr>
+                <w:rFonts w:ascii="Barlow Condensed Medium" w:eastAsia="標楷體" w:hAnsi="Barlow Condensed Medium" w:cstheme="minorHAnsi" w:hint="eastAsia"/>
+                <w:w w:val="80"/>
+                <w:szCs w:val="24"/>
+                <w:lang w:eastAsia="zh-HK"/>
+              </w:rPr>
+              <w:t>號</w:t>
+            </w:r>
+          </w:p>
+        </w:tc>
+        <w:tc>
+          <w:tcPr>
+            <w:tcW w:w="685" w:type="dxa"/>
+            <w:tcMar>
+              <w:left w:w="113" w:type="dxa"/>
+              <w:right w:w="28" w:type="dxa"/>
+            </w:tcMar>
+            <w:vAlign w:val="center"/>
+          </w:tcPr>
+          <w:p>
+            <w:pPr>
+              <w:snapToGrid w:val="0"/>
+              <w:ind w:leftChars="-2" w:left="-5" w:rightChars="-3" w:right="-7"/>
+              <w:rPr>
+                <w:rFonts w:ascii="Barlow Condensed Medium" w:eastAsia="標楷體" w:hAnsi="Barlow Condensed Medium" w:cstheme="minorHAnsi"/>
+                <w:w w:val="80"/>
+                <w:szCs w:val="24"/>
+              </w:rPr>
+            </w:pPr>
+            <w:r>
+              <w:rPr>
+                <w:rFonts w:ascii="Barlow Condensed Medium" w:eastAsia="標楷體" w:hAnsi="Barlow Condensed Medium" w:cstheme="minorHAnsi" w:hint="eastAsia"/>
+                <w:w w:val="80"/>
+                <w:szCs w:val="24"/>
+              </w:rPr>
+              <w:t>1</w:t>
+            </w:r>
+            <w:r>
+              <w:rPr>
+                <w:rFonts w:ascii="Barlow Condensed Medium" w:eastAsia="標楷體" w:hAnsi="Barlow Condensed Medium" w:cstheme="minorHAnsi"/>
+                <w:w w:val="80"/>
+                <w:szCs w:val="24"/>
+              </w:rPr>
+              <w:t>,</w:t>
+            </w:r>
+            <w:r>
+              <w:rPr>
+                <w:rFonts w:ascii="Barlow Condensed Medium" w:eastAsia="標楷體" w:hAnsi="Barlow Condensed Medium" w:cstheme="minorHAnsi" w:hint="eastAsia"/>
+                <w:w w:val="80"/>
+                <w:szCs w:val="24"/>
+              </w:rPr>
+              <w:t>0</w:t>
+            </w:r>
+            <w:r>
+              <w:rPr>
+                <w:rFonts w:ascii="Barlow Condensed Medium" w:eastAsia="標楷體" w:hAnsi="Barlow Condensed Medium" w:cstheme="minorHAnsi"/>
+                <w:w w:val="80"/>
+                <w:szCs w:val="24"/>
+              </w:rPr>
+              <w:t>00</w:t>
+            </w:r>
+          </w:p>
+        </w:tc>
+        <w:tc>
+          <w:tcPr>
+            <w:tcW w:w="686" w:type="dxa"/>
+            <w:tcMar>
+              <w:left w:w="28" w:type="dxa"/>
+              <w:right w:w="28" w:type="dxa"/>
+            </w:tcMar>
+            <w:vAlign w:val="center"/>
+          </w:tcPr>
+          <w:p>
+            <w:pPr>
+              <w:snapToGrid w:val="0"/>
+              <w:jc w:val="right"/>
+              <w:rPr>
+                <w:rFonts w:ascii="Barlow Condensed Medium" w:eastAsia="標楷體" w:hAnsi="Barlow Condensed Medium" w:cstheme="minorHAnsi"/>
+                <w:w w:val="80"/>
+                <w:szCs w:val="24"/>
+              </w:rPr>
+            </w:pPr>
+            <w:r>
+              <w:rPr>
+                <w:rFonts w:ascii="Barlow Condensed Medium" w:eastAsia="標楷體" w:hAnsi="Barlow Condensed Medium" w:cstheme="minorHAnsi" w:hint="eastAsia"/>
+                <w:w w:val="80"/>
+                <w:szCs w:val="24"/>
+              </w:rPr>
+              <w:t>49</w:t>
+            </w:r>
+            <w:r>
+              <w:rPr>
+                <w:rFonts w:ascii="Barlow Condensed Medium" w:eastAsia="標楷體" w:hAnsi="Barlow Condensed Medium" w:cstheme="minorHAnsi" w:hint="eastAsia"/>
+                <w:w w:val="80"/>
+                <w:szCs w:val="24"/>
+                <w:lang w:eastAsia="zh-HK"/>
+              </w:rPr>
+              <w:t>號</w:t>
+            </w:r>
+          </w:p>
+        </w:tc>
+        <w:tc>
+          <w:tcPr>
+            <w:tcW w:w="682" w:type="dxa"/>
+            <w:gridSpan w:val="2"/>
+            <w:tcMar>
+              <w:left w:w="113" w:type="dxa"/>
+              <w:right w:w="28" w:type="dxa"/>
+            </w:tcMar>
+            <w:vAlign w:val="center"/>
+          </w:tcPr>
+          <w:p>
+            <w:pPr>
+              <w:snapToGrid w:val="0"/>
+              <w:rPr>
+                <w:rFonts w:ascii="Barlow Condensed Medium" w:eastAsia="標楷體" w:hAnsi="Barlow Condensed Medium" w:cstheme="minorHAnsi"/>
+                <w:w w:val="80"/>
+                <w:szCs w:val="24"/>
+              </w:rPr>
+            </w:pPr>
+            <w:r>
+              <w:rPr>
+                <w:rFonts w:ascii="Barlow Condensed Medium" w:eastAsia="標楷體" w:hAnsi="Barlow Condensed Medium" w:cstheme="minorHAnsi" w:hint="eastAsia"/>
+                <w:w w:val="80"/>
+                <w:szCs w:val="24"/>
+              </w:rPr>
+              <w:t>1</w:t>
+            </w:r>
+            <w:r>
+              <w:rPr>
+                <w:rFonts w:ascii="Barlow Condensed Medium" w:eastAsia="標楷體" w:hAnsi="Barlow Condensed Medium" w:cstheme="minorHAnsi"/>
+                <w:w w:val="80"/>
+                <w:szCs w:val="24"/>
+              </w:rPr>
+              <w:t>,</w:t>
+            </w:r>
+            <w:r>
+              <w:rPr>
+                <w:rFonts w:ascii="Barlow Condensed Medium" w:eastAsia="標楷體" w:hAnsi="Barlow Condensed Medium" w:cstheme="minorHAnsi" w:hint="eastAsia"/>
+                <w:w w:val="80"/>
+                <w:szCs w:val="24"/>
+              </w:rPr>
+              <w:t>0</w:t>
+            </w:r>
+            <w:r>
+              <w:rPr>
+                <w:rFonts w:ascii="Barlow Condensed Medium" w:eastAsia="標楷體" w:hAnsi="Barlow Condensed Medium" w:cstheme="minorHAnsi"/>
+                <w:w w:val="80"/>
+                <w:szCs w:val="24"/>
+              </w:rPr>
+              <w:t>00</w:t>
+            </w:r>
+          </w:p>
+        </w:tc>
+        <w:tc>
+          <w:tcPr>
+            <w:tcW w:w="683" w:type="dxa"/>
+            <w:gridSpan w:val="2"/>
+            <w:tcMar>
+              <w:left w:w="28" w:type="dxa"/>
+              <w:right w:w="28" w:type="dxa"/>
+            </w:tcMar>
+            <w:vAlign w:val="center"/>
+          </w:tcPr>
+          <w:p>
+            <w:pPr>
+              <w:snapToGrid w:val="0"/>
+              <w:jc w:val="right"/>
+              <w:rPr>
+                <w:rFonts w:ascii="Barlow Condensed Medium" w:eastAsia="標楷體" w:hAnsi="Barlow Condensed Medium" w:cstheme="minorHAnsi"/>
+                <w:w w:val="80"/>
+                <w:szCs w:val="24"/>
+              </w:rPr>
+            </w:pPr>
+          </w:p>
+        </w:tc>
+        <w:tc>
+          <w:tcPr>
+            <w:tcW w:w="683" w:type="dxa"/>
+            <w:tcMar>
+              <w:left w:w="113" w:type="dxa"/>
+              <w:right w:w="28" w:type="dxa"/>
+            </w:tcMar>
+            <w:vAlign w:val="center"/>
+          </w:tcPr>
+          <w:p>
+            <w:pPr>
+              <w:snapToGrid w:val="0"/>
+              <w:rPr>
+                <w:rFonts w:ascii="Barlow Condensed Medium" w:eastAsia="標楷體" w:hAnsi="Barlow Condensed Medium" w:cstheme="minorHAnsi"/>
+                <w:w w:val="80"/>
+                <w:szCs w:val="24"/>
+              </w:rPr>
+            </w:pPr>
+          </w:p>
+        </w:tc>
+      </w:tr>
+      <w:tr>
+        <w:trPr>
+          <w:trHeight w:hRule="exact" w:val="340"/>
+        </w:trPr>
+        <w:tc>
+          <w:tcPr>
+            <w:tcW w:w="1622" w:type="dxa"/>
+            <w:tcMar>
+              <w:left w:w="28" w:type="dxa"/>
+              <w:right w:w="28" w:type="dxa"/>
+            </w:tcMar>
+            <w:vAlign w:val="center"/>
+          </w:tcPr>
+          <w:p>
+            <w:pPr>
+              <w:snapToGrid w:val="0"/>
+              <w:jc w:val="both"/>
+              <w:rPr>
+                <w:rFonts w:ascii="Barlow Condensed Medium" w:eastAsia="華康中黑體" w:hAnsi="Barlow Condensed Medium" w:cstheme="minorHAnsi"/>
+                <w:w w:val="80"/>
+                <w:szCs w:val="24"/>
+              </w:rPr>
+            </w:pPr>
+          </w:p>
+        </w:tc>
+        <w:tc>
+          <w:tcPr>
+            <w:tcW w:w="685" w:type="dxa"/>
+            <w:tcMar>
+              <w:left w:w="28" w:type="dxa"/>
+              <w:right w:w="28" w:type="dxa"/>
+            </w:tcMar>
+            <w:vAlign w:val="center"/>
+          </w:tcPr>
+          <w:p>
+            <w:pPr>
+              <w:snapToGrid w:val="0"/>
+              <w:jc w:val="right"/>
+              <w:rPr>
+                <w:rFonts w:ascii="Barlow Condensed Medium" w:eastAsia="標楷體" w:hAnsi="Barlow Condensed Medium" w:cstheme="minorHAnsi"/>
+                <w:w w:val="80"/>
+                <w:szCs w:val="24"/>
+              </w:rPr>
+            </w:pPr>
+          </w:p>
+        </w:tc>
+        <w:tc>
+          <w:tcPr>
+            <w:tcW w:w="685" w:type="dxa"/>
+            <w:tcMar>
+              <w:left w:w="113" w:type="dxa"/>
+              <w:right w:w="28" w:type="dxa"/>
+            </w:tcMar>
+            <w:vAlign w:val="center"/>
+          </w:tcPr>
+          <w:p>
+            <w:pPr>
+              <w:snapToGrid w:val="0"/>
+              <w:ind w:leftChars="-2" w:left="-5" w:rightChars="-3" w:right="-7"/>
+              <w:rPr>
+                <w:rFonts w:ascii="Barlow Condensed Medium" w:eastAsia="標楷體" w:hAnsi="Barlow Condensed Medium" w:cstheme="minorHAnsi"/>
+                <w:w w:val="80"/>
+                <w:szCs w:val="24"/>
+              </w:rPr>
+            </w:pPr>
+          </w:p>
+        </w:tc>
+        <w:tc>
+          <w:tcPr>
+            <w:tcW w:w="686" w:type="dxa"/>
+            <w:tcMar>
+              <w:left w:w="28" w:type="dxa"/>
+              <w:right w:w="28" w:type="dxa"/>
+            </w:tcMar>
+            <w:vAlign w:val="center"/>
+          </w:tcPr>
+          <w:p>
+            <w:pPr>
+              <w:snapToGrid w:val="0"/>
+              <w:jc w:val="right"/>
+              <w:rPr>
+                <w:rFonts w:ascii="Barlow Condensed Medium" w:eastAsia="標楷體" w:hAnsi="Barlow Condensed Medium" w:cstheme="minorHAnsi"/>
+                <w:w w:val="80"/>
+                <w:szCs w:val="24"/>
+              </w:rPr>
+            </w:pPr>
+          </w:p>
+        </w:tc>
+        <w:tc>
+          <w:tcPr>
+            <w:tcW w:w="682" w:type="dxa"/>
+            <w:gridSpan w:val="2"/>
+            <w:tcMar>
+              <w:left w:w="113" w:type="dxa"/>
+              <w:right w:w="28" w:type="dxa"/>
+            </w:tcMar>
+            <w:vAlign w:val="center"/>
+          </w:tcPr>
+          <w:p>
+            <w:pPr>
+              <w:snapToGrid w:val="0"/>
+              <w:rPr>
+                <w:rFonts w:ascii="Barlow Condensed Medium" w:eastAsia="標楷體" w:hAnsi="Barlow Condensed Medium" w:cstheme="minorHAnsi"/>
+                <w:w w:val="80"/>
+                <w:szCs w:val="24"/>
+              </w:rPr>
+            </w:pPr>
+          </w:p>
+        </w:tc>
+        <w:tc>
+          <w:tcPr>
+            <w:tcW w:w="683" w:type="dxa"/>
+            <w:gridSpan w:val="2"/>
+            <w:tcMar>
+              <w:left w:w="28" w:type="dxa"/>
+              <w:right w:w="28" w:type="dxa"/>
+            </w:tcMar>
+            <w:vAlign w:val="center"/>
+          </w:tcPr>
+          <w:p>
+            <w:pPr>
+              <w:snapToGrid w:val="0"/>
+              <w:jc w:val="right"/>
+              <w:rPr>
+                <w:rFonts w:ascii="Barlow Condensed Medium" w:eastAsia="標楷體" w:hAnsi="Barlow Condensed Medium" w:cstheme="minorHAnsi"/>
+                <w:w w:val="80"/>
+                <w:szCs w:val="24"/>
+              </w:rPr>
+            </w:pPr>
+          </w:p>
+        </w:tc>
+        <w:tc>
+          <w:tcPr>
+            <w:tcW w:w="683" w:type="dxa"/>
+            <w:tcMar>
+              <w:left w:w="113" w:type="dxa"/>
+              <w:right w:w="28" w:type="dxa"/>
+            </w:tcMar>
+            <w:vAlign w:val="center"/>
+          </w:tcPr>
+          <w:p>
+            <w:pPr>
+              <w:snapToGrid w:val="0"/>
+              <w:rPr>
+                <w:rFonts w:ascii="Barlow Condensed Medium" w:eastAsia="標楷體" w:hAnsi="Barlow Condensed Medium" w:cstheme="minorHAnsi"/>
+                <w:w w:val="80"/>
+                <w:szCs w:val="24"/>
+              </w:rPr>
+            </w:pPr>
+          </w:p>
+        </w:tc>
+      </w:tr>
+      <w:tr>
+        <w:trPr>
+          <w:trHeight w:hRule="exact" w:val="340"/>
+        </w:trPr>
+        <w:tc>
+          <w:tcPr>
+            <w:tcW w:w="1622" w:type="dxa"/>
+            <w:tcMar>
+              <w:left w:w="28" w:type="dxa"/>
+              <w:right w:w="28" w:type="dxa"/>
+            </w:tcMar>
+            <w:vAlign w:val="center"/>
+          </w:tcPr>
+          <w:p>
+            <w:pPr>
+              <w:snapToGrid w:val="0"/>
+              <w:jc w:val="both"/>
+              <w:rPr>
+                <w:rFonts w:ascii="Barlow Condensed Medium" w:eastAsia="華康中黑體" w:hAnsi="Barlow Condensed Medium" w:cstheme="minorHAnsi"/>
+                <w:w w:val="80"/>
+                <w:szCs w:val="24"/>
+              </w:rPr>
+            </w:pPr>
+            <w:r>
+              <w:rPr>
+                <w:rFonts w:ascii="Barlow Condensed Medium" w:eastAsia="華康中黑體" w:hAnsi="Barlow Condensed Medium" w:cstheme="minorHAnsi"/>
+                <w:w w:val="80"/>
+                <w:szCs w:val="24"/>
+              </w:rPr>
+              <w:sym w:font="Wingdings 2" w:char="F0AE"/>
+            </w:r>
+            <w:r>
+              <w:rPr>
+                <w:rFonts w:ascii="Barlow Condensed Medium" w:eastAsia="華康中黑體" w:hAnsi="Barlow Condensed Medium" w:cstheme="minorHAnsi" w:hint="eastAsia"/>
+                <w:w w:val="80"/>
+                <w:szCs w:val="24"/>
+                <w:lang w:eastAsia="zh-HK"/>
+              </w:rPr>
+              <w:t>為</w:t>
+            </w:r>
+            <w:r>
+              <w:rPr>
+                <w:rFonts w:ascii="Barlow Condensed Medium" w:eastAsia="華康中黑體" w:hAnsi="Barlow Condensed Medium" w:cstheme="minorHAnsi" w:hint="eastAsia"/>
+                <w:w w:val="80"/>
+                <w:szCs w:val="24"/>
+              </w:rPr>
+              <w:t>聖歌隊</w:t>
+            </w:r>
+            <w:r>
+              <w:rPr>
+                <w:rFonts w:ascii="Barlow Condensed Medium" w:eastAsia="華康中黑體" w:hAnsi="Barlow Condensed Medium" w:cstheme="minorHAnsi" w:hint="eastAsia"/>
+                <w:w w:val="80"/>
+                <w:szCs w:val="24"/>
+              </w:rPr>
+              <w:t>奉獻</w:t>
+            </w:r>
+            <w:r>
+              <w:rPr>
+                <w:rFonts w:ascii="Barlow Condensed Medium" w:eastAsia="華康中黑體" w:hAnsi="Barlow Condensed Medium" w:cstheme="minorHAnsi"/>
+                <w:w w:val="80"/>
+                <w:szCs w:val="24"/>
+              </w:rPr>
+              <w:t>:</w:t>
+            </w:r>
+          </w:p>
+        </w:tc>
+        <w:tc>
+          <w:tcPr>
+            <w:tcW w:w="685" w:type="dxa"/>
+            <w:tcMar>
+              <w:left w:w="28" w:type="dxa"/>
+              <w:right w:w="28" w:type="dxa"/>
+            </w:tcMar>
+            <w:vAlign w:val="center"/>
+          </w:tcPr>
+          <w:p>
+            <w:pPr>
+              <w:snapToGrid w:val="0"/>
+              <w:jc w:val="right"/>
+              <w:rPr>
+                <w:rFonts w:ascii="Barlow Condensed Medium" w:eastAsia="標楷體" w:hAnsi="Barlow Condensed Medium" w:cstheme="minorHAnsi"/>
+                <w:w w:val="80"/>
+                <w:szCs w:val="24"/>
+              </w:rPr>
+            </w:pPr>
+            <w:r>
+              <w:rPr>
+                <w:rFonts w:ascii="Barlow Condensed Medium" w:eastAsia="標楷體" w:hAnsi="Barlow Condensed Medium" w:cstheme="minorHAnsi" w:hint="eastAsia"/>
+                <w:w w:val="80"/>
+                <w:szCs w:val="24"/>
+              </w:rPr>
+              <w:t>62</w:t>
+            </w:r>
+            <w:r>
+              <w:rPr>
+                <w:rFonts w:ascii="Barlow Condensed Medium" w:eastAsia="標楷體" w:hAnsi="Barlow Condensed Medium" w:cstheme="minorHAnsi" w:hint="eastAsia"/>
+                <w:w w:val="80"/>
+                <w:szCs w:val="24"/>
+                <w:lang w:eastAsia="zh-HK"/>
+              </w:rPr>
+              <w:t>號</w:t>
+            </w:r>
+          </w:p>
+        </w:tc>
+        <w:tc>
+          <w:tcPr>
+            <w:tcW w:w="685" w:type="dxa"/>
+            <w:tcMar>
+              <w:left w:w="113" w:type="dxa"/>
+              <w:right w:w="28" w:type="dxa"/>
+            </w:tcMar>
+            <w:vAlign w:val="center"/>
+          </w:tcPr>
+          <w:p>
+            <w:pPr>
+              <w:snapToGrid w:val="0"/>
+              <w:ind w:leftChars="-2" w:left="-5" w:rightChars="-3" w:right="-7"/>
+              <w:rPr>
+                <w:rFonts w:ascii="Barlow Condensed Medium" w:eastAsia="標楷體" w:hAnsi="Barlow Condensed Medium" w:cstheme="minorHAnsi"/>
+                <w:w w:val="80"/>
+                <w:szCs w:val="24"/>
+              </w:rPr>
+            </w:pPr>
+            <w:r>
+              <w:rPr>
+                <w:rFonts w:ascii="Barlow Condensed Medium" w:eastAsia="標楷體" w:hAnsi="Barlow Condensed Medium" w:cstheme="minorHAnsi" w:hint="eastAsia"/>
+                <w:w w:val="80"/>
+                <w:szCs w:val="24"/>
+              </w:rPr>
+              <w:t>5</w:t>
+            </w:r>
+            <w:r>
+              <w:rPr>
+                <w:rFonts w:ascii="Barlow Condensed Medium" w:eastAsia="標楷體" w:hAnsi="Barlow Condensed Medium" w:cstheme="minorHAnsi"/>
+                <w:w w:val="80"/>
+                <w:szCs w:val="24"/>
+              </w:rPr>
+              <w:t>,</w:t>
+            </w:r>
+            <w:r>
+              <w:rPr>
+                <w:rFonts w:ascii="Barlow Condensed Medium" w:eastAsia="標楷體" w:hAnsi="Barlow Condensed Medium" w:cstheme="minorHAnsi" w:hint="eastAsia"/>
+                <w:w w:val="80"/>
+                <w:szCs w:val="24"/>
+              </w:rPr>
+              <w:t>0</w:t>
+            </w:r>
+            <w:r>
+              <w:rPr>
+                <w:rFonts w:ascii="Barlow Condensed Medium" w:eastAsia="標楷體" w:hAnsi="Barlow Condensed Medium" w:cstheme="minorHAnsi"/>
+                <w:w w:val="80"/>
+                <w:szCs w:val="24"/>
+              </w:rPr>
+              <w:t>00</w:t>
+            </w:r>
+          </w:p>
+        </w:tc>
+        <w:tc>
+          <w:tcPr>
+            <w:tcW w:w="686" w:type="dxa"/>
+            <w:tcMar>
+              <w:left w:w="28" w:type="dxa"/>
+              <w:right w:w="28" w:type="dxa"/>
+            </w:tcMar>
+            <w:vAlign w:val="center"/>
+          </w:tcPr>
+          <w:p>
+            <w:pPr>
+              <w:snapToGrid w:val="0"/>
+              <w:jc w:val="right"/>
+              <w:rPr>
+                <w:rFonts w:ascii="Barlow Condensed Medium" w:eastAsia="標楷體" w:hAnsi="Barlow Condensed Medium" w:cstheme="minorHAnsi"/>
+                <w:w w:val="80"/>
+                <w:szCs w:val="24"/>
+              </w:rPr>
+            </w:pPr>
+          </w:p>
+        </w:tc>
+        <w:tc>
+          <w:tcPr>
+            <w:tcW w:w="682" w:type="dxa"/>
+            <w:gridSpan w:val="2"/>
+            <w:tcMar>
+              <w:left w:w="113" w:type="dxa"/>
+              <w:right w:w="28" w:type="dxa"/>
+            </w:tcMar>
+            <w:vAlign w:val="center"/>
+          </w:tcPr>
+          <w:p>
+            <w:pPr>
+              <w:snapToGrid w:val="0"/>
+              <w:rPr>
+                <w:rFonts w:ascii="Barlow Condensed Medium" w:eastAsia="標楷體" w:hAnsi="Barlow Condensed Medium" w:cstheme="minorHAnsi"/>
+                <w:w w:val="80"/>
+                <w:szCs w:val="24"/>
+              </w:rPr>
+            </w:pPr>
+          </w:p>
+        </w:tc>
+        <w:tc>
+          <w:tcPr>
+            <w:tcW w:w="683" w:type="dxa"/>
+            <w:gridSpan w:val="2"/>
+            <w:tcMar>
+              <w:left w:w="28" w:type="dxa"/>
+              <w:right w:w="28" w:type="dxa"/>
+            </w:tcMar>
+            <w:vAlign w:val="center"/>
+          </w:tcPr>
+          <w:p>
+            <w:pPr>
+              <w:snapToGrid w:val="0"/>
+              <w:jc w:val="right"/>
+              <w:rPr>
+                <w:rFonts w:ascii="Barlow Condensed Medium" w:eastAsia="標楷體" w:hAnsi="Barlow Condensed Medium" w:cstheme="minorHAnsi"/>
+                <w:w w:val="80"/>
+                <w:szCs w:val="24"/>
+              </w:rPr>
+            </w:pPr>
+          </w:p>
+        </w:tc>
+        <w:tc>
+          <w:tcPr>
+            <w:tcW w:w="683" w:type="dxa"/>
+            <w:tcMar>
+              <w:left w:w="113" w:type="dxa"/>
+              <w:right w:w="28" w:type="dxa"/>
+            </w:tcMar>
+            <w:vAlign w:val="center"/>
+          </w:tcPr>
+          <w:p>
+            <w:pPr>
+              <w:snapToGrid w:val="0"/>
+              <w:rPr>
+                <w:rFonts w:ascii="Barlow Condensed Medium" w:eastAsia="標楷體" w:hAnsi="Barlow Condensed Medium" w:cstheme="minorHAnsi"/>
+                <w:w w:val="80"/>
+                <w:szCs w:val="24"/>
+              </w:rPr>
+            </w:pPr>
+          </w:p>
+        </w:tc>
+      </w:tr>
+      <w:tr>
+        <w:trPr>
+          <w:trHeight w:hRule="exact" w:val="340"/>
+        </w:trPr>
+        <w:tc>
+          <w:tcPr>
+            <w:tcW w:w="1622" w:type="dxa"/>
+            <w:tcMar>
+              <w:left w:w="28" w:type="dxa"/>
+              <w:right w:w="28" w:type="dxa"/>
+            </w:tcMar>
+            <w:vAlign w:val="center"/>
+          </w:tcPr>
+          <w:p>
+            <w:pPr>
+              <w:snapToGrid w:val="0"/>
+              <w:jc w:val="both"/>
+              <w:rPr>
+                <w:rFonts w:ascii="Barlow Condensed Medium" w:eastAsia="華康中黑體" w:hAnsi="Barlow Condensed Medium" w:cstheme="minorHAnsi"/>
+                <w:w w:val="80"/>
+                <w:szCs w:val="24"/>
+              </w:rPr>
+            </w:pPr>
+          </w:p>
+        </w:tc>
+        <w:tc>
+          <w:tcPr>
+            <w:tcW w:w="685" w:type="dxa"/>
+            <w:tcMar>
+              <w:left w:w="28" w:type="dxa"/>
+              <w:right w:w="28" w:type="dxa"/>
+            </w:tcMar>
+            <w:vAlign w:val="center"/>
+          </w:tcPr>
+          <w:p>
+            <w:pPr>
+              <w:snapToGrid w:val="0"/>
+              <w:jc w:val="right"/>
+              <w:rPr>
+                <w:rFonts w:ascii="Barlow Condensed Medium" w:eastAsia="標楷體" w:hAnsi="Barlow Condensed Medium" w:cstheme="minorHAnsi"/>
+                <w:w w:val="80"/>
+                <w:szCs w:val="24"/>
+              </w:rPr>
+            </w:pPr>
+          </w:p>
+        </w:tc>
+        <w:tc>
+          <w:tcPr>
+            <w:tcW w:w="685" w:type="dxa"/>
+            <w:tcMar>
+              <w:left w:w="113" w:type="dxa"/>
+              <w:right w:w="28" w:type="dxa"/>
+            </w:tcMar>
+            <w:vAlign w:val="center"/>
+          </w:tcPr>
+          <w:p>
+            <w:pPr>
+              <w:snapToGrid w:val="0"/>
+              <w:ind w:leftChars="-2" w:left="-5" w:rightChars="-3" w:right="-7"/>
+              <w:rPr>
+                <w:rFonts w:ascii="Barlow Condensed Medium" w:eastAsia="標楷體" w:hAnsi="Barlow Condensed Medium" w:cstheme="minorHAnsi"/>
+                <w:w w:val="80"/>
+                <w:szCs w:val="24"/>
+              </w:rPr>
+            </w:pPr>
+          </w:p>
+        </w:tc>
+        <w:tc>
+          <w:tcPr>
+            <w:tcW w:w="686" w:type="dxa"/>
+            <w:tcMar>
+              <w:left w:w="28" w:type="dxa"/>
+              <w:right w:w="28" w:type="dxa"/>
+            </w:tcMar>
+            <w:vAlign w:val="center"/>
+          </w:tcPr>
+          <w:p>
+            <w:pPr>
+              <w:snapToGrid w:val="0"/>
+              <w:jc w:val="right"/>
+              <w:rPr>
+                <w:rFonts w:ascii="Barlow Condensed Medium" w:eastAsia="標楷體" w:hAnsi="Barlow Condensed Medium" w:cstheme="minorHAnsi"/>
+                <w:w w:val="80"/>
+                <w:szCs w:val="24"/>
+              </w:rPr>
+            </w:pPr>
+          </w:p>
+        </w:tc>
+        <w:tc>
+          <w:tcPr>
+            <w:tcW w:w="682" w:type="dxa"/>
+            <w:gridSpan w:val="2"/>
+            <w:tcMar>
+              <w:left w:w="113" w:type="dxa"/>
+              <w:right w:w="28" w:type="dxa"/>
+            </w:tcMar>
+            <w:vAlign w:val="center"/>
+          </w:tcPr>
+          <w:p>
+            <w:pPr>
+              <w:snapToGrid w:val="0"/>
+              <w:rPr>
+                <w:rFonts w:ascii="Barlow Condensed Medium" w:eastAsia="標楷體" w:hAnsi="Barlow Condensed Medium" w:cstheme="minorHAnsi"/>
+                <w:w w:val="80"/>
+                <w:szCs w:val="24"/>
+              </w:rPr>
+            </w:pPr>
+          </w:p>
+        </w:tc>
+        <w:tc>
+          <w:tcPr>
+            <w:tcW w:w="683" w:type="dxa"/>
+            <w:gridSpan w:val="2"/>
+            <w:tcMar>
+              <w:left w:w="28" w:type="dxa"/>
+              <w:right w:w="28" w:type="dxa"/>
+            </w:tcMar>
+            <w:vAlign w:val="center"/>
+          </w:tcPr>
+          <w:p>
+            <w:pPr>
+              <w:snapToGrid w:val="0"/>
+              <w:jc w:val="right"/>
+              <w:rPr>
+                <w:rFonts w:ascii="Barlow Condensed Medium" w:eastAsia="標楷體" w:hAnsi="Barlow Condensed Medium" w:cstheme="minorHAnsi"/>
+                <w:w w:val="80"/>
+                <w:szCs w:val="24"/>
+              </w:rPr>
+            </w:pPr>
+          </w:p>
+        </w:tc>
+        <w:tc>
+          <w:tcPr>
+            <w:tcW w:w="683" w:type="dxa"/>
+            <w:tcMar>
+              <w:left w:w="113" w:type="dxa"/>
+              <w:right w:w="28" w:type="dxa"/>
+            </w:tcMar>
+            <w:vAlign w:val="center"/>
+          </w:tcPr>
+          <w:p>
+            <w:pPr>
+              <w:snapToGrid w:val="0"/>
+              <w:rPr>
+                <w:rFonts w:ascii="Barlow Condensed Medium" w:eastAsia="標楷體" w:hAnsi="Barlow Condensed Medium" w:cstheme="minorHAnsi"/>
+                <w:w w:val="80"/>
+                <w:szCs w:val="24"/>
+              </w:rPr>
+            </w:pPr>
+          </w:p>
+        </w:tc>
+      </w:tr>
+      <w:tr>
+        <w:trPr>
+          <w:trHeight w:hRule="exact" w:val="340"/>
+        </w:trPr>
+        <w:tc>
+          <w:tcPr>
+            <w:tcW w:w="1622" w:type="dxa"/>
+            <w:tcMar>
+              <w:left w:w="28" w:type="dxa"/>
+              <w:right w:w="28" w:type="dxa"/>
+            </w:tcMar>
+            <w:vAlign w:val="center"/>
+          </w:tcPr>
+          <w:p>
+            <w:pPr>
+              <w:snapToGrid w:val="0"/>
+              <w:jc w:val="both"/>
+              <w:rPr>
+                <w:rFonts w:ascii="Barlow Condensed Medium" w:eastAsia="華康中黑體" w:hAnsi="Barlow Condensed Medium" w:cstheme="minorHAnsi"/>
+                <w:w w:val="80"/>
+                <w:szCs w:val="24"/>
+              </w:rPr>
+            </w:pPr>
+            <w:r>
+              <w:rPr>
+                <w:rFonts w:ascii="Barlow Condensed Medium" w:eastAsia="華康中黑體" w:hAnsi="Barlow Condensed Medium" w:cstheme="minorHAnsi"/>
+                <w:w w:val="80"/>
+                <w:szCs w:val="24"/>
+              </w:rPr>
+              <w:sym w:font="Wingdings 2" w:char="F0AE"/>
+            </w:r>
+            <w:r>
+              <w:rPr>
+                <w:rFonts w:ascii="Barlow Condensed Medium" w:eastAsia="華康中黑體" w:hAnsi="Barlow Condensed Medium" w:cstheme="minorHAnsi" w:hint="eastAsia"/>
+                <w:w w:val="80"/>
+                <w:szCs w:val="24"/>
+                <w:lang w:eastAsia="zh-HK"/>
+              </w:rPr>
+              <w:t>豪鎮社區</w:t>
+            </w:r>
+            <w:r>
+              <w:rPr>
+                <w:rFonts w:ascii="Barlow Condensed Medium" w:eastAsia="華康中黑體" w:hAnsi="Barlow Condensed Medium" w:cstheme="minorHAnsi" w:hint="eastAsia"/>
+                <w:w w:val="80"/>
+                <w:szCs w:val="24"/>
+              </w:rPr>
+              <w:t>回饋</w:t>
+            </w:r>
+            <w:r>
+              <w:rPr>
+                <w:rFonts w:ascii="Barlow Condensed Medium" w:eastAsia="華康中黑體" w:hAnsi="Barlow Condensed Medium" w:cstheme="minorHAnsi"/>
+                <w:w w:val="80"/>
+                <w:szCs w:val="24"/>
+              </w:rPr>
+              <w:t>:</w:t>
+            </w:r>
+          </w:p>
+        </w:tc>
+        <w:tc>
+          <w:tcPr>
+            <w:tcW w:w="685" w:type="dxa"/>
+            <w:tcMar>
+              <w:left w:w="28" w:type="dxa"/>
+              <w:right w:w="28" w:type="dxa"/>
+            </w:tcMar>
+            <w:vAlign w:val="center"/>
+          </w:tcPr>
+          <w:p>
+            <w:pPr>
+              <w:snapToGrid w:val="0"/>
+              <w:jc w:val="right"/>
+              <w:rPr>
+                <w:rFonts w:ascii="Barlow Condensed Medium" w:eastAsia="標楷體" w:hAnsi="Barlow Condensed Medium" w:cstheme="minorHAnsi"/>
+                <w:w w:val="80"/>
+                <w:szCs w:val="24"/>
+              </w:rPr>
+            </w:pPr>
+          </w:p>
+        </w:tc>
+        <w:tc>
+          <w:tcPr>
+            <w:tcW w:w="685" w:type="dxa"/>
+            <w:tcMar>
+              <w:left w:w="113" w:type="dxa"/>
+              <w:right w:w="28" w:type="dxa"/>
+            </w:tcMar>
+            <w:vAlign w:val="center"/>
+          </w:tcPr>
+          <w:p>
+            <w:pPr>
+              <w:snapToGrid w:val="0"/>
+              <w:ind w:leftChars="-2" w:left="-5" w:rightChars="-3" w:right="-7"/>
+              <w:rPr>
+                <w:rFonts w:ascii="Barlow Condensed Medium" w:eastAsia="標楷體" w:hAnsi="Barlow Condensed Medium" w:cstheme="minorHAnsi"/>
+                <w:w w:val="80"/>
+                <w:szCs w:val="24"/>
+              </w:rPr>
+            </w:pPr>
+            <w:r>
+              <w:rPr>
+                <w:rFonts w:ascii="Barlow Condensed Medium" w:eastAsia="標楷體" w:hAnsi="Barlow Condensed Medium" w:cstheme="minorHAnsi" w:hint="eastAsia"/>
+                <w:w w:val="80"/>
+                <w:szCs w:val="24"/>
+              </w:rPr>
+              <w:t>2</w:t>
+            </w:r>
+            <w:r>
+              <w:rPr>
+                <w:rFonts w:ascii="Barlow Condensed Medium" w:eastAsia="標楷體" w:hAnsi="Barlow Condensed Medium" w:cstheme="minorHAnsi"/>
+                <w:w w:val="80"/>
+                <w:szCs w:val="24"/>
+              </w:rPr>
+              <w:t>,</w:t>
+            </w:r>
+            <w:r>
+              <w:rPr>
+                <w:rFonts w:ascii="Barlow Condensed Medium" w:eastAsia="標楷體" w:hAnsi="Barlow Condensed Medium" w:cstheme="minorHAnsi" w:hint="eastAsia"/>
+                <w:w w:val="80"/>
+                <w:szCs w:val="24"/>
+              </w:rPr>
+              <w:t>0</w:t>
+            </w:r>
+            <w:r>
+              <w:rPr>
+                <w:rFonts w:ascii="Barlow Condensed Medium" w:eastAsia="標楷體" w:hAnsi="Barlow Condensed Medium" w:cstheme="minorHAnsi"/>
+                <w:w w:val="80"/>
+                <w:szCs w:val="24"/>
+              </w:rPr>
+              <w:t>00</w:t>
+            </w:r>
           </w:p>
         </w:tc>
         <w:tc>
@@ -24226,8 +24864,8 @@
         <w:tblLook w:val="04A0" w:firstRow="1" w:lastRow="0" w:firstColumn="1" w:lastColumn="0" w:noHBand="0" w:noVBand="1"/>
       </w:tblPr>
       <w:tblGrid>
-        <w:gridCol w:w="828"/>
-        <w:gridCol w:w="1989"/>
+        <w:gridCol w:w="911"/>
+        <w:gridCol w:w="1904"/>
       </w:tblGrid>
       <w:tr>
         <w:tc>
@@ -24511,7 +25149,6 @@
                 <w:szCs w:val="20"/>
               </w:rPr>
             </w:pPr>
-            <w:proofErr w:type="gramStart"/>
             <w:r>
               <w:rPr>
                 <w:rFonts w:ascii="Barlow Condensed Medium" w:eastAsia="華康儷中黑" w:hAnsi="Barlow Condensed Medium" w:cstheme="minorHAnsi"/>
@@ -24521,7 +25158,6 @@
               </w:rPr>
               <w:t>一</w:t>
             </w:r>
-            <w:proofErr w:type="gramEnd"/>
             <w:r>
               <w:rPr>
                 <w:rFonts w:ascii="Barlow Condensed Medium" w:eastAsia="華康儷中黑" w:hAnsi="Barlow Condensed Medium" w:cstheme="minorHAnsi"/>
@@ -24896,7 +25532,6 @@
                 <w:szCs w:val="20"/>
               </w:rPr>
             </w:pPr>
-            <w:proofErr w:type="gramStart"/>
             <w:r>
               <w:rPr>
                 <w:rFonts w:ascii="Barlow Condensed Medium" w:eastAsia="華康儷中黑" w:hAnsi="Barlow Condensed Medium" w:cstheme="minorHAnsi"/>
@@ -24906,7 +25541,6 @@
               </w:rPr>
               <w:t>三</w:t>
             </w:r>
-            <w:proofErr w:type="gramEnd"/>
             <w:r>
               <w:rPr>
                 <w:rFonts w:ascii="Barlow Condensed Medium" w:eastAsia="華康儷中黑" w:hAnsi="Barlow Condensed Medium" w:cstheme="minorHAnsi"/>
@@ -25699,7 +26333,6 @@
           </wp:anchor>
         </w:drawing>
       </w:r>
-      <w:proofErr w:type="gramStart"/>
       <w:r>
         <w:rPr>
           <w:rFonts w:ascii="Yanone Kaffeesatz Regular" w:eastAsia="華康儷中黑" w:hAnsi="Yanone Kaffeesatz Regular" w:cs="Arial"/>
@@ -25709,7 +26342,6 @@
         </w:rPr>
         <w:t>註</w:t>
       </w:r>
-      <w:proofErr w:type="gramEnd"/>
       <w:r>
         <w:rPr>
           <w:rFonts w:ascii="Yanone Kaffeesatz Regular" w:eastAsia="華康儷中黑" w:hAnsi="Yanone Kaffeesatz Regular" w:cs="Arial" w:hint="eastAsia"/>
@@ -25876,7 +26508,6 @@
         </w:rPr>
         <w:t>，</w:t>
       </w:r>
-      <w:proofErr w:type="gramStart"/>
       <w:r>
         <w:rPr>
           <w:rFonts w:ascii="Yanone Kaffeesatz Regular" w:eastAsia="華康儷中黑" w:hAnsi="Yanone Kaffeesatz Regular" w:cs="Arial" w:hint="eastAsia"/>
@@ -25902,17 +26533,7 @@
           <w:sz w:val="26"/>
           <w:szCs w:val="26"/>
         </w:rPr>
-        <w:t>省略</w:t>
-      </w:r>
-      <w:proofErr w:type="gramEnd"/>
-      <w:r>
-        <w:rPr>
-          <w:rFonts w:ascii="Yanone Kaffeesatz Regular" w:eastAsia="華康儷中黑" w:hAnsi="Yanone Kaffeesatz Regular" w:cs="Arial" w:hint="eastAsia"/>
-          <w:w w:val="60"/>
-          <w:sz w:val="26"/>
-          <w:szCs w:val="26"/>
-        </w:rPr>
-        <w:t>章</w:t>
+        <w:t>省略章</w:t>
       </w:r>
       <w:r>
         <w:rPr>
@@ -26062,7 +26683,6 @@
           <w:szCs w:val="26"/>
         </w:rPr>
       </w:pPr>
-      <w:proofErr w:type="gramStart"/>
       <w:r>
         <w:rPr>
           <w:rFonts w:ascii="Barlow Condensed Medium" w:eastAsia="華康儷中黑" w:hAnsi="Barlow Condensed Medium" w:cs="Arial" w:hint="eastAsia"/>
@@ -26070,17 +26690,7 @@
           <w:sz w:val="26"/>
           <w:szCs w:val="26"/>
         </w:rPr>
-        <w:t>鑰</w:t>
-      </w:r>
-      <w:proofErr w:type="gramEnd"/>
-      <w:r>
-        <w:rPr>
-          <w:rFonts w:ascii="Barlow Condensed Medium" w:eastAsia="華康儷中黑" w:hAnsi="Barlow Condensed Medium" w:cs="Arial" w:hint="eastAsia"/>
-          <w:w w:val="80"/>
-          <w:sz w:val="26"/>
-          <w:szCs w:val="26"/>
-        </w:rPr>
-        <w:t>節</w:t>
+        <w:t>鑰節</w:t>
       </w:r>
       <w:r>
         <w:rPr>
@@ -26306,7 +26916,6 @@
                 <w:szCs w:val="26"/>
               </w:rPr>
             </w:pPr>
-            <w:proofErr w:type="gramStart"/>
             <w:r>
               <w:rPr>
                 <w:rFonts w:ascii="Barlow Condensed Medium" w:eastAsia="華康中黑體" w:hAnsi="Barlow Condensed Medium" w:cs="Arial" w:hint="eastAsia"/>
@@ -26314,9 +26923,8 @@
                 <w:sz w:val="26"/>
                 <w:szCs w:val="26"/>
               </w:rPr>
-              <w:t>瑣</w:t>
-            </w:r>
-            <w:proofErr w:type="gramEnd"/>
+              <w:t>瑣法為何認為自己被羞辱</w:t>
+            </w:r>
             <w:r>
               <w:rPr>
                 <w:rFonts w:ascii="Barlow Condensed Medium" w:eastAsia="華康中黑體" w:hAnsi="Barlow Condensed Medium" w:cs="Arial" w:hint="eastAsia"/>
@@ -26324,8 +26932,62 @@
                 <w:sz w:val="26"/>
                 <w:szCs w:val="26"/>
               </w:rPr>
-              <w:t>法為何認為自己被羞辱</w:t>
-            </w:r>
+              <w:t>?</w:t>
+            </w:r>
+          </w:p>
+        </w:tc>
+      </w:tr>
+      <w:tr>
+        <w:tc>
+          <w:tcPr>
+            <w:tcW w:w="238" w:type="dxa"/>
+            <w:tcMar>
+              <w:left w:w="28" w:type="dxa"/>
+              <w:right w:w="28" w:type="dxa"/>
+            </w:tcMar>
+          </w:tcPr>
+          <w:p>
+            <w:pPr>
+              <w:snapToGrid w:val="0"/>
+              <w:spacing w:line="300" w:lineRule="exact"/>
+              <w:rPr>
+                <w:rFonts w:ascii="Barlow Condensed Medium" w:eastAsia="華康細黑體" w:hAnsi="Barlow Condensed Medium" w:cs="Arial"/>
+                <w:w w:val="75"/>
+                <w:sz w:val="26"/>
+                <w:szCs w:val="26"/>
+              </w:rPr>
+            </w:pPr>
+            <w:r>
+              <w:rPr>
+                <w:rFonts w:ascii="Barlow Condensed Medium" w:eastAsia="華康細黑體" w:hAnsi="Barlow Condensed Medium" w:cs="Arial"/>
+                <w:w w:val="75"/>
+                <w:sz w:val="26"/>
+                <w:szCs w:val="26"/>
+              </w:rPr>
+              <w:t>2.</w:t>
+            </w:r>
+          </w:p>
+        </w:tc>
+        <w:tc>
+          <w:tcPr>
+            <w:tcW w:w="2607" w:type="dxa"/>
+            <w:tcMar>
+              <w:left w:w="57" w:type="dxa"/>
+              <w:right w:w="57" w:type="dxa"/>
+            </w:tcMar>
+          </w:tcPr>
+          <w:p>
+            <w:pPr>
+              <w:snapToGrid w:val="0"/>
+              <w:spacing w:line="300" w:lineRule="exact"/>
+              <w:jc w:val="both"/>
+              <w:rPr>
+                <w:rFonts w:ascii="Barlow Condensed Medium" w:eastAsia="華康中黑體" w:hAnsi="Barlow Condensed Medium" w:cs="Arial"/>
+                <w:w w:val="75"/>
+                <w:sz w:val="26"/>
+                <w:szCs w:val="26"/>
+              </w:rPr>
+            </w:pPr>
             <w:r>
               <w:rPr>
                 <w:rFonts w:ascii="Barlow Condensed Medium" w:eastAsia="華康中黑體" w:hAnsi="Barlow Condensed Medium" w:cs="Arial" w:hint="eastAsia"/>
@@ -26333,6 +26995,15 @@
                 <w:sz w:val="26"/>
                 <w:szCs w:val="26"/>
               </w:rPr>
+              <w:t>為何物質不能作為善惡終極的報應</w:t>
+            </w:r>
+            <w:r>
+              <w:rPr>
+                <w:rFonts w:ascii="Barlow Condensed Medium" w:eastAsia="華康中黑體" w:hAnsi="Barlow Condensed Medium" w:cs="Arial" w:hint="eastAsia"/>
+                <w:w w:val="75"/>
+                <w:sz w:val="26"/>
+                <w:szCs w:val="26"/>
+              </w:rPr>
               <w:t>?</w:t>
             </w:r>
           </w:p>
@@ -26365,7 +27036,7 @@
                 <w:sz w:val="26"/>
                 <w:szCs w:val="26"/>
               </w:rPr>
-              <w:t>2.</w:t>
+              <w:t>3.</w:t>
             </w:r>
           </w:p>
         </w:tc>
@@ -26396,91 +27067,8 @@
                 <w:sz w:val="26"/>
                 <w:szCs w:val="26"/>
               </w:rPr>
-              <w:t>為何物質不能作為善惡終極的報應</w:t>
-            </w:r>
-            <w:r>
-              <w:rPr>
-                <w:rFonts w:ascii="Barlow Condensed Medium" w:eastAsia="華康中黑體" w:hAnsi="Barlow Condensed Medium" w:cs="Arial" w:hint="eastAsia"/>
-                <w:w w:val="75"/>
-                <w:sz w:val="26"/>
-                <w:szCs w:val="26"/>
-              </w:rPr>
-              <w:t>?</w:t>
-            </w:r>
-          </w:p>
-        </w:tc>
-      </w:tr>
-      <w:tr>
-        <w:tc>
-          <w:tcPr>
-            <w:tcW w:w="238" w:type="dxa"/>
-            <w:tcMar>
-              <w:left w:w="28" w:type="dxa"/>
-              <w:right w:w="28" w:type="dxa"/>
-            </w:tcMar>
-          </w:tcPr>
-          <w:p>
-            <w:pPr>
-              <w:snapToGrid w:val="0"/>
-              <w:spacing w:line="300" w:lineRule="exact"/>
-              <w:rPr>
-                <w:rFonts w:ascii="Barlow Condensed Medium" w:eastAsia="華康細黑體" w:hAnsi="Barlow Condensed Medium" w:cs="Arial"/>
-                <w:w w:val="75"/>
-                <w:sz w:val="26"/>
-                <w:szCs w:val="26"/>
-              </w:rPr>
-            </w:pPr>
-            <w:r>
-              <w:rPr>
-                <w:rFonts w:ascii="Barlow Condensed Medium" w:eastAsia="華康細黑體" w:hAnsi="Barlow Condensed Medium" w:cs="Arial"/>
-                <w:w w:val="75"/>
-                <w:sz w:val="26"/>
-                <w:szCs w:val="26"/>
-              </w:rPr>
-              <w:t>3.</w:t>
-            </w:r>
-          </w:p>
-        </w:tc>
-        <w:tc>
-          <w:tcPr>
-            <w:tcW w:w="2607" w:type="dxa"/>
-            <w:tcMar>
-              <w:left w:w="57" w:type="dxa"/>
-              <w:right w:w="57" w:type="dxa"/>
-            </w:tcMar>
-          </w:tcPr>
-          <w:p>
-            <w:pPr>
-              <w:snapToGrid w:val="0"/>
-              <w:spacing w:line="300" w:lineRule="exact"/>
-              <w:jc w:val="both"/>
-              <w:rPr>
-                <w:rFonts w:ascii="Barlow Condensed Medium" w:eastAsia="華康中黑體" w:hAnsi="Barlow Condensed Medium" w:cs="Arial"/>
-                <w:w w:val="75"/>
-                <w:sz w:val="26"/>
-                <w:szCs w:val="26"/>
-              </w:rPr>
-            </w:pPr>
-            <w:r>
-              <w:rPr>
-                <w:rFonts w:ascii="Barlow Condensed Medium" w:eastAsia="華康中黑體" w:hAnsi="Barlow Condensed Medium" w:cs="Arial" w:hint="eastAsia"/>
-                <w:w w:val="75"/>
-                <w:sz w:val="26"/>
-                <w:szCs w:val="26"/>
-              </w:rPr>
-              <w:t>為何冤枉無辜人的比作惡</w:t>
-            </w:r>
-            <w:proofErr w:type="gramStart"/>
-            <w:r>
-              <w:rPr>
-                <w:rFonts w:ascii="Barlow Condensed Medium" w:eastAsia="華康中黑體" w:hAnsi="Barlow Condensed Medium" w:cs="Arial" w:hint="eastAsia"/>
-                <w:w w:val="75"/>
-                <w:sz w:val="26"/>
-                <w:szCs w:val="26"/>
-              </w:rPr>
-              <w:t>的更惡</w:t>
-            </w:r>
-            <w:proofErr w:type="gramEnd"/>
+              <w:t>為何冤枉無辜人的比作惡的更惡</w:t>
+            </w:r>
             <w:r>
               <w:rPr>
                 <w:rFonts w:ascii="Barlow Condensed Medium" w:eastAsia="華康中黑體" w:hAnsi="Barlow Condensed Medium" w:cs="Arial" w:hint="eastAsia"/>
@@ -26680,7 +27268,7 @@
           </mc:Choice>
           <mc:Fallback>
             <w:pict>
-              <v:line w14:anchorId="2C4914E9" id="直線接點 6" o:spid="_x0000_s1026" style="position:absolute;z-index:251664896;visibility:visible;mso-wrap-style:square;mso-width-percent:0;mso-height-percent:0;mso-wrap-distance-left:9pt;mso-wrap-distance-top:0;mso-wrap-distance-right:9pt;mso-wrap-distance-bottom:0;mso-position-horizontal:absolute;mso-position-horizontal-relative:page;mso-position-vertical:absolute;mso-position-vertical-relative:page;mso-width-percent:0;mso-height-percent:0;mso-width-relative:margin;mso-height-relative:margin" from="343.9pt,19.85pt" to="345.05pt,710.95pt" o:gfxdata="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" strokecolor="black [3213]" strokeweight=".5pt">
+              <v:line w14:anchorId="26CCE364" id="直線接點 6" o:spid="_x0000_s1026" style="position:absolute;z-index:251664896;visibility:visible;mso-wrap-style:square;mso-width-percent:0;mso-height-percent:0;mso-wrap-distance-left:9pt;mso-wrap-distance-top:0;mso-wrap-distance-right:9pt;mso-wrap-distance-bottom:0;mso-position-horizontal:absolute;mso-position-horizontal-relative:page;mso-position-vertical:absolute;mso-position-vertical-relative:page;mso-width-percent:0;mso-height-percent:0;mso-width-relative:margin;mso-height-relative:margin" from="343.9pt,19.85pt" to="345.05pt,710.95pt" o:gfxdata="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" strokecolor="black [3213]" strokeweight=".5pt">
                 <v:stroke dashstyle="3 1" joinstyle="miter"/>
                 <w10:wrap anchorx="page" anchory="page"/>
               </v:line>
@@ -26757,7 +27345,7 @@
           </mc:Choice>
           <mc:Fallback>
             <w:pict>
-              <v:line w14:anchorId="789A07E8" id="直線接點 4" o:spid="_x0000_s1026" style="position:absolute;z-index:251660800;visibility:visible;mso-wrap-style:square;mso-width-percent:0;mso-height-percent:0;mso-wrap-distance-left:9pt;mso-wrap-distance-top:0;mso-wrap-distance-right:9pt;mso-wrap-distance-bottom:0;mso-position-horizontal:absolute;mso-position-horizontal-relative:page;mso-position-vertical:absolute;mso-position-vertical-relative:page;mso-width-percent:0;mso-height-percent:0;mso-width-relative:margin;mso-height-relative:margin" from="343.9pt,19.85pt" to="345.05pt,710.95pt" o:gfxdata="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" strokecolor="black [3213]" strokeweight=".5pt">
+              <v:line w14:anchorId="39AC4B3A" id="直線接點 4" o:spid="_x0000_s1026" style="position:absolute;z-index:251660800;visibility:visible;mso-wrap-style:square;mso-width-percent:0;mso-height-percent:0;mso-wrap-distance-left:9pt;mso-wrap-distance-top:0;mso-wrap-distance-right:9pt;mso-wrap-distance-bottom:0;mso-position-horizontal:absolute;mso-position-horizontal-relative:page;mso-position-vertical:absolute;mso-position-vertical-relative:page;mso-width-percent:0;mso-height-percent:0;mso-width-relative:margin;mso-height-relative:margin" from="343.9pt,19.85pt" to="345.05pt,710.95pt" o:gfxdata="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" strokecolor="black [3213]" strokeweight=".5pt">
                 <v:stroke dashstyle="3 1" joinstyle="miter"/>
                 <w10:wrap anchorx="page" anchory="page"/>
               </v:line>
@@ -26779,7 +27367,6 @@
         </w:rPr>
         <w:t>本</w:t>
       </w:r>
-      <w:proofErr w:type="gramStart"/>
       <w:r>
         <w:rPr>
           <w:rFonts w:ascii="Barlow Condensed Medium" w:eastAsia="華康正顏楷體W9" w:hAnsi="Barlow Condensed Medium" w:cstheme="minorHAnsi"/>
@@ -26787,7 +27374,6 @@
         </w:rPr>
         <w:t>週講章</w:t>
       </w:r>
-      <w:proofErr w:type="gramEnd"/>
       <w:r>
         <w:rPr>
           <w:rFonts w:ascii="Barlow Condensed Medium" w:eastAsia="華康正顏楷體W9" w:hAnsi="Barlow Condensed Medium" w:cstheme="minorHAnsi"/>
@@ -27097,67 +27683,7 @@
           <w:sz w:val="26"/>
           <w:szCs w:val="26"/>
         </w:rPr>
-        <w:t>約伯認為</w:t>
-      </w:r>
-      <w:proofErr w:type="gramStart"/>
-      <w:r>
-        <w:rPr>
-          <w:rFonts w:ascii="Barlow Condensed Medium" w:eastAsia="華康儷中黑" w:hAnsi="Barlow Condensed Medium" w:hint="eastAsia"/>
-          <w:w w:val="75"/>
-          <w:sz w:val="26"/>
-          <w:szCs w:val="26"/>
-        </w:rPr>
-        <w:t>瑣</w:t>
-      </w:r>
-      <w:proofErr w:type="gramEnd"/>
-      <w:r>
-        <w:rPr>
-          <w:rFonts w:ascii="Barlow Condensed Medium" w:eastAsia="華康儷中黑" w:hAnsi="Barlow Condensed Medium" w:hint="eastAsia"/>
-          <w:w w:val="75"/>
-          <w:sz w:val="26"/>
-          <w:szCs w:val="26"/>
-        </w:rPr>
-        <w:t>法前次發言沒有智慧，善惡有報不能解釋有惡人一生享福。這使</w:t>
-      </w:r>
-      <w:proofErr w:type="gramStart"/>
-      <w:r>
-        <w:rPr>
-          <w:rFonts w:ascii="Barlow Condensed Medium" w:eastAsia="華康儷中黑" w:hAnsi="Barlow Condensed Medium" w:hint="eastAsia"/>
-          <w:w w:val="75"/>
-          <w:sz w:val="26"/>
-          <w:szCs w:val="26"/>
-        </w:rPr>
-        <w:t>瑣</w:t>
-      </w:r>
-      <w:proofErr w:type="gramEnd"/>
-      <w:r>
-        <w:rPr>
-          <w:rFonts w:ascii="Barlow Condensed Medium" w:eastAsia="華康儷中黑" w:hAnsi="Barlow Condensed Medium" w:hint="eastAsia"/>
-          <w:w w:val="75"/>
-          <w:sz w:val="26"/>
-          <w:szCs w:val="26"/>
-        </w:rPr>
-        <w:t>法覺得自己被羞辱，強調自己能出於悟性的靈自省，說</w:t>
-      </w:r>
-      <w:proofErr w:type="gramStart"/>
-      <w:r>
-        <w:rPr>
-          <w:rFonts w:ascii="Barlow Condensed Medium" w:eastAsia="華康儷中黑" w:hAnsi="Barlow Condensed Medium" w:hint="eastAsia"/>
-          <w:w w:val="75"/>
-          <w:sz w:val="26"/>
-          <w:szCs w:val="26"/>
-        </w:rPr>
-        <w:t>亙</w:t>
-      </w:r>
-      <w:proofErr w:type="gramEnd"/>
-      <w:r>
-        <w:rPr>
-          <w:rFonts w:ascii="Barlow Condensed Medium" w:eastAsia="華康儷中黑" w:hAnsi="Barlow Condensed Medium" w:hint="eastAsia"/>
-          <w:w w:val="75"/>
-          <w:sz w:val="26"/>
-          <w:szCs w:val="26"/>
-        </w:rPr>
-        <w:t>古常真的話卻打臉自己。</w:t>
+        <w:t>約伯認為瑣法前次發言沒有智慧，善惡有報不能解釋有惡人一生享福。這使瑣法覺得自己被羞辱，強調自己能出於悟性的靈自省，說亙古常真的話卻打臉自己。</w:t>
       </w:r>
       <w:r>
         <w:rPr>
@@ -27166,207 +27692,7 @@
           <w:sz w:val="26"/>
           <w:szCs w:val="26"/>
         </w:rPr>
-        <w:t>約伯的三個朋友都</w:t>
-      </w:r>
-      <w:proofErr w:type="gramStart"/>
-      <w:r>
-        <w:rPr>
-          <w:rFonts w:ascii="Barlow Condensed Medium" w:eastAsia="華康細黑體" w:hAnsi="Barlow Condensed Medium" w:cs="微軟正黑體" w:hint="eastAsia"/>
-          <w:w w:val="75"/>
-          <w:sz w:val="26"/>
-          <w:szCs w:val="26"/>
-        </w:rPr>
-        <w:t>堅</w:t>
-      </w:r>
-      <w:proofErr w:type="gramEnd"/>
-      <w:r>
-        <w:rPr>
-          <w:rFonts w:ascii="Barlow Condensed Medium" w:eastAsia="華康細黑體" w:hAnsi="Barlow Condensed Medium" w:cs="微軟正黑體" w:hint="eastAsia"/>
-          <w:w w:val="75"/>
-          <w:sz w:val="26"/>
-          <w:szCs w:val="26"/>
-        </w:rPr>
-        <w:t>稱他們領受了　神的智慧，因為　神絕對的公義，因此善惡的報應也是絕對必然的。但是卻排除時間性，報應</w:t>
-      </w:r>
-      <w:proofErr w:type="gramStart"/>
-      <w:r>
-        <w:rPr>
-          <w:rFonts w:ascii="Barlow Condensed Medium" w:eastAsia="華康細黑體" w:hAnsi="Barlow Condensed Medium" w:cs="微軟正黑體" w:hint="eastAsia"/>
-          <w:w w:val="75"/>
-          <w:sz w:val="26"/>
-          <w:szCs w:val="26"/>
-        </w:rPr>
-        <w:t>不</w:t>
-      </w:r>
-      <w:proofErr w:type="gramEnd"/>
-      <w:r>
-        <w:rPr>
-          <w:rFonts w:ascii="Barlow Condensed Medium" w:eastAsia="華康細黑體" w:hAnsi="Barlow Condensed Medium" w:cs="微軟正黑體" w:hint="eastAsia"/>
-          <w:w w:val="75"/>
-          <w:sz w:val="26"/>
-          <w:szCs w:val="26"/>
-        </w:rPr>
-        <w:t>必然是在今生今世的現世報。更忽略了義人承受苦難的可能性，不論是自然平衡運轉的災難，或是惡人的逼迫，都有因果上的意義。然而在辯論中，比較哪</w:t>
-      </w:r>
-      <w:proofErr w:type="gramStart"/>
-      <w:r>
-        <w:rPr>
-          <w:rFonts w:ascii="Barlow Condensed Medium" w:eastAsia="華康細黑體" w:hAnsi="Barlow Condensed Medium" w:cs="微軟正黑體" w:hint="eastAsia"/>
-          <w:w w:val="75"/>
-          <w:sz w:val="26"/>
-          <w:szCs w:val="26"/>
-        </w:rPr>
-        <w:t>個</w:t>
-      </w:r>
-      <w:proofErr w:type="gramEnd"/>
-      <w:r>
-        <w:rPr>
-          <w:rFonts w:ascii="Barlow Condensed Medium" w:eastAsia="華康細黑體" w:hAnsi="Barlow Condensed Medium" w:cs="微軟正黑體" w:hint="eastAsia"/>
-          <w:w w:val="75"/>
-          <w:sz w:val="26"/>
-          <w:szCs w:val="26"/>
-        </w:rPr>
-        <w:t>道理比較有理，卻讓道理站不住的</w:t>
-      </w:r>
-      <w:proofErr w:type="gramStart"/>
-      <w:r>
-        <w:rPr>
-          <w:rFonts w:ascii="Barlow Condensed Medium" w:eastAsia="華康細黑體" w:hAnsi="Barlow Condensed Medium" w:cs="微軟正黑體" w:hint="eastAsia"/>
-          <w:w w:val="75"/>
-          <w:sz w:val="26"/>
-          <w:szCs w:val="26"/>
-        </w:rPr>
-        <w:t>一</w:t>
-      </w:r>
-      <w:proofErr w:type="gramEnd"/>
-      <w:r>
-        <w:rPr>
-          <w:rFonts w:ascii="Barlow Condensed Medium" w:eastAsia="華康細黑體" w:hAnsi="Barlow Condensed Medium" w:cs="微軟正黑體" w:hint="eastAsia"/>
-          <w:w w:val="75"/>
-          <w:sz w:val="26"/>
-          <w:szCs w:val="26"/>
-        </w:rPr>
-        <w:t>方顯得沒有智慧，進而</w:t>
-      </w:r>
-      <w:proofErr w:type="gramStart"/>
-      <w:r>
-        <w:rPr>
-          <w:rFonts w:ascii="Barlow Condensed Medium" w:eastAsia="華康細黑體" w:hAnsi="Barlow Condensed Medium" w:cs="微軟正黑體" w:hint="eastAsia"/>
-          <w:w w:val="75"/>
-          <w:sz w:val="26"/>
-          <w:szCs w:val="26"/>
-        </w:rPr>
-        <w:t>演變成爭面子</w:t>
-      </w:r>
-      <w:proofErr w:type="gramEnd"/>
-      <w:r>
-        <w:rPr>
-          <w:rFonts w:ascii="Barlow Condensed Medium" w:eastAsia="華康細黑體" w:hAnsi="Barlow Condensed Medium" w:cs="微軟正黑體" w:hint="eastAsia"/>
-          <w:w w:val="75"/>
-          <w:sz w:val="26"/>
-          <w:szCs w:val="26"/>
-        </w:rPr>
-        <w:t>的問題。當然，強辭奪理令人生氣，而惱羞成怒則是個人的情緒管控不良。因此，我們必在反駁或指正說理的事上，避免人身攻擊。損傷他人人格或公開羞辱人的話是不</w:t>
-      </w:r>
-      <w:proofErr w:type="gramStart"/>
-      <w:r>
-        <w:rPr>
-          <w:rFonts w:ascii="Barlow Condensed Medium" w:eastAsia="華康細黑體" w:hAnsi="Barlow Condensed Medium" w:cs="微軟正黑體" w:hint="eastAsia"/>
-          <w:w w:val="75"/>
-          <w:sz w:val="26"/>
-          <w:szCs w:val="26"/>
-        </w:rPr>
-        <w:t>應該說的</w:t>
-      </w:r>
-      <w:proofErr w:type="gramEnd"/>
-      <w:r>
-        <w:rPr>
-          <w:rFonts w:ascii="Barlow Condensed Medium" w:eastAsia="華康細黑體" w:hAnsi="Barlow Condensed Medium" w:cs="微軟正黑體" w:hint="eastAsia"/>
-          <w:w w:val="75"/>
-          <w:sz w:val="26"/>
-          <w:szCs w:val="26"/>
-        </w:rPr>
-        <w:t>。最大的限度，只有在指責他人刻意扭曲道理</w:t>
-      </w:r>
-      <w:proofErr w:type="gramStart"/>
-      <w:r>
-        <w:rPr>
-          <w:rFonts w:ascii="Barlow Condensed Medium" w:eastAsia="華康細黑體" w:hAnsi="Barlow Condensed Medium" w:cs="微軟正黑體" w:hint="eastAsia"/>
-          <w:w w:val="75"/>
-          <w:sz w:val="26"/>
-          <w:szCs w:val="26"/>
-        </w:rPr>
-        <w:t>或屈枉</w:t>
-      </w:r>
-      <w:proofErr w:type="gramEnd"/>
-      <w:r>
-        <w:rPr>
-          <w:rFonts w:ascii="Barlow Condensed Medium" w:eastAsia="華康細黑體" w:hAnsi="Barlow Condensed Medium" w:cs="微軟正黑體" w:hint="eastAsia"/>
-          <w:w w:val="75"/>
-          <w:sz w:val="26"/>
-          <w:szCs w:val="26"/>
-        </w:rPr>
-        <w:t>正直，基本上是對事，不對人。顯然，約伯先前反駁</w:t>
-      </w:r>
-      <w:proofErr w:type="gramStart"/>
-      <w:r>
-        <w:rPr>
-          <w:rFonts w:ascii="Barlow Condensed Medium" w:eastAsia="華康細黑體" w:hAnsi="Barlow Condensed Medium" w:cs="微軟正黑體" w:hint="eastAsia"/>
-          <w:w w:val="75"/>
-          <w:sz w:val="26"/>
-          <w:szCs w:val="26"/>
-        </w:rPr>
-        <w:t>瑣</w:t>
-      </w:r>
-      <w:proofErr w:type="gramEnd"/>
-      <w:r>
-        <w:rPr>
-          <w:rFonts w:ascii="Barlow Condensed Medium" w:eastAsia="華康細黑體" w:hAnsi="Barlow Condensed Medium" w:cs="微軟正黑體" w:hint="eastAsia"/>
-          <w:w w:val="75"/>
-          <w:sz w:val="26"/>
-          <w:szCs w:val="26"/>
-        </w:rPr>
-        <w:t>法，只是責備卻不至於是公開羞辱。但是，</w:t>
-      </w:r>
-      <w:proofErr w:type="gramStart"/>
-      <w:r>
-        <w:rPr>
-          <w:rFonts w:ascii="Barlow Condensed Medium" w:eastAsia="華康細黑體" w:hAnsi="Barlow Condensed Medium" w:cs="微軟正黑體" w:hint="eastAsia"/>
-          <w:w w:val="75"/>
-          <w:sz w:val="26"/>
-          <w:szCs w:val="26"/>
-        </w:rPr>
-        <w:t>瑣</w:t>
-      </w:r>
-      <w:proofErr w:type="gramEnd"/>
-      <w:r>
-        <w:rPr>
-          <w:rFonts w:ascii="Barlow Condensed Medium" w:eastAsia="華康細黑體" w:hAnsi="Barlow Condensed Medium" w:cs="微軟正黑體" w:hint="eastAsia"/>
-          <w:w w:val="75"/>
-          <w:sz w:val="26"/>
-          <w:szCs w:val="26"/>
-        </w:rPr>
-        <w:t>法的自尊心作祟，認為反對他的意見，就是羞辱他。因此而急躁、生氣。宣稱自己說話是出於智慧的感悟，是亙古不變的真理。但是</w:t>
-      </w:r>
-      <w:proofErr w:type="gramStart"/>
-      <w:r>
-        <w:rPr>
-          <w:rFonts w:ascii="Barlow Condensed Medium" w:eastAsia="華康細黑體" w:hAnsi="Barlow Condensed Medium" w:cs="微軟正黑體" w:hint="eastAsia"/>
-          <w:w w:val="75"/>
-          <w:sz w:val="26"/>
-          <w:szCs w:val="26"/>
-        </w:rPr>
-        <w:t>實際上說的</w:t>
-      </w:r>
-      <w:proofErr w:type="gramEnd"/>
-      <w:r>
-        <w:rPr>
-          <w:rFonts w:ascii="Barlow Condensed Medium" w:eastAsia="華康細黑體" w:hAnsi="Barlow Condensed Medium" w:cs="微軟正黑體" w:hint="eastAsia"/>
-          <w:w w:val="75"/>
-          <w:sz w:val="26"/>
-          <w:szCs w:val="26"/>
-        </w:rPr>
-        <w:t>，是出於公義對惡人得現世報的期待，並不是歷史上必然發生的事實。</w:t>
+        <w:t>約伯的三個朋友都堅稱他們領受了　神的智慧，因為　神絕對的公義，因此善惡的報應也是絕對必然的。但是卻排除時間性，報應不必然是在今生今世的現世報。更忽略了義人承受苦難的可能性，不論是自然平衡運轉的災難，或是惡人的逼迫，都有因果上的意義。然而在辯論中，比較哪個道理比較有理，卻讓道理站不住的一方顯得沒有智慧，進而演變成爭面子的問題。當然，強辭奪理令人生氣，而惱羞成怒則是個人的情緒管控不良。因此，我們必在反駁或指正說理的事上，避免人身攻擊。損傷他人人格或公開羞辱人的話是不應該說的。最大的限度，只有在指責他人刻意扭曲道理或屈枉正直，基本上是對事，不對人。顯然，約伯先前反駁瑣法，只是責備卻不至於是公開羞辱。但是，瑣法的自尊心作祟，認為反對他的意見，就是羞辱他。因此而急躁、生氣。宣稱自己說話是出於智慧的感悟，是亙古不變的真理。但是實際上說的，是出於公義對惡人得現世報的期待，並不是歷史上必然發生的事實。</w:t>
       </w:r>
     </w:p>
     <w:p>
@@ -27389,27 +27715,7 @@
           <w:sz w:val="26"/>
           <w:szCs w:val="26"/>
         </w:rPr>
-        <w:t>首先，</w:t>
-      </w:r>
-      <w:proofErr w:type="gramStart"/>
-      <w:r>
-        <w:rPr>
-          <w:rFonts w:ascii="Barlow Condensed Medium" w:eastAsia="華康儷中黑" w:hAnsi="Barlow Condensed Medium" w:hint="eastAsia"/>
-          <w:w w:val="75"/>
-          <w:sz w:val="26"/>
-          <w:szCs w:val="26"/>
-        </w:rPr>
-        <w:t>瑣</w:t>
-      </w:r>
-      <w:proofErr w:type="gramEnd"/>
-      <w:r>
-        <w:rPr>
-          <w:rFonts w:ascii="Barlow Condensed Medium" w:eastAsia="華康儷中黑" w:hAnsi="Barlow Condensed Medium" w:hint="eastAsia"/>
-          <w:w w:val="75"/>
-          <w:sz w:val="26"/>
-          <w:szCs w:val="26"/>
-        </w:rPr>
-        <w:t>法表明惡人的福樂必然是短暫。第一首詩</w:t>
+        <w:t>首先，瑣法表明惡人的福樂必然是短暫。第一首詩</w:t>
       </w:r>
       <w:r>
         <w:rPr>
@@ -27557,7 +27863,6 @@
         </w:rPr>
         <w:t>/</w:t>
       </w:r>
-      <w:proofErr w:type="spellStart"/>
       <w:r>
         <w:rPr>
           <w:rFonts w:ascii="Barlow Condensed Medium" w:eastAsia="華康細黑體" w:hAnsi="Barlow Condensed Medium" w:cs="微軟正黑體"/>
@@ -27565,17 +27870,7 @@
           <w:sz w:val="26"/>
           <w:szCs w:val="26"/>
         </w:rPr>
-        <w:t>tsad-deek</w:t>
-      </w:r>
-      <w:proofErr w:type="spellEnd"/>
-      <w:r>
-        <w:rPr>
-          <w:rFonts w:ascii="Barlow Condensed Medium" w:eastAsia="華康細黑體" w:hAnsi="Barlow Condensed Medium" w:cs="微軟正黑體"/>
-          <w:w w:val="75"/>
-          <w:sz w:val="26"/>
-          <w:szCs w:val="26"/>
-        </w:rPr>
-        <w:t>'</w:t>
+        <w:t>tsad-deek'</w:t>
       </w:r>
       <w:r>
         <w:rPr>
@@ -27631,27 +27926,7 @@
           <w:sz w:val="26"/>
           <w:szCs w:val="26"/>
         </w:rPr>
-        <w:t>yaw-</w:t>
-      </w:r>
-      <w:proofErr w:type="spellStart"/>
-      <w:r>
-        <w:rPr>
-          <w:rFonts w:ascii="Barlow Condensed Medium" w:eastAsia="華康細黑體" w:hAnsi="Barlow Condensed Medium" w:cs="微軟正黑體"/>
-          <w:w w:val="75"/>
-          <w:sz w:val="26"/>
-          <w:szCs w:val="26"/>
-        </w:rPr>
-        <w:t>shawr</w:t>
-      </w:r>
-      <w:proofErr w:type="spellEnd"/>
-      <w:r>
-        <w:rPr>
-          <w:rFonts w:ascii="Barlow Condensed Medium" w:eastAsia="華康細黑體" w:hAnsi="Barlow Condensed Medium" w:cs="微軟正黑體"/>
-          <w:w w:val="75"/>
-          <w:sz w:val="26"/>
-          <w:szCs w:val="26"/>
-        </w:rPr>
-        <w:t>'</w:t>
+        <w:t>yaw-shawr'</w:t>
       </w:r>
       <w:r>
         <w:rPr>
@@ -27716,27 +27991,7 @@
           <w:sz w:val="26"/>
           <w:szCs w:val="26"/>
         </w:rPr>
-        <w:t>raw-</w:t>
-      </w:r>
-      <w:proofErr w:type="spellStart"/>
-      <w:r>
-        <w:rPr>
-          <w:rFonts w:ascii="Barlow Condensed Medium" w:eastAsia="華康細黑體" w:hAnsi="Barlow Condensed Medium" w:cs="微軟正黑體"/>
-          <w:w w:val="75"/>
-          <w:sz w:val="26"/>
-          <w:szCs w:val="26"/>
-        </w:rPr>
-        <w:t>shaw</w:t>
-      </w:r>
-      <w:proofErr w:type="spellEnd"/>
-      <w:r>
-        <w:rPr>
-          <w:rFonts w:ascii="Barlow Condensed Medium" w:eastAsia="華康細黑體" w:hAnsi="Barlow Condensed Medium" w:cs="微軟正黑體"/>
-          <w:w w:val="75"/>
-          <w:sz w:val="26"/>
-          <w:szCs w:val="26"/>
-        </w:rPr>
-        <w:t>'</w:t>
+        <w:t>raw-shaw'</w:t>
       </w:r>
       <w:r>
         <w:rPr>
@@ -27754,107 +28009,7 @@
           <w:sz w:val="26"/>
           <w:szCs w:val="26"/>
         </w:rPr>
-        <w:t>是相對於公義的。所以，所謂的惡人，就是思想和行為皆邪惡的人。</w:t>
-      </w:r>
-      <w:proofErr w:type="gramStart"/>
-      <w:r>
-        <w:rPr>
-          <w:rFonts w:ascii="Barlow Condensed Medium" w:eastAsia="華康細黑體" w:hAnsi="Barlow Condensed Medium" w:cs="微軟正黑體" w:hint="eastAsia"/>
-          <w:w w:val="75"/>
-          <w:sz w:val="26"/>
-          <w:szCs w:val="26"/>
-        </w:rPr>
-        <w:t>瑣法用</w:t>
-      </w:r>
-      <w:proofErr w:type="gramEnd"/>
-      <w:r>
-        <w:rPr>
-          <w:rFonts w:ascii="Barlow Condensed Medium" w:eastAsia="華康細黑體" w:hAnsi="Barlow Condensed Medium" w:cs="微軟正黑體" w:hint="eastAsia"/>
-          <w:w w:val="75"/>
-          <w:sz w:val="26"/>
-          <w:szCs w:val="26"/>
-        </w:rPr>
-        <w:t>毒蛇的毒液來指惡人口中</w:t>
-      </w:r>
-      <w:proofErr w:type="gramStart"/>
-      <w:r>
-        <w:rPr>
-          <w:rFonts w:ascii="Barlow Condensed Medium" w:eastAsia="華康細黑體" w:hAnsi="Barlow Condensed Medium" w:cs="微軟正黑體" w:hint="eastAsia"/>
-          <w:w w:val="75"/>
-          <w:sz w:val="26"/>
-          <w:szCs w:val="26"/>
-        </w:rPr>
-        <w:t>藏著惡的</w:t>
-      </w:r>
-      <w:proofErr w:type="gramEnd"/>
-      <w:r>
-        <w:rPr>
-          <w:rFonts w:ascii="Barlow Condensed Medium" w:eastAsia="華康細黑體" w:hAnsi="Barlow Condensed Medium" w:cs="微軟正黑體" w:hint="eastAsia"/>
-          <w:w w:val="75"/>
-          <w:sz w:val="26"/>
-          <w:szCs w:val="26"/>
-        </w:rPr>
-        <w:t>謊言，和</w:t>
-      </w:r>
-      <w:proofErr w:type="gramStart"/>
-      <w:r>
-        <w:rPr>
-          <w:rFonts w:ascii="Barlow Condensed Medium" w:eastAsia="華康細黑體" w:hAnsi="Barlow Condensed Medium" w:cs="微軟正黑體" w:hint="eastAsia"/>
-          <w:w w:val="75"/>
-          <w:sz w:val="26"/>
-          <w:szCs w:val="26"/>
-        </w:rPr>
-        <w:t>牠能吞吃比</w:t>
-      </w:r>
-      <w:proofErr w:type="gramEnd"/>
-      <w:r>
-        <w:rPr>
-          <w:rFonts w:ascii="Barlow Condensed Medium" w:eastAsia="華康細黑體" w:hAnsi="Barlow Condensed Medium" w:cs="微軟正黑體" w:hint="eastAsia"/>
-          <w:w w:val="75"/>
-          <w:sz w:val="26"/>
-          <w:szCs w:val="26"/>
-        </w:rPr>
-        <w:t>自己身體更大的食物來指欺壓窮人得來的不義之財。又強調享受不義之財是福樂是暫時的，不能完全吃下，卻要吐回來，並且被自己用來殺獵物的毒液所殺，比喻用來壓迫人的惡。同時惡人死的時候，骨頭尚年輕要作為證據。法</w:t>
-      </w:r>
-      <w:proofErr w:type="gramStart"/>
-      <w:r>
-        <w:rPr>
-          <w:rFonts w:ascii="Barlow Condensed Medium" w:eastAsia="華康細黑體" w:hAnsi="Barlow Condensed Medium" w:cs="微軟正黑體" w:hint="eastAsia"/>
-          <w:w w:val="75"/>
-          <w:sz w:val="26"/>
-          <w:szCs w:val="26"/>
-        </w:rPr>
-        <w:t>瑣</w:t>
-      </w:r>
-      <w:proofErr w:type="gramEnd"/>
-      <w:r>
-        <w:rPr>
-          <w:rFonts w:ascii="Barlow Condensed Medium" w:eastAsia="華康細黑體" w:hAnsi="Barlow Condensed Medium" w:cs="微軟正黑體" w:hint="eastAsia"/>
-          <w:w w:val="75"/>
-          <w:sz w:val="26"/>
-          <w:szCs w:val="26"/>
-        </w:rPr>
-        <w:t>認為是亙古真理的，只是對一個理想的公義社會的想像，對實際狀況卻沒有說服力。一是邪惡不單只是在物質層面的慾望，在權力、控制</w:t>
-      </w:r>
-      <w:proofErr w:type="gramStart"/>
-      <w:r>
-        <w:rPr>
-          <w:rFonts w:ascii="Barlow Condensed Medium" w:eastAsia="華康細黑體" w:hAnsi="Barlow Condensed Medium" w:cs="微軟正黑體" w:hint="eastAsia"/>
-          <w:w w:val="75"/>
-          <w:sz w:val="26"/>
-          <w:szCs w:val="26"/>
-        </w:rPr>
-        <w:t>慾</w:t>
-      </w:r>
-      <w:proofErr w:type="gramEnd"/>
-      <w:r>
-        <w:rPr>
-          <w:rFonts w:ascii="Barlow Condensed Medium" w:eastAsia="華康細黑體" w:hAnsi="Barlow Condensed Medium" w:cs="微軟正黑體" w:hint="eastAsia"/>
-          <w:w w:val="75"/>
-          <w:sz w:val="26"/>
-          <w:szCs w:val="26"/>
-        </w:rPr>
-        <w:t>和認知的扭曲上更甚。二是所有受害者不都能獲得惡人吐回來的補償，補正公義。三是所有惡人不都在今生受報應，也不都年輕而死於非命。</w:t>
+        <w:t>是相對於公義的。所以，所謂的惡人，就是思想和行為皆邪惡的人。瑣法用毒蛇的毒液來指惡人口中藏著惡的謊言，和牠能吞吃比自己身體更大的食物來指欺壓窮人得來的不義之財。又強調享受不義之財是福樂是暫時的，不能完全吃下，卻要吐回來，並且被自己用來殺獵物的毒液所殺，比喻用來壓迫人的惡。同時惡人死的時候，骨頭尚年輕要作為證據。法瑣認為是亙古真理的，只是對一個理想的公義社會的想像，對實際狀況卻沒有說服力。一是邪惡不單只是在物質層面的慾望，在權力、控制慾和認知的扭曲上更甚。二是所有受害者不都能獲得惡人吐回來的補償，補正公義。三是所有惡人不都在今生受報應，也不都年輕而死於非命。</w:t>
       </w:r>
     </w:p>
     <w:p>
@@ -27877,9 +28032,8 @@
           <w:sz w:val="26"/>
           <w:szCs w:val="26"/>
         </w:rPr>
-        <w:t>其次，</w:t>
+        <w:t>其次，瑣法堅稱　神必給惡人極痛苦的刑罰。第二首詩</w:t>
       </w:r>
-      <w:proofErr w:type="gramStart"/>
       <w:r>
         <w:rPr>
           <w:rFonts w:ascii="Barlow Condensed Medium" w:eastAsia="華康儷中黑" w:hAnsi="Barlow Condensed Medium" w:hint="eastAsia"/>
@@ -27887,9 +28041,8 @@
           <w:sz w:val="26"/>
           <w:szCs w:val="26"/>
         </w:rPr>
-        <w:t>瑣</w:t>
+        <w:t>(23-28</w:t>
       </w:r>
-      <w:proofErr w:type="gramEnd"/>
       <w:r>
         <w:rPr>
           <w:rFonts w:ascii="Barlow Condensed Medium" w:eastAsia="華康儷中黑" w:hAnsi="Barlow Condensed Medium" w:hint="eastAsia"/>
@@ -27897,9 +28050,8 @@
           <w:sz w:val="26"/>
           <w:szCs w:val="26"/>
         </w:rPr>
-        <w:t>法</w:t>
+        <w:t>節</w:t>
       </w:r>
-      <w:proofErr w:type="gramStart"/>
       <w:r>
         <w:rPr>
           <w:rFonts w:ascii="Barlow Condensed Medium" w:eastAsia="華康儷中黑" w:hAnsi="Barlow Condensed Medium" w:hint="eastAsia"/>
@@ -27907,9 +28059,8 @@
           <w:sz w:val="26"/>
           <w:szCs w:val="26"/>
         </w:rPr>
-        <w:t>堅</w:t>
+        <w:t>)</w:t>
       </w:r>
-      <w:proofErr w:type="gramEnd"/>
       <w:r>
         <w:rPr>
           <w:rFonts w:ascii="Barlow Condensed Medium" w:eastAsia="華康儷中黑" w:hAnsi="Barlow Condensed Medium" w:hint="eastAsia"/>
@@ -27917,85 +28068,8 @@
           <w:sz w:val="26"/>
           <w:szCs w:val="26"/>
         </w:rPr>
-        <w:t xml:space="preserve">稱　</w:t>
+        <w:t>描述這刑罰突然臨到，遇刀劍在人吃飯時和降閃電熄不了的火燒毀帳棚，都在影射約伯的苦難。</w:t>
       </w:r>
-      <w:proofErr w:type="gramStart"/>
-      <w:r>
-        <w:rPr>
-          <w:rFonts w:ascii="Barlow Condensed Medium" w:eastAsia="華康儷中黑" w:hAnsi="Barlow Condensed Medium" w:hint="eastAsia"/>
-          <w:w w:val="75"/>
-          <w:sz w:val="26"/>
-          <w:szCs w:val="26"/>
-        </w:rPr>
-        <w:t>神必給</w:t>
-      </w:r>
-      <w:proofErr w:type="gramEnd"/>
-      <w:r>
-        <w:rPr>
-          <w:rFonts w:ascii="Barlow Condensed Medium" w:eastAsia="華康儷中黑" w:hAnsi="Barlow Condensed Medium" w:hint="eastAsia"/>
-          <w:w w:val="75"/>
-          <w:sz w:val="26"/>
-          <w:szCs w:val="26"/>
-        </w:rPr>
-        <w:t>惡人極痛苦的刑罰。第二首詩</w:t>
-      </w:r>
-      <w:r>
-        <w:rPr>
-          <w:rFonts w:ascii="Barlow Condensed Medium" w:eastAsia="華康儷中黑" w:hAnsi="Barlow Condensed Medium" w:hint="eastAsia"/>
-          <w:w w:val="75"/>
-          <w:sz w:val="26"/>
-          <w:szCs w:val="26"/>
-        </w:rPr>
-        <w:t>(23-28</w:t>
-      </w:r>
-      <w:r>
-        <w:rPr>
-          <w:rFonts w:ascii="Barlow Condensed Medium" w:eastAsia="華康儷中黑" w:hAnsi="Barlow Condensed Medium" w:hint="eastAsia"/>
-          <w:w w:val="75"/>
-          <w:sz w:val="26"/>
-          <w:szCs w:val="26"/>
-        </w:rPr>
-        <w:t>節</w:t>
-      </w:r>
-      <w:r>
-        <w:rPr>
-          <w:rFonts w:ascii="Barlow Condensed Medium" w:eastAsia="華康儷中黑" w:hAnsi="Barlow Condensed Medium" w:hint="eastAsia"/>
-          <w:w w:val="75"/>
-          <w:sz w:val="26"/>
-          <w:szCs w:val="26"/>
-        </w:rPr>
-        <w:t>)</w:t>
-      </w:r>
-      <w:r>
-        <w:rPr>
-          <w:rFonts w:ascii="Barlow Condensed Medium" w:eastAsia="華康儷中黑" w:hAnsi="Barlow Condensed Medium" w:hint="eastAsia"/>
-          <w:w w:val="75"/>
-          <w:sz w:val="26"/>
-          <w:szCs w:val="26"/>
-        </w:rPr>
-        <w:t>描述這刑罰突然臨到，遇刀劍在人吃飯時和降閃電</w:t>
-      </w:r>
-      <w:proofErr w:type="gramStart"/>
-      <w:r>
-        <w:rPr>
-          <w:rFonts w:ascii="Barlow Condensed Medium" w:eastAsia="華康儷中黑" w:hAnsi="Barlow Condensed Medium" w:hint="eastAsia"/>
-          <w:w w:val="75"/>
-          <w:sz w:val="26"/>
-          <w:szCs w:val="26"/>
-        </w:rPr>
-        <w:t>熄</w:t>
-      </w:r>
-      <w:proofErr w:type="gramEnd"/>
-      <w:r>
-        <w:rPr>
-          <w:rFonts w:ascii="Barlow Condensed Medium" w:eastAsia="華康儷中黑" w:hAnsi="Barlow Condensed Medium" w:hint="eastAsia"/>
-          <w:w w:val="75"/>
-          <w:sz w:val="26"/>
-          <w:szCs w:val="26"/>
-        </w:rPr>
-        <w:t>不了的火燒毀帳棚，都在影射約伯的苦難。</w:t>
-      </w:r>
-      <w:proofErr w:type="gramStart"/>
       <w:r>
         <w:rPr>
           <w:rFonts w:ascii="Barlow Condensed Medium" w:eastAsia="華康細黑體" w:hAnsi="Barlow Condensed Medium" w:cs="微軟正黑體" w:hint="eastAsia"/>
@@ -28003,9 +28077,8 @@
           <w:sz w:val="26"/>
           <w:szCs w:val="26"/>
         </w:rPr>
-        <w:t>瑣</w:t>
+        <w:t>瑣法的言語隱藏了比他所說遭刑罰的惡人更可怕的惡。又刀劍和天災指出了世間最普遍的兩種苦難，前者是人為的，後者是自然的，或是說人不可知的因原和奧秘。瑣法描述惡人的刑罰要在享樂之中，災難毫無預警地臨到。言語中的景象正是約伯家人的遭遇，這對約伯來說是二次的傷害。瑣法有充分的理由以此來羞辱約伯，因為他自認為約伯先前羞辱了他。不同的是，約伯只是反駁苦難必然等同惡人的惡報的說法，是就事論事。然而，瑣法把約伯經歷的苦難直接說成他的惡報，卻沒有約伯行惡的證據，則是惡意地栽贓。用謊言強加在無辜人身上的惡是更大的惡，比惡人殺害目睹他作惡的證人，為要掩蓋</w:t>
       </w:r>
-      <w:proofErr w:type="gramEnd"/>
       <w:r>
         <w:rPr>
           <w:rFonts w:ascii="Barlow Condensed Medium" w:eastAsia="華康細黑體" w:hAnsi="Barlow Condensed Medium" w:cs="微軟正黑體" w:hint="eastAsia"/>
@@ -28013,196 +28086,7 @@
           <w:sz w:val="26"/>
           <w:szCs w:val="26"/>
         </w:rPr>
-        <w:t>法的言語隱藏了比他</w:t>
-      </w:r>
-      <w:proofErr w:type="gramStart"/>
-      <w:r>
-        <w:rPr>
-          <w:rFonts w:ascii="Barlow Condensed Medium" w:eastAsia="華康細黑體" w:hAnsi="Barlow Condensed Medium" w:cs="微軟正黑體" w:hint="eastAsia"/>
-          <w:w w:val="75"/>
-          <w:sz w:val="26"/>
-          <w:szCs w:val="26"/>
-        </w:rPr>
-        <w:t>所說遭刑罰</w:t>
-      </w:r>
-      <w:proofErr w:type="gramEnd"/>
-      <w:r>
-        <w:rPr>
-          <w:rFonts w:ascii="Barlow Condensed Medium" w:eastAsia="華康細黑體" w:hAnsi="Barlow Condensed Medium" w:cs="微軟正黑體" w:hint="eastAsia"/>
-          <w:w w:val="75"/>
-          <w:sz w:val="26"/>
-          <w:szCs w:val="26"/>
-        </w:rPr>
-        <w:t>的惡人更可怕的惡。又刀劍和天災指出了世間最普遍的兩種苦難，前者是人為的，後者是自然的，</w:t>
-      </w:r>
-      <w:proofErr w:type="gramStart"/>
-      <w:r>
-        <w:rPr>
-          <w:rFonts w:ascii="Barlow Condensed Medium" w:eastAsia="華康細黑體" w:hAnsi="Barlow Condensed Medium" w:cs="微軟正黑體" w:hint="eastAsia"/>
-          <w:w w:val="75"/>
-          <w:sz w:val="26"/>
-          <w:szCs w:val="26"/>
-        </w:rPr>
-        <w:t>或是說人不可知</w:t>
-      </w:r>
-      <w:proofErr w:type="gramEnd"/>
-      <w:r>
-        <w:rPr>
-          <w:rFonts w:ascii="Barlow Condensed Medium" w:eastAsia="華康細黑體" w:hAnsi="Barlow Condensed Medium" w:cs="微軟正黑體" w:hint="eastAsia"/>
-          <w:w w:val="75"/>
-          <w:sz w:val="26"/>
-          <w:szCs w:val="26"/>
-        </w:rPr>
-        <w:t>的因原和奧秘。</w:t>
-      </w:r>
-      <w:proofErr w:type="gramStart"/>
-      <w:r>
-        <w:rPr>
-          <w:rFonts w:ascii="Barlow Condensed Medium" w:eastAsia="華康細黑體" w:hAnsi="Barlow Condensed Medium" w:cs="微軟正黑體" w:hint="eastAsia"/>
-          <w:w w:val="75"/>
-          <w:sz w:val="26"/>
-          <w:szCs w:val="26"/>
-        </w:rPr>
-        <w:t>瑣</w:t>
-      </w:r>
-      <w:proofErr w:type="gramEnd"/>
-      <w:r>
-        <w:rPr>
-          <w:rFonts w:ascii="Barlow Condensed Medium" w:eastAsia="華康細黑體" w:hAnsi="Barlow Condensed Medium" w:cs="微軟正黑體" w:hint="eastAsia"/>
-          <w:w w:val="75"/>
-          <w:sz w:val="26"/>
-          <w:szCs w:val="26"/>
-        </w:rPr>
-        <w:t>法描述惡人的刑罰要在享樂之中，災難毫無預警地臨到。言語中的景象正是約伯家人的遭遇，這對約伯</w:t>
-      </w:r>
-      <w:proofErr w:type="gramStart"/>
-      <w:r>
-        <w:rPr>
-          <w:rFonts w:ascii="Barlow Condensed Medium" w:eastAsia="華康細黑體" w:hAnsi="Barlow Condensed Medium" w:cs="微軟正黑體" w:hint="eastAsia"/>
-          <w:w w:val="75"/>
-          <w:sz w:val="26"/>
-          <w:szCs w:val="26"/>
-        </w:rPr>
-        <w:t>來說是二次</w:t>
-      </w:r>
-      <w:proofErr w:type="gramEnd"/>
-      <w:r>
-        <w:rPr>
-          <w:rFonts w:ascii="Barlow Condensed Medium" w:eastAsia="華康細黑體" w:hAnsi="Barlow Condensed Medium" w:cs="微軟正黑體" w:hint="eastAsia"/>
-          <w:w w:val="75"/>
-          <w:sz w:val="26"/>
-          <w:szCs w:val="26"/>
-        </w:rPr>
-        <w:t>的傷害。</w:t>
-      </w:r>
-      <w:proofErr w:type="gramStart"/>
-      <w:r>
-        <w:rPr>
-          <w:rFonts w:ascii="Barlow Condensed Medium" w:eastAsia="華康細黑體" w:hAnsi="Barlow Condensed Medium" w:cs="微軟正黑體" w:hint="eastAsia"/>
-          <w:w w:val="75"/>
-          <w:sz w:val="26"/>
-          <w:szCs w:val="26"/>
-        </w:rPr>
-        <w:t>瑣</w:t>
-      </w:r>
-      <w:proofErr w:type="gramEnd"/>
-      <w:r>
-        <w:rPr>
-          <w:rFonts w:ascii="Barlow Condensed Medium" w:eastAsia="華康細黑體" w:hAnsi="Barlow Condensed Medium" w:cs="微軟正黑體" w:hint="eastAsia"/>
-          <w:w w:val="75"/>
-          <w:sz w:val="26"/>
-          <w:szCs w:val="26"/>
-        </w:rPr>
-        <w:t>法有充分的理由以此來羞辱約伯，因為他自認為約伯先前羞辱了他。不同的是，約伯只是反駁苦難必然等同惡人的惡報的說法，是就事論事。然而，</w:t>
-      </w:r>
-      <w:proofErr w:type="gramStart"/>
-      <w:r>
-        <w:rPr>
-          <w:rFonts w:ascii="Barlow Condensed Medium" w:eastAsia="華康細黑體" w:hAnsi="Barlow Condensed Medium" w:cs="微軟正黑體" w:hint="eastAsia"/>
-          <w:w w:val="75"/>
-          <w:sz w:val="26"/>
-          <w:szCs w:val="26"/>
-        </w:rPr>
-        <w:t>瑣</w:t>
-      </w:r>
-      <w:proofErr w:type="gramEnd"/>
-      <w:r>
-        <w:rPr>
-          <w:rFonts w:ascii="Barlow Condensed Medium" w:eastAsia="華康細黑體" w:hAnsi="Barlow Condensed Medium" w:cs="微軟正黑體" w:hint="eastAsia"/>
-          <w:w w:val="75"/>
-          <w:sz w:val="26"/>
-          <w:szCs w:val="26"/>
-        </w:rPr>
-        <w:t>法把約伯經歷的苦難</w:t>
-      </w:r>
-      <w:proofErr w:type="gramStart"/>
-      <w:r>
-        <w:rPr>
-          <w:rFonts w:ascii="Barlow Condensed Medium" w:eastAsia="華康細黑體" w:hAnsi="Barlow Condensed Medium" w:cs="微軟正黑體" w:hint="eastAsia"/>
-          <w:w w:val="75"/>
-          <w:sz w:val="26"/>
-          <w:szCs w:val="26"/>
-        </w:rPr>
-        <w:t>直接說成他</w:t>
-      </w:r>
-      <w:proofErr w:type="gramEnd"/>
-      <w:r>
-        <w:rPr>
-          <w:rFonts w:ascii="Barlow Condensed Medium" w:eastAsia="華康細黑體" w:hAnsi="Barlow Condensed Medium" w:cs="微軟正黑體" w:hint="eastAsia"/>
-          <w:w w:val="75"/>
-          <w:sz w:val="26"/>
-          <w:szCs w:val="26"/>
-        </w:rPr>
-        <w:t>的惡報，卻沒有約伯行惡的證據，則是惡意地栽贓。用謊言強加在無辜人身上</w:t>
-      </w:r>
-      <w:proofErr w:type="gramStart"/>
-      <w:r>
-        <w:rPr>
-          <w:rFonts w:ascii="Barlow Condensed Medium" w:eastAsia="華康細黑體" w:hAnsi="Barlow Condensed Medium" w:cs="微軟正黑體" w:hint="eastAsia"/>
-          <w:w w:val="75"/>
-          <w:sz w:val="26"/>
-          <w:szCs w:val="26"/>
-        </w:rPr>
-        <w:t>的惡是更</w:t>
-      </w:r>
-      <w:proofErr w:type="gramEnd"/>
-      <w:r>
-        <w:rPr>
-          <w:rFonts w:ascii="Barlow Condensed Medium" w:eastAsia="華康細黑體" w:hAnsi="Barlow Condensed Medium" w:cs="微軟正黑體" w:hint="eastAsia"/>
-          <w:w w:val="75"/>
-          <w:sz w:val="26"/>
-          <w:szCs w:val="26"/>
-        </w:rPr>
-        <w:t>大的惡，比惡人殺害目睹他作惡的證人，為要掩蓋</w:t>
-      </w:r>
-      <w:r>
-        <w:rPr>
-          <w:rFonts w:ascii="Barlow Condensed Medium" w:eastAsia="華康細黑體" w:hAnsi="Barlow Condensed Medium" w:cs="微軟正黑體" w:hint="eastAsia"/>
-          <w:w w:val="75"/>
-          <w:sz w:val="26"/>
-          <w:szCs w:val="26"/>
-        </w:rPr>
-        <w:t>自己的</w:t>
-      </w:r>
-      <w:proofErr w:type="gramStart"/>
-      <w:r>
-        <w:rPr>
-          <w:rFonts w:ascii="Barlow Condensed Medium" w:eastAsia="華康細黑體" w:hAnsi="Barlow Condensed Medium" w:cs="微軟正黑體" w:hint="eastAsia"/>
-          <w:w w:val="75"/>
-          <w:sz w:val="26"/>
-          <w:szCs w:val="26"/>
-        </w:rPr>
-        <w:t>罪更惡</w:t>
-      </w:r>
-      <w:proofErr w:type="gramEnd"/>
-      <w:r>
-        <w:rPr>
-          <w:rFonts w:ascii="Barlow Condensed Medium" w:eastAsia="華康細黑體" w:hAnsi="Barlow Condensed Medium" w:cs="微軟正黑體" w:hint="eastAsia"/>
-          <w:w w:val="75"/>
-          <w:sz w:val="26"/>
-          <w:szCs w:val="26"/>
-        </w:rPr>
-        <w:t>就是用口殺人，抹滅人格。</w:t>
+        <w:t>自己的罪更惡就是用口殺人，抹滅人格。</w:t>
       </w:r>
     </w:p>
     <w:p>
@@ -28287,67 +28171,7 @@
           <w:sz w:val="26"/>
           <w:szCs w:val="26"/>
         </w:rPr>
-        <w:t>的知識當成智慧的評價，又用智慧決定人地位的尊卑，才會導致因為自己的智慧被看輕或比下去就「惱羞成怒」的問題。本來要使人和平的公義，卻造成立場不同人相互仇視，甚至攻擊。這種「擋我者死」的自我中心，就是魔鬼的謊言，誘惑人來犯罪。而真正的智慧不是擁有更多的知識和經驗，而是擁有好的判斷和分辦能力。最重要的就是自省能力，即</w:t>
-      </w:r>
-      <w:proofErr w:type="gramStart"/>
-      <w:r>
-        <w:rPr>
-          <w:rFonts w:ascii="Cambria" w:eastAsia="華康細黑體" w:hAnsi="Cambria" w:cs="Cambria" w:hint="eastAsia"/>
-          <w:w w:val="75"/>
-          <w:sz w:val="26"/>
-          <w:szCs w:val="26"/>
-        </w:rPr>
-        <w:t>瑣</w:t>
-      </w:r>
-      <w:proofErr w:type="gramEnd"/>
-      <w:r>
-        <w:rPr>
-          <w:rFonts w:ascii="Cambria" w:eastAsia="華康細黑體" w:hAnsi="Cambria" w:cs="Cambria" w:hint="eastAsia"/>
-          <w:w w:val="75"/>
-          <w:sz w:val="26"/>
-          <w:szCs w:val="26"/>
-        </w:rPr>
-        <w:t>法</w:t>
-      </w:r>
-      <w:proofErr w:type="gramStart"/>
-      <w:r>
-        <w:rPr>
-          <w:rFonts w:ascii="Cambria" w:eastAsia="華康細黑體" w:hAnsi="Cambria" w:cs="Cambria" w:hint="eastAsia"/>
-          <w:w w:val="75"/>
-          <w:sz w:val="26"/>
-          <w:szCs w:val="26"/>
-        </w:rPr>
-        <w:t>所說的在</w:t>
-      </w:r>
-      <w:proofErr w:type="gramEnd"/>
-      <w:r>
-        <w:rPr>
-          <w:rFonts w:ascii="Cambria" w:eastAsia="華康細黑體" w:hAnsi="Cambria" w:cs="Cambria" w:hint="eastAsia"/>
-          <w:w w:val="75"/>
-          <w:sz w:val="26"/>
-          <w:szCs w:val="26"/>
-        </w:rPr>
-        <w:t>悟性中的靈。但是，顯然</w:t>
-      </w:r>
-      <w:proofErr w:type="gramStart"/>
-      <w:r>
-        <w:rPr>
-          <w:rFonts w:ascii="Cambria" w:eastAsia="華康細黑體" w:hAnsi="Cambria" w:cs="Cambria" w:hint="eastAsia"/>
-          <w:w w:val="75"/>
-          <w:sz w:val="26"/>
-          <w:szCs w:val="26"/>
-        </w:rPr>
-        <w:t>瑣法說的是</w:t>
-      </w:r>
-      <w:proofErr w:type="gramEnd"/>
-      <w:r>
-        <w:rPr>
-          <w:rFonts w:ascii="Cambria" w:eastAsia="華康細黑體" w:hAnsi="Cambria" w:cs="Cambria" w:hint="eastAsia"/>
-          <w:w w:val="75"/>
-          <w:sz w:val="26"/>
-          <w:szCs w:val="26"/>
-        </w:rPr>
-        <w:t>空話。惡者的陷阱就是自我中心，以怒氣，就是非理性、無智慧，來製造仇恨，破壞和平，使公義無用。以此為戒才是智慧。</w:t>
+        <w:t>的知識當成智慧的評價，又用智慧決定人地位的尊卑，才會導致因為自己的智慧被看輕或比下去就「惱羞成怒」的問題。本來要使人和平的公義，卻造成立場不同人相互仇視，甚至攻擊。這種「擋我者死」的自我中心，就是魔鬼的謊言，誘惑人來犯罪。而真正的智慧不是擁有更多的知識和經驗，而是擁有好的判斷和分辦能力。最重要的就是自省能力，即瑣法所說的在悟性中的靈。但是，顯然瑣法說的是空話。惡者的陷阱就是自我中心，以怒氣，就是非理性、無智慧，來製造仇恨，破壞和平，使公義無用。以此為戒才是智慧。</w:t>
       </w:r>
     </w:p>
     <w:p>
@@ -28363,7 +28187,6 @@
           <w:szCs w:val="26"/>
         </w:rPr>
       </w:pPr>
-      <w:proofErr w:type="gramStart"/>
       <w:r>
         <w:rPr>
           <w:rFonts w:ascii="Barlow Condensed Medium" w:eastAsia="華康儷中黑" w:hAnsi="Barlow Condensed Medium" w:hint="eastAsia"/>
@@ -28371,9 +28194,8 @@
           <w:sz w:val="26"/>
           <w:szCs w:val="26"/>
         </w:rPr>
-        <w:t>瑣法用</w:t>
+        <w:t>瑣法用身體受苦和財產損失作為「　神給惡人的份和產業</w:t>
       </w:r>
-      <w:proofErr w:type="gramEnd"/>
       <w:r>
         <w:rPr>
           <w:rFonts w:ascii="Barlow Condensed Medium" w:eastAsia="華康儷中黑" w:hAnsi="Barlow Condensed Medium" w:hint="eastAsia"/>
@@ -28381,7 +28203,7 @@
           <w:sz w:val="26"/>
           <w:szCs w:val="26"/>
         </w:rPr>
-        <w:t>身體受苦和財產損失作為「　神給惡人的份和產業</w:t>
+        <w:t>(</w:t>
       </w:r>
       <w:r>
         <w:rPr>
@@ -28390,7 +28212,7 @@
           <w:sz w:val="26"/>
           <w:szCs w:val="26"/>
         </w:rPr>
-        <w:t>(</w:t>
+        <w:t>命運</w:t>
       </w:r>
       <w:r>
         <w:rPr>
@@ -28399,7 +28221,7 @@
           <w:sz w:val="26"/>
           <w:szCs w:val="26"/>
         </w:rPr>
-        <w:t>命運</w:t>
+        <w:t>)</w:t>
       </w:r>
       <w:r>
         <w:rPr>
@@ -28408,38 +28230,8 @@
           <w:sz w:val="26"/>
           <w:szCs w:val="26"/>
         </w:rPr>
-        <w:t>)</w:t>
+        <w:t>」。相較約伯先前認為　神對人最重的刑罰是離棄人。那麼惡人最終的份是永死不得見　神才對。</w:t>
       </w:r>
-      <w:r>
-        <w:rPr>
-          <w:rFonts w:ascii="Barlow Condensed Medium" w:eastAsia="華康儷中黑" w:hAnsi="Barlow Condensed Medium" w:hint="eastAsia"/>
-          <w:w w:val="75"/>
-          <w:sz w:val="26"/>
-          <w:szCs w:val="26"/>
-        </w:rPr>
-        <w:t>」。相較約伯先前認為　神對人最重的刑罰是離棄人。那麼惡人最終的份</w:t>
-      </w:r>
-      <w:proofErr w:type="gramStart"/>
-      <w:r>
-        <w:rPr>
-          <w:rFonts w:ascii="Barlow Condensed Medium" w:eastAsia="華康儷中黑" w:hAnsi="Barlow Condensed Medium" w:hint="eastAsia"/>
-          <w:w w:val="75"/>
-          <w:sz w:val="26"/>
-          <w:szCs w:val="26"/>
-        </w:rPr>
-        <w:t>是永死不得</w:t>
-      </w:r>
-      <w:proofErr w:type="gramEnd"/>
-      <w:r>
-        <w:rPr>
-          <w:rFonts w:ascii="Barlow Condensed Medium" w:eastAsia="華康儷中黑" w:hAnsi="Barlow Condensed Medium" w:hint="eastAsia"/>
-          <w:w w:val="75"/>
-          <w:sz w:val="26"/>
-          <w:szCs w:val="26"/>
-        </w:rPr>
-        <w:t>見　神才對。</w:t>
-      </w:r>
-      <w:proofErr w:type="gramStart"/>
       <w:r>
         <w:rPr>
           <w:rFonts w:ascii="Barlow Condensed Medium" w:eastAsia="華康細黑體" w:hAnsi="Barlow Condensed Medium" w:cs="微軟正黑體" w:hint="eastAsia"/>
@@ -28447,37 +28239,7 @@
           <w:sz w:val="26"/>
           <w:szCs w:val="26"/>
         </w:rPr>
-        <w:t>瑣</w:t>
-      </w:r>
-      <w:proofErr w:type="gramEnd"/>
-      <w:r>
-        <w:rPr>
-          <w:rFonts w:ascii="Barlow Condensed Medium" w:eastAsia="華康細黑體" w:hAnsi="Barlow Condensed Medium" w:cs="微軟正黑體" w:hint="eastAsia"/>
-          <w:w w:val="75"/>
-          <w:sz w:val="26"/>
-          <w:szCs w:val="26"/>
-        </w:rPr>
-        <w:t xml:space="preserve">法是個物質主義的代表，用物質的給予和損失來評量人的善惡的結局，卻忽略了靈性的層次和善惡本身既有的價值。又人的結局是死，才是物質主義當道的主因。而耶穌基督的福音就是要解決這個問題，就是渴慕　神的良善和生命要更勝於物質。復活和永生，才是　</w:t>
-      </w:r>
-      <w:proofErr w:type="gramStart"/>
-      <w:r>
-        <w:rPr>
-          <w:rFonts w:ascii="Barlow Condensed Medium" w:eastAsia="華康細黑體" w:hAnsi="Barlow Condensed Medium" w:cs="微軟正黑體" w:hint="eastAsia"/>
-          <w:w w:val="75"/>
-          <w:sz w:val="26"/>
-          <w:szCs w:val="26"/>
-        </w:rPr>
-        <w:t>神給義人</w:t>
-      </w:r>
-      <w:proofErr w:type="gramEnd"/>
-      <w:r>
-        <w:rPr>
-          <w:rFonts w:ascii="Barlow Condensed Medium" w:eastAsia="華康細黑體" w:hAnsi="Barlow Condensed Medium" w:cs="微軟正黑體" w:hint="eastAsia"/>
-          <w:w w:val="75"/>
-          <w:sz w:val="26"/>
-          <w:szCs w:val="26"/>
-        </w:rPr>
-        <w:t>真正的結局，和生前蒙冤的平反。</w:t>
+        <w:t>瑣法是個物質主義的代表，用物質的給予和損失來評量人的善惡的結局，卻忽略了靈性的層次和善惡本身既有的價值。又人的結局是死，才是物質主義當道的主因。而耶穌基督的福音就是要解決這個問題，就是渴慕　神的良善和生命要更勝於物質。復活和永生，才是　神給義人真正的結局，和生前蒙冤的平反。</w:t>
       </w:r>
       <w:r>
         <w:rPr>
@@ -28509,7 +28271,7 @@
 </file>
 
 <file path=word/endnotes.xml><?xml version="1.0" encoding="utf-8"?>
-<w:endnotes xmlns:wpc="http://schemas.microsoft.com/office/word/2010/wordprocessingCanvas" xmlns:mc="http://schemas.openxmlformats.org/markup-compatibility/2006" xmlns:o="urn:schemas-microsoft-com:office:office" xmlns:r="http://schemas.openxmlformats.org/officeDocument/2006/relationships" xmlns:m="http://schemas.openxmlformats.org/officeDocument/2006/math" xmlns:v="urn:schemas-microsoft-com:vml" xmlns:wp14="http://schemas.microsoft.com/office/word/2010/wordprocessingDrawing" xmlns:wp="http://schemas.openxmlformats.org/drawingml/2006/wordprocessingDrawing" xmlns:w10="urn:schemas-microsoft-com:office:word" xmlns:w="http://schemas.openxmlformats.org/wordprocessingml/2006/main" xmlns:w14="http://schemas.microsoft.com/office/word/2010/wordml" xmlns:w15="http://schemas.microsoft.com/office/word/2012/wordml" xmlns:wpg="http://schemas.microsoft.com/office/word/2010/wordprocessingGroup" xmlns:wpi="http://schemas.microsoft.com/office/word/2010/wordprocessingInk" xmlns:wne="http://schemas.microsoft.com/office/word/2006/wordml" xmlns:wps="http://schemas.microsoft.com/office/word/2010/wordprocessingShape" mc:Ignorable="w14 w15 wp14">
+<w:endnotes xmlns:wpc="http://schemas.microsoft.com/office/word/2010/wordprocessingCanvas" xmlns:cx="http://schemas.microsoft.com/office/drawing/2014/chartex" xmlns:cx1="http://schemas.microsoft.com/office/drawing/2015/9/8/chartex" xmlns:cx2="http://schemas.microsoft.com/office/drawing/2015/10/21/chartex" xmlns:cx3="http://schemas.microsoft.com/office/drawing/2016/5/9/chartex" xmlns:cx4="http://schemas.microsoft.com/office/drawing/2016/5/10/chartex" xmlns:cx5="http://schemas.microsoft.com/office/drawing/2016/5/11/chartex" xmlns:cx6="http://schemas.microsoft.com/office/drawing/2016/5/12/chartex" xmlns:cx7="http://schemas.microsoft.com/office/drawing/2016/5/13/chartex" xmlns:cx8="http://schemas.microsoft.com/office/drawing/2016/5/14/chartex" xmlns:mc="http://schemas.openxmlformats.org/markup-compatibility/2006" xmlns:aink="http://schemas.microsoft.com/office/drawing/2016/ink" xmlns:am3d="http://schemas.microsoft.com/office/drawing/2017/model3d" xmlns:o="urn:schemas-microsoft-com:office:office" xmlns:oel="http://schemas.microsoft.com/office/2019/extlst" xmlns:r="http://schemas.openxmlformats.org/officeDocument/2006/relationships" xmlns:m="http://schemas.openxmlformats.org/officeDocument/2006/math" xmlns:v="urn:schemas-microsoft-com:vml" xmlns:wp14="http://schemas.microsoft.com/office/word/2010/wordprocessingDrawing" xmlns:wp="http://schemas.openxmlformats.org/drawingml/2006/wordprocessingDrawing" xmlns:w10="urn:schemas-microsoft-com:office:word" xmlns:w="http://schemas.openxmlformats.org/wordprocessingml/2006/main" xmlns:w14="http://schemas.microsoft.com/office/word/2010/wordml" xmlns:w15="http://schemas.microsoft.com/office/word/2012/wordml" xmlns:w16cex="http://schemas.microsoft.com/office/word/2018/wordml/cex" xmlns:w16cid="http://schemas.microsoft.com/office/word/2016/wordml/cid" xmlns:w16="http://schemas.microsoft.com/office/word/2018/wordml" xmlns:w16sdtdh="http://schemas.microsoft.com/office/word/2020/wordml/sdtdatahash" xmlns:w16se="http://schemas.microsoft.com/office/word/2015/wordml/symex" xmlns:wpg="http://schemas.microsoft.com/office/word/2010/wordprocessingGroup" xmlns:wpi="http://schemas.microsoft.com/office/word/2010/wordprocessingInk" xmlns:wne="http://schemas.microsoft.com/office/word/2006/wordml" xmlns:wps="http://schemas.microsoft.com/office/word/2010/wordprocessingShape" mc:Ignorable="w14 w15 w16se w16cid w16 w16cex w16sdtdh wp14">
   <w:endnote w:type="separator" w:id="-1">
     <w:p>
       <w:r>
@@ -28528,7 +28290,7 @@
 </file>
 
 <file path=word/footnotes.xml><?xml version="1.0" encoding="utf-8"?>
-<w:footnotes xmlns:wpc="http://schemas.microsoft.com/office/word/2010/wordprocessingCanvas" xmlns:mc="http://schemas.openxmlformats.org/markup-compatibility/2006" xmlns:o="urn:schemas-microsoft-com:office:office" xmlns:r="http://schemas.openxmlformats.org/officeDocument/2006/relationships" xmlns:m="http://schemas.openxmlformats.org/officeDocument/2006/math" xmlns:v="urn:schemas-microsoft-com:vml" xmlns:wp14="http://schemas.microsoft.com/office/word/2010/wordprocessingDrawing" xmlns:wp="http://schemas.openxmlformats.org/drawingml/2006/wordprocessingDrawing" xmlns:w10="urn:schemas-microsoft-com:office:word" xmlns:w="http://schemas.openxmlformats.org/wordprocessingml/2006/main" xmlns:w14="http://schemas.microsoft.com/office/word/2010/wordml" xmlns:w15="http://schemas.microsoft.com/office/word/2012/wordml" xmlns:wpg="http://schemas.microsoft.com/office/word/2010/wordprocessingGroup" xmlns:wpi="http://schemas.microsoft.com/office/word/2010/wordprocessingInk" xmlns:wne="http://schemas.microsoft.com/office/word/2006/wordml" xmlns:wps="http://schemas.microsoft.com/office/word/2010/wordprocessingShape" mc:Ignorable="w14 w15 wp14">
+<w:footnotes xmlns:wpc="http://schemas.microsoft.com/office/word/2010/wordprocessingCanvas" xmlns:cx="http://schemas.microsoft.com/office/drawing/2014/chartex" xmlns:cx1="http://schemas.microsoft.com/office/drawing/2015/9/8/chartex" xmlns:cx2="http://schemas.microsoft.com/office/drawing/2015/10/21/chartex" xmlns:cx3="http://schemas.microsoft.com/office/drawing/2016/5/9/chartex" xmlns:cx4="http://schemas.microsoft.com/office/drawing/2016/5/10/chartex" xmlns:cx5="http://schemas.microsoft.com/office/drawing/2016/5/11/chartex" xmlns:cx6="http://schemas.microsoft.com/office/drawing/2016/5/12/chartex" xmlns:cx7="http://schemas.microsoft.com/office/drawing/2016/5/13/chartex" xmlns:cx8="http://schemas.microsoft.com/office/drawing/2016/5/14/chartex" xmlns:mc="http://schemas.openxmlformats.org/markup-compatibility/2006" xmlns:aink="http://schemas.microsoft.com/office/drawing/2016/ink" xmlns:am3d="http://schemas.microsoft.com/office/drawing/2017/model3d" xmlns:o="urn:schemas-microsoft-com:office:office" xmlns:oel="http://schemas.microsoft.com/office/2019/extlst" xmlns:r="http://schemas.openxmlformats.org/officeDocument/2006/relationships" xmlns:m="http://schemas.openxmlformats.org/officeDocument/2006/math" xmlns:v="urn:schemas-microsoft-com:vml" xmlns:wp14="http://schemas.microsoft.com/office/word/2010/wordprocessingDrawing" xmlns:wp="http://schemas.openxmlformats.org/drawingml/2006/wordprocessingDrawing" xmlns:w10="urn:schemas-microsoft-com:office:word" xmlns:w="http://schemas.openxmlformats.org/wordprocessingml/2006/main" xmlns:w14="http://schemas.microsoft.com/office/word/2010/wordml" xmlns:w15="http://schemas.microsoft.com/office/word/2012/wordml" xmlns:w16cex="http://schemas.microsoft.com/office/word/2018/wordml/cex" xmlns:w16cid="http://schemas.microsoft.com/office/word/2016/wordml/cid" xmlns:w16="http://schemas.microsoft.com/office/word/2018/wordml" xmlns:w16sdtdh="http://schemas.microsoft.com/office/word/2020/wordml/sdtdatahash" xmlns:w16se="http://schemas.microsoft.com/office/word/2015/wordml/symex" xmlns:wpg="http://schemas.microsoft.com/office/word/2010/wordprocessingGroup" xmlns:wpi="http://schemas.microsoft.com/office/word/2010/wordprocessingInk" xmlns:wne="http://schemas.microsoft.com/office/word/2006/wordml" xmlns:wps="http://schemas.microsoft.com/office/word/2010/wordprocessingShape" mc:Ignorable="w14 w15 w16se w16cid w16 w16cex w16sdtdh wp14">
   <w:footnote w:type="separator" w:id="-1">
     <w:p>
       <w:r>
@@ -28547,7 +28309,7 @@
 </file>
 
 <file path=word/header1.xml><?xml version="1.0" encoding="utf-8"?>
-<w:hdr xmlns:wpc="http://schemas.microsoft.com/office/word/2010/wordprocessingCanvas" xmlns:mc="http://schemas.openxmlformats.org/markup-compatibility/2006" xmlns:o="urn:schemas-microsoft-com:office:office" xmlns:r="http://schemas.openxmlformats.org/officeDocument/2006/relationships" xmlns:m="http://schemas.openxmlformats.org/officeDocument/2006/math" xmlns:v="urn:schemas-microsoft-com:vml" xmlns:wp14="http://schemas.microsoft.com/office/word/2010/wordprocessingDrawing" xmlns:wp="http://schemas.openxmlformats.org/drawingml/2006/wordprocessingDrawing" xmlns:w10="urn:schemas-microsoft-com:office:word" xmlns:w="http://schemas.openxmlformats.org/wordprocessingml/2006/main" xmlns:w14="http://schemas.microsoft.com/office/word/2010/wordml" xmlns:w15="http://schemas.microsoft.com/office/word/2012/wordml" xmlns:wpg="http://schemas.microsoft.com/office/word/2010/wordprocessingGroup" xmlns:wpi="http://schemas.microsoft.com/office/word/2010/wordprocessingInk" xmlns:wne="http://schemas.microsoft.com/office/word/2006/wordml" xmlns:wps="http://schemas.microsoft.com/office/word/2010/wordprocessingShape" mc:Ignorable="w14 w15 wp14">
+<w:hdr xmlns:wpc="http://schemas.microsoft.com/office/word/2010/wordprocessingCanvas" xmlns:cx="http://schemas.microsoft.com/office/drawing/2014/chartex" xmlns:cx1="http://schemas.microsoft.com/office/drawing/2015/9/8/chartex" xmlns:cx2="http://schemas.microsoft.com/office/drawing/2015/10/21/chartex" xmlns:cx3="http://schemas.microsoft.com/office/drawing/2016/5/9/chartex" xmlns:cx4="http://schemas.microsoft.com/office/drawing/2016/5/10/chartex" xmlns:cx5="http://schemas.microsoft.com/office/drawing/2016/5/11/chartex" xmlns:cx6="http://schemas.microsoft.com/office/drawing/2016/5/12/chartex" xmlns:cx7="http://schemas.microsoft.com/office/drawing/2016/5/13/chartex" xmlns:cx8="http://schemas.microsoft.com/office/drawing/2016/5/14/chartex" xmlns:mc="http://schemas.openxmlformats.org/markup-compatibility/2006" xmlns:aink="http://schemas.microsoft.com/office/drawing/2016/ink" xmlns:am3d="http://schemas.microsoft.com/office/drawing/2017/model3d" xmlns:o="urn:schemas-microsoft-com:office:office" xmlns:oel="http://schemas.microsoft.com/office/2019/extlst" xmlns:r="http://schemas.openxmlformats.org/officeDocument/2006/relationships" xmlns:m="http://schemas.openxmlformats.org/officeDocument/2006/math" xmlns:v="urn:schemas-microsoft-com:vml" xmlns:wp14="http://schemas.microsoft.com/office/word/2010/wordprocessingDrawing" xmlns:wp="http://schemas.openxmlformats.org/drawingml/2006/wordprocessingDrawing" xmlns:w10="urn:schemas-microsoft-com:office:word" xmlns:w="http://schemas.openxmlformats.org/wordprocessingml/2006/main" xmlns:w14="http://schemas.microsoft.com/office/word/2010/wordml" xmlns:w15="http://schemas.microsoft.com/office/word/2012/wordml" xmlns:w16cex="http://schemas.microsoft.com/office/word/2018/wordml/cex" xmlns:w16cid="http://schemas.microsoft.com/office/word/2016/wordml/cid" xmlns:w16="http://schemas.microsoft.com/office/word/2018/wordml" xmlns:w16sdtdh="http://schemas.microsoft.com/office/word/2020/wordml/sdtdatahash" xmlns:w16se="http://schemas.microsoft.com/office/word/2015/wordml/symex" xmlns:wpg="http://schemas.microsoft.com/office/word/2010/wordprocessingGroup" xmlns:wpi="http://schemas.microsoft.com/office/word/2010/wordprocessingInk" xmlns:wne="http://schemas.microsoft.com/office/word/2006/wordml" xmlns:wps="http://schemas.microsoft.com/office/word/2010/wordprocessingShape" mc:Ignorable="w14 w15 w16se w16cid w16 w16cex w16sdtdh wp14">
   <w:p>
     <w:pPr>
       <w:pStyle w:val="a4"/>
@@ -29005,7 +28767,7 @@
 </file>
 
 <file path=word/header2.xml><?xml version="1.0" encoding="utf-8"?>
-<w:hdr xmlns:wpc="http://schemas.microsoft.com/office/word/2010/wordprocessingCanvas" xmlns:mc="http://schemas.openxmlformats.org/markup-compatibility/2006" xmlns:o="urn:schemas-microsoft-com:office:office" xmlns:r="http://schemas.openxmlformats.org/officeDocument/2006/relationships" xmlns:m="http://schemas.openxmlformats.org/officeDocument/2006/math" xmlns:v="urn:schemas-microsoft-com:vml" xmlns:wp14="http://schemas.microsoft.com/office/word/2010/wordprocessingDrawing" xmlns:wp="http://schemas.openxmlformats.org/drawingml/2006/wordprocessingDrawing" xmlns:w10="urn:schemas-microsoft-com:office:word" xmlns:w="http://schemas.openxmlformats.org/wordprocessingml/2006/main" xmlns:w14="http://schemas.microsoft.com/office/word/2010/wordml" xmlns:w15="http://schemas.microsoft.com/office/word/2012/wordml" xmlns:wpg="http://schemas.microsoft.com/office/word/2010/wordprocessingGroup" xmlns:wpi="http://schemas.microsoft.com/office/word/2010/wordprocessingInk" xmlns:wne="http://schemas.microsoft.com/office/word/2006/wordml" xmlns:wps="http://schemas.microsoft.com/office/word/2010/wordprocessingShape" mc:Ignorable="w14 w15 wp14">
+<w:hdr xmlns:wpc="http://schemas.microsoft.com/office/word/2010/wordprocessingCanvas" xmlns:cx="http://schemas.microsoft.com/office/drawing/2014/chartex" xmlns:cx1="http://schemas.microsoft.com/office/drawing/2015/9/8/chartex" xmlns:cx2="http://schemas.microsoft.com/office/drawing/2015/10/21/chartex" xmlns:cx3="http://schemas.microsoft.com/office/drawing/2016/5/9/chartex" xmlns:cx4="http://schemas.microsoft.com/office/drawing/2016/5/10/chartex" xmlns:cx5="http://schemas.microsoft.com/office/drawing/2016/5/11/chartex" xmlns:cx6="http://schemas.microsoft.com/office/drawing/2016/5/12/chartex" xmlns:cx7="http://schemas.microsoft.com/office/drawing/2016/5/13/chartex" xmlns:cx8="http://schemas.microsoft.com/office/drawing/2016/5/14/chartex" xmlns:mc="http://schemas.openxmlformats.org/markup-compatibility/2006" xmlns:aink="http://schemas.microsoft.com/office/drawing/2016/ink" xmlns:am3d="http://schemas.microsoft.com/office/drawing/2017/model3d" xmlns:o="urn:schemas-microsoft-com:office:office" xmlns:oel="http://schemas.microsoft.com/office/2019/extlst" xmlns:r="http://schemas.openxmlformats.org/officeDocument/2006/relationships" xmlns:m="http://schemas.openxmlformats.org/officeDocument/2006/math" xmlns:v="urn:schemas-microsoft-com:vml" xmlns:wp14="http://schemas.microsoft.com/office/word/2010/wordprocessingDrawing" xmlns:wp="http://schemas.openxmlformats.org/drawingml/2006/wordprocessingDrawing" xmlns:w10="urn:schemas-microsoft-com:office:word" xmlns:w="http://schemas.openxmlformats.org/wordprocessingml/2006/main" xmlns:w14="http://schemas.microsoft.com/office/word/2010/wordml" xmlns:w15="http://schemas.microsoft.com/office/word/2012/wordml" xmlns:w16cex="http://schemas.microsoft.com/office/word/2018/wordml/cex" xmlns:w16cid="http://schemas.microsoft.com/office/word/2016/wordml/cid" xmlns:w16="http://schemas.microsoft.com/office/word/2018/wordml" xmlns:w16sdtdh="http://schemas.microsoft.com/office/word/2020/wordml/sdtdatahash" xmlns:w16se="http://schemas.microsoft.com/office/word/2015/wordml/symex" xmlns:wpg="http://schemas.microsoft.com/office/word/2010/wordprocessingGroup" xmlns:wpi="http://schemas.microsoft.com/office/word/2010/wordprocessingInk" xmlns:wne="http://schemas.microsoft.com/office/word/2006/wordml" xmlns:wps="http://schemas.microsoft.com/office/word/2010/wordprocessingShape" mc:Ignorable="w14 w15 w16se w16cid w16 w16cex w16sdtdh wp14">
   <w:p>
     <w:pPr>
       <w:pStyle w:val="a4"/>
@@ -29463,7 +29225,7 @@
 </file>
 
 <file path=word/header3.xml><?xml version="1.0" encoding="utf-8"?>
-<w:hdr xmlns:wpc="http://schemas.microsoft.com/office/word/2010/wordprocessingCanvas" xmlns:mc="http://schemas.openxmlformats.org/markup-compatibility/2006" xmlns:o="urn:schemas-microsoft-com:office:office" xmlns:r="http://schemas.openxmlformats.org/officeDocument/2006/relationships" xmlns:m="http://schemas.openxmlformats.org/officeDocument/2006/math" xmlns:v="urn:schemas-microsoft-com:vml" xmlns:wp14="http://schemas.microsoft.com/office/word/2010/wordprocessingDrawing" xmlns:wp="http://schemas.openxmlformats.org/drawingml/2006/wordprocessingDrawing" xmlns:w10="urn:schemas-microsoft-com:office:word" xmlns:w="http://schemas.openxmlformats.org/wordprocessingml/2006/main" xmlns:w14="http://schemas.microsoft.com/office/word/2010/wordml" xmlns:w15="http://schemas.microsoft.com/office/word/2012/wordml" xmlns:wpg="http://schemas.microsoft.com/office/word/2010/wordprocessingGroup" xmlns:wpi="http://schemas.microsoft.com/office/word/2010/wordprocessingInk" xmlns:wne="http://schemas.microsoft.com/office/word/2006/wordml" xmlns:wps="http://schemas.microsoft.com/office/word/2010/wordprocessingShape" mc:Ignorable="w14 w15 wp14">
+<w:hdr xmlns:wpc="http://schemas.microsoft.com/office/word/2010/wordprocessingCanvas" xmlns:cx="http://schemas.microsoft.com/office/drawing/2014/chartex" xmlns:cx1="http://schemas.microsoft.com/office/drawing/2015/9/8/chartex" xmlns:cx2="http://schemas.microsoft.com/office/drawing/2015/10/21/chartex" xmlns:cx3="http://schemas.microsoft.com/office/drawing/2016/5/9/chartex" xmlns:cx4="http://schemas.microsoft.com/office/drawing/2016/5/10/chartex" xmlns:cx5="http://schemas.microsoft.com/office/drawing/2016/5/11/chartex" xmlns:cx6="http://schemas.microsoft.com/office/drawing/2016/5/12/chartex" xmlns:cx7="http://schemas.microsoft.com/office/drawing/2016/5/13/chartex" xmlns:cx8="http://schemas.microsoft.com/office/drawing/2016/5/14/chartex" xmlns:mc="http://schemas.openxmlformats.org/markup-compatibility/2006" xmlns:aink="http://schemas.microsoft.com/office/drawing/2016/ink" xmlns:am3d="http://schemas.microsoft.com/office/drawing/2017/model3d" xmlns:o="urn:schemas-microsoft-com:office:office" xmlns:oel="http://schemas.microsoft.com/office/2019/extlst" xmlns:r="http://schemas.openxmlformats.org/officeDocument/2006/relationships" xmlns:m="http://schemas.openxmlformats.org/officeDocument/2006/math" xmlns:v="urn:schemas-microsoft-com:vml" xmlns:wp14="http://schemas.microsoft.com/office/word/2010/wordprocessingDrawing" xmlns:wp="http://schemas.openxmlformats.org/drawingml/2006/wordprocessingDrawing" xmlns:w10="urn:schemas-microsoft-com:office:word" xmlns:w="http://schemas.openxmlformats.org/wordprocessingml/2006/main" xmlns:w14="http://schemas.microsoft.com/office/word/2010/wordml" xmlns:w15="http://schemas.microsoft.com/office/word/2012/wordml" xmlns:w16cex="http://schemas.microsoft.com/office/word/2018/wordml/cex" xmlns:w16cid="http://schemas.microsoft.com/office/word/2016/wordml/cid" xmlns:w16="http://schemas.microsoft.com/office/word/2018/wordml" xmlns:w16sdtdh="http://schemas.microsoft.com/office/word/2020/wordml/sdtdatahash" xmlns:w16se="http://schemas.microsoft.com/office/word/2015/wordml/symex" xmlns:wpg="http://schemas.microsoft.com/office/word/2010/wordprocessingGroup" xmlns:wpi="http://schemas.microsoft.com/office/word/2010/wordprocessingInk" xmlns:wne="http://schemas.microsoft.com/office/word/2006/wordml" xmlns:wps="http://schemas.microsoft.com/office/word/2010/wordprocessingShape" mc:Ignorable="w14 w15 w16se w16cid w16 w16cex w16sdtdh wp14">
   <w:p>
     <w:pPr>
       <w:pStyle w:val="a4"/>
@@ -29921,7 +29683,7 @@
 </file>
 
 <file path=word/header4.xml><?xml version="1.0" encoding="utf-8"?>
-<w:hdr xmlns:wpc="http://schemas.microsoft.com/office/word/2010/wordprocessingCanvas" xmlns:mc="http://schemas.openxmlformats.org/markup-compatibility/2006" xmlns:o="urn:schemas-microsoft-com:office:office" xmlns:r="http://schemas.openxmlformats.org/officeDocument/2006/relationships" xmlns:m="http://schemas.openxmlformats.org/officeDocument/2006/math" xmlns:v="urn:schemas-microsoft-com:vml" xmlns:wp14="http://schemas.microsoft.com/office/word/2010/wordprocessingDrawing" xmlns:wp="http://schemas.openxmlformats.org/drawingml/2006/wordprocessingDrawing" xmlns:w10="urn:schemas-microsoft-com:office:word" xmlns:w="http://schemas.openxmlformats.org/wordprocessingml/2006/main" xmlns:w14="http://schemas.microsoft.com/office/word/2010/wordml" xmlns:w15="http://schemas.microsoft.com/office/word/2012/wordml" xmlns:wpg="http://schemas.microsoft.com/office/word/2010/wordprocessingGroup" xmlns:wpi="http://schemas.microsoft.com/office/word/2010/wordprocessingInk" xmlns:wne="http://schemas.microsoft.com/office/word/2006/wordml" xmlns:wps="http://schemas.microsoft.com/office/word/2010/wordprocessingShape" mc:Ignorable="w14 w15 wp14">
+<w:hdr xmlns:wpc="http://schemas.microsoft.com/office/word/2010/wordprocessingCanvas" xmlns:cx="http://schemas.microsoft.com/office/drawing/2014/chartex" xmlns:cx1="http://schemas.microsoft.com/office/drawing/2015/9/8/chartex" xmlns:cx2="http://schemas.microsoft.com/office/drawing/2015/10/21/chartex" xmlns:cx3="http://schemas.microsoft.com/office/drawing/2016/5/9/chartex" xmlns:cx4="http://schemas.microsoft.com/office/drawing/2016/5/10/chartex" xmlns:cx5="http://schemas.microsoft.com/office/drawing/2016/5/11/chartex" xmlns:cx6="http://schemas.microsoft.com/office/drawing/2016/5/12/chartex" xmlns:cx7="http://schemas.microsoft.com/office/drawing/2016/5/13/chartex" xmlns:cx8="http://schemas.microsoft.com/office/drawing/2016/5/14/chartex" xmlns:mc="http://schemas.openxmlformats.org/markup-compatibility/2006" xmlns:aink="http://schemas.microsoft.com/office/drawing/2016/ink" xmlns:am3d="http://schemas.microsoft.com/office/drawing/2017/model3d" xmlns:o="urn:schemas-microsoft-com:office:office" xmlns:oel="http://schemas.microsoft.com/office/2019/extlst" xmlns:r="http://schemas.openxmlformats.org/officeDocument/2006/relationships" xmlns:m="http://schemas.openxmlformats.org/officeDocument/2006/math" xmlns:v="urn:schemas-microsoft-com:vml" xmlns:wp14="http://schemas.microsoft.com/office/word/2010/wordprocessingDrawing" xmlns:wp="http://schemas.openxmlformats.org/drawingml/2006/wordprocessingDrawing" xmlns:w10="urn:schemas-microsoft-com:office:word" xmlns:w="http://schemas.openxmlformats.org/wordprocessingml/2006/main" xmlns:w14="http://schemas.microsoft.com/office/word/2010/wordml" xmlns:w15="http://schemas.microsoft.com/office/word/2012/wordml" xmlns:w16cex="http://schemas.microsoft.com/office/word/2018/wordml/cex" xmlns:w16cid="http://schemas.microsoft.com/office/word/2016/wordml/cid" xmlns:w16="http://schemas.microsoft.com/office/word/2018/wordml" xmlns:w16sdtdh="http://schemas.microsoft.com/office/word/2020/wordml/sdtdatahash" xmlns:w16se="http://schemas.microsoft.com/office/word/2015/wordml/symex" xmlns:wpg="http://schemas.microsoft.com/office/word/2010/wordprocessingGroup" xmlns:wpi="http://schemas.microsoft.com/office/word/2010/wordprocessingInk" xmlns:wne="http://schemas.microsoft.com/office/word/2006/wordml" xmlns:wps="http://schemas.microsoft.com/office/word/2010/wordprocessingShape" mc:Ignorable="w14 w15 w16se w16cid w16 w16cex w16sdtdh wp14">
   <w:p>
     <w:pPr>
       <w:pStyle w:val="a4"/>
@@ -30379,7 +30141,7 @@
 </file>
 
 <file path=word/numbering.xml><?xml version="1.0" encoding="utf-8"?>
-<w:numbering xmlns:wpc="http://schemas.microsoft.com/office/word/2010/wordprocessingCanvas" xmlns:mc="http://schemas.openxmlformats.org/markup-compatibility/2006" xmlns:o="urn:schemas-microsoft-com:office:office" xmlns:r="http://schemas.openxmlformats.org/officeDocument/2006/relationships" xmlns:m="http://schemas.openxmlformats.org/officeDocument/2006/math" xmlns:v="urn:schemas-microsoft-com:vml" xmlns:wp14="http://schemas.microsoft.com/office/word/2010/wordprocessingDrawing" xmlns:wp="http://schemas.openxmlformats.org/drawingml/2006/wordprocessingDrawing" xmlns:w10="urn:schemas-microsoft-com:office:word" xmlns:w="http://schemas.openxmlformats.org/wordprocessingml/2006/main" xmlns:w14="http://schemas.microsoft.com/office/word/2010/wordml" xmlns:w15="http://schemas.microsoft.com/office/word/2012/wordml" xmlns:wpg="http://schemas.microsoft.com/office/word/2010/wordprocessingGroup" xmlns:wpi="http://schemas.microsoft.com/office/word/2010/wordprocessingInk" xmlns:wne="http://schemas.microsoft.com/office/word/2006/wordml" xmlns:wps="http://schemas.microsoft.com/office/word/2010/wordprocessingShape" mc:Ignorable="w14 w15 wp14">
+<w:numbering xmlns:wpc="http://schemas.microsoft.com/office/word/2010/wordprocessingCanvas" xmlns:cx="http://schemas.microsoft.com/office/drawing/2014/chartex" xmlns:cx1="http://schemas.microsoft.com/office/drawing/2015/9/8/chartex" xmlns:cx2="http://schemas.microsoft.com/office/drawing/2015/10/21/chartex" xmlns:cx3="http://schemas.microsoft.com/office/drawing/2016/5/9/chartex" xmlns:cx4="http://schemas.microsoft.com/office/drawing/2016/5/10/chartex" xmlns:cx5="http://schemas.microsoft.com/office/drawing/2016/5/11/chartex" xmlns:cx6="http://schemas.microsoft.com/office/drawing/2016/5/12/chartex" xmlns:cx7="http://schemas.microsoft.com/office/drawing/2016/5/13/chartex" xmlns:cx8="http://schemas.microsoft.com/office/drawing/2016/5/14/chartex" xmlns:mc="http://schemas.openxmlformats.org/markup-compatibility/2006" xmlns:aink="http://schemas.microsoft.com/office/drawing/2016/ink" xmlns:am3d="http://schemas.microsoft.com/office/drawing/2017/model3d" xmlns:o="urn:schemas-microsoft-com:office:office" xmlns:oel="http://schemas.microsoft.com/office/2019/extlst" xmlns:r="http://schemas.openxmlformats.org/officeDocument/2006/relationships" xmlns:m="http://schemas.openxmlformats.org/officeDocument/2006/math" xmlns:v="urn:schemas-microsoft-com:vml" xmlns:wp14="http://schemas.microsoft.com/office/word/2010/wordprocessingDrawing" xmlns:wp="http://schemas.openxmlformats.org/drawingml/2006/wordprocessingDrawing" xmlns:w10="urn:schemas-microsoft-com:office:word" xmlns:w="http://schemas.openxmlformats.org/wordprocessingml/2006/main" xmlns:w14="http://schemas.microsoft.com/office/word/2010/wordml" xmlns:w15="http://schemas.microsoft.com/office/word/2012/wordml" xmlns:w16cex="http://schemas.microsoft.com/office/word/2018/wordml/cex" xmlns:w16cid="http://schemas.microsoft.com/office/word/2016/wordml/cid" xmlns:w16="http://schemas.microsoft.com/office/word/2018/wordml" xmlns:w16sdtdh="http://schemas.microsoft.com/office/word/2020/wordml/sdtdatahash" xmlns:w16se="http://schemas.microsoft.com/office/word/2015/wordml/symex" xmlns:wpg="http://schemas.microsoft.com/office/word/2010/wordprocessingGroup" xmlns:wpi="http://schemas.microsoft.com/office/word/2010/wordprocessingInk" xmlns:wne="http://schemas.microsoft.com/office/word/2006/wordml" xmlns:wps="http://schemas.microsoft.com/office/word/2010/wordprocessingShape" mc:Ignorable="w14 w15 w16se w16cid w16 w16cex w16sdtdh wp14">
   <w:abstractNum w:abstractNumId="0" w15:restartNumberingAfterBreak="0">
     <w:nsid w:val="0397573A"/>
     <w:multiLevelType w:val="hybridMultilevel"/>
@@ -32071,68 +31833,68 @@
       </w:pPr>
     </w:lvl>
   </w:abstractNum>
-  <w:num w:numId="1">
+  <w:num w:numId="1" w16cid:durableId="1619607412">
     <w:abstractNumId w:val="18"/>
   </w:num>
-  <w:num w:numId="2">
+  <w:num w:numId="2" w16cid:durableId="795828441">
     <w:abstractNumId w:val="5"/>
   </w:num>
-  <w:num w:numId="3">
+  <w:num w:numId="3" w16cid:durableId="1928227467">
     <w:abstractNumId w:val="9"/>
   </w:num>
-  <w:num w:numId="4">
+  <w:num w:numId="4" w16cid:durableId="1021706612">
     <w:abstractNumId w:val="3"/>
   </w:num>
-  <w:num w:numId="5">
+  <w:num w:numId="5" w16cid:durableId="769468688">
     <w:abstractNumId w:val="10"/>
   </w:num>
-  <w:num w:numId="6">
+  <w:num w:numId="6" w16cid:durableId="1550650273">
     <w:abstractNumId w:val="17"/>
   </w:num>
-  <w:num w:numId="7">
+  <w:num w:numId="7" w16cid:durableId="1327896543">
     <w:abstractNumId w:val="16"/>
   </w:num>
-  <w:num w:numId="8">
+  <w:num w:numId="8" w16cid:durableId="923149110">
     <w:abstractNumId w:val="8"/>
   </w:num>
-  <w:num w:numId="9">
+  <w:num w:numId="9" w16cid:durableId="907348644">
     <w:abstractNumId w:val="14"/>
   </w:num>
-  <w:num w:numId="10">
+  <w:num w:numId="10" w16cid:durableId="1769160684">
     <w:abstractNumId w:val="4"/>
   </w:num>
-  <w:num w:numId="11">
+  <w:num w:numId="11" w16cid:durableId="962156340">
     <w:abstractNumId w:val="11"/>
   </w:num>
-  <w:num w:numId="12">
+  <w:num w:numId="12" w16cid:durableId="138690808">
     <w:abstractNumId w:val="2"/>
   </w:num>
-  <w:num w:numId="13">
+  <w:num w:numId="13" w16cid:durableId="1567255696">
     <w:abstractNumId w:val="12"/>
   </w:num>
-  <w:num w:numId="14">
+  <w:num w:numId="14" w16cid:durableId="1556700531">
     <w:abstractNumId w:val="13"/>
   </w:num>
-  <w:num w:numId="15">
+  <w:num w:numId="15" w16cid:durableId="1558852935">
     <w:abstractNumId w:val="1"/>
   </w:num>
-  <w:num w:numId="16">
+  <w:num w:numId="16" w16cid:durableId="35008879">
     <w:abstractNumId w:val="0"/>
   </w:num>
-  <w:num w:numId="17">
+  <w:num w:numId="17" w16cid:durableId="1152599811">
     <w:abstractNumId w:val="15"/>
   </w:num>
-  <w:num w:numId="18">
+  <w:num w:numId="18" w16cid:durableId="46537268">
     <w:abstractNumId w:val="7"/>
   </w:num>
-  <w:num w:numId="19">
+  <w:num w:numId="19" w16cid:durableId="627198881">
     <w:abstractNumId w:val="6"/>
   </w:num>
 </w:numbering>
 </file>
 
 <file path=word/styles.xml><?xml version="1.0" encoding="utf-8"?>
-<w:styles xmlns:mc="http://schemas.openxmlformats.org/markup-compatibility/2006" xmlns:r="http://schemas.openxmlformats.org/officeDocument/2006/relationships" xmlns:w="http://schemas.openxmlformats.org/wordprocessingml/2006/main" xmlns:w14="http://schemas.microsoft.com/office/word/2010/wordml" xmlns:w15="http://schemas.microsoft.com/office/word/2012/wordml" mc:Ignorable="w14 w15">
+<w:styles xmlns:mc="http://schemas.openxmlformats.org/markup-compatibility/2006" xmlns:r="http://schemas.openxmlformats.org/officeDocument/2006/relationships" xmlns:w="http://schemas.openxmlformats.org/wordprocessingml/2006/main" xmlns:w14="http://schemas.microsoft.com/office/word/2010/wordml" xmlns:w15="http://schemas.microsoft.com/office/word/2012/wordml" xmlns:w16cex="http://schemas.microsoft.com/office/word/2018/wordml/cex" xmlns:w16cid="http://schemas.microsoft.com/office/word/2016/wordml/cid" xmlns:w16="http://schemas.microsoft.com/office/word/2018/wordml" xmlns:w16sdtdh="http://schemas.microsoft.com/office/word/2020/wordml/sdtdatahash" xmlns:w16se="http://schemas.microsoft.com/office/word/2015/wordml/symex" mc:Ignorable="w14 w15 w16se w16cid w16 w16cex w16sdtdh">
   <w:docDefaults>
     <w:rPrDefault>
       <w:rPr>
@@ -32145,7 +31907,7 @@
     </w:rPrDefault>
     <w:pPrDefault/>
   </w:docDefaults>
-  <w:latentStyles w:defLockedState="0" w:defUIPriority="99" w:defSemiHidden="0" w:defUnhideWhenUsed="0" w:defQFormat="0" w:count="371">
+  <w:latentStyles w:defLockedState="0" w:defUIPriority="99" w:defSemiHidden="0" w:defUnhideWhenUsed="0" w:defQFormat="0" w:count="376">
     <w:lsdException w:name="Normal" w:uiPriority="0" w:qFormat="1"/>
     <w:lsdException w:name="heading 1" w:uiPriority="9" w:qFormat="1"/>
     <w:lsdException w:name="heading 2" w:semiHidden="1" w:uiPriority="9" w:unhideWhenUsed="1" w:qFormat="1"/>
@@ -32517,6 +32279,11 @@
     <w:lsdException w:name="List Table 5 Dark Accent 6" w:uiPriority="50"/>
     <w:lsdException w:name="List Table 6 Colorful Accent 6" w:uiPriority="51"/>
     <w:lsdException w:name="List Table 7 Colorful Accent 6" w:uiPriority="52"/>
+    <w:lsdException w:name="Mention" w:semiHidden="1" w:unhideWhenUsed="1"/>
+    <w:lsdException w:name="Smart Hyperlink" w:semiHidden="1" w:unhideWhenUsed="1"/>
+    <w:lsdException w:name="Hashtag" w:semiHidden="1" w:unhideWhenUsed="1"/>
+    <w:lsdException w:name="Unresolved Mention" w:semiHidden="1" w:unhideWhenUsed="1"/>
+    <w:lsdException w:name="Smart Link" w:semiHidden="1" w:unhideWhenUsed="1"/>
   </w:latentStyles>
   <w:style w:type="paragraph" w:default="1" w:styleId="a">
     <w:name w:val="Normal"/>

--- a/新泰週報20260913[2637]B4F.docx
+++ b/新泰週報20260913[2637]B4F.docx
@@ -1,6 +1,6 @@
 
 <file path=word/document.xml><?xml version="1.0" encoding="utf-8"?>
-<w:document xmlns:wpc="http://schemas.microsoft.com/office/word/2010/wordprocessingCanvas" xmlns:cx="http://schemas.microsoft.com/office/drawing/2014/chartex" xmlns:cx1="http://schemas.microsoft.com/office/drawing/2015/9/8/chartex" xmlns:cx2="http://schemas.microsoft.com/office/drawing/2015/10/21/chartex" xmlns:cx3="http://schemas.microsoft.com/office/drawing/2016/5/9/chartex" xmlns:cx4="http://schemas.microsoft.com/office/drawing/2016/5/10/chartex" xmlns:cx5="http://schemas.microsoft.com/office/drawing/2016/5/11/chartex" xmlns:cx6="http://schemas.microsoft.com/office/drawing/2016/5/12/chartex" xmlns:cx7="http://schemas.microsoft.com/office/drawing/2016/5/13/chartex" xmlns:cx8="http://schemas.microsoft.com/office/drawing/2016/5/14/chartex" xmlns:mc="http://schemas.openxmlformats.org/markup-compatibility/2006" xmlns:aink="http://schemas.microsoft.com/office/drawing/2016/ink" xmlns:am3d="http://schemas.microsoft.com/office/drawing/2017/model3d" xmlns:o="urn:schemas-microsoft-com:office:office" xmlns:oel="http://schemas.microsoft.com/office/2019/extlst" xmlns:r="http://schemas.openxmlformats.org/officeDocument/2006/relationships" xmlns:m="http://schemas.openxmlformats.org/officeDocument/2006/math" xmlns:v="urn:schemas-microsoft-com:vml" xmlns:wp14="http://schemas.microsoft.com/office/word/2010/wordprocessingDrawing" xmlns:wp="http://schemas.openxmlformats.org/drawingml/2006/wordprocessingDrawing" xmlns:w10="urn:schemas-microsoft-com:office:word" xmlns:w="http://schemas.openxmlformats.org/wordprocessingml/2006/main" xmlns:w14="http://schemas.microsoft.com/office/word/2010/wordml" xmlns:w15="http://schemas.microsoft.com/office/word/2012/wordml" xmlns:w16cex="http://schemas.microsoft.com/office/word/2018/wordml/cex" xmlns:w16cid="http://schemas.microsoft.com/office/word/2016/wordml/cid" xmlns:w16="http://schemas.microsoft.com/office/word/2018/wordml" xmlns:w16sdtdh="http://schemas.microsoft.com/office/word/2020/wordml/sdtdatahash" xmlns:w16se="http://schemas.microsoft.com/office/word/2015/wordml/symex" xmlns:wpg="http://schemas.microsoft.com/office/word/2010/wordprocessingGroup" xmlns:wpi="http://schemas.microsoft.com/office/word/2010/wordprocessingInk" xmlns:wne="http://schemas.microsoft.com/office/word/2006/wordml" xmlns:wps="http://schemas.microsoft.com/office/word/2010/wordprocessingShape" mc:Ignorable="w14 w15 w16se w16cid w16 w16cex w16sdtdh wp14">
+<w:document xmlns:wpc="http://schemas.microsoft.com/office/word/2010/wordprocessingCanvas" xmlns:mc="http://schemas.openxmlformats.org/markup-compatibility/2006" xmlns:o="urn:schemas-microsoft-com:office:office" xmlns:r="http://schemas.openxmlformats.org/officeDocument/2006/relationships" xmlns:m="http://schemas.openxmlformats.org/officeDocument/2006/math" xmlns:v="urn:schemas-microsoft-com:vml" xmlns:wp14="http://schemas.microsoft.com/office/word/2010/wordprocessingDrawing" xmlns:wp="http://schemas.openxmlformats.org/drawingml/2006/wordprocessingDrawing" xmlns:w10="urn:schemas-microsoft-com:office:word" xmlns:w="http://schemas.openxmlformats.org/wordprocessingml/2006/main" xmlns:w14="http://schemas.microsoft.com/office/word/2010/wordml" xmlns:w15="http://schemas.microsoft.com/office/word/2012/wordml" xmlns:wpg="http://schemas.microsoft.com/office/word/2010/wordprocessingGroup" xmlns:wpi="http://schemas.microsoft.com/office/word/2010/wordprocessingInk" xmlns:wne="http://schemas.microsoft.com/office/word/2006/wordml" xmlns:wps="http://schemas.microsoft.com/office/word/2010/wordprocessingShape" mc:Ignorable="w14 w15 wp14">
   <w:body>
     <w:p>
       <w:pPr>
@@ -658,7 +658,7 @@
                 <w:sz w:val="26"/>
                 <w:szCs w:val="26"/>
               </w:rPr>
-              <w:t>艋舺教會</w:t>
+              <w:t>玉山神學院</w:t>
             </w:r>
             <w:r>
               <w:rPr>
@@ -671,12 +671,21 @@
             </w:r>
             <w:r>
               <w:rPr>
+                <w:rFonts w:ascii="Barlow Condensed Medium" w:eastAsia="標楷體" w:hAnsi="Barlow Condensed Medium" w:cs="Segoe UI Symbol" w:hint="eastAsia"/>
+                <w:w w:val="90"/>
+                <w:sz w:val="26"/>
+                <w:szCs w:val="26"/>
+              </w:rPr>
+              <w:t>9</w:t>
+            </w:r>
+            <w:r>
+              <w:rPr>
                 <w:rFonts w:ascii="Barlow Condensed Medium" w:eastAsia="標楷體" w:hAnsi="Barlow Condensed Medium" w:cs="Segoe UI Symbol"/>
                 <w:w w:val="90"/>
                 <w:sz w:val="26"/>
                 <w:szCs w:val="26"/>
               </w:rPr>
-              <w:t>9/</w:t>
+              <w:t>/</w:t>
             </w:r>
             <w:r>
               <w:rPr>
@@ -685,7 +694,7 @@
                 <w:sz w:val="26"/>
                 <w:szCs w:val="26"/>
               </w:rPr>
-              <w:t>6</w:t>
+              <w:t>17(</w:t>
             </w:r>
             <w:r>
               <w:rPr>
@@ -694,7 +703,16 @@
                 <w:sz w:val="26"/>
                 <w:szCs w:val="26"/>
               </w:rPr>
-              <w:t>主日</w:t>
+              <w:t>四</w:t>
+            </w:r>
+            <w:r>
+              <w:rPr>
+                <w:rFonts w:ascii="Barlow Condensed Medium" w:eastAsia="標楷體" w:hAnsi="Barlow Condensed Medium" w:cs="Segoe UI Symbol" w:hint="eastAsia"/>
+                <w:w w:val="90"/>
+                <w:sz w:val="26"/>
+                <w:szCs w:val="26"/>
+              </w:rPr>
+              <w:t>)</w:t>
             </w:r>
             <w:r>
               <w:rPr>
@@ -730,7 +748,7 @@
                 <w:sz w:val="26"/>
                 <w:szCs w:val="26"/>
               </w:rPr>
-              <w:t>3</w:t>
+              <w:t>0</w:t>
             </w:r>
             <w:r>
               <w:rPr>
@@ -748,11 +766,38 @@
                 <w:sz w:val="26"/>
                 <w:szCs w:val="26"/>
               </w:rPr>
-              <w:t>舉行楊承恩牧師就任該會第十任主任牧師授職感恩禮拜</w:t>
-            </w:r>
-            <w:r>
-              <w:rPr>
-                <w:rFonts w:ascii="Barlow Condensed Medium" w:eastAsia="標楷體" w:hAnsi="Barlow Condensed Medium" w:cs="Segoe UI Symbol"/>
+              <w:t>舉行</w:t>
+            </w:r>
+            <w:r>
+              <w:rPr>
+                <w:rFonts w:ascii="Barlow Condensed Medium" w:eastAsia="標楷體" w:hAnsi="Barlow Condensed Medium" w:cs="Segoe UI Symbol" w:hint="eastAsia"/>
+                <w:w w:val="90"/>
+                <w:sz w:val="26"/>
+                <w:szCs w:val="26"/>
+              </w:rPr>
+              <w:t>2026</w:t>
+            </w:r>
+            <w:r>
+              <w:rPr>
+                <w:rFonts w:ascii="Barlow Condensed Medium" w:eastAsia="標楷體" w:hAnsi="Barlow Condensed Medium" w:cs="Segoe UI Symbol" w:hint="eastAsia"/>
+                <w:w w:val="90"/>
+                <w:sz w:val="26"/>
+                <w:szCs w:val="26"/>
+              </w:rPr>
+              <w:t>學年開學暨林約道牧師就任院長感恩禮拜。報名至</w:t>
+            </w:r>
+            <w:r>
+              <w:rPr>
+                <w:rFonts w:ascii="Barlow Condensed Medium" w:eastAsia="標楷體" w:hAnsi="Barlow Condensed Medium" w:cs="Segoe UI Symbol" w:hint="eastAsia"/>
+                <w:w w:val="90"/>
+                <w:sz w:val="26"/>
+                <w:szCs w:val="26"/>
+              </w:rPr>
+              <w:t>9/28</w:t>
+            </w:r>
+            <w:r>
+              <w:rPr>
+                <w:rFonts w:ascii="Barlow Condensed Medium" w:eastAsia="標楷體" w:hAnsi="Barlow Condensed Medium" w:cs="Segoe UI Symbol" w:hint="eastAsia"/>
                 <w:w w:val="90"/>
                 <w:sz w:val="26"/>
                 <w:szCs w:val="26"/>
@@ -832,12 +877,39 @@
             </w:pPr>
             <w:r>
               <w:rPr>
+                <w:rFonts w:ascii="Barlow Condensed Medium" w:eastAsia="標楷體" w:hAnsi="Barlow Condensed Medium" w:cs="Segoe UI Symbol" w:hint="eastAsia"/>
+                <w:w w:val="90"/>
+                <w:sz w:val="26"/>
+                <w:szCs w:val="26"/>
+              </w:rPr>
+              <w:t>「</w:t>
+            </w:r>
+            <w:r>
+              <w:rPr>
+                <w:rFonts w:ascii="Barlow Condensed Medium" w:eastAsia="標楷體" w:hAnsi="Barlow Condensed Medium" w:cs="Segoe UI Symbol" w:hint="eastAsia"/>
+                <w:w w:val="90"/>
+                <w:sz w:val="26"/>
+                <w:szCs w:val="26"/>
+              </w:rPr>
+              <w:t>2</w:t>
+            </w:r>
+            <w:r>
+              <w:rPr>
                 <w:rFonts w:ascii="Barlow Condensed Medium" w:eastAsia="標楷體" w:hAnsi="Barlow Condensed Medium" w:cs="Segoe UI Symbol"/>
                 <w:w w:val="90"/>
                 <w:sz w:val="26"/>
                 <w:szCs w:val="26"/>
               </w:rPr>
-              <w:t>北中</w:t>
+              <w:t>026</w:t>
+            </w:r>
+            <w:r>
+              <w:rPr>
+                <w:rFonts w:ascii="Barlow Condensed Medium" w:eastAsia="標楷體" w:hAnsi="Barlow Condensed Medium" w:cs="Segoe UI Symbol" w:hint="eastAsia"/>
+                <w:w w:val="90"/>
+                <w:sz w:val="26"/>
+                <w:szCs w:val="26"/>
+              </w:rPr>
+              <w:t>年北中青年日聯合禱告會」</w:t>
             </w:r>
             <w:r>
               <w:rPr>
@@ -846,7 +918,25 @@
                 <w:sz w:val="26"/>
                 <w:szCs w:val="26"/>
               </w:rPr>
-              <w:t>教社部主辦「教會高齡事工照護人才培力訓練」將於</w:t>
+              <w:t>將</w:t>
+            </w:r>
+            <w:r>
+              <w:rPr>
+                <w:rFonts w:ascii="Barlow Condensed Medium" w:eastAsia="標楷體" w:hAnsi="Barlow Condensed Medium" w:cs="Segoe UI Symbol" w:hint="eastAsia"/>
+                <w:w w:val="90"/>
+                <w:sz w:val="26"/>
+                <w:szCs w:val="26"/>
+              </w:rPr>
+              <w:t>延期至</w:t>
+            </w:r>
+            <w:r>
+              <w:rPr>
+                <w:rFonts w:ascii="Barlow Condensed Medium" w:eastAsia="標楷體" w:hAnsi="Barlow Condensed Medium" w:cs="Segoe UI Symbol" w:hint="eastAsia"/>
+                <w:w w:val="90"/>
+                <w:sz w:val="26"/>
+                <w:szCs w:val="26"/>
+              </w:rPr>
+              <w:t>10</w:t>
             </w:r>
             <w:r>
               <w:rPr>
@@ -855,7 +945,34 @@
                 <w:sz w:val="26"/>
                 <w:szCs w:val="26"/>
               </w:rPr>
-              <w:t>9/11(</w:t>
+              <w:t>/</w:t>
+            </w:r>
+            <w:r>
+              <w:rPr>
+                <w:rFonts w:ascii="Barlow Condensed Medium" w:eastAsia="標楷體" w:hAnsi="Barlow Condensed Medium" w:cs="Segoe UI Symbol" w:hint="eastAsia"/>
+                <w:w w:val="90"/>
+                <w:sz w:val="26"/>
+                <w:szCs w:val="26"/>
+              </w:rPr>
+              <w:t>31(</w:t>
+            </w:r>
+            <w:r>
+              <w:rPr>
+                <w:rFonts w:ascii="Barlow Condensed Medium" w:eastAsia="標楷體" w:hAnsi="Barlow Condensed Medium" w:cs="Segoe UI Symbol" w:hint="eastAsia"/>
+                <w:w w:val="90"/>
+                <w:sz w:val="26"/>
+                <w:szCs w:val="26"/>
+              </w:rPr>
+              <w:t>六</w:t>
+            </w:r>
+            <w:r>
+              <w:rPr>
+                <w:rFonts w:ascii="Barlow Condensed Medium" w:eastAsia="標楷體" w:hAnsi="Barlow Condensed Medium" w:cs="Segoe UI Symbol" w:hint="eastAsia"/>
+                <w:w w:val="90"/>
+                <w:sz w:val="26"/>
+                <w:szCs w:val="26"/>
+              </w:rPr>
+              <w:t>)</w:t>
             </w:r>
             <w:r>
               <w:rPr>
@@ -864,7 +981,16 @@
                 <w:sz w:val="26"/>
                 <w:szCs w:val="26"/>
               </w:rPr>
-              <w:t>五</w:t>
+              <w:t>下午</w:t>
+            </w:r>
+            <w:r>
+              <w:rPr>
+                <w:rFonts w:ascii="Barlow Condensed Medium" w:eastAsia="標楷體" w:hAnsi="Barlow Condensed Medium" w:cs="Segoe UI Symbol" w:hint="eastAsia"/>
+                <w:w w:val="90"/>
+                <w:sz w:val="26"/>
+                <w:szCs w:val="26"/>
+              </w:rPr>
+              <w:t>15</w:t>
             </w:r>
             <w:r>
               <w:rPr>
@@ -873,7 +999,7 @@
                 <w:sz w:val="26"/>
                 <w:szCs w:val="26"/>
               </w:rPr>
-              <w:t>)</w:t>
+              <w:t>:</w:t>
             </w:r>
             <w:r>
               <w:rPr>
@@ -882,7 +1008,25 @@
                 <w:sz w:val="26"/>
                 <w:szCs w:val="26"/>
               </w:rPr>
-              <w:t>下午</w:t>
+              <w:t>0</w:t>
+            </w:r>
+            <w:r>
+              <w:rPr>
+                <w:rFonts w:ascii="Barlow Condensed Medium" w:eastAsia="標楷體" w:hAnsi="Barlow Condensed Medium" w:cs="Segoe UI Symbol" w:hint="eastAsia"/>
+                <w:w w:val="90"/>
+                <w:sz w:val="26"/>
+                <w:szCs w:val="26"/>
+              </w:rPr>
+              <w:t>0-16:30</w:t>
+            </w:r>
+            <w:r>
+              <w:rPr>
+                <w:rFonts w:ascii="Barlow Condensed Medium" w:eastAsia="標楷體" w:hAnsi="Barlow Condensed Medium" w:cs="Segoe UI Symbol" w:hint="eastAsia"/>
+                <w:w w:val="90"/>
+                <w:sz w:val="26"/>
+                <w:szCs w:val="26"/>
+              </w:rPr>
+              <w:t>假大稻埕教會舉行</w:t>
             </w:r>
             <w:r>
               <w:rPr>
@@ -891,52 +1035,7 @@
                 <w:sz w:val="26"/>
                 <w:szCs w:val="26"/>
               </w:rPr>
-              <w:t>1:00-9/12(</w:t>
-            </w:r>
-            <w:r>
-              <w:rPr>
-                <w:rFonts w:ascii="Barlow Condensed Medium" w:eastAsia="標楷體" w:hAnsi="Barlow Condensed Medium" w:cs="Segoe UI Symbol"/>
-                <w:w w:val="90"/>
-                <w:sz w:val="26"/>
-                <w:szCs w:val="26"/>
-              </w:rPr>
-              <w:t>六</w:t>
-            </w:r>
-            <w:r>
-              <w:rPr>
-                <w:rFonts w:ascii="Barlow Condensed Medium" w:eastAsia="標楷體" w:hAnsi="Barlow Condensed Medium" w:cs="Segoe UI Symbol"/>
-                <w:w w:val="90"/>
-                <w:sz w:val="26"/>
-                <w:szCs w:val="26"/>
-              </w:rPr>
-              <w:t>)</w:t>
-            </w:r>
-            <w:r>
-              <w:rPr>
-                <w:rFonts w:ascii="Barlow Condensed Medium" w:eastAsia="標楷體" w:hAnsi="Barlow Condensed Medium" w:cs="Segoe UI Symbol"/>
-                <w:w w:val="90"/>
-                <w:sz w:val="26"/>
-                <w:szCs w:val="26"/>
-              </w:rPr>
-              <w:t>下午</w:t>
-            </w:r>
-            <w:r>
-              <w:rPr>
-                <w:rFonts w:ascii="Barlow Condensed Medium" w:eastAsia="標楷體" w:hAnsi="Barlow Condensed Medium" w:cs="Segoe UI Symbol"/>
-                <w:w w:val="90"/>
-                <w:sz w:val="26"/>
-                <w:szCs w:val="26"/>
-              </w:rPr>
-              <w:t>4:00</w:t>
-            </w:r>
-            <w:r>
-              <w:rPr>
-                <w:rFonts w:ascii="Barlow Condensed Medium" w:eastAsia="標楷體" w:hAnsi="Barlow Condensed Medium" w:cs="Segoe UI Symbol"/>
-                <w:w w:val="90"/>
-                <w:sz w:val="26"/>
-                <w:szCs w:val="26"/>
-              </w:rPr>
-              <w:t>在新北投水都飯店舉行。詳見公佈欄。</w:t>
+              <w:t>。</w:t>
             </w:r>
           </w:p>
         </w:tc>
@@ -1016,7 +1115,7 @@
                 <w:sz w:val="26"/>
                 <w:szCs w:val="26"/>
               </w:rPr>
-              <w:t>玉山神學院</w:t>
+              <w:t>明志教會</w:t>
             </w:r>
             <w:r>
               <w:rPr>
@@ -1034,7 +1133,7 @@
                 <w:sz w:val="26"/>
                 <w:szCs w:val="26"/>
               </w:rPr>
-              <w:t>9</w:t>
+              <w:t>10</w:t>
             </w:r>
             <w:r>
               <w:rPr>
@@ -1052,7 +1151,7 @@
                 <w:sz w:val="26"/>
                 <w:szCs w:val="26"/>
               </w:rPr>
-              <w:t>17(</w:t>
+              <w:t>11</w:t>
             </w:r>
             <w:r>
               <w:rPr>
@@ -1061,7 +1160,16 @@
                 <w:sz w:val="26"/>
                 <w:szCs w:val="26"/>
               </w:rPr>
-              <w:t>四</w:t>
+              <w:t>主日</w:t>
+            </w:r>
+            <w:r>
+              <w:rPr>
+                <w:rFonts w:ascii="Barlow Condensed Medium" w:eastAsia="標楷體" w:hAnsi="Barlow Condensed Medium" w:cs="Segoe UI Symbol"/>
+                <w:w w:val="90"/>
+                <w:sz w:val="26"/>
+                <w:szCs w:val="26"/>
+              </w:rPr>
+              <w:t>下午</w:t>
             </w:r>
             <w:r>
               <w:rPr>
@@ -1070,7 +1178,7 @@
                 <w:sz w:val="26"/>
                 <w:szCs w:val="26"/>
               </w:rPr>
-              <w:t>)</w:t>
+              <w:t>3</w:t>
             </w:r>
             <w:r>
               <w:rPr>
@@ -1079,7 +1187,7 @@
                 <w:sz w:val="26"/>
                 <w:szCs w:val="26"/>
               </w:rPr>
-              <w:t>下午</w:t>
+              <w:t>:</w:t>
             </w:r>
             <w:r>
               <w:rPr>
@@ -1097,7 +1205,7 @@
                 <w:sz w:val="26"/>
                 <w:szCs w:val="26"/>
               </w:rPr>
-              <w:t>:</w:t>
+              <w:t>0</w:t>
             </w:r>
             <w:r>
               <w:rPr>
@@ -1106,56 +1214,11 @@
                 <w:sz w:val="26"/>
                 <w:szCs w:val="26"/>
               </w:rPr>
-              <w:t>0</w:t>
+              <w:t>舉行林青岳傳道師封立牧師暨就任該會第五任牧師授職感恩禮拜</w:t>
             </w:r>
             <w:r>
               <w:rPr>
                 <w:rFonts w:ascii="Barlow Condensed Medium" w:eastAsia="標楷體" w:hAnsi="Barlow Condensed Medium" w:cs="Segoe UI Symbol"/>
-                <w:w w:val="90"/>
-                <w:sz w:val="26"/>
-                <w:szCs w:val="26"/>
-              </w:rPr>
-              <w:t>0</w:t>
-            </w:r>
-            <w:r>
-              <w:rPr>
-                <w:rFonts w:ascii="Barlow Condensed Medium" w:eastAsia="標楷體" w:hAnsi="Barlow Condensed Medium" w:cs="Segoe UI Symbol" w:hint="eastAsia"/>
-                <w:w w:val="90"/>
-                <w:sz w:val="26"/>
-                <w:szCs w:val="26"/>
-              </w:rPr>
-              <w:t>舉行</w:t>
-            </w:r>
-            <w:r>
-              <w:rPr>
-                <w:rFonts w:ascii="Barlow Condensed Medium" w:eastAsia="標楷體" w:hAnsi="Barlow Condensed Medium" w:cs="Segoe UI Symbol" w:hint="eastAsia"/>
-                <w:w w:val="90"/>
-                <w:sz w:val="26"/>
-                <w:szCs w:val="26"/>
-              </w:rPr>
-              <w:t>2026</w:t>
-            </w:r>
-            <w:r>
-              <w:rPr>
-                <w:rFonts w:ascii="Barlow Condensed Medium" w:eastAsia="標楷體" w:hAnsi="Barlow Condensed Medium" w:cs="Segoe UI Symbol" w:hint="eastAsia"/>
-                <w:w w:val="90"/>
-                <w:sz w:val="26"/>
-                <w:szCs w:val="26"/>
-              </w:rPr>
-              <w:t>學年開學暨林約道牧師就任院長感恩禮拜。報名至</w:t>
-            </w:r>
-            <w:r>
-              <w:rPr>
-                <w:rFonts w:ascii="Barlow Condensed Medium" w:eastAsia="標楷體" w:hAnsi="Barlow Condensed Medium" w:cs="Segoe UI Symbol" w:hint="eastAsia"/>
-                <w:w w:val="90"/>
-                <w:sz w:val="26"/>
-                <w:szCs w:val="26"/>
-              </w:rPr>
-              <w:t>9/28</w:t>
-            </w:r>
-            <w:r>
-              <w:rPr>
-                <w:rFonts w:ascii="Barlow Condensed Medium" w:eastAsia="標楷體" w:hAnsi="Barlow Condensed Medium" w:cs="Segoe UI Symbol" w:hint="eastAsia"/>
                 <w:w w:val="90"/>
                 <w:sz w:val="26"/>
                 <w:szCs w:val="26"/>
@@ -1235,70 +1298,6 @@
             </w:pPr>
             <w:r>
               <w:rPr>
-                <w:rFonts w:ascii="Barlow Condensed Medium" w:eastAsia="標楷體" w:hAnsi="Barlow Condensed Medium" w:cs="Segoe UI Symbol"/>
-                <w:noProof/>
-                <w:w w:val="90"/>
-                <w:sz w:val="26"/>
-                <w:szCs w:val="26"/>
-              </w:rPr>
-              <w:drawing>
-                <wp:anchor distT="0" distB="0" distL="114300" distR="114300" simplePos="0" relativeHeight="251667968" behindDoc="0" locked="0" layoutInCell="1" allowOverlap="1" wp14:anchorId="34F60BE4" wp14:editId="0BAA3ACD">
-                  <wp:simplePos x="0" y="0"/>
-                  <wp:positionH relativeFrom="column">
-                    <wp:posOffset>2755265</wp:posOffset>
-                  </wp:positionH>
-                  <wp:positionV relativeFrom="paragraph">
-                    <wp:posOffset>635</wp:posOffset>
-                  </wp:positionV>
-                  <wp:extent cx="785495" cy="781050"/>
-                  <wp:effectExtent l="0" t="0" r="0" b="0"/>
-                  <wp:wrapSquare wrapText="bothSides"/>
-                  <wp:docPr id="20" name="圖片 20"/>
-                  <wp:cNvGraphicFramePr>
-                    <a:graphicFrameLocks xmlns:a="http://schemas.openxmlformats.org/drawingml/2006/main" noChangeAspect="1"/>
-                  </wp:cNvGraphicFramePr>
-                  <a:graphic xmlns:a="http://schemas.openxmlformats.org/drawingml/2006/main">
-                    <a:graphicData uri="http://schemas.openxmlformats.org/drawingml/2006/picture">
-                      <pic:pic xmlns:pic="http://schemas.openxmlformats.org/drawingml/2006/picture">
-                        <pic:nvPicPr>
-                          <pic:cNvPr id="20" name="北中青年日10-31.jpg"/>
-                          <pic:cNvPicPr/>
-                        </pic:nvPicPr>
-                        <pic:blipFill>
-                          <a:blip r:embed="rId8" cstate="print">
-                            <a:extLst>
-                              <a:ext uri="{28A0092B-C50C-407E-A947-70E740481C1C}">
-                                <a14:useLocalDpi xmlns:a14="http://schemas.microsoft.com/office/drawing/2010/main" val="0"/>
-                              </a:ext>
-                            </a:extLst>
-                          </a:blip>
-                          <a:stretch>
-                            <a:fillRect/>
-                          </a:stretch>
-                        </pic:blipFill>
-                        <pic:spPr>
-                          <a:xfrm>
-                            <a:off x="0" y="0"/>
-                            <a:ext cx="785495" cy="781050"/>
-                          </a:xfrm>
-                          <a:prstGeom prst="rect">
-                            <a:avLst/>
-                          </a:prstGeom>
-                        </pic:spPr>
-                      </pic:pic>
-                    </a:graphicData>
-                  </a:graphic>
-                  <wp14:sizeRelH relativeFrom="page">
-                    <wp14:pctWidth>0</wp14:pctWidth>
-                  </wp14:sizeRelH>
-                  <wp14:sizeRelV relativeFrom="page">
-                    <wp14:pctHeight>0</wp14:pctHeight>
-                  </wp14:sizeRelV>
-                </wp:anchor>
-              </w:drawing>
-            </w:r>
-            <w:r>
-              <w:rPr>
                 <w:rFonts w:ascii="Segoe UI Symbol" w:eastAsia="標楷體" w:hAnsi="Segoe UI Symbol" w:cs="Segoe UI Symbol"/>
                 <w:w w:val="90"/>
                 <w:sz w:val="26"/>
@@ -1313,7 +1312,16 @@
                 <w:sz w:val="26"/>
                 <w:szCs w:val="26"/>
               </w:rPr>
-              <w:t>「</w:t>
+              <w:t>台北中會校園事工部</w:t>
+            </w:r>
+            <w:r>
+              <w:rPr>
+                <w:rFonts w:ascii="Barlow Condensed Medium" w:eastAsia="標楷體" w:hAnsi="Barlow Condensed Medium" w:cs="Segoe UI Symbol"/>
+                <w:w w:val="90"/>
+                <w:sz w:val="26"/>
+                <w:szCs w:val="26"/>
+              </w:rPr>
+              <w:t>將於</w:t>
             </w:r>
             <w:r>
               <w:rPr>
@@ -1322,7 +1330,7 @@
                 <w:sz w:val="26"/>
                 <w:szCs w:val="26"/>
               </w:rPr>
-              <w:t>2</w:t>
+              <w:t>10</w:t>
             </w:r>
             <w:r>
               <w:rPr>
@@ -1331,7 +1339,7 @@
                 <w:sz w:val="26"/>
                 <w:szCs w:val="26"/>
               </w:rPr>
-              <w:t>026</w:t>
+              <w:t>/</w:t>
             </w:r>
             <w:r>
               <w:rPr>
@@ -1340,7 +1348,34 @@
                 <w:sz w:val="26"/>
                 <w:szCs w:val="26"/>
               </w:rPr>
-              <w:t>年北中青年日聯合禱告會」</w:t>
+              <w:t>3(</w:t>
+            </w:r>
+            <w:r>
+              <w:rPr>
+                <w:rFonts w:ascii="Barlow Condensed Medium" w:eastAsia="標楷體" w:hAnsi="Barlow Condensed Medium" w:cs="Segoe UI Symbol" w:hint="eastAsia"/>
+                <w:w w:val="90"/>
+                <w:sz w:val="26"/>
+                <w:szCs w:val="26"/>
+              </w:rPr>
+              <w:t>六</w:t>
+            </w:r>
+            <w:r>
+              <w:rPr>
+                <w:rFonts w:ascii="Barlow Condensed Medium" w:eastAsia="標楷體" w:hAnsi="Barlow Condensed Medium" w:cs="Segoe UI Symbol" w:hint="eastAsia"/>
+                <w:w w:val="90"/>
+                <w:sz w:val="26"/>
+                <w:szCs w:val="26"/>
+              </w:rPr>
+              <w:t>)</w:t>
+            </w:r>
+            <w:r>
+              <w:rPr>
+                <w:rFonts w:ascii="Barlow Condensed Medium" w:eastAsia="標楷體" w:hAnsi="Barlow Condensed Medium" w:cs="Segoe UI Symbol" w:hint="eastAsia"/>
+                <w:w w:val="90"/>
+                <w:sz w:val="26"/>
+                <w:szCs w:val="26"/>
+              </w:rPr>
+              <w:t>上</w:t>
             </w:r>
             <w:r>
               <w:rPr>
@@ -1349,7 +1384,7 @@
                 <w:sz w:val="26"/>
                 <w:szCs w:val="26"/>
               </w:rPr>
-              <w:t>將</w:t>
+              <w:t>午</w:t>
             </w:r>
             <w:r>
               <w:rPr>
@@ -1358,7 +1393,16 @@
                 <w:sz w:val="26"/>
                 <w:szCs w:val="26"/>
               </w:rPr>
-              <w:t>延期至</w:t>
+              <w:t>10</w:t>
+            </w:r>
+            <w:r>
+              <w:rPr>
+                <w:rFonts w:ascii="Barlow Condensed Medium" w:eastAsia="標楷體" w:hAnsi="Barlow Condensed Medium" w:cs="Segoe UI Symbol"/>
+                <w:w w:val="90"/>
+                <w:sz w:val="26"/>
+                <w:szCs w:val="26"/>
+              </w:rPr>
+              <w:t>:</w:t>
             </w:r>
             <w:r>
               <w:rPr>
@@ -1367,7 +1411,7 @@
                 <w:sz w:val="26"/>
                 <w:szCs w:val="26"/>
               </w:rPr>
-              <w:t>10</w:t>
+              <w:t>0</w:t>
             </w:r>
             <w:r>
               <w:rPr>
@@ -1376,7 +1420,7 @@
                 <w:sz w:val="26"/>
                 <w:szCs w:val="26"/>
               </w:rPr>
-              <w:t>/</w:t>
+              <w:t>0</w:t>
             </w:r>
             <w:r>
               <w:rPr>
@@ -1385,79 +1429,7 @@
                 <w:sz w:val="26"/>
                 <w:szCs w:val="26"/>
               </w:rPr>
-              <w:t>31(</w:t>
-            </w:r>
-            <w:r>
-              <w:rPr>
-                <w:rFonts w:ascii="Barlow Condensed Medium" w:eastAsia="標楷體" w:hAnsi="Barlow Condensed Medium" w:cs="Segoe UI Symbol" w:hint="eastAsia"/>
-                <w:w w:val="90"/>
-                <w:sz w:val="26"/>
-                <w:szCs w:val="26"/>
-              </w:rPr>
-              <w:t>六</w:t>
-            </w:r>
-            <w:r>
-              <w:rPr>
-                <w:rFonts w:ascii="Barlow Condensed Medium" w:eastAsia="標楷體" w:hAnsi="Barlow Condensed Medium" w:cs="Segoe UI Symbol" w:hint="eastAsia"/>
-                <w:w w:val="90"/>
-                <w:sz w:val="26"/>
-                <w:szCs w:val="26"/>
-              </w:rPr>
-              <w:t>)</w:t>
-            </w:r>
-            <w:r>
-              <w:rPr>
-                <w:rFonts w:ascii="Barlow Condensed Medium" w:eastAsia="標楷體" w:hAnsi="Barlow Condensed Medium" w:cs="Segoe UI Symbol"/>
-                <w:w w:val="90"/>
-                <w:sz w:val="26"/>
-                <w:szCs w:val="26"/>
-              </w:rPr>
-              <w:t>下午</w:t>
-            </w:r>
-            <w:r>
-              <w:rPr>
-                <w:rFonts w:ascii="Barlow Condensed Medium" w:eastAsia="標楷體" w:hAnsi="Barlow Condensed Medium" w:cs="Segoe UI Symbol" w:hint="eastAsia"/>
-                <w:w w:val="90"/>
-                <w:sz w:val="26"/>
-                <w:szCs w:val="26"/>
-              </w:rPr>
-              <w:t>15</w:t>
-            </w:r>
-            <w:r>
-              <w:rPr>
-                <w:rFonts w:ascii="Barlow Condensed Medium" w:eastAsia="標楷體" w:hAnsi="Barlow Condensed Medium" w:cs="Segoe UI Symbol"/>
-                <w:w w:val="90"/>
-                <w:sz w:val="26"/>
-                <w:szCs w:val="26"/>
-              </w:rPr>
-              <w:t>:</w:t>
-            </w:r>
-            <w:r>
-              <w:rPr>
-                <w:rFonts w:ascii="Barlow Condensed Medium" w:eastAsia="標楷體" w:hAnsi="Barlow Condensed Medium" w:cs="Segoe UI Symbol"/>
-                <w:w w:val="90"/>
-                <w:sz w:val="26"/>
-                <w:szCs w:val="26"/>
-              </w:rPr>
-              <w:t>0</w:t>
-            </w:r>
-            <w:r>
-              <w:rPr>
-                <w:rFonts w:ascii="Barlow Condensed Medium" w:eastAsia="標楷體" w:hAnsi="Barlow Condensed Medium" w:cs="Segoe UI Symbol" w:hint="eastAsia"/>
-                <w:w w:val="90"/>
-                <w:sz w:val="26"/>
-                <w:szCs w:val="26"/>
-              </w:rPr>
-              <w:t>0-16:30</w:t>
-            </w:r>
-            <w:r>
-              <w:rPr>
-                <w:rFonts w:ascii="Barlow Condensed Medium" w:eastAsia="標楷體" w:hAnsi="Barlow Condensed Medium" w:cs="Segoe UI Symbol" w:hint="eastAsia"/>
-                <w:w w:val="90"/>
-                <w:sz w:val="26"/>
-                <w:szCs w:val="26"/>
-              </w:rPr>
-              <w:t>假大稻埕教會舉行</w:t>
+              <w:t>假大稻埕教會舉行吳祈得傳道師封立牧師暨就任台北中會校園事工中心牧師授職感恩禮拜</w:t>
             </w:r>
             <w:r>
               <w:rPr>
@@ -1541,12 +1513,21 @@
             </w:pPr>
             <w:r>
               <w:rPr>
+                <w:rFonts w:ascii="Segoe UI Symbol" w:eastAsia="標楷體" w:hAnsi="Segoe UI Symbol" w:cs="Segoe UI Symbol"/>
+                <w:w w:val="90"/>
+                <w:sz w:val="26"/>
+                <w:szCs w:val="26"/>
+              </w:rPr>
+              <w:t>★</w:t>
+            </w:r>
+            <w:r>
+              <w:rPr>
                 <w:rFonts w:ascii="Barlow Condensed Medium" w:eastAsia="標楷體" w:hAnsi="Barlow Condensed Medium" w:cs="Segoe UI Symbol" w:hint="eastAsia"/>
                 <w:w w:val="90"/>
                 <w:sz w:val="26"/>
                 <w:szCs w:val="26"/>
               </w:rPr>
-              <w:t>明志教會</w:t>
+              <w:t>救恩教會</w:t>
             </w:r>
             <w:r>
               <w:rPr>
@@ -1582,7 +1563,7 @@
                 <w:sz w:val="26"/>
                 <w:szCs w:val="26"/>
               </w:rPr>
-              <w:t>11</w:t>
+              <w:t>25</w:t>
             </w:r>
             <w:r>
               <w:rPr>
@@ -1645,7 +1626,7 @@
                 <w:sz w:val="26"/>
                 <w:szCs w:val="26"/>
               </w:rPr>
-              <w:t>舉行林青岳傳道師封立牧師暨就任該會第五任牧師授職感恩禮拜</w:t>
+              <w:t>假三重埔教會舉行李恩忻傳道師封立牧師暨就任救恩教會教育牧師授職感恩禮拜</w:t>
             </w:r>
             <w:r>
               <w:rPr>
@@ -1687,6 +1668,15 @@
                 <w:szCs w:val="26"/>
               </w:rPr>
             </w:pPr>
+            <w:r>
+              <w:rPr>
+                <w:rFonts w:ascii="Barlow Condensed Medium" w:eastAsia="華康細黑體" w:hAnsi="Barlow Condensed Medium" w:hint="eastAsia"/>
+                <w:w w:val="90"/>
+                <w:sz w:val="26"/>
+                <w:szCs w:val="26"/>
+              </w:rPr>
+              <w:t>6.</w:t>
+            </w:r>
           </w:p>
         </w:tc>
         <w:tc>
@@ -1718,6 +1708,105 @@
                 <w:lang w:bidi="he-IL"/>
               </w:rPr>
             </w:pPr>
+            <w:r>
+              <w:rPr>
+                <w:rFonts w:ascii="Segoe UI Symbol" w:eastAsia="標楷體" w:hAnsi="Segoe UI Symbol" w:cs="Segoe UI Symbol"/>
+                <w:w w:val="90"/>
+                <w:sz w:val="26"/>
+                <w:szCs w:val="26"/>
+              </w:rPr>
+              <w:t>★</w:t>
+            </w:r>
+            <w:r>
+              <w:rPr>
+                <w:rFonts w:ascii="Barlow Condensed Medium" w:eastAsia="標楷體" w:hAnsi="Barlow Condensed Medium" w:cs="Segoe UI Symbol" w:hint="eastAsia"/>
+                <w:w w:val="90"/>
+                <w:sz w:val="26"/>
+                <w:szCs w:val="26"/>
+              </w:rPr>
+              <w:t>北中教育部主辨「當家庭情緒警報響起」講座</w:t>
+            </w:r>
+            <w:r>
+              <w:rPr>
+                <w:rFonts w:ascii="Barlow Condensed Medium" w:eastAsia="標楷體" w:hAnsi="Barlow Condensed Medium" w:cs="Segoe UI Symbol"/>
+                <w:w w:val="90"/>
+                <w:sz w:val="26"/>
+                <w:szCs w:val="26"/>
+              </w:rPr>
+              <w:t>將於</w:t>
+            </w:r>
+            <w:r>
+              <w:rPr>
+                <w:rFonts w:ascii="Barlow Condensed Medium" w:eastAsia="標楷體" w:hAnsi="Barlow Condensed Medium" w:cs="Segoe UI Symbol" w:hint="eastAsia"/>
+                <w:w w:val="90"/>
+                <w:sz w:val="26"/>
+                <w:szCs w:val="26"/>
+              </w:rPr>
+              <w:t>9/19(</w:t>
+            </w:r>
+            <w:r>
+              <w:rPr>
+                <w:rFonts w:ascii="Barlow Condensed Medium" w:eastAsia="標楷體" w:hAnsi="Barlow Condensed Medium" w:cs="Segoe UI Symbol" w:hint="eastAsia"/>
+                <w:w w:val="90"/>
+                <w:sz w:val="26"/>
+                <w:szCs w:val="26"/>
+              </w:rPr>
+              <w:t>六</w:t>
+            </w:r>
+            <w:r>
+              <w:rPr>
+                <w:rFonts w:ascii="Barlow Condensed Medium" w:eastAsia="標楷體" w:hAnsi="Barlow Condensed Medium" w:cs="Segoe UI Symbol" w:hint="eastAsia"/>
+                <w:w w:val="90"/>
+                <w:sz w:val="26"/>
+                <w:szCs w:val="26"/>
+              </w:rPr>
+              <w:t>)</w:t>
+            </w:r>
+            <w:r>
+              <w:rPr>
+                <w:rFonts w:ascii="Barlow Condensed Medium" w:eastAsia="標楷體" w:hAnsi="Barlow Condensed Medium" w:cs="Segoe UI Symbol" w:hint="eastAsia"/>
+                <w:w w:val="90"/>
+                <w:sz w:val="26"/>
+                <w:szCs w:val="26"/>
+              </w:rPr>
+              <w:t>上午</w:t>
+            </w:r>
+            <w:r>
+              <w:rPr>
+                <w:rFonts w:ascii="Barlow Condensed Medium" w:eastAsia="標楷體" w:hAnsi="Barlow Condensed Medium" w:cs="Segoe UI Symbol" w:hint="eastAsia"/>
+                <w:w w:val="90"/>
+                <w:sz w:val="26"/>
+                <w:szCs w:val="26"/>
+              </w:rPr>
+              <w:t>9:30</w:t>
+            </w:r>
+            <w:r>
+              <w:rPr>
+                <w:rFonts w:ascii="Barlow Condensed Medium" w:eastAsia="標楷體" w:hAnsi="Barlow Condensed Medium" w:cs="Segoe UI Symbol" w:hint="eastAsia"/>
+                <w:w w:val="90"/>
+                <w:sz w:val="26"/>
+                <w:szCs w:val="26"/>
+              </w:rPr>
+              <w:t>至下午</w:t>
+            </w:r>
+            <w:r>
+              <w:rPr>
+                <w:rFonts w:ascii="Barlow Condensed Medium" w:eastAsia="標楷體" w:hAnsi="Barlow Condensed Medium" w:cs="Segoe UI Symbol" w:hint="eastAsia"/>
+                <w:w w:val="90"/>
+                <w:sz w:val="26"/>
+                <w:szCs w:val="26"/>
+              </w:rPr>
+              <w:t>3:00</w:t>
+            </w:r>
+            <w:r>
+              <w:rPr>
+                <w:rFonts w:ascii="Barlow Condensed Medium" w:eastAsia="標楷體" w:hAnsi="Barlow Condensed Medium" w:cs="Segoe UI Symbol" w:hint="eastAsia"/>
+                <w:w w:val="90"/>
+                <w:sz w:val="26"/>
+                <w:szCs w:val="26"/>
+              </w:rPr>
+              <w:t>在三光教會舉行。</w:t>
+            </w:r>
           </w:p>
         </w:tc>
       </w:tr>
@@ -1857,7 +1946,7 @@
                 <w:szCs w:val="26"/>
                 <w:lang w:bidi="he-IL"/>
               </w:rPr>
-              <w:t>(9/6)</w:t>
+              <w:t>(9/</w:t>
             </w:r>
             <w:r>
               <w:rPr>
@@ -1868,7 +1957,7 @@
                 <w:szCs w:val="26"/>
                 <w:lang w:bidi="he-IL"/>
               </w:rPr>
-              <w:t>為總會所訂「普世事工紀念主日」</w:t>
+              <w:t>13</w:t>
             </w:r>
             <w:r>
               <w:rPr>
@@ -1879,57 +1968,8 @@
                 <w:szCs w:val="26"/>
                 <w:lang w:bidi="he-IL"/>
               </w:rPr>
-              <w:t>。</w:t>
-            </w:r>
-          </w:p>
-        </w:tc>
-      </w:tr>
-      <w:tr>
-        <w:tc>
-          <w:tcPr>
-            <w:tcW w:w="280" w:type="dxa"/>
-          </w:tcPr>
-          <w:p>
-            <w:pPr>
-              <w:snapToGrid w:val="0"/>
-              <w:spacing w:line="300" w:lineRule="exact"/>
-              <w:ind w:rightChars="11" w:right="26"/>
-              <w:jc w:val="right"/>
-              <w:rPr>
-                <w:rFonts w:ascii="Barlow Condensed Medium" w:eastAsia="華康細黑體" w:hAnsi="Barlow Condensed Medium"/>
-                <w:w w:val="90"/>
-                <w:sz w:val="26"/>
-                <w:szCs w:val="26"/>
-              </w:rPr>
-            </w:pPr>
-            <w:r>
-              <w:rPr>
-                <w:rFonts w:ascii="Barlow Condensed Medium" w:eastAsia="華康細黑體" w:hAnsi="Barlow Condensed Medium" w:hint="eastAsia"/>
-                <w:w w:val="90"/>
-                <w:sz w:val="26"/>
-                <w:szCs w:val="26"/>
-              </w:rPr>
-              <w:t>2.</w:t>
-            </w:r>
-          </w:p>
-        </w:tc>
-        <w:tc>
-          <w:tcPr>
-            <w:tcW w:w="5641" w:type="dxa"/>
-          </w:tcPr>
-          <w:p>
-            <w:pPr>
-              <w:kinsoku w:val="0"/>
-              <w:snapToGrid w:val="0"/>
-              <w:spacing w:line="300" w:lineRule="exact"/>
-              <w:jc w:val="both"/>
-              <w:rPr>
-                <w:rFonts w:ascii="Barlow Condensed Medium" w:eastAsia="標楷體" w:hAnsi="Barlow Condensed Medium" w:cs="Segoe UI Symbol"/>
-                <w:w w:val="90"/>
-                <w:sz w:val="26"/>
-                <w:szCs w:val="26"/>
-              </w:rPr>
-            </w:pPr>
+              <w:t>)</w:t>
+            </w:r>
             <w:r>
               <w:rPr>
                 <w:rFonts w:ascii="Barlow Condensed Medium" w:eastAsia="標楷體" w:hAnsi="Barlow Condensed Medium" w:cs="Segoe UI Symbol" w:hint="eastAsia"/>
@@ -1939,7 +1979,7 @@
                 <w:szCs w:val="26"/>
                 <w:lang w:bidi="he-IL"/>
               </w:rPr>
-              <w:t>今年下半年度的洗禮，預定在</w:t>
+              <w:t>下午</w:t>
             </w:r>
             <w:r>
               <w:rPr>
@@ -1950,7 +1990,7 @@
                 <w:szCs w:val="26"/>
                 <w:lang w:bidi="he-IL"/>
               </w:rPr>
-              <w:t>12/13</w:t>
+              <w:t>3:30</w:t>
             </w:r>
             <w:r>
               <w:rPr>
@@ -1961,65 +2001,7 @@
                 <w:szCs w:val="26"/>
                 <w:lang w:bidi="he-IL"/>
               </w:rPr>
-              <w:t>主日。成人或小兒洗禮請向王牧師報名。成人需要上慕道班。</w:t>
-            </w:r>
-          </w:p>
-        </w:tc>
-      </w:tr>
-      <w:tr>
-        <w:tc>
-          <w:tcPr>
-            <w:tcW w:w="280" w:type="dxa"/>
-          </w:tcPr>
-          <w:p>
-            <w:pPr>
-              <w:snapToGrid w:val="0"/>
-              <w:spacing w:line="300" w:lineRule="exact"/>
-              <w:ind w:rightChars="11" w:right="26"/>
-              <w:jc w:val="right"/>
-              <w:rPr>
-                <w:rFonts w:ascii="Barlow Condensed Medium" w:eastAsia="華康細黑體" w:hAnsi="Barlow Condensed Medium"/>
-                <w:w w:val="90"/>
-                <w:sz w:val="26"/>
-                <w:szCs w:val="26"/>
-              </w:rPr>
-            </w:pPr>
-            <w:r>
-              <w:rPr>
-                <w:rFonts w:ascii="Barlow Condensed Medium" w:eastAsia="華康細黑體" w:hAnsi="Barlow Condensed Medium" w:hint="eastAsia"/>
-                <w:w w:val="90"/>
-                <w:sz w:val="26"/>
-                <w:szCs w:val="26"/>
-              </w:rPr>
-              <w:t>3.</w:t>
-            </w:r>
-          </w:p>
-        </w:tc>
-        <w:tc>
-          <w:tcPr>
-            <w:tcW w:w="5641" w:type="dxa"/>
-          </w:tcPr>
-          <w:p>
-            <w:pPr>
-              <w:kinsoku w:val="0"/>
-              <w:snapToGrid w:val="0"/>
-              <w:spacing w:line="300" w:lineRule="exact"/>
-              <w:jc w:val="both"/>
-              <w:rPr>
-                <w:rFonts w:ascii="Barlow Condensed Medium" w:eastAsia="標楷體" w:hAnsi="Barlow Condensed Medium" w:cs="Segoe UI Symbol"/>
-                <w:w w:val="90"/>
-                <w:sz w:val="26"/>
-                <w:szCs w:val="26"/>
-              </w:rPr>
-            </w:pPr>
-            <w:r>
-              <w:rPr>
-                <w:rFonts w:ascii="Barlow Condensed Medium" w:eastAsia="標楷體" w:hAnsi="Barlow Condensed Medium" w:cs="Segoe UI Symbol" w:hint="eastAsia"/>
-                <w:w w:val="90"/>
-                <w:sz w:val="26"/>
-                <w:szCs w:val="26"/>
-              </w:rPr>
-              <w:t>邀請兄姊在主日禮拜中作個人見證。</w:t>
+              <w:t>於禮拜堂教室召開長執會和小會，請長執出席</w:t>
             </w:r>
             <w:r>
               <w:rPr>
@@ -2030,7 +2012,65 @@
                 <w:szCs w:val="26"/>
                 <w:lang w:bidi="he-IL"/>
               </w:rPr>
-              <w:t>有感動的兄姊可以向王牧師報名，並準備約</w:t>
+              <w:t>。</w:t>
+            </w:r>
+          </w:p>
+        </w:tc>
+      </w:tr>
+      <w:tr>
+        <w:tc>
+          <w:tcPr>
+            <w:tcW w:w="280" w:type="dxa"/>
+          </w:tcPr>
+          <w:p>
+            <w:pPr>
+              <w:snapToGrid w:val="0"/>
+              <w:spacing w:line="300" w:lineRule="exact"/>
+              <w:ind w:rightChars="11" w:right="26"/>
+              <w:jc w:val="right"/>
+              <w:rPr>
+                <w:rFonts w:ascii="Barlow Condensed Medium" w:eastAsia="華康細黑體" w:hAnsi="Barlow Condensed Medium"/>
+                <w:w w:val="90"/>
+                <w:sz w:val="26"/>
+                <w:szCs w:val="26"/>
+              </w:rPr>
+            </w:pPr>
+            <w:r>
+              <w:rPr>
+                <w:rFonts w:ascii="Barlow Condensed Medium" w:eastAsia="華康細黑體" w:hAnsi="Barlow Condensed Medium" w:hint="eastAsia"/>
+                <w:w w:val="90"/>
+                <w:sz w:val="26"/>
+                <w:szCs w:val="26"/>
+              </w:rPr>
+              <w:t>2.</w:t>
+            </w:r>
+          </w:p>
+        </w:tc>
+        <w:tc>
+          <w:tcPr>
+            <w:tcW w:w="5641" w:type="dxa"/>
+          </w:tcPr>
+          <w:p>
+            <w:pPr>
+              <w:kinsoku w:val="0"/>
+              <w:snapToGrid w:val="0"/>
+              <w:spacing w:line="300" w:lineRule="exact"/>
+              <w:jc w:val="both"/>
+              <w:rPr>
+                <w:rFonts w:ascii="Barlow Condensed Medium" w:eastAsia="標楷體" w:hAnsi="Barlow Condensed Medium" w:cs="Segoe UI Symbol"/>
+                <w:w w:val="90"/>
+                <w:sz w:val="26"/>
+                <w:szCs w:val="26"/>
+              </w:rPr>
+            </w:pPr>
+            <w:r>
+              <w:rPr>
+                <w:rFonts w:ascii="Segoe UI Symbol" w:eastAsia="標楷體" w:hAnsi="Segoe UI Symbol" w:cs="Segoe UI Symbol"/>
+                <w:w w:val="90"/>
+                <w:sz w:val="26"/>
+                <w:szCs w:val="26"/>
+              </w:rPr>
+              <w:t>★</w:t>
             </w:r>
             <w:r>
               <w:rPr>
@@ -2041,7 +2081,7 @@
                 <w:szCs w:val="26"/>
                 <w:lang w:bidi="he-IL"/>
               </w:rPr>
-              <w:t>5-10</w:t>
+              <w:t>下主日</w:t>
             </w:r>
             <w:r>
               <w:rPr>
@@ -2052,57 +2092,8 @@
                 <w:szCs w:val="26"/>
                 <w:lang w:bidi="he-IL"/>
               </w:rPr>
-              <w:t>鐘的見證。</w:t>
-            </w:r>
-          </w:p>
-        </w:tc>
-      </w:tr>
-      <w:tr>
-        <w:tc>
-          <w:tcPr>
-            <w:tcW w:w="280" w:type="dxa"/>
-          </w:tcPr>
-          <w:p>
-            <w:pPr>
-              <w:snapToGrid w:val="0"/>
-              <w:spacing w:line="300" w:lineRule="exact"/>
-              <w:ind w:rightChars="11" w:right="26"/>
-              <w:jc w:val="right"/>
-              <w:rPr>
-                <w:rFonts w:ascii="Barlow Condensed Medium" w:eastAsia="華康細黑體" w:hAnsi="Barlow Condensed Medium"/>
-                <w:w w:val="90"/>
-                <w:sz w:val="26"/>
-                <w:szCs w:val="26"/>
-              </w:rPr>
-            </w:pPr>
-            <w:r>
-              <w:rPr>
-                <w:rFonts w:ascii="Barlow Condensed Medium" w:eastAsia="華康細黑體" w:hAnsi="Barlow Condensed Medium" w:hint="eastAsia"/>
-                <w:w w:val="90"/>
-                <w:sz w:val="26"/>
-                <w:szCs w:val="26"/>
-              </w:rPr>
-              <w:t>4.</w:t>
-            </w:r>
-          </w:p>
-        </w:tc>
-        <w:tc>
-          <w:tcPr>
-            <w:tcW w:w="5641" w:type="dxa"/>
-          </w:tcPr>
-          <w:p>
-            <w:pPr>
-              <w:kinsoku w:val="0"/>
-              <w:snapToGrid w:val="0"/>
-              <w:spacing w:line="300" w:lineRule="exact"/>
-              <w:jc w:val="both"/>
-              <w:rPr>
-                <w:rFonts w:ascii="Barlow Condensed Medium" w:eastAsia="標楷體" w:hAnsi="Barlow Condensed Medium" w:cs="Segoe UI Symbol"/>
-                <w:w w:val="90"/>
-                <w:sz w:val="26"/>
-                <w:szCs w:val="26"/>
-              </w:rPr>
-            </w:pPr>
+              <w:t>(9/20)</w:t>
+            </w:r>
             <w:r>
               <w:rPr>
                 <w:rFonts w:ascii="Barlow Condensed Medium" w:eastAsia="標楷體" w:hAnsi="Barlow Condensed Medium" w:cs="Segoe UI Symbol" w:hint="eastAsia"/>
@@ -2112,7 +2103,7 @@
                 <w:szCs w:val="26"/>
                 <w:lang w:bidi="he-IL"/>
               </w:rPr>
-              <w:t>本會今年野外禮拜訂於</w:t>
+              <w:t>因參加艋舺教會</w:t>
             </w:r>
             <w:r>
               <w:rPr>
@@ -2123,7 +2114,7 @@
                 <w:szCs w:val="26"/>
                 <w:lang w:bidi="he-IL"/>
               </w:rPr>
-              <w:t>11/1</w:t>
+              <w:t>150</w:t>
             </w:r>
             <w:r>
               <w:rPr>
@@ -2134,7 +2125,7 @@
                 <w:szCs w:val="26"/>
                 <w:lang w:bidi="he-IL"/>
               </w:rPr>
-              <w:t>主日，前往新竹聖經學院。</w:t>
+              <w:t>週年，本會禮拜暫停。</w:t>
             </w:r>
           </w:p>
         </w:tc>
@@ -2164,7 +2155,7 @@
                 <w:sz w:val="26"/>
                 <w:szCs w:val="26"/>
               </w:rPr>
-              <w:t>5</w:t>
+              <w:t>3</w:t>
             </w:r>
             <w:r>
               <w:rPr>
@@ -2194,15 +2185,6 @@
                 <w:szCs w:val="26"/>
               </w:rPr>
             </w:pPr>
-            <w:r>
-              <w:rPr>
-                <w:rFonts w:ascii="Barlow Condensed Medium" w:eastAsia="標楷體" w:hAnsi="Barlow Condensed Medium" w:cs="Segoe UI Symbol" w:hint="eastAsia"/>
-                <w:w w:val="90"/>
-                <w:sz w:val="26"/>
-                <w:szCs w:val="26"/>
-              </w:rPr>
-              <w:t>參加</w:t>
-            </w:r>
             <w:r>
               <w:rPr>
                 <w:rFonts w:ascii="Barlow Condensed Medium" w:eastAsia="標楷體" w:hAnsi="Barlow Condensed Medium" w:cs="Segoe UI Symbol" w:hint="eastAsia"/>
@@ -2212,16 +2194,7 @@
                 <w:szCs w:val="26"/>
                 <w:lang w:bidi="he-IL"/>
               </w:rPr>
-              <w:t>9/20</w:t>
-            </w:r>
-            <w:r>
-              <w:rPr>
-                <w:rFonts w:ascii="Barlow Condensed Medium" w:eastAsia="標楷體" w:hAnsi="Barlow Condensed Medium" w:cs="Segoe UI Symbol" w:hint="eastAsia"/>
-                <w:w w:val="90"/>
-                <w:sz w:val="26"/>
-                <w:szCs w:val="26"/>
-              </w:rPr>
-              <w:t>母會</w:t>
+              <w:t>今年下半年度的洗禮，預定在</w:t>
             </w:r>
             <w:r>
               <w:rPr>
@@ -2232,7 +2205,7 @@
                 <w:szCs w:val="26"/>
                 <w:lang w:bidi="he-IL"/>
               </w:rPr>
-              <w:t>艋舺教會</w:t>
+              <w:t>12/13</w:t>
             </w:r>
             <w:r>
               <w:rPr>
@@ -2243,7 +2216,74 @@
                 <w:szCs w:val="26"/>
                 <w:lang w:bidi="he-IL"/>
               </w:rPr>
-              <w:t>150</w:t>
+              <w:t>主日。成人或小兒洗禮請向王牧師報名。成人需要上慕道班。</w:t>
+            </w:r>
+          </w:p>
+        </w:tc>
+      </w:tr>
+      <w:tr>
+        <w:tc>
+          <w:tcPr>
+            <w:tcW w:w="280" w:type="dxa"/>
+          </w:tcPr>
+          <w:p>
+            <w:pPr>
+              <w:snapToGrid w:val="0"/>
+              <w:spacing w:line="300" w:lineRule="exact"/>
+              <w:ind w:rightChars="11" w:right="26"/>
+              <w:jc w:val="right"/>
+              <w:rPr>
+                <w:rFonts w:ascii="Barlow Condensed Medium" w:eastAsia="華康細黑體" w:hAnsi="Barlow Condensed Medium"/>
+                <w:w w:val="90"/>
+                <w:sz w:val="26"/>
+                <w:szCs w:val="26"/>
+              </w:rPr>
+            </w:pPr>
+            <w:r>
+              <w:rPr>
+                <w:rFonts w:ascii="Barlow Condensed Medium" w:eastAsia="華康細黑體" w:hAnsi="Barlow Condensed Medium" w:hint="eastAsia"/>
+                <w:w w:val="90"/>
+                <w:sz w:val="26"/>
+                <w:szCs w:val="26"/>
+              </w:rPr>
+              <w:t>4</w:t>
+            </w:r>
+            <w:r>
+              <w:rPr>
+                <w:rFonts w:ascii="Barlow Condensed Medium" w:eastAsia="華康細黑體" w:hAnsi="Barlow Condensed Medium" w:hint="eastAsia"/>
+                <w:w w:val="90"/>
+                <w:sz w:val="26"/>
+                <w:szCs w:val="26"/>
+              </w:rPr>
+              <w:t>.</w:t>
+            </w:r>
+          </w:p>
+        </w:tc>
+        <w:tc>
+          <w:tcPr>
+            <w:tcW w:w="5641" w:type="dxa"/>
+          </w:tcPr>
+          <w:p>
+            <w:pPr>
+              <w:kinsoku w:val="0"/>
+              <w:snapToGrid w:val="0"/>
+              <w:spacing w:line="300" w:lineRule="exact"/>
+              <w:jc w:val="both"/>
+              <w:rPr>
+                <w:rFonts w:ascii="Barlow Condensed Medium" w:eastAsia="標楷體" w:hAnsi="Barlow Condensed Medium" w:cs="Segoe UI Symbol"/>
+                <w:w w:val="90"/>
+                <w:sz w:val="26"/>
+                <w:szCs w:val="26"/>
+              </w:rPr>
+            </w:pPr>
+            <w:r>
+              <w:rPr>
+                <w:rFonts w:ascii="Barlow Condensed Medium" w:eastAsia="標楷體" w:hAnsi="Barlow Condensed Medium" w:cs="Segoe UI Symbol" w:hint="eastAsia"/>
+                <w:w w:val="90"/>
+                <w:sz w:val="26"/>
+                <w:szCs w:val="26"/>
+              </w:rPr>
+              <w:t>邀請兄姊在主日禮拜中作個人見證。</w:t>
             </w:r>
             <w:r>
               <w:rPr>
@@ -2254,7 +2294,7 @@
                 <w:szCs w:val="26"/>
                 <w:lang w:bidi="he-IL"/>
               </w:rPr>
-              <w:t>週年</w:t>
+              <w:t>有感動的兄姊可以向王牧師報名，並準備約</w:t>
             </w:r>
             <w:r>
               <w:rPr>
@@ -2265,7 +2305,7 @@
                 <w:szCs w:val="26"/>
                 <w:lang w:bidi="he-IL"/>
               </w:rPr>
-              <w:t>在中原大學</w:t>
+              <w:t>5-10</w:t>
             </w:r>
             <w:r>
               <w:rPr>
@@ -2276,8 +2316,66 @@
                 <w:szCs w:val="26"/>
                 <w:lang w:bidi="he-IL"/>
               </w:rPr>
-              <w:t>的野外禮拜</w:t>
-            </w:r>
+              <w:t>鐘的見證。</w:t>
+            </w:r>
+          </w:p>
+        </w:tc>
+      </w:tr>
+      <w:tr>
+        <w:tc>
+          <w:tcPr>
+            <w:tcW w:w="280" w:type="dxa"/>
+          </w:tcPr>
+          <w:p>
+            <w:pPr>
+              <w:snapToGrid w:val="0"/>
+              <w:spacing w:line="300" w:lineRule="exact"/>
+              <w:ind w:rightChars="11" w:right="26"/>
+              <w:jc w:val="right"/>
+              <w:rPr>
+                <w:rFonts w:ascii="Barlow Condensed Medium" w:eastAsia="華康細黑體" w:hAnsi="Barlow Condensed Medium"/>
+                <w:w w:val="90"/>
+                <w:sz w:val="26"/>
+                <w:szCs w:val="26"/>
+              </w:rPr>
+            </w:pPr>
+            <w:r>
+              <w:rPr>
+                <w:rFonts w:ascii="Barlow Condensed Medium" w:eastAsia="華康細黑體" w:hAnsi="Barlow Condensed Medium" w:hint="eastAsia"/>
+                <w:w w:val="90"/>
+                <w:sz w:val="26"/>
+                <w:szCs w:val="26"/>
+              </w:rPr>
+              <w:t>5</w:t>
+            </w:r>
+            <w:r>
+              <w:rPr>
+                <w:rFonts w:ascii="Barlow Condensed Medium" w:eastAsia="華康細黑體" w:hAnsi="Barlow Condensed Medium" w:hint="eastAsia"/>
+                <w:w w:val="90"/>
+                <w:sz w:val="26"/>
+                <w:szCs w:val="26"/>
+              </w:rPr>
+              <w:t>.</w:t>
+            </w:r>
+          </w:p>
+        </w:tc>
+        <w:tc>
+          <w:tcPr>
+            <w:tcW w:w="5641" w:type="dxa"/>
+          </w:tcPr>
+          <w:p>
+            <w:pPr>
+              <w:kinsoku w:val="0"/>
+              <w:snapToGrid w:val="0"/>
+              <w:spacing w:line="300" w:lineRule="exact"/>
+              <w:jc w:val="both"/>
+              <w:rPr>
+                <w:rFonts w:ascii="Barlow Condensed Medium" w:eastAsia="標楷體" w:hAnsi="Barlow Condensed Medium" w:cs="Segoe UI Symbol"/>
+                <w:w w:val="90"/>
+                <w:sz w:val="26"/>
+                <w:szCs w:val="26"/>
+              </w:rPr>
+            </w:pPr>
             <w:r>
               <w:rPr>
                 <w:rFonts w:ascii="Barlow Condensed Medium" w:eastAsia="標楷體" w:hAnsi="Barlow Condensed Medium" w:cs="Segoe UI Symbol" w:hint="eastAsia"/>
@@ -2287,7 +2385,7 @@
                 <w:szCs w:val="26"/>
                 <w:lang w:bidi="he-IL"/>
               </w:rPr>
-              <w:t>者</w:t>
+              <w:t>本會今年野外禮拜訂於</w:t>
             </w:r>
             <w:r>
               <w:rPr>
@@ -2298,7 +2396,7 @@
                 <w:szCs w:val="26"/>
                 <w:lang w:bidi="he-IL"/>
               </w:rPr>
-              <w:t>。每人要</w:t>
+              <w:t>11/1</w:t>
             </w:r>
             <w:r>
               <w:rPr>
@@ -2309,7 +2407,237 @@
                 <w:szCs w:val="26"/>
                 <w:lang w:bidi="he-IL"/>
               </w:rPr>
-              <w:t>繳二百元報名費，當日出席則全額退費。</w:t>
+              <w:t>主日，前往新竹聖經學院。</w:t>
+            </w:r>
+          </w:p>
+        </w:tc>
+      </w:tr>
+      <w:tr>
+        <w:tc>
+          <w:tcPr>
+            <w:tcW w:w="280" w:type="dxa"/>
+          </w:tcPr>
+          <w:p>
+            <w:pPr>
+              <w:snapToGrid w:val="0"/>
+              <w:spacing w:line="300" w:lineRule="exact"/>
+              <w:ind w:rightChars="11" w:right="26"/>
+              <w:jc w:val="right"/>
+              <w:rPr>
+                <w:rFonts w:ascii="Barlow Condensed Medium" w:eastAsia="華康細黑體" w:hAnsi="Barlow Condensed Medium"/>
+                <w:w w:val="90"/>
+                <w:sz w:val="26"/>
+                <w:szCs w:val="26"/>
+              </w:rPr>
+            </w:pPr>
+            <w:r>
+              <w:rPr>
+                <w:rFonts w:ascii="Barlow Condensed Medium" w:eastAsia="華康細黑體" w:hAnsi="Barlow Condensed Medium" w:hint="eastAsia"/>
+                <w:w w:val="90"/>
+                <w:sz w:val="26"/>
+                <w:szCs w:val="26"/>
+              </w:rPr>
+              <w:t>6</w:t>
+            </w:r>
+            <w:r>
+              <w:rPr>
+                <w:rFonts w:ascii="Barlow Condensed Medium" w:eastAsia="華康細黑體" w:hAnsi="Barlow Condensed Medium" w:hint="eastAsia"/>
+                <w:w w:val="90"/>
+                <w:sz w:val="26"/>
+                <w:szCs w:val="26"/>
+              </w:rPr>
+              <w:t>.</w:t>
+            </w:r>
+          </w:p>
+        </w:tc>
+        <w:tc>
+          <w:tcPr>
+            <w:tcW w:w="5641" w:type="dxa"/>
+          </w:tcPr>
+          <w:p>
+            <w:pPr>
+              <w:kinsoku w:val="0"/>
+              <w:snapToGrid w:val="0"/>
+              <w:spacing w:line="300" w:lineRule="exact"/>
+              <w:jc w:val="both"/>
+              <w:rPr>
+                <w:rFonts w:ascii="Barlow Condensed Medium" w:eastAsia="標楷體" w:hAnsi="Barlow Condensed Medium" w:cs="Segoe UI Symbol"/>
+                <w:w w:val="90"/>
+                <w:sz w:val="26"/>
+                <w:szCs w:val="26"/>
+              </w:rPr>
+            </w:pPr>
+            <w:r>
+              <w:rPr>
+                <w:rFonts w:ascii="Barlow Condensed Medium" w:eastAsia="標楷體" w:hAnsi="Barlow Condensed Medium" w:cs="Segoe UI Symbol" w:hint="eastAsia"/>
+                <w:w w:val="90"/>
+                <w:sz w:val="26"/>
+                <w:szCs w:val="26"/>
+              </w:rPr>
+              <w:t>參加</w:t>
+            </w:r>
+            <w:r>
+              <w:rPr>
+                <w:rFonts w:ascii="Barlow Condensed Medium" w:eastAsia="標楷體" w:hAnsi="Barlow Condensed Medium" w:cs="Segoe UI Symbol" w:hint="eastAsia"/>
+                <w:noProof/>
+                <w:w w:val="90"/>
+                <w:sz w:val="26"/>
+                <w:szCs w:val="26"/>
+                <w:lang w:bidi="he-IL"/>
+              </w:rPr>
+              <w:t>9/20</w:t>
+            </w:r>
+            <w:r>
+              <w:rPr>
+                <w:rFonts w:ascii="Barlow Condensed Medium" w:eastAsia="標楷體" w:hAnsi="Barlow Condensed Medium" w:cs="Segoe UI Symbol" w:hint="eastAsia"/>
+                <w:w w:val="90"/>
+                <w:sz w:val="26"/>
+                <w:szCs w:val="26"/>
+              </w:rPr>
+              <w:t>母會</w:t>
+            </w:r>
+            <w:r>
+              <w:rPr>
+                <w:rFonts w:ascii="Barlow Condensed Medium" w:eastAsia="標楷體" w:hAnsi="Barlow Condensed Medium" w:cs="Segoe UI Symbol" w:hint="eastAsia"/>
+                <w:noProof/>
+                <w:w w:val="90"/>
+                <w:sz w:val="26"/>
+                <w:szCs w:val="26"/>
+                <w:lang w:bidi="he-IL"/>
+              </w:rPr>
+              <w:t>艋舺教會</w:t>
+            </w:r>
+            <w:r>
+              <w:rPr>
+                <w:rFonts w:ascii="Barlow Condensed Medium" w:eastAsia="標楷體" w:hAnsi="Barlow Condensed Medium" w:cs="Segoe UI Symbol" w:hint="eastAsia"/>
+                <w:noProof/>
+                <w:w w:val="90"/>
+                <w:sz w:val="26"/>
+                <w:szCs w:val="26"/>
+                <w:lang w:bidi="he-IL"/>
+              </w:rPr>
+              <w:t>150</w:t>
+            </w:r>
+            <w:r>
+              <w:rPr>
+                <w:rFonts w:ascii="Barlow Condensed Medium" w:eastAsia="標楷體" w:hAnsi="Barlow Condensed Medium" w:cs="Segoe UI Symbol" w:hint="eastAsia"/>
+                <w:noProof/>
+                <w:w w:val="90"/>
+                <w:sz w:val="26"/>
+                <w:szCs w:val="26"/>
+                <w:lang w:bidi="he-IL"/>
+              </w:rPr>
+              <w:t>週年</w:t>
+            </w:r>
+            <w:r>
+              <w:rPr>
+                <w:rFonts w:ascii="Barlow Condensed Medium" w:eastAsia="標楷體" w:hAnsi="Barlow Condensed Medium" w:cs="Segoe UI Symbol" w:hint="eastAsia"/>
+                <w:noProof/>
+                <w:w w:val="90"/>
+                <w:sz w:val="26"/>
+                <w:szCs w:val="26"/>
+                <w:lang w:bidi="he-IL"/>
+              </w:rPr>
+              <w:t>在中原大學</w:t>
+            </w:r>
+            <w:r>
+              <w:rPr>
+                <w:rFonts w:ascii="Barlow Condensed Medium" w:eastAsia="標楷體" w:hAnsi="Barlow Condensed Medium" w:cs="Segoe UI Symbol" w:hint="eastAsia"/>
+                <w:noProof/>
+                <w:w w:val="90"/>
+                <w:sz w:val="26"/>
+                <w:szCs w:val="26"/>
+                <w:lang w:bidi="he-IL"/>
+              </w:rPr>
+              <w:t>的野外禮拜</w:t>
+            </w:r>
+            <w:r>
+              <w:rPr>
+                <w:rFonts w:ascii="Barlow Condensed Medium" w:eastAsia="標楷體" w:hAnsi="Barlow Condensed Medium" w:cs="Segoe UI Symbol" w:hint="eastAsia"/>
+                <w:noProof/>
+                <w:w w:val="90"/>
+                <w:sz w:val="26"/>
+                <w:szCs w:val="26"/>
+                <w:lang w:bidi="he-IL"/>
+              </w:rPr>
+              <w:t>者</w:t>
+            </w:r>
+            <w:r>
+              <w:rPr>
+                <w:rFonts w:ascii="Barlow Condensed Medium" w:eastAsia="標楷體" w:hAnsi="Barlow Condensed Medium" w:cs="Segoe UI Symbol" w:hint="eastAsia"/>
+                <w:noProof/>
+                <w:w w:val="90"/>
+                <w:sz w:val="26"/>
+                <w:szCs w:val="26"/>
+                <w:lang w:bidi="he-IL"/>
+              </w:rPr>
+              <w:t>。</w:t>
+            </w:r>
+            <w:r>
+              <w:rPr>
+                <w:rFonts w:ascii="Barlow Condensed Medium" w:eastAsia="標楷體" w:hAnsi="Barlow Condensed Medium" w:cs="Segoe UI Symbol" w:hint="eastAsia"/>
+                <w:noProof/>
+                <w:w w:val="90"/>
+                <w:sz w:val="26"/>
+                <w:szCs w:val="26"/>
+                <w:lang w:bidi="he-IL"/>
+              </w:rPr>
+              <w:t>請於</w:t>
+            </w:r>
+            <w:r>
+              <w:rPr>
+                <w:rFonts w:ascii="Barlow Condensed Medium" w:eastAsia="標楷體" w:hAnsi="Barlow Condensed Medium" w:cs="Segoe UI Symbol" w:hint="eastAsia"/>
+                <w:noProof/>
+                <w:w w:val="90"/>
+                <w:sz w:val="26"/>
+                <w:szCs w:val="26"/>
+                <w:lang w:bidi="he-IL"/>
+              </w:rPr>
+              <w:t>9/20</w:t>
+            </w:r>
+            <w:r>
+              <w:rPr>
+                <w:rFonts w:ascii="Barlow Condensed Medium" w:eastAsia="標楷體" w:hAnsi="Barlow Condensed Medium" w:cs="Segoe UI Symbol" w:hint="eastAsia"/>
+                <w:noProof/>
+                <w:w w:val="90"/>
+                <w:sz w:val="26"/>
+                <w:szCs w:val="26"/>
+                <w:lang w:bidi="he-IL"/>
+              </w:rPr>
+              <w:t>主日上午</w:t>
+            </w:r>
+            <w:r>
+              <w:rPr>
+                <w:rFonts w:ascii="Barlow Condensed Medium" w:eastAsia="標楷體" w:hAnsi="Barlow Condensed Medium" w:cs="Segoe UI Symbol" w:hint="eastAsia"/>
+                <w:noProof/>
+                <w:w w:val="90"/>
+                <w:sz w:val="26"/>
+                <w:szCs w:val="26"/>
+                <w:lang w:bidi="he-IL"/>
+              </w:rPr>
+              <w:t>7:30</w:t>
+            </w:r>
+            <w:r>
+              <w:rPr>
+                <w:rFonts w:ascii="Barlow Condensed Medium" w:eastAsia="標楷體" w:hAnsi="Barlow Condensed Medium" w:cs="Segoe UI Symbol" w:hint="eastAsia"/>
+                <w:noProof/>
+                <w:w w:val="90"/>
+                <w:sz w:val="26"/>
+                <w:szCs w:val="26"/>
+                <w:lang w:bidi="he-IL"/>
+              </w:rPr>
+              <w:t>在教會集合搭車</w:t>
+            </w:r>
+            <w:r>
+              <w:rPr>
+                <w:rFonts w:ascii="Barlow Condensed Medium" w:eastAsia="標楷體" w:hAnsi="Barlow Condensed Medium" w:cs="Segoe UI Symbol" w:hint="eastAsia"/>
+                <w:noProof/>
+                <w:w w:val="90"/>
+                <w:sz w:val="26"/>
+                <w:szCs w:val="26"/>
+                <w:lang w:bidi="he-IL"/>
+              </w:rPr>
+              <w:t>。</w:t>
             </w:r>
           </w:p>
         </w:tc>
@@ -2659,15 +2987,6 @@
             </w:pPr>
             <w:r>
               <w:rPr>
-                <w:rFonts w:ascii="Segoe UI Symbol" w:eastAsia="標楷體" w:hAnsi="Segoe UI Symbol" w:cs="Segoe UI Symbol"/>
-                <w:w w:val="90"/>
-                <w:sz w:val="26"/>
-                <w:szCs w:val="26"/>
-              </w:rPr>
-              <w:t>★</w:t>
-            </w:r>
-            <w:r>
-              <w:rPr>
                 <w:rFonts w:ascii="Segoe UI Symbol" w:eastAsia="標楷體" w:hAnsi="Segoe UI Symbol" w:cs="Segoe UI Symbol" w:hint="eastAsia"/>
                 <w:w w:val="90"/>
                 <w:sz w:val="26"/>
@@ -2682,7 +3001,25 @@
                 <w:sz w:val="26"/>
                 <w:szCs w:val="26"/>
               </w:rPr>
-              <w:t>南台灣連日大雨災情代禱</w:t>
+              <w:t>南台灣</w:t>
+            </w:r>
+            <w:r>
+              <w:rPr>
+                <w:rFonts w:ascii="Barlow Condensed Medium" w:eastAsia="標楷體" w:hAnsi="Barlow Condensed Medium" w:cstheme="minorHAnsi" w:hint="eastAsia"/>
+                <w:w w:val="90"/>
+                <w:sz w:val="26"/>
+                <w:szCs w:val="26"/>
+              </w:rPr>
+              <w:t>、日本</w:t>
+            </w:r>
+            <w:r>
+              <w:rPr>
+                <w:rFonts w:ascii="Barlow Condensed Medium" w:eastAsia="標楷體" w:hAnsi="Barlow Condensed Medium" w:cstheme="minorHAnsi" w:hint="eastAsia"/>
+                <w:w w:val="90"/>
+                <w:sz w:val="26"/>
+                <w:szCs w:val="26"/>
+              </w:rPr>
+              <w:t>連日大雨災情代禱</w:t>
             </w:r>
             <w:r>
               <w:rPr>
@@ -3431,6 +3768,15 @@
                 <w:szCs w:val="26"/>
               </w:rPr>
             </w:pPr>
+            <w:r>
+              <w:rPr>
+                <w:rFonts w:ascii="Barlow Condensed Medium" w:eastAsia="標楷體" w:hAnsi="Barlow Condensed Medium" w:cstheme="minorHAnsi" w:hint="eastAsia"/>
+                <w:w w:val="90"/>
+                <w:sz w:val="26"/>
+                <w:szCs w:val="26"/>
+              </w:rPr>
+              <w:t>邱惠玉。</w:t>
+            </w:r>
           </w:p>
         </w:tc>
       </w:tr>
@@ -3856,6 +4202,7 @@
       <w:r>
         <w:rPr>
           <w:noProof/>
+          <w:lang w:bidi="he-IL"/>
         </w:rPr>
         <mc:AlternateContent>
           <mc:Choice Requires="wpg">
@@ -3893,7 +4240,7 @@
                           </pic:cNvPicPr>
                         </pic:nvPicPr>
                         <pic:blipFill>
-                          <a:blip r:embed="rId9" cstate="print">
+                          <a:blip r:embed="rId8" cstate="print">
                             <a:extLst>
                               <a:ext uri="{28A0092B-C50C-407E-A947-70E740481C1C}">
                                 <a14:useLocalDpi xmlns:a14="http://schemas.microsoft.com/office/drawing/2010/main" val="0"/>
@@ -4017,7 +4364,7 @@
           </mc:Choice>
           <mc:Fallback>
             <w:pict>
-              <v:group w14:anchorId="789743EB" id="群組 21" o:spid="_x0000_s1026" style="position:absolute;margin-left:538.15pt;margin-top:28.9pt;width:134.65pt;height:261.65pt;z-index:251663872;mso-position-horizontal-relative:page;mso-position-vertical-relative:page;mso-width-relative:margin;mso-height-relative:margin" coordsize="17094,33223" o:gfxdata="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">
+              <v:group w14:anchorId="789743EB" id="群組 21" o:spid="_x0000_s1026" style="position:absolute;margin-left:538.15pt;margin-top:28.9pt;width:134.65pt;height:261.65pt;z-index:251663872;mso-position-horizontal-relative:page;mso-position-vertical-relative:page;mso-width-relative:margin;mso-height-relative:margin" coordsize="17094,33223" o:gfxdata="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">
                 <v:shapetype id="_x0000_t75" coordsize="21600,21600" o:spt="75" o:preferrelative="t" path="m@4@5l@4@11@9@11@9@5xe" filled="f" stroked="f">
                   <v:stroke joinstyle="miter"/>
                   <v:formulas>
@@ -4037,10 +4384,11 @@
                   <v:path o:extrusionok="f" gradientshapeok="t" o:connecttype="rect"/>
                   <o:lock v:ext="edit" aspectratio="t"/>
                 </v:shapetype>
-                <v:shape id="圖片 18" o:spid="_x0000_s1027" type="#_x0000_t75" style="position:absolute;left:-8065;top:8065;width:33223;height:17094;rotation:90;visibility:visible;mso-wrap-style:square" o:gfxdata="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">
-                  <v:imagedata r:id="rId10" o:title=""/>
+                <v:shape id="圖片 18" o:spid="_x0000_s1027" type="#_x0000_t75" style="position:absolute;left:-8065;top:8065;width:33223;height:17094;rotation:90;visibility:visible;mso-wrap-style:square" o:gfxdata="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">
+                  <v:imagedata r:id="rId9" o:title=""/>
+                  <v:path arrowok="t"/>
                 </v:shape>
-                <v:roundrect id="圓角矩形 7" o:spid="_x0000_s1028" style="position:absolute;left:1666;top:2875;width:14086;height:28296;visibility:visible;mso-wrap-style:square;v-text-anchor:top" arcsize="3131f" o:gfxdata="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" filled="f" stroked="f" strokeweight="2.5pt">
+                <v:roundrect id="圓角矩形 7" o:spid="_x0000_s1028" style="position:absolute;left:1666;top:2875;width:14086;height:28296;visibility:visible;mso-wrap-style:square;v-text-anchor:top" arcsize="3131f" o:gfxdata="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" filled="f" stroked="f" strokeweight="2.5pt">
                   <v:stroke joinstyle="miter"/>
                   <v:textbox style="layout-flow:vertical-ideographic" inset="1mm,1mm,1mm,1mm">
                     <w:txbxContent>
@@ -4100,6 +4448,7 @@
       <w:r>
         <w:rPr>
           <w:noProof/>
+          <w:lang w:bidi="he-IL"/>
         </w:rPr>
         <w:drawing>
           <wp:anchor distT="0" distB="0" distL="114300" distR="114300" simplePos="0" relativeHeight="251659776" behindDoc="0" locked="0" layoutInCell="1" allowOverlap="1" wp14:anchorId="0030E694" wp14:editId="153775AD">
@@ -4125,7 +4474,7 @@
                     <pic:cNvPicPr/>
                   </pic:nvPicPr>
                   <pic:blipFill>
-                    <a:blip r:embed="rId11" cstate="print">
+                    <a:blip r:embed="rId10" cstate="print">
                       <a:extLst>
                         <a:ext uri="{28A0092B-C50C-407E-A947-70E740481C1C}">
                           <a14:useLocalDpi xmlns:a14="http://schemas.microsoft.com/office/drawing/2010/main" val="0"/>
@@ -4160,6 +4509,7 @@
       <w:r>
         <w:rPr>
           <w:noProof/>
+          <w:lang w:bidi="he-IL"/>
         </w:rPr>
         <w:drawing>
           <wp:anchor distT="0" distB="0" distL="114300" distR="114300" simplePos="0" relativeHeight="251655680" behindDoc="0" locked="0" layoutInCell="1" allowOverlap="1" wp14:anchorId="7EAAEB92" wp14:editId="2A3315A3">
@@ -4185,7 +4535,7 @@
                     <pic:cNvPicPr/>
                   </pic:nvPicPr>
                   <pic:blipFill>
-                    <a:blip r:embed="rId12" cstate="print">
+                    <a:blip r:embed="rId11" cstate="print">
                       <a:extLst>
                         <a:ext uri="{28A0092B-C50C-407E-A947-70E740481C1C}">
                           <a14:useLocalDpi xmlns:a14="http://schemas.microsoft.com/office/drawing/2010/main" val="0"/>
@@ -4240,6 +4590,7 @@
       <w:r>
         <w:rPr>
           <w:noProof/>
+          <w:lang w:bidi="he-IL"/>
         </w:rPr>
         <mc:AlternateContent>
           <mc:Choice Requires="wpg">
@@ -6044,12 +6395,12 @@
           </mc:Choice>
           <mc:Fallback>
             <w:pict>
-              <v:group w14:anchorId="5DF93223" id="群組 24" o:spid="_x0000_s1029" style="position:absolute;margin-left:533.85pt;margin-top:298.55pt;width:140.3pt;height:259.35pt;z-index:251661824;mso-position-horizontal-relative:page;mso-position-vertical-relative:page;mso-width-relative:margin;mso-height-relative:margin" coordsize="17818,32941" o:gfxdata="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">
+              <v:group w14:anchorId="5DF93223" id="群組 24" o:spid="_x0000_s1029" style="position:absolute;margin-left:533.85pt;margin-top:298.55pt;width:140.3pt;height:259.35pt;z-index:251661824;mso-position-horizontal-relative:page;mso-position-vertical-relative:page;mso-width-relative:margin;mso-height-relative:margin" coordsize="17818,32941" o:gfxdata="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">
                 <v:shapetype id="_x0000_t202" coordsize="21600,21600" o:spt="202" path="m,l,21600r21600,l21600,xe">
                   <v:stroke joinstyle="miter"/>
                   <v:path gradientshapeok="t" o:connecttype="rect"/>
                 </v:shapetype>
-                <v:shape id="_x0000_s1030" type="#_x0000_t202" style="position:absolute;left:351;top:293;width:17279;height:32590;visibility:visible;mso-wrap-style:square;v-text-anchor:top" o:gfxdata="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" stroked="f">
+                <v:shape id="_x0000_s1030" type="#_x0000_t202" style="position:absolute;left:351;top:293;width:17279;height:32590;visibility:visible;mso-wrap-style:square;v-text-anchor:top" o:gfxdata="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" stroked="f">
                   <v:textbox inset="0,0,0,0">
                     <w:txbxContent>
                       <w:p>
@@ -7739,7 +8090,7 @@
                     </w:txbxContent>
                   </v:textbox>
                 </v:shape>
-                <v:roundrect id="圓角矩形 5" o:spid="_x0000_s1031" style="position:absolute;width:17818;height:32941;visibility:visible;mso-wrap-style:square;v-text-anchor:middle" arcsize="2169f" o:gfxdata="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" filled="f" strokecolor="#5a5a5a [2109]" strokeweight="2.5pt">
+                <v:roundrect id="圓角矩形 5" o:spid="_x0000_s1031" style="position:absolute;width:17818;height:32941;visibility:visible;mso-wrap-style:square;v-text-anchor:middle" arcsize="2169f" o:gfxdata="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" filled="f" strokecolor="#5a5a5a [2109]" strokeweight="2.5pt">
                   <v:stroke joinstyle="miter"/>
                 </v:roundrect>
                 <w10:wrap anchorx="page" anchory="page"/>
@@ -7796,6 +8147,7 @@
         <w:rPr>
           <w:rFonts w:ascii="Barlow Condensed Medium" w:hAnsi="Barlow Condensed Medium"/>
           <w:noProof/>
+          <w:lang w:bidi="he-IL"/>
         </w:rPr>
         <mc:AlternateContent>
           <mc:Choice Requires="wpg">
@@ -8798,8 +9150,8 @@
           </mc:Choice>
           <mc:Fallback>
             <w:pict>
-              <v:group w14:anchorId="0AB0FEB2" id="群組 19" o:spid="_x0000_s1032" style="position:absolute;left:0;text-align:left;margin-left:534.4pt;margin-top:567.3pt;width:140.6pt;height:130.1pt;z-index:251651584;mso-position-horizontal-relative:page;mso-position-vertical-relative:page;mso-width-relative:margin;mso-height-relative:margin" coordorigin="108" coordsize="17868,16510" o:gfxdata="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">
-                <v:shape id="_x0000_s1033" type="#_x0000_t202" style="position:absolute;left:317;top:444;width:17634;height:15621;visibility:visible;mso-wrap-style:square;v-text-anchor:top" o:gfxdata="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" stroked="f">
+              <v:group w14:anchorId="0AB0FEB2" id="群組 19" o:spid="_x0000_s1032" style="position:absolute;left:0;text-align:left;margin-left:534.4pt;margin-top:567.3pt;width:140.6pt;height:130.1pt;z-index:251651584;mso-position-horizontal-relative:page;mso-position-vertical-relative:page;mso-width-relative:margin;mso-height-relative:margin" coordorigin="108" coordsize="17868,16510" o:gfxdata="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">
+                <v:shape id="_x0000_s1033" type="#_x0000_t202" style="position:absolute;left:317;top:444;width:17634;height:15621;visibility:visible;mso-wrap-style:square;v-text-anchor:top" o:gfxdata="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" stroked="f">
                   <v:textbox inset="0,0,0,0">
                     <w:txbxContent>
                       <w:p>
@@ -9687,7 +10039,7 @@
                     </w:txbxContent>
                   </v:textbox>
                 </v:shape>
-                <v:roundrect id="圓角矩形 25" o:spid="_x0000_s1034" style="position:absolute;left:108;width:17869;height:16510;visibility:visible;mso-wrap-style:square;v-text-anchor:middle" arcsize="4542f" o:gfxdata="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" filled="f" strokecolor="#5a5a5a [2109]" strokeweight="2.5pt">
+                <v:roundrect id="圓角矩形 25" o:spid="_x0000_s1034" style="position:absolute;left:108;width:17869;height:16510;visibility:visible;mso-wrap-style:square;v-text-anchor:middle" arcsize="4542f" o:gfxdata="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" filled="f" strokecolor="#5a5a5a [2109]" strokeweight="2.5pt">
                   <v:stroke joinstyle="miter"/>
                 </v:roundrect>
                 <w10:wrap anchorx="page" anchory="page"/>
@@ -9734,6 +10086,7 @@
         <w:rPr>
           <w:rFonts w:ascii="Barlow Condensed Medium" w:hAnsi="Barlow Condensed Medium"/>
           <w:noProof/>
+          <w:lang w:bidi="he-IL"/>
         </w:rPr>
         <mc:AlternateContent>
           <mc:Choice Requires="wps">
@@ -9855,7 +10208,7 @@
           </mc:Choice>
           <mc:Fallback>
             <w:pict>
-              <v:shape w14:anchorId="76BD7DFF" id="文字方塊 2" o:spid="_x0000_s1035" type="#_x0000_t202" style="position:absolute;margin-left:31.4pt;margin-top:-54.1pt;width:109.8pt;height:110.6pt;z-index:251666944;visibility:visible;mso-wrap-style:square;mso-width-percent:0;mso-height-percent:200;mso-wrap-distance-left:9pt;mso-wrap-distance-top:3.6pt;mso-wrap-distance-right:9pt;mso-wrap-distance-bottom:3.6pt;mso-position-horizontal:absolute;mso-position-horizontal-relative:text;mso-position-vertical:absolute;mso-position-vertical-relative:text;mso-width-percent:0;mso-height-percent:200;mso-width-relative:margin;mso-height-relative:margin;v-text-anchor:top" o:gfxdata="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" filled="f" stroked="f">
+              <v:shape w14:anchorId="76BD7DFF" id="文字方塊 2" o:spid="_x0000_s1035" type="#_x0000_t202" style="position:absolute;margin-left:31.4pt;margin-top:-54.1pt;width:109.8pt;height:110.6pt;z-index:251666944;visibility:visible;mso-wrap-style:square;mso-width-percent:0;mso-height-percent:200;mso-wrap-distance-left:9pt;mso-wrap-distance-top:3.6pt;mso-wrap-distance-right:9pt;mso-wrap-distance-bottom:3.6pt;mso-position-horizontal:absolute;mso-position-horizontal-relative:text;mso-position-vertical:absolute;mso-position-vertical-relative:text;mso-width-percent:0;mso-height-percent:200;mso-width-relative:margin;mso-height-relative:margin;v-text-anchor:top" o:gfxdata="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" filled="f" stroked="f">
                 <v:textbox style="mso-fit-shape-to-text:t" inset="1mm,1mm,1mm,1mm">
                   <w:txbxContent>
                     <w:p>
@@ -9956,6 +10309,7 @@
         <w:rPr>
           <w:rFonts w:ascii="Barlow Condensed Medium" w:hAnsi="Barlow Condensed Medium"/>
           <w:noProof/>
+          <w:lang w:bidi="he-IL"/>
         </w:rPr>
         <mc:AlternateContent>
           <mc:Choice Requires="wps">
@@ -10054,7 +10408,7 @@
           </mc:Choice>
           <mc:Fallback>
             <w:pict>
-              <v:roundrect w14:anchorId="4775AEF3" id="圓角矩形 12" o:spid="_x0000_s1036" style="position:absolute;margin-left:-.9pt;margin-top:16.35pt;width:49.3pt;height:15.45pt;z-index:251647488;visibility:visible;mso-wrap-style:square;mso-width-percent:0;mso-height-percent:0;mso-wrap-distance-left:9pt;mso-wrap-distance-top:0;mso-wrap-distance-right:9pt;mso-wrap-distance-bottom:0;mso-position-horizontal:absolute;mso-position-horizontal-relative:text;mso-position-vertical:absolute;mso-position-vertical-relative:text;mso-width-percent:0;mso-height-percent:0;mso-width-relative:margin;mso-height-relative:margin;v-text-anchor:middle" arcsize="10923f" o:gfxdata="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" fillcolor="#5a5a5a [2109]" stroked="f" strokeweight="1pt">
+              <v:roundrect w14:anchorId="4775AEF3" id="圓角矩形 12" o:spid="_x0000_s1036" style="position:absolute;margin-left:-.9pt;margin-top:16.35pt;width:49.3pt;height:15.45pt;z-index:251647488;visibility:visible;mso-wrap-style:square;mso-width-percent:0;mso-height-percent:0;mso-wrap-distance-left:9pt;mso-wrap-distance-top:0;mso-wrap-distance-right:9pt;mso-wrap-distance-bottom:0;mso-position-horizontal:absolute;mso-position-horizontal-relative:text;mso-position-vertical:absolute;mso-position-vertical-relative:text;mso-width-percent:0;mso-height-percent:0;mso-width-relative:margin;mso-height-relative:margin;v-text-anchor:middle" arcsize="10923f" o:gfxdata="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" fillcolor="#5a5a5a [2109]" stroked="f" strokeweight="1pt">
                 <v:stroke joinstyle="miter"/>
                 <v:textbox inset=".5mm,0,.5mm,0">
                   <w:txbxContent>
@@ -10096,6 +10450,7 @@
         <w:rPr>
           <w:rFonts w:ascii="Barlow Condensed Medium" w:hAnsi="Barlow Condensed Medium"/>
           <w:noProof/>
+          <w:lang w:bidi="he-IL"/>
         </w:rPr>
         <mc:AlternateContent>
           <mc:Choice Requires="wps">
@@ -10194,7 +10549,7 @@
           </mc:Choice>
           <mc:Fallback>
             <w:pict>
-              <v:roundrect w14:anchorId="196DC3BF" id="圓角矩形 14" o:spid="_x0000_s1037" style="position:absolute;margin-left:-1.25pt;margin-top:16.7pt;width:83.6pt;height:15.3pt;z-index:251648512;visibility:visible;mso-wrap-style:square;mso-width-percent:0;mso-height-percent:0;mso-wrap-distance-left:9pt;mso-wrap-distance-top:0;mso-wrap-distance-right:9pt;mso-wrap-distance-bottom:0;mso-position-horizontal:absolute;mso-position-horizontal-relative:text;mso-position-vertical:absolute;mso-position-vertical-relative:text;mso-width-percent:0;mso-height-percent:0;mso-width-relative:margin;mso-height-relative:margin;v-text-anchor:middle" arcsize="10923f" o:gfxdata="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" fillcolor="#5a5a5a [2109]" stroked="f" strokeweight="1pt">
+              <v:roundrect w14:anchorId="196DC3BF" id="圓角矩形 14" o:spid="_x0000_s1037" style="position:absolute;margin-left:-1.25pt;margin-top:16.7pt;width:83.6pt;height:15.3pt;z-index:251648512;visibility:visible;mso-wrap-style:square;mso-width-percent:0;mso-height-percent:0;mso-wrap-distance-left:9pt;mso-wrap-distance-top:0;mso-wrap-distance-right:9pt;mso-wrap-distance-bottom:0;mso-position-horizontal:absolute;mso-position-horizontal-relative:text;mso-position-vertical:absolute;mso-position-vertical-relative:text;mso-width-percent:0;mso-height-percent:0;mso-width-relative:margin;mso-height-relative:margin;v-text-anchor:middle" arcsize="10923f" o:gfxdata="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" fillcolor="#5a5a5a [2109]" stroked="f" strokeweight="1pt">
                 <v:stroke joinstyle="miter"/>
                 <v:textbox inset=".5mm,0,.5mm,0">
                   <w:txbxContent>
@@ -10292,6 +10647,7 @@
         <w:rPr>
           <w:rFonts w:ascii="Barlow Condensed Medium" w:hAnsi="Barlow Condensed Medium"/>
           <w:noProof/>
+          <w:lang w:bidi="he-IL"/>
         </w:rPr>
         <mc:AlternateContent>
           <mc:Choice Requires="wps">
@@ -10390,7 +10746,7 @@
           </mc:Choice>
           <mc:Fallback>
             <w:pict>
-              <v:roundrect w14:anchorId="1A4DC044" id="圓角矩形 9" o:spid="_x0000_s1038" style="position:absolute;margin-left:-.6pt;margin-top:16.6pt;width:30.35pt;height:15.3pt;z-index:251649536;visibility:visible;mso-wrap-style:square;mso-width-percent:0;mso-height-percent:0;mso-wrap-distance-left:9pt;mso-wrap-distance-top:0;mso-wrap-distance-right:9pt;mso-wrap-distance-bottom:0;mso-position-horizontal:absolute;mso-position-horizontal-relative:text;mso-position-vertical:absolute;mso-position-vertical-relative:text;mso-width-percent:0;mso-height-percent:0;mso-width-relative:margin;mso-height-relative:margin;v-text-anchor:middle" arcsize="10923f" o:gfxdata="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" fillcolor="#5a5a5a [2109]" stroked="f" strokeweight="1pt">
+              <v:roundrect w14:anchorId="1A4DC044" id="圓角矩形 9" o:spid="_x0000_s1038" style="position:absolute;margin-left:-.6pt;margin-top:16.6pt;width:30.35pt;height:15.3pt;z-index:251649536;visibility:visible;mso-wrap-style:square;mso-width-percent:0;mso-height-percent:0;mso-wrap-distance-left:9pt;mso-wrap-distance-top:0;mso-wrap-distance-right:9pt;mso-wrap-distance-bottom:0;mso-position-horizontal:absolute;mso-position-horizontal-relative:text;mso-position-vertical:absolute;mso-position-vertical-relative:text;mso-width-percent:0;mso-height-percent:0;mso-width-relative:margin;mso-height-relative:margin;v-text-anchor:middle" arcsize="10923f" o:gfxdata="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" fillcolor="#5a5a5a [2109]" stroked="f" strokeweight="1pt">
                 <v:stroke joinstyle="miter"/>
                 <v:textbox inset=".5mm,0,.5mm,0">
                   <w:txbxContent>
@@ -10488,6 +10844,7 @@
         <w:rPr>
           <w:rFonts w:ascii="Barlow Condensed Medium" w:hAnsi="Barlow Condensed Medium"/>
           <w:noProof/>
+          <w:lang w:bidi="he-IL"/>
         </w:rPr>
         <w:drawing>
           <wp:anchor distT="0" distB="0" distL="114300" distR="114300" simplePos="0" relativeHeight="251654656" behindDoc="1" locked="0" layoutInCell="1" allowOverlap="1" wp14:anchorId="2AA2D55C" wp14:editId="23203011">
@@ -10515,7 +10872,7 @@
                     </pic:cNvPicPr>
                   </pic:nvPicPr>
                   <pic:blipFill>
-                    <a:blip r:embed="rId13">
+                    <a:blip r:embed="rId12">
                       <a:extLst>
                         <a:ext uri="{28A0092B-C50C-407E-A947-70E740481C1C}">
                           <a14:useLocalDpi xmlns:a14="http://schemas.microsoft.com/office/drawing/2010/main" val="0"/>
@@ -10556,6 +10913,7 @@
         <w:rPr>
           <w:rFonts w:ascii="Barlow Condensed Medium" w:hAnsi="Barlow Condensed Medium"/>
           <w:noProof/>
+          <w:lang w:bidi="he-IL"/>
         </w:rPr>
         <mc:AlternateContent>
           <mc:Choice Requires="wps">
@@ -10654,7 +11012,7 @@
           </mc:Choice>
           <mc:Fallback>
             <w:pict>
-              <v:roundrect w14:anchorId="03BFD3A3" id="圓角矩形 13" o:spid="_x0000_s1039" style="position:absolute;margin-left:-.4pt;margin-top:16.65pt;width:49.3pt;height:15.3pt;z-index:251650560;visibility:visible;mso-wrap-style:square;mso-width-percent:0;mso-height-percent:0;mso-wrap-distance-left:9pt;mso-wrap-distance-top:0;mso-wrap-distance-right:9pt;mso-wrap-distance-bottom:0;mso-position-horizontal:absolute;mso-position-horizontal-relative:text;mso-position-vertical:absolute;mso-position-vertical-relative:text;mso-width-percent:0;mso-height-percent:0;mso-width-relative:margin;mso-height-relative:margin;v-text-anchor:middle" arcsize="10923f" o:gfxdata="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" fillcolor="#5a5a5a [2109]" stroked="f" strokeweight="1pt">
+              <v:roundrect w14:anchorId="03BFD3A3" id="圓角矩形 13" o:spid="_x0000_s1039" style="position:absolute;margin-left:-.4pt;margin-top:16.65pt;width:49.3pt;height:15.3pt;z-index:251650560;visibility:visible;mso-wrap-style:square;mso-width-percent:0;mso-height-percent:0;mso-wrap-distance-left:9pt;mso-wrap-distance-top:0;mso-wrap-distance-right:9pt;mso-wrap-distance-bottom:0;mso-position-horizontal:absolute;mso-position-horizontal-relative:text;mso-position-vertical:absolute;mso-position-vertical-relative:text;mso-width-percent:0;mso-height-percent:0;mso-width-relative:margin;mso-height-relative:margin;v-text-anchor:middle" arcsize="10923f" o:gfxdata="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" fillcolor="#5a5a5a [2109]" stroked="f" strokeweight="1pt">
                 <v:stroke joinstyle="miter"/>
                 <v:textbox inset=".5mm,0,.5mm,0">
                   <w:txbxContent>
@@ -10790,6 +11148,7 @@
           <w:rFonts w:ascii="Barlow Condensed Medium" w:eastAsia="華康儷中黑" w:hAnsi="Barlow Condensed Medium"/>
           <w:noProof/>
           <w:w w:val="80"/>
+          <w:lang w:bidi="he-IL"/>
         </w:rPr>
         <mc:AlternateContent>
           <mc:Choice Requires="wps">
@@ -10890,7 +11249,7 @@
           </mc:Choice>
           <mc:Fallback>
             <w:pict>
-              <v:shape w14:anchorId="77C1E33A" id="_x0000_s1040" type="#_x0000_t202" style="position:absolute;margin-left:107.25pt;margin-top:6.2pt;width:125.55pt;height:16.3pt;z-index:251665920;visibility:visible;mso-wrap-style:square;mso-width-percent:0;mso-height-percent:0;mso-wrap-distance-left:9pt;mso-wrap-distance-top:3.6pt;mso-wrap-distance-right:9pt;mso-wrap-distance-bottom:3.6pt;mso-position-horizontal:absolute;mso-position-horizontal-relative:text;mso-position-vertical:absolute;mso-position-vertical-relative:text;mso-width-percent:0;mso-height-percent:0;mso-width-relative:margin;mso-height-relative:margin;v-text-anchor:top" o:gfxdata="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" filled="f" stroked="f">
+              <v:shape w14:anchorId="77C1E33A" id="_x0000_s1040" type="#_x0000_t202" style="position:absolute;margin-left:107.25pt;margin-top:6.2pt;width:125.55pt;height:16.3pt;z-index:251665920;visibility:visible;mso-wrap-style:square;mso-width-percent:0;mso-height-percent:0;mso-wrap-distance-left:9pt;mso-wrap-distance-top:3.6pt;mso-wrap-distance-right:9pt;mso-wrap-distance-bottom:3.6pt;mso-position-horizontal:absolute;mso-position-horizontal-relative:text;mso-position-vertical:absolute;mso-position-vertical-relative:text;mso-width-percent:0;mso-height-percent:0;mso-width-relative:margin;mso-height-relative:margin;v-text-anchor:top" o:gfxdata="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" filled="f" stroked="f">
                 <v:textbox inset="0,0,0,0">
                   <w:txbxContent>
                     <w:p>
@@ -11739,6 +12098,7 @@
                 <w:color w:val="000000" w:themeColor="text1"/>
                 <w:sz w:val="18"/>
                 <w:szCs w:val="18"/>
+                <w:lang w:bidi="he-IL"/>
               </w:rPr>
               <mc:AlternateContent>
                 <mc:Choice Requires="wps">
@@ -11838,7 +12198,7 @@
                 </mc:Choice>
                 <mc:Fallback>
                   <w:pict>
-                    <v:rect w14:anchorId="343BC9BA" id="矩形 8" o:spid="_x0000_s1041" style="position:absolute;left:0;text-align:left;margin-left:-.7pt;margin-top:2.7pt;width:18.75pt;height:92.3pt;z-index:251662848;visibility:visible;mso-wrap-style:square;mso-width-percent:0;mso-height-percent:0;mso-wrap-distance-left:9pt;mso-wrap-distance-top:0;mso-wrap-distance-right:9pt;mso-wrap-distance-bottom:0;mso-position-horizontal:absolute;mso-position-horizontal-relative:text;mso-position-vertical:absolute;mso-position-vertical-relative:text;mso-width-percent:0;mso-height-percent:0;mso-width-relative:margin;mso-height-relative:margin;v-text-anchor:middle" o:gfxdata="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" fillcolor="#5a5a5a [2109]" stroked="f" strokeweight="1pt">
+                    <v:rect w14:anchorId="343BC9BA" id="矩形 8" o:spid="_x0000_s1041" style="position:absolute;left:0;text-align:left;margin-left:-.7pt;margin-top:2.7pt;width:18.75pt;height:92.3pt;z-index:251662848;visibility:visible;mso-wrap-style:square;mso-width-percent:0;mso-height-percent:0;mso-wrap-distance-left:9pt;mso-wrap-distance-top:0;mso-wrap-distance-right:9pt;mso-wrap-distance-bottom:0;mso-position-horizontal:absolute;mso-position-horizontal-relative:text;mso-position-vertical:absolute;mso-position-vertical-relative:text;mso-width-percent:0;mso-height-percent:0;mso-width-relative:margin;mso-height-relative:margin;v-text-anchor:middle" o:gfxdata="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" fillcolor="#5a5a5a [2109]" stroked="f" strokeweight="1pt">
                       <v:textbox style="layout-flow:vertical-ideographic" inset="1mm,1mm,1mm,1mm">
                         <w:txbxContent>
                           <w:p>
@@ -12801,6 +13161,7 @@
                 <w:color w:val="000000" w:themeColor="text1"/>
                 <w:sz w:val="18"/>
                 <w:szCs w:val="18"/>
+                <w:lang w:bidi="he-IL"/>
               </w:rPr>
               <mc:AlternateContent>
                 <mc:Choice Requires="wps">
@@ -12900,7 +13261,7 @@
                 </mc:Choice>
                 <mc:Fallback>
                   <w:pict>
-                    <v:rect w14:anchorId="363672F5" id="矩形 10" o:spid="_x0000_s1042" style="position:absolute;left:0;text-align:left;margin-left:-.7pt;margin-top:12.9pt;width:19.25pt;height:42.9pt;z-index:251657728;visibility:visible;mso-wrap-style:square;mso-width-percent:0;mso-height-percent:0;mso-wrap-distance-left:9pt;mso-wrap-distance-top:0;mso-wrap-distance-right:9pt;mso-wrap-distance-bottom:0;mso-position-horizontal:absolute;mso-position-horizontal-relative:text;mso-position-vertical:absolute;mso-position-vertical-relative:text;mso-width-percent:0;mso-height-percent:0;mso-width-relative:margin;mso-height-relative:margin;v-text-anchor:middle" o:gfxdata="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" fillcolor="#5a5a5a [2109]" stroked="f" strokeweight="1pt">
+                    <v:rect w14:anchorId="363672F5" id="矩形 10" o:spid="_x0000_s1042" style="position:absolute;left:0;text-align:left;margin-left:-.7pt;margin-top:12.9pt;width:19.25pt;height:42.9pt;z-index:251657728;visibility:visible;mso-wrap-style:square;mso-width-percent:0;mso-height-percent:0;mso-wrap-distance-left:9pt;mso-wrap-distance-top:0;mso-wrap-distance-right:9pt;mso-wrap-distance-bottom:0;mso-position-horizontal:absolute;mso-position-horizontal-relative:text;mso-position-vertical:absolute;mso-position-vertical-relative:text;mso-width-percent:0;mso-height-percent:0;mso-width-relative:margin;mso-height-relative:margin;v-text-anchor:middle" o:gfxdata="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" fillcolor="#5a5a5a [2109]" stroked="f" strokeweight="1pt">
                       <v:textbox style="layout-flow:vertical-ideographic" inset="1mm,1mm,1mm,1mm">
                         <w:txbxContent>
                           <w:p>
@@ -13577,6 +13938,7 @@
                 <w:color w:val="000000" w:themeColor="text1"/>
                 <w:sz w:val="18"/>
                 <w:szCs w:val="18"/>
+                <w:lang w:bidi="he-IL"/>
               </w:rPr>
               <mc:AlternateContent>
                 <mc:Choice Requires="wps">
@@ -13684,7 +14046,7 @@
                 </mc:Choice>
                 <mc:Fallback>
                   <w:pict>
-                    <v:rect w14:anchorId="4D37C684" id="矩形 11" o:spid="_x0000_s1043" style="position:absolute;left:0;text-align:left;margin-left:-.7pt;margin-top:1.65pt;width:19.25pt;height:111.25pt;z-index:251656704;visibility:visible;mso-wrap-style:square;mso-width-percent:0;mso-height-percent:0;mso-wrap-distance-left:9pt;mso-wrap-distance-top:0;mso-wrap-distance-right:9pt;mso-wrap-distance-bottom:0;mso-position-horizontal:absolute;mso-position-horizontal-relative:text;mso-position-vertical:absolute;mso-position-vertical-relative:text;mso-width-percent:0;mso-height-percent:0;mso-width-relative:margin;mso-height-relative:margin;v-text-anchor:middle" o:gfxdata="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" fillcolor="#5a5a5a [2109]" stroked="f" strokeweight="1pt">
+                    <v:rect w14:anchorId="4D37C684" id="矩形 11" o:spid="_x0000_s1043" style="position:absolute;left:0;text-align:left;margin-left:-.7pt;margin-top:1.65pt;width:19.25pt;height:111.25pt;z-index:251656704;visibility:visible;mso-wrap-style:square;mso-width-percent:0;mso-height-percent:0;mso-wrap-distance-left:9pt;mso-wrap-distance-top:0;mso-wrap-distance-right:9pt;mso-wrap-distance-bottom:0;mso-position-horizontal:absolute;mso-position-horizontal-relative:text;mso-position-vertical:absolute;mso-position-vertical-relative:text;mso-width-percent:0;mso-height-percent:0;mso-width-relative:margin;mso-height-relative:margin;v-text-anchor:middle" o:gfxdata="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" fillcolor="#5a5a5a [2109]" stroked="f" strokeweight="1pt">
                       <v:textbox style="layout-flow:vertical-ideographic" inset="1mm,1mm,1mm,1mm">
                         <w:txbxContent>
                           <w:p>
@@ -15378,6 +15740,7 @@
         <w:rPr>
           <w:rFonts w:ascii="Bahnschrift SemiBold Condensed" w:eastAsia="華康細黑體" w:hAnsi="Bahnschrift SemiBold Condensed"/>
           <w:noProof/>
+          <w:lang w:bidi="he-IL"/>
         </w:rPr>
         <mc:AlternateContent>
           <mc:Choice Requires="wps">
@@ -15440,7 +15803,7 @@
           </mc:Choice>
           <mc:Fallback>
             <w:pict>
-              <v:line w14:anchorId="03A0BCA5" id="直線接點 2" o:spid="_x0000_s1026" style="position:absolute;z-index:251653632;visibility:visible;mso-wrap-style:square;mso-height-percent:0;mso-wrap-distance-left:9pt;mso-wrap-distance-top:0;mso-wrap-distance-right:9pt;mso-wrap-distance-bottom:0;mso-position-horizontal:absolute;mso-position-horizontal-relative:page;mso-position-vertical:absolute;mso-position-vertical-relative:page;mso-height-percent:0;mso-height-relative:margin" from="687.75pt,19.85pt" to="687.75pt,709.8pt" o:gfxdata="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" strokecolor="black [3213]" strokeweight=".5pt">
+              <v:line w14:anchorId="236A7AB3" id="直線接點 2" o:spid="_x0000_s1026" style="position:absolute;z-index:251653632;visibility:visible;mso-wrap-style:square;mso-height-percent:0;mso-wrap-distance-left:9pt;mso-wrap-distance-top:0;mso-wrap-distance-right:9pt;mso-wrap-distance-bottom:0;mso-position-horizontal:absolute;mso-position-horizontal-relative:page;mso-position-vertical:absolute;mso-position-vertical-relative:page;mso-height-percent:0;mso-height-relative:margin" from="687.75pt,19.85pt" to="687.75pt,709.8pt" o:gfxdata="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" strokecolor="black [3213]" strokeweight=".5pt">
                 <v:stroke dashstyle="3 1" joinstyle="miter"/>
                 <w10:wrap anchorx="page" anchory="page"/>
               </v:line>
@@ -15702,8 +16065,8 @@
           <w:szCs w:val="26"/>
         </w:rPr>
         <w:sectPr>
-          <w:headerReference w:type="even" r:id="rId14"/>
-          <w:headerReference w:type="default" r:id="rId15"/>
+          <w:headerReference w:type="even" r:id="rId13"/>
+          <w:headerReference w:type="default" r:id="rId14"/>
           <w:pgSz w:w="20639" w:h="14572" w:orient="landscape" w:code="12"/>
           <w:pgMar w:top="794" w:right="567" w:bottom="510" w:left="567" w:header="340" w:footer="454" w:gutter="0"/>
           <w:cols w:num="4" w:space="742" w:equalWidth="0">
@@ -16395,7 +16758,7 @@
                 <w:rFonts w:ascii="Barlow Condensed Medium" w:eastAsia="標楷體" w:hAnsi="Barlow Condensed Medium" w:cstheme="minorHAnsi" w:hint="eastAsia"/>
                 <w:w w:val="80"/>
               </w:rPr>
-              <w:t>14</w:t>
+              <w:t>18</w:t>
             </w:r>
           </w:p>
         </w:tc>
@@ -16689,7 +17052,7 @@
                 <w:rFonts w:ascii="Barlow Condensed Medium" w:eastAsia="標楷體" w:hAnsi="Barlow Condensed Medium" w:cstheme="minorHAnsi" w:hint="eastAsia"/>
                 <w:w w:val="80"/>
               </w:rPr>
-              <w:t>70</w:t>
+              <w:t>56</w:t>
             </w:r>
           </w:p>
         </w:tc>
@@ -17765,7 +18128,7 @@
                 <w:rFonts w:ascii="Barlow Condensed Medium" w:eastAsia="標楷體" w:hAnsi="Barlow Condensed Medium" w:cstheme="minorHAnsi" w:hint="eastAsia"/>
                 <w:w w:val="80"/>
               </w:rPr>
-              <w:t>19</w:t>
+              <w:t>18</w:t>
             </w:r>
           </w:p>
         </w:tc>
@@ -18465,7 +18828,7 @@
                 <w:rFonts w:ascii="Barlow Condensed Medium" w:eastAsia="標楷體" w:hAnsi="Barlow Condensed Medium" w:cstheme="minorHAnsi" w:hint="eastAsia"/>
                 <w:w w:val="80"/>
               </w:rPr>
-              <w:t>3</w:t>
+              <w:t>5</w:t>
             </w:r>
           </w:p>
         </w:tc>
@@ -18756,7 +19119,7 @@
                 <w:rFonts w:ascii="Barlow Condensed Medium" w:eastAsia="標楷體" w:hAnsi="Barlow Condensed Medium" w:cstheme="minorHAnsi" w:hint="eastAsia"/>
                 <w:w w:val="80"/>
               </w:rPr>
-              <w:t>6</w:t>
+              <w:t>5</w:t>
             </w:r>
           </w:p>
         </w:tc>
@@ -19026,7 +19389,7 @@
                 <w:rFonts w:ascii="Barlow Condensed Medium" w:eastAsia="標楷體" w:hAnsi="Barlow Condensed Medium" w:cstheme="minorHAnsi" w:hint="eastAsia"/>
                 <w:w w:val="80"/>
               </w:rPr>
-              <w:t>5</w:t>
+              <w:t>6</w:t>
             </w:r>
           </w:p>
         </w:tc>
@@ -19556,7 +19919,7 @@
                 <w:rFonts w:ascii="Barlow Condensed Medium" w:eastAsia="標楷體" w:hAnsi="Barlow Condensed Medium" w:cstheme="minorHAnsi" w:hint="eastAsia"/>
                 <w:w w:val="80"/>
               </w:rPr>
-              <w:t>--</w:t>
+              <w:t>14</w:t>
             </w:r>
           </w:p>
         </w:tc>
@@ -20380,6 +20743,15 @@
                 <w:w w:val="80"/>
               </w:rPr>
             </w:pPr>
+            <w:r>
+              <w:rPr>
+                <w:rFonts w:ascii="Barlow Condensed Medium" w:eastAsia="標楷體" w:hAnsi="Barlow Condensed Medium" w:cstheme="minorHAnsi" w:hint="eastAsia"/>
+                <w:w w:val="80"/>
+              </w:rPr>
+              <w:t>3</w:t>
+            </w:r>
+            <w:bookmarkStart w:id="6" w:name="_GoBack"/>
+            <w:bookmarkEnd w:id="6"/>
           </w:p>
         </w:tc>
         <w:tc>
@@ -25109,7 +25481,7 @@
                 <w:sz w:val="20"/>
                 <w:szCs w:val="20"/>
               </w:rPr>
-              <w:t>21*</w:t>
+              <w:t>30*</w:t>
             </w:r>
             <w:r>
               <w:rPr>
@@ -25120,7 +25492,7 @@
                 <w:sz w:val="20"/>
                 <w:szCs w:val="20"/>
               </w:rPr>
-              <w:t>(16)</w:t>
+              <w:t>(15)</w:t>
             </w:r>
           </w:p>
         </w:tc>
@@ -25305,7 +25677,7 @@
                 <w:sz w:val="20"/>
                 <w:szCs w:val="20"/>
               </w:rPr>
-              <w:t>22*</w:t>
+              <w:t>31:1-32</w:t>
             </w:r>
             <w:r>
               <w:rPr>
@@ -25316,7 +25688,7 @@
                 <w:sz w:val="20"/>
                 <w:szCs w:val="20"/>
               </w:rPr>
-              <w:t>(15-16)</w:t>
+              <w:t>(6)</w:t>
             </w:r>
           </w:p>
         </w:tc>
@@ -25492,7 +25864,7 @@
                 <w:sz w:val="20"/>
                 <w:szCs w:val="20"/>
               </w:rPr>
-              <w:t>23*-24:12</w:t>
+              <w:t>31:33-32*</w:t>
             </w:r>
             <w:r>
               <w:rPr>
@@ -25503,7 +25875,7 @@
                 <w:sz w:val="20"/>
                 <w:szCs w:val="20"/>
               </w:rPr>
-              <w:t>(&lt;14-15)</w:t>
+              <w:t>(32:18)</w:t>
             </w:r>
           </w:p>
         </w:tc>
@@ -25679,7 +26051,7 @@
                 <w:sz w:val="20"/>
                 <w:szCs w:val="20"/>
               </w:rPr>
-              <w:t>24:13-26:4</w:t>
+              <w:t>33*</w:t>
             </w:r>
             <w:r>
               <w:rPr>
@@ -25690,7 +26062,7 @@
                 <w:sz w:val="20"/>
                 <w:szCs w:val="20"/>
               </w:rPr>
-              <w:t>(24:13)</w:t>
+              <w:t>(30)</w:t>
             </w:r>
           </w:p>
         </w:tc>
@@ -25866,7 +26238,7 @@
                 <w:sz w:val="20"/>
                 <w:szCs w:val="20"/>
               </w:rPr>
-              <w:t>26:5-27*</w:t>
+              <w:t>34*</w:t>
             </w:r>
             <w:r>
               <w:rPr>
@@ -25877,7 +26249,7 @@
                 <w:sz w:val="20"/>
                 <w:szCs w:val="20"/>
               </w:rPr>
-              <w:t>(27:6)</w:t>
+              <w:t>(6)</w:t>
             </w:r>
           </w:p>
         </w:tc>
@@ -26053,7 +26425,7 @@
                 <w:sz w:val="20"/>
                 <w:szCs w:val="20"/>
               </w:rPr>
-              <w:t>28*</w:t>
+              <w:t>35*-36:21</w:t>
             </w:r>
             <w:r>
               <w:rPr>
@@ -26064,7 +26436,7 @@
                 <w:sz w:val="20"/>
                 <w:szCs w:val="20"/>
               </w:rPr>
-              <w:t>(13,28)</w:t>
+              <w:t>(35:13)</w:t>
             </w:r>
           </w:p>
         </w:tc>
@@ -26240,7 +26612,7 @@
                 <w:sz w:val="20"/>
                 <w:szCs w:val="20"/>
               </w:rPr>
-              <w:t>29*</w:t>
+              <w:t>36:22-37*</w:t>
             </w:r>
             <w:r>
               <w:rPr>
@@ -26251,7 +26623,7 @@
                 <w:sz w:val="20"/>
                 <w:szCs w:val="20"/>
               </w:rPr>
-              <w:t>(20)</w:t>
+              <w:t>(37:19)</w:t>
             </w:r>
           </w:p>
         </w:tc>
@@ -26276,6 +26648,7 @@
           <w:w w:val="60"/>
           <w:sz w:val="26"/>
           <w:szCs w:val="26"/>
+          <w:lang w:bidi="he-IL"/>
         </w:rPr>
         <w:drawing>
           <wp:anchor distT="0" distB="0" distL="114300" distR="114300" simplePos="0" relativeHeight="251652608" behindDoc="1" locked="0" layoutInCell="1" allowOverlap="1" wp14:anchorId="433B7986" wp14:editId="21CE1412">
@@ -26301,7 +26674,7 @@
                     <pic:cNvPicPr/>
                   </pic:nvPicPr>
                   <pic:blipFill>
-                    <a:blip r:embed="rId16" cstate="print">
+                    <a:blip r:embed="rId15" cstate="print">
                       <a:extLst>
                         <a:ext uri="{28A0092B-C50C-407E-A947-70E740481C1C}">
                           <a14:useLocalDpi xmlns:a14="http://schemas.microsoft.com/office/drawing/2010/main" val="0"/>
@@ -26659,7 +27032,7 @@
           <w:sz w:val="26"/>
           <w:szCs w:val="26"/>
         </w:rPr>
-        <w:t>指定給惡人的產業</w:t>
+        <w:t>榮耀常新</w:t>
       </w:r>
       <w:r>
         <w:rPr>
@@ -26725,7 +27098,7 @@
           <w:sz w:val="26"/>
           <w:szCs w:val="26"/>
         </w:rPr>
-        <w:t>這是惡人從神所得的份，</w:t>
+        <w:t>我的榮耀在我身上更新，</w:t>
       </w:r>
     </w:p>
     <w:p>
@@ -26751,7 +27124,7 @@
           <w:sz w:val="26"/>
           <w:szCs w:val="26"/>
         </w:rPr>
-        <w:t>是神為他所定的產業。</w:t>
+        <w:t>我的弓在我手中日新。</w:t>
       </w:r>
       <w:r>
         <w:rPr>
@@ -26781,7 +27154,7 @@
           <w:sz w:val="26"/>
           <w:szCs w:val="26"/>
         </w:rPr>
-        <w:t>20</w:t>
+        <w:t>2</w:t>
       </w:r>
       <w:r>
         <w:rPr>
@@ -26791,7 +27164,7 @@
           <w:sz w:val="26"/>
           <w:szCs w:val="26"/>
         </w:rPr>
-        <w:t>:</w:t>
+        <w:t>9</w:t>
       </w:r>
       <w:r>
         <w:rPr>
@@ -26801,7 +27174,27 @@
           <w:sz w:val="26"/>
           <w:szCs w:val="26"/>
         </w:rPr>
-        <w:t>29</w:t>
+        <w:t>:</w:t>
+      </w:r>
+      <w:r>
+        <w:rPr>
+          <w:rFonts w:ascii="Barlow Condensed Medium" w:eastAsia="華康儷中黑" w:hAnsi="Barlow Condensed Medium" w:cs="Calibri" w:hint="eastAsia"/>
+          <w:bCs/>
+          <w:w w:val="70"/>
+          <w:sz w:val="26"/>
+          <w:szCs w:val="26"/>
+        </w:rPr>
+        <w:t>2</w:t>
+      </w:r>
+      <w:r>
+        <w:rPr>
+          <w:rFonts w:ascii="Barlow Condensed Medium" w:eastAsia="華康儷中黑" w:hAnsi="Barlow Condensed Medium" w:cs="Calibri" w:hint="eastAsia"/>
+          <w:bCs/>
+          <w:w w:val="70"/>
+          <w:sz w:val="26"/>
+          <w:szCs w:val="26"/>
+        </w:rPr>
+        <w:t>0</w:t>
       </w:r>
       <w:r>
         <w:rPr>
@@ -26923,7 +27316,7 @@
                 <w:sz w:val="26"/>
                 <w:szCs w:val="26"/>
               </w:rPr>
-              <w:t>瑣法為何認為自己被羞辱</w:t>
+              <w:t>義人的榮耀從何而來</w:t>
             </w:r>
             <w:r>
               <w:rPr>
@@ -26995,7 +27388,7 @@
                 <w:sz w:val="26"/>
                 <w:szCs w:val="26"/>
               </w:rPr>
-              <w:t>為何物質不能作為善惡終極的報應</w:t>
+              <w:t>為何　神缺席，公義就失去意義</w:t>
             </w:r>
             <w:r>
               <w:rPr>
@@ -27067,7 +27460,7 @@
                 <w:sz w:val="26"/>
                 <w:szCs w:val="26"/>
               </w:rPr>
-              <w:t>為何冤枉無辜人的比作惡的更惡</w:t>
+              <w:t>義人為何引人追隨</w:t>
             </w:r>
             <w:r>
               <w:rPr>
@@ -27148,7 +27541,7 @@
                 <w:sz w:val="26"/>
                 <w:szCs w:val="26"/>
               </w:rPr>
-              <w:t>為何復活和永生才是最大的公義</w:t>
+              <w:t>義人渴求什麼樣的生命</w:t>
             </w:r>
             <w:r>
               <w:rPr>
@@ -27203,6 +27596,7 @@
         <w:rPr>
           <w:rFonts w:ascii="Barlow Condensed Medium" w:hAnsi="Barlow Condensed Medium"/>
           <w:noProof/>
+          <w:lang w:bidi="he-IL"/>
         </w:rPr>
         <mc:AlternateContent>
           <mc:Choice Requires="wps">
@@ -27268,7 +27662,7 @@
           </mc:Choice>
           <mc:Fallback>
             <w:pict>
-              <v:line w14:anchorId="26CCE364" id="直線接點 6" o:spid="_x0000_s1026" style="position:absolute;z-index:251664896;visibility:visible;mso-wrap-style:square;mso-width-percent:0;mso-height-percent:0;mso-wrap-distance-left:9pt;mso-wrap-distance-top:0;mso-wrap-distance-right:9pt;mso-wrap-distance-bottom:0;mso-position-horizontal:absolute;mso-position-horizontal-relative:page;mso-position-vertical:absolute;mso-position-vertical-relative:page;mso-width-percent:0;mso-height-percent:0;mso-width-relative:margin;mso-height-relative:margin" from="343.9pt,19.85pt" to="345.05pt,710.95pt" o:gfxdata="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" strokecolor="black [3213]" strokeweight=".5pt">
+              <v:line w14:anchorId="78F5D676" id="直線接點 6" o:spid="_x0000_s1026" style="position:absolute;z-index:251664896;visibility:visible;mso-wrap-style:square;mso-width-percent:0;mso-height-percent:0;mso-wrap-distance-left:9pt;mso-wrap-distance-top:0;mso-wrap-distance-right:9pt;mso-wrap-distance-bottom:0;mso-position-horizontal:absolute;mso-position-horizontal-relative:page;mso-position-vertical:absolute;mso-position-vertical-relative:page;mso-width-percent:0;mso-height-percent:0;mso-width-relative:margin;mso-height-relative:margin" from="343.9pt,19.85pt" to="345.05pt,710.95pt" o:gfxdata="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" strokecolor="black [3213]" strokeweight=".5pt">
                 <v:stroke dashstyle="3 1" joinstyle="miter"/>
                 <w10:wrap anchorx="page" anchory="page"/>
               </v:line>
@@ -27280,6 +27674,7 @@
         <w:rPr>
           <w:rFonts w:ascii="Barlow Condensed Medium" w:hAnsi="Barlow Condensed Medium"/>
           <w:noProof/>
+          <w:lang w:bidi="he-IL"/>
         </w:rPr>
         <mc:AlternateContent>
           <mc:Choice Requires="wps">
@@ -27345,7 +27740,7 @@
           </mc:Choice>
           <mc:Fallback>
             <w:pict>
-              <v:line w14:anchorId="39AC4B3A" id="直線接點 4" o:spid="_x0000_s1026" style="position:absolute;z-index:251660800;visibility:visible;mso-wrap-style:square;mso-width-percent:0;mso-height-percent:0;mso-wrap-distance-left:9pt;mso-wrap-distance-top:0;mso-wrap-distance-right:9pt;mso-wrap-distance-bottom:0;mso-position-horizontal:absolute;mso-position-horizontal-relative:page;mso-position-vertical:absolute;mso-position-vertical-relative:page;mso-width-percent:0;mso-height-percent:0;mso-width-relative:margin;mso-height-relative:margin" from="343.9pt,19.85pt" to="345.05pt,710.95pt" o:gfxdata="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" strokecolor="black [3213]" strokeweight=".5pt">
+              <v:line w14:anchorId="5688023E" id="直線接點 4" o:spid="_x0000_s1026" style="position:absolute;z-index:251660800;visibility:visible;mso-wrap-style:square;mso-width-percent:0;mso-height-percent:0;mso-wrap-distance-left:9pt;mso-wrap-distance-top:0;mso-wrap-distance-right:9pt;mso-wrap-distance-bottom:0;mso-position-horizontal:absolute;mso-position-horizontal-relative:page;mso-position-vertical:absolute;mso-position-vertical-relative:page;mso-width-percent:0;mso-height-percent:0;mso-width-relative:margin;mso-height-relative:margin" from="343.9pt,19.85pt" to="345.05pt,710.95pt" o:gfxdata="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" strokecolor="black [3213]" strokeweight=".5pt">
                 <v:stroke dashstyle="3 1" joinstyle="miter"/>
                 <w10:wrap anchorx="page" anchory="page"/>
               </v:line>
@@ -27537,7 +27932,7 @@
           <w:sz w:val="26"/>
           <w:szCs w:val="26"/>
         </w:rPr>
-        <w:t>指定給惡人的產業</w:t>
+        <w:t>榮耀常新</w:t>
       </w:r>
       <w:r>
         <w:rPr>
@@ -27621,7 +28016,7 @@
                 <w:sz w:val="26"/>
                 <w:szCs w:val="26"/>
               </w:rPr>
-              <w:t>約伯記</w:t>
+              <w:t>伯</w:t>
             </w:r>
             <w:r>
               <w:rPr>
@@ -27630,7 +28025,16 @@
                 <w:sz w:val="26"/>
                 <w:szCs w:val="26"/>
               </w:rPr>
-              <w:t xml:space="preserve">20: 4-9,18-29 </w:t>
+              <w:t>29: 2-4,12-25 (20)</w:t>
+            </w:r>
+            <w:r>
+              <w:rPr>
+                <w:rFonts w:ascii="Barlow Condensed Medium" w:eastAsia="華康儷中黑" w:hAnsi="Barlow Condensed Medium" w:cs="Calibri" w:hint="eastAsia"/>
+                <w:w w:val="72"/>
+                <w:sz w:val="26"/>
+                <w:szCs w:val="26"/>
+              </w:rPr>
+              <w:t xml:space="preserve"> </w:t>
             </w:r>
           </w:p>
         </w:tc>
@@ -27683,7 +28087,7 @@
           <w:sz w:val="26"/>
           <w:szCs w:val="26"/>
         </w:rPr>
-        <w:t>約伯認為瑣法前次發言沒有智慧，善惡有報不能解釋有惡人一生享福。這使瑣法覺得自己被羞辱，強調自己能出於悟性的靈自省，說亙古常真的話卻打臉自己。</w:t>
+        <w:t>約伯最後的申訴，講訴他與　神同行的時日，一生追求公義和憐憫的生活實踐。而　神賜給他的祝福乃是在人之中有榮耀，生命不斷更新。對比給惡人的產業。</w:t>
       </w:r>
       <w:r>
         <w:rPr>
@@ -27692,7 +28096,7 @@
           <w:sz w:val="26"/>
           <w:szCs w:val="26"/>
         </w:rPr>
-        <w:t>約伯的三個朋友都堅稱他們領受了　神的智慧，因為　神絕對的公義，因此善惡的報應也是絕對必然的。但是卻排除時間性，報應不必然是在今生今世的現世報。更忽略了義人承受苦難的可能性，不論是自然平衡運轉的災難，或是惡人的逼迫，都有因果上的意義。然而在辯論中，比較哪個道理比較有理，卻讓道理站不住的一方顯得沒有智慧，進而演變成爭面子的問題。當然，強辭奪理令人生氣，而惱羞成怒則是個人的情緒管控不良。因此，我們必在反駁或指正說理的事上，避免人身攻擊。損傷他人人格或公開羞辱人的話是不應該說的。最大的限度，只有在指責他人刻意扭曲道理或屈枉正直，基本上是對事，不對人。顯然，約伯先前反駁瑣法，只是責備卻不至於是公開羞辱。但是，瑣法的自尊心作祟，認為反對他的意見，就是羞辱他。因此而急躁、生氣。宣稱自己說話是出於智慧的感悟，是亙古不變的真理。但是實際上說的，是出於公義對惡人得現世報的期待，並不是歷史上必然發生的事實。</w:t>
+        <w:t>約伯真實告白自己的人生，不只是為了反駁三個朋友用不實的惡行對他的指控，反而更多是為了向　神呼求，他思念與　神同行的過去和作為一個公義的實踐者的幸福感和榮耀感，以及無限可能的智慧與能力的充實和滿足。這遠遠與惡人只看見物質和利益的短視無法相比擬。就像朋友一直用　神賜惡人產業，再取回當作懲罰，以此控告約伯的苦難就是　神的懲罰。卻對義人的心和道路完全無知，完全抓錯重點。約伯，代表自己也代表義人發言，他認為最大的懲罰不是物質財富的剝奪感，而是失去　神的同行和回應。因為，　神的同行直接關聯著義人生命的全部。物質只是無法排除的一小部份，更大的部份是公義和憐憫的言行形塑了義人自己的形象，約伯用穿戴公義的衣外和冠冕來比喻。以及受人敬重、追隨和付出關心、照顧的美好人際關係。重點是，行一切公義的意義不單只是榮耀，更是一種生命能力的成長和更新。就像種子會自動生長一樣，義人的熱情和動機永不熄滅。</w:t>
       </w:r>
     </w:p>
     <w:p>
@@ -27715,115 +28119,7 @@
           <w:sz w:val="26"/>
           <w:szCs w:val="26"/>
         </w:rPr>
-        <w:t>首先，瑣法表明惡人的福樂必然是短暫。第一首詩</w:t>
-      </w:r>
-      <w:r>
-        <w:rPr>
-          <w:rFonts w:ascii="Barlow Condensed Medium" w:eastAsia="華康儷中黑" w:hAnsi="Barlow Condensed Medium" w:hint="eastAsia"/>
-          <w:w w:val="75"/>
-          <w:sz w:val="26"/>
-          <w:szCs w:val="26"/>
-        </w:rPr>
-        <w:t>(12-19</w:t>
-      </w:r>
-      <w:r>
-        <w:rPr>
-          <w:rFonts w:ascii="Barlow Condensed Medium" w:eastAsia="華康儷中黑" w:hAnsi="Barlow Condensed Medium" w:hint="eastAsia"/>
-          <w:w w:val="75"/>
-          <w:sz w:val="26"/>
-          <w:szCs w:val="26"/>
-        </w:rPr>
-        <w:t>節</w:t>
-      </w:r>
-      <w:r>
-        <w:rPr>
-          <w:rFonts w:ascii="Barlow Condensed Medium" w:eastAsia="華康儷中黑" w:hAnsi="Barlow Condensed Medium" w:hint="eastAsia"/>
-          <w:w w:val="75"/>
-          <w:sz w:val="26"/>
-          <w:szCs w:val="26"/>
-        </w:rPr>
-        <w:t>)</w:t>
-      </w:r>
-      <w:r>
-        <w:rPr>
-          <w:rFonts w:ascii="Barlow Condensed Medium" w:eastAsia="華康儷中黑" w:hAnsi="Barlow Condensed Medium" w:hint="eastAsia"/>
-          <w:w w:val="75"/>
-          <w:sz w:val="26"/>
-          <w:szCs w:val="26"/>
-        </w:rPr>
-        <w:t>用毒蛇的毒液和食物來比喻，強調惡人的報應是要吐出不義之財</w:t>
-      </w:r>
-      <w:r>
-        <w:rPr>
-          <w:rFonts w:ascii="Barlow Condensed Medium" w:eastAsia="華康儷中黑" w:hAnsi="Barlow Condensed Medium" w:hint="eastAsia"/>
-          <w:w w:val="75"/>
-          <w:sz w:val="26"/>
-          <w:szCs w:val="26"/>
-        </w:rPr>
-        <w:t>(</w:t>
-      </w:r>
-      <w:r>
-        <w:rPr>
-          <w:rFonts w:ascii="Barlow Condensed Medium" w:eastAsia="華康儷中黑" w:hAnsi="Barlow Condensed Medium" w:hint="eastAsia"/>
-          <w:w w:val="75"/>
-          <w:sz w:val="26"/>
-          <w:szCs w:val="26"/>
-        </w:rPr>
-        <w:t>食物</w:t>
-      </w:r>
-      <w:r>
-        <w:rPr>
-          <w:rFonts w:ascii="Barlow Condensed Medium" w:eastAsia="華康儷中黑" w:hAnsi="Barlow Condensed Medium" w:hint="eastAsia"/>
-          <w:w w:val="75"/>
-          <w:sz w:val="26"/>
-          <w:szCs w:val="26"/>
-        </w:rPr>
-        <w:t>)</w:t>
-      </w:r>
-      <w:r>
-        <w:rPr>
-          <w:rFonts w:ascii="Barlow Condensed Medium" w:eastAsia="華康儷中黑" w:hAnsi="Barlow Condensed Medium" w:hint="eastAsia"/>
-          <w:w w:val="75"/>
-          <w:sz w:val="26"/>
-          <w:szCs w:val="26"/>
-        </w:rPr>
-        <w:t>且被自己的謊言殺死</w:t>
-      </w:r>
-      <w:r>
-        <w:rPr>
-          <w:rFonts w:ascii="Barlow Condensed Medium" w:eastAsia="華康儷中黑" w:hAnsi="Barlow Condensed Medium" w:hint="eastAsia"/>
-          <w:w w:val="75"/>
-          <w:sz w:val="26"/>
-          <w:szCs w:val="26"/>
-        </w:rPr>
-        <w:t>(</w:t>
-      </w:r>
-      <w:r>
-        <w:rPr>
-          <w:rFonts w:ascii="Barlow Condensed Medium" w:eastAsia="華康儷中黑" w:hAnsi="Barlow Condensed Medium" w:hint="eastAsia"/>
-          <w:w w:val="75"/>
-          <w:sz w:val="26"/>
-          <w:szCs w:val="26"/>
-        </w:rPr>
-        <w:t>毒液</w:t>
-      </w:r>
-      <w:r>
-        <w:rPr>
-          <w:rFonts w:ascii="Barlow Condensed Medium" w:eastAsia="華康儷中黑" w:hAnsi="Barlow Condensed Medium" w:hint="eastAsia"/>
-          <w:w w:val="75"/>
-          <w:sz w:val="26"/>
-          <w:szCs w:val="26"/>
-        </w:rPr>
-        <w:t>)</w:t>
-      </w:r>
-      <w:r>
-        <w:rPr>
-          <w:rFonts w:ascii="Barlow Condensed Medium" w:eastAsia="華康儷中黑" w:hAnsi="Barlow Condensed Medium" w:hint="eastAsia"/>
-          <w:w w:val="75"/>
-          <w:sz w:val="26"/>
-          <w:szCs w:val="26"/>
-        </w:rPr>
-        <w:t>。</w:t>
+        <w:t xml:space="preserve">　神的光照亮和引導，就如同眾人對約伯的尊敬和讚賞，就是義人的榮耀。又與　神親密的情誼，就展現在約伯對待他人都如同至親的美好關係上。</w:t>
       </w:r>
       <w:r>
         <w:rPr>
@@ -27832,184 +28128,7 @@
           <w:sz w:val="26"/>
           <w:szCs w:val="26"/>
         </w:rPr>
-        <w:t>用字上的說明：義的</w:t>
-      </w:r>
-      <w:r>
-        <w:rPr>
-          <w:rFonts w:ascii="Barlow Condensed Medium" w:eastAsia="華康細黑體" w:hAnsi="Barlow Condensed Medium" w:cs="微軟正黑體" w:hint="eastAsia"/>
-          <w:w w:val="75"/>
-          <w:sz w:val="26"/>
-          <w:szCs w:val="26"/>
-        </w:rPr>
-        <w:t>(</w:t>
-      </w:r>
-      <w:r>
-        <w:rPr>
-          <w:rFonts w:ascii="Barlow Condensed Medium" w:eastAsia="華康細黑體" w:hAnsi="Barlow Condensed Medium" w:cs="Times New Roman"/>
-          <w:w w:val="75"/>
-          <w:sz w:val="26"/>
-          <w:szCs w:val="26"/>
-          <w:rtl/>
-          <w:lang w:bidi="he-IL"/>
-        </w:rPr>
-        <w:t>צַדִּיק</w:t>
-      </w:r>
-      <w:r>
-        <w:rPr>
-          <w:rFonts w:ascii="Barlow Condensed Medium" w:eastAsia="華康細黑體" w:hAnsi="Barlow Condensed Medium" w:cs="微軟正黑體" w:hint="eastAsia"/>
-          <w:w w:val="75"/>
-          <w:sz w:val="26"/>
-          <w:szCs w:val="26"/>
-        </w:rPr>
-        <w:t>/</w:t>
-      </w:r>
-      <w:r>
-        <w:rPr>
-          <w:rFonts w:ascii="Barlow Condensed Medium" w:eastAsia="華康細黑體" w:hAnsi="Barlow Condensed Medium" w:cs="微軟正黑體"/>
-          <w:w w:val="75"/>
-          <w:sz w:val="26"/>
-          <w:szCs w:val="26"/>
-        </w:rPr>
-        <w:t>tsad-deek'</w:t>
-      </w:r>
-      <w:r>
-        <w:rPr>
-          <w:rFonts w:ascii="Barlow Condensed Medium" w:eastAsia="華康細黑體" w:hAnsi="Barlow Condensed Medium" w:cs="微軟正黑體" w:hint="eastAsia"/>
-          <w:w w:val="75"/>
-          <w:sz w:val="26"/>
-          <w:szCs w:val="26"/>
-        </w:rPr>
-        <w:t>/)</w:t>
-      </w:r>
-      <w:r>
-        <w:rPr>
-          <w:rFonts w:ascii="Barlow Condensed Medium" w:eastAsia="華康細黑體" w:hAnsi="Barlow Condensed Medium" w:cs="微軟正黑體" w:hint="eastAsia"/>
-          <w:w w:val="75"/>
-          <w:sz w:val="26"/>
-          <w:szCs w:val="26"/>
-        </w:rPr>
-        <w:t>，就是公義、正確的；正直的</w:t>
-      </w:r>
-      <w:r>
-        <w:rPr>
-          <w:rFonts w:ascii="Barlow Condensed Medium" w:eastAsia="華康細黑體" w:hAnsi="Barlow Condensed Medium" w:cs="微軟正黑體" w:hint="eastAsia"/>
-          <w:w w:val="75"/>
-          <w:sz w:val="26"/>
-          <w:szCs w:val="26"/>
-        </w:rPr>
-        <w:t>(</w:t>
-      </w:r>
-      <w:r>
-        <w:rPr>
-          <w:rFonts w:ascii="Barlow Condensed Medium" w:eastAsia="華康細黑體" w:hAnsi="Barlow Condensed Medium" w:cs="Times New Roman"/>
-          <w:w w:val="75"/>
-          <w:sz w:val="26"/>
-          <w:szCs w:val="26"/>
-          <w:rtl/>
-          <w:lang w:bidi="he-IL"/>
-        </w:rPr>
-        <w:t>יָשָׁר</w:t>
-      </w:r>
-      <w:r>
-        <w:rPr>
-          <w:rFonts w:ascii="Barlow Condensed Medium" w:eastAsia="華康細黑體" w:hAnsi="Barlow Condensed Medium" w:cs="微軟正黑體" w:hint="eastAsia"/>
-          <w:w w:val="75"/>
-          <w:sz w:val="26"/>
-          <w:szCs w:val="26"/>
-        </w:rPr>
-        <w:t>/</w:t>
-      </w:r>
-      <w:r>
-        <w:rPr>
-          <w:rFonts w:ascii="Barlow Condensed Medium" w:eastAsia="華康細黑體" w:hAnsi="Barlow Condensed Medium" w:cs="微軟正黑體"/>
-          <w:w w:val="75"/>
-          <w:sz w:val="26"/>
-          <w:szCs w:val="26"/>
-        </w:rPr>
-        <w:t>yaw-shawr'</w:t>
-      </w:r>
-      <w:r>
-        <w:rPr>
-          <w:rFonts w:ascii="Barlow Condensed Medium" w:eastAsia="華康細黑體" w:hAnsi="Barlow Condensed Medium" w:cs="微軟正黑體" w:hint="eastAsia"/>
-          <w:w w:val="75"/>
-          <w:sz w:val="26"/>
-          <w:szCs w:val="26"/>
-        </w:rPr>
-        <w:t>/)</w:t>
-      </w:r>
-      <w:r>
-        <w:rPr>
-          <w:rFonts w:ascii="Barlow Condensed Medium" w:eastAsia="華康細黑體" w:hAnsi="Barlow Condensed Medium" w:cs="微軟正黑體" w:hint="eastAsia"/>
-          <w:w w:val="75"/>
-          <w:sz w:val="26"/>
-          <w:szCs w:val="26"/>
-        </w:rPr>
-        <w:t>，等同公義的；邪</w:t>
-      </w:r>
-      <w:r>
-        <w:rPr>
-          <w:rFonts w:ascii="Barlow Condensed Medium" w:eastAsia="華康細黑體" w:hAnsi="Barlow Condensed Medium" w:cs="微軟正黑體" w:hint="eastAsia"/>
-          <w:w w:val="75"/>
-          <w:sz w:val="26"/>
-          <w:szCs w:val="26"/>
-        </w:rPr>
-        <w:t>惡的</w:t>
-      </w:r>
-      <w:r>
-        <w:rPr>
-          <w:rFonts w:ascii="Barlow Condensed Medium" w:eastAsia="華康細黑體" w:hAnsi="Barlow Condensed Medium" w:cs="微軟正黑體" w:hint="eastAsia"/>
-          <w:w w:val="75"/>
-          <w:sz w:val="26"/>
-          <w:szCs w:val="26"/>
-        </w:rPr>
-        <w:t>(</w:t>
-      </w:r>
-      <w:r>
-        <w:rPr>
-          <w:rFonts w:ascii="Barlow Condensed Medium" w:eastAsia="華康細黑體" w:hAnsi="Barlow Condensed Medium" w:cs="Times New Roman"/>
-          <w:w w:val="75"/>
-          <w:sz w:val="26"/>
-          <w:szCs w:val="26"/>
-          <w:rtl/>
-          <w:lang w:bidi="he-IL"/>
-        </w:rPr>
-        <w:t>רָשָׁע</w:t>
-      </w:r>
-      <w:r>
-        <w:rPr>
-          <w:rFonts w:ascii="Barlow Condensed Medium" w:eastAsia="華康細黑體" w:hAnsi="Barlow Condensed Medium" w:cs="微軟正黑體" w:hint="eastAsia"/>
-          <w:w w:val="75"/>
-          <w:sz w:val="26"/>
-          <w:szCs w:val="26"/>
-        </w:rPr>
-        <w:t>/</w:t>
-      </w:r>
-      <w:r>
-        <w:rPr>
-          <w:rFonts w:ascii="Barlow Condensed Medium" w:eastAsia="華康細黑體" w:hAnsi="Barlow Condensed Medium" w:cs="微軟正黑體"/>
-          <w:w w:val="75"/>
-          <w:sz w:val="26"/>
-          <w:szCs w:val="26"/>
-        </w:rPr>
-        <w:t>raw-shaw'</w:t>
-      </w:r>
-      <w:r>
-        <w:rPr>
-          <w:rFonts w:ascii="Barlow Condensed Medium" w:eastAsia="華康細黑體" w:hAnsi="Barlow Condensed Medium" w:cs="微軟正黑體" w:hint="eastAsia"/>
-          <w:w w:val="75"/>
-          <w:sz w:val="26"/>
-          <w:szCs w:val="26"/>
-        </w:rPr>
-        <w:t>/)</w:t>
-      </w:r>
-      <w:r>
-        <w:rPr>
-          <w:rFonts w:ascii="Barlow Condensed Medium" w:eastAsia="華康細黑體" w:hAnsi="Barlow Condensed Medium" w:cs="微軟正黑體" w:hint="eastAsia"/>
-          <w:w w:val="75"/>
-          <w:sz w:val="26"/>
-          <w:szCs w:val="26"/>
-        </w:rPr>
-        <w:t>是相對於公義的。所以，所謂的惡人，就是思想和行為皆邪惡的人。瑣法用毒蛇的毒液來指惡人口中藏著惡的謊言，和牠能吞吃比自己身體更大的食物來指欺壓窮人得來的不義之財。又強調享受不義之財是福樂是暫時的，不能完全吃下，卻要吐回來，並且被自己用來殺獵物的毒液所殺，比喻用來壓迫人的惡。同時惡人死的時候，骨頭尚年輕要作為證據。法瑣認為是亙古真理的，只是對一個理想的公義社會的想像，對實際狀況卻沒有說服力。一是邪惡不單只是在物質層面的慾望，在權力、控制慾和認知的扭曲上更甚。二是所有受害者不都能獲得惡人吐回來的補償，補正公義。三是所有惡人不都在今生受報應，也不都年輕而死於非命。</w:t>
+        <w:t>與　神同行是難以描述的經驗。有人會將巧合的事視為　神的作為，雖然　神掌管一切，但凡事不都出自　神，特別是只利益個人的事。而約伯先用光來比喻　神的話語，再提及自己所行的一切公義，就沒有自己往自己臉上貼金的違和感。因為一切尊耀的產生，都是因為行了　神的話，那麼榮耀就歸給　神了。又同時，　神待約伯如朋友，就是尊貴的人把卑微的人當朋友。這也讓約伯提及憐憫窮人、孤兒、寡婦和蒙冤的人的事，不是吹捧自己，而是感恩那位把他當朋友的　神。如此，義人將一切義行都歸榮耀給　神和從祂而來的智慧，都是不求能回報的義務，且是被良善本身的價值所驅使，由內心的誠實所發出的作為。因此，義人的榮耀和能力的更新，乃是由　神所分享的，在　神離開時，自然就消失了。就如同珍珠奶茶不加珍珠就失去珍珠奶茶這個名字的意義。意思是說，完全的公義只能從　神而來。</w:t>
       </w:r>
     </w:p>
     <w:p>
@@ -28032,43 +28151,7 @@
           <w:sz w:val="26"/>
           <w:szCs w:val="26"/>
         </w:rPr>
-        <w:t>其次，瑣法堅稱　神必給惡人極痛苦的刑罰。第二首詩</w:t>
-      </w:r>
-      <w:r>
-        <w:rPr>
-          <w:rFonts w:ascii="Barlow Condensed Medium" w:eastAsia="華康儷中黑" w:hAnsi="Barlow Condensed Medium" w:hint="eastAsia"/>
-          <w:w w:val="75"/>
-          <w:sz w:val="26"/>
-          <w:szCs w:val="26"/>
-        </w:rPr>
-        <w:t>(23-28</w:t>
-      </w:r>
-      <w:r>
-        <w:rPr>
-          <w:rFonts w:ascii="Barlow Condensed Medium" w:eastAsia="華康儷中黑" w:hAnsi="Barlow Condensed Medium" w:hint="eastAsia"/>
-          <w:w w:val="75"/>
-          <w:sz w:val="26"/>
-          <w:szCs w:val="26"/>
-        </w:rPr>
-        <w:t>節</w:t>
-      </w:r>
-      <w:r>
-        <w:rPr>
-          <w:rFonts w:ascii="Barlow Condensed Medium" w:eastAsia="華康儷中黑" w:hAnsi="Barlow Condensed Medium" w:hint="eastAsia"/>
-          <w:w w:val="75"/>
-          <w:sz w:val="26"/>
-          <w:szCs w:val="26"/>
-        </w:rPr>
-        <w:t>)</w:t>
-      </w:r>
-      <w:r>
-        <w:rPr>
-          <w:rFonts w:ascii="Barlow Condensed Medium" w:eastAsia="華康儷中黑" w:hAnsi="Barlow Condensed Medium" w:hint="eastAsia"/>
-          <w:w w:val="75"/>
-          <w:sz w:val="26"/>
-          <w:szCs w:val="26"/>
-        </w:rPr>
-        <w:t>描述這刑罰突然臨到，遇刀劍在人吃飯時和降閃電熄不了的火燒毀帳棚，都在影射約伯的苦難。</w:t>
+        <w:t>義人公義、憐憫和智慧的特質，是眾望所歸的領袖形象。如同君王可以帶領軍隊，又如同朋友成為哀傷的人隨時的幫助。義人用積極的行動來愛　神和愛人。</w:t>
       </w:r>
       <w:r>
         <w:rPr>
@@ -28077,16 +28160,7 @@
           <w:sz w:val="26"/>
           <w:szCs w:val="26"/>
         </w:rPr>
-        <w:t>瑣法的言語隱藏了比他所說遭刑罰的惡人更可怕的惡。又刀劍和天災指出了世間最普遍的兩種苦難，前者是人為的，後者是自然的，或是說人不可知的因原和奧秘。瑣法描述惡人的刑罰要在享樂之中，災難毫無預警地臨到。言語中的景象正是約伯家人的遭遇，這對約伯來說是二次的傷害。瑣法有充分的理由以此來羞辱約伯，因為他自認為約伯先前羞辱了他。不同的是，約伯只是反駁苦難必然等同惡人的惡報的說法，是就事論事。然而，瑣法把約伯經歷的苦難直接說成他的惡報，卻沒有約伯行惡的證據，則是惡意地栽贓。用謊言強加在無辜人身上的惡是更大的惡，比惡人殺害目睹他作惡的證人，為要掩蓋</w:t>
-      </w:r>
-      <w:r>
-        <w:rPr>
-          <w:rFonts w:ascii="Barlow Condensed Medium" w:eastAsia="華康細黑體" w:hAnsi="Barlow Condensed Medium" w:cs="微軟正黑體" w:hint="eastAsia"/>
-          <w:w w:val="75"/>
-          <w:sz w:val="26"/>
-          <w:szCs w:val="26"/>
-        </w:rPr>
-        <w:t>自己的罪更惡就是用口殺人，抹滅人格。</w:t>
+        <w:t>義人的積極行動力不但是如常常保持良好彈性的弓，隨時能派上用場，同時也如同帶兵的將領，有果斷和智慧的判斷和指揮能力。這讓義人一切的作為，不是出於衝動，而是有遠見且引人追隨的。引人追隨是比受人敬重更高的層次，是能轉變群體和社會更大的能力。這樣的能力、責任落在義人身上就能造福眾人。卻不可能落在惡人身上。若真的有人追隨惡人，不外乎就是假公濟私的大騙局。而約伯如此深刻地描述自己的經歷，就是在反駁朋友的誣告，因為真正的義人是不可能假得出來的。他過去所行的一切，都要證明他的清白。</w:t>
       </w:r>
     </w:p>
     <w:p>
@@ -28117,7 +28191,7 @@
           <w:sz w:val="26"/>
           <w:szCs w:val="26"/>
         </w:rPr>
-        <w:t>「惱羞成怒」到「擋我者死」的距離</w:t>
+        <w:t>無價至寶</w:t>
       </w:r>
       <w:r>
         <w:rPr>
@@ -28135,7 +28209,7 @@
           <w:sz w:val="26"/>
           <w:szCs w:val="26"/>
         </w:rPr>
-        <w:t>公義的目的是帶給人和平，不是刑罰。因為就算完全對等的補償被當作公義，但是不可回復的損失，以人的能力是無法完全對等地補償的，如殺人償命只是死了兩個人而己，真正需要補償的是無辜被殺的人。然而，把公義</w:t>
+        <w:t>本週有兩則駭人聽聞的新聞。一件是肇事車回頭二次輾壓傷者致死，另一件是詐騙台灣青年至大陸強摘器官，一人可賺</w:t>
       </w:r>
       <w:r>
         <w:rPr>
@@ -28144,7 +28218,7 @@
           <w:sz w:val="26"/>
           <w:szCs w:val="26"/>
         </w:rPr>
-        <w:t>(</w:t>
+        <w:t>8</w:t>
       </w:r>
       <w:r>
         <w:rPr>
@@ -28153,25 +28227,7 @@
           <w:sz w:val="26"/>
           <w:szCs w:val="26"/>
         </w:rPr>
-        <w:t>刑罰</w:t>
-      </w:r>
-      <w:r>
-        <w:rPr>
-          <w:rFonts w:ascii="Cambria" w:eastAsia="華康細黑體" w:hAnsi="Cambria" w:cs="Cambria" w:hint="eastAsia"/>
-          <w:w w:val="75"/>
-          <w:sz w:val="26"/>
-          <w:szCs w:val="26"/>
-        </w:rPr>
-        <w:t>)</w:t>
-      </w:r>
-      <w:r>
-        <w:rPr>
-          <w:rFonts w:ascii="Cambria" w:eastAsia="華康細黑體" w:hAnsi="Cambria" w:cs="Cambria" w:hint="eastAsia"/>
-          <w:w w:val="75"/>
-          <w:sz w:val="26"/>
-          <w:szCs w:val="26"/>
-        </w:rPr>
-        <w:t>的知識當成智慧的評價，又用智慧決定人地位的尊卑，才會導致因為自己的智慧被看輕或比下去就「惱羞成怒」的問題。本來要使人和平的公義，卻造成立場不同人相互仇視，甚至攻擊。這種「擋我者死」的自我中心，就是魔鬼的謊言，誘惑人來犯罪。而真正的智慧不是擁有更多的知識和經驗，而是擁有好的判斷和分辦能力。最重要的就是自省能力，即瑣法所說的在悟性中的靈。但是，顯然瑣法說的是空話。惡者的陷阱就是自我中心，以怒氣，就是非理性、無智慧，來製造仇恨，破壞和平，使公義無用。以此為戒才是智慧。</w:t>
+        <w:t>百萬。前者是長久流傳在職業駕駛之間的惡劣觀念，就是賠死人，比賠重傷的醫藥費便宜。然而直接把人當作商品買賣，更是沒有人性。還好，沒成功就被逮了。生命就是無價至寶。從最簡單的養活自己和展現自己，到養活和造福更多人的職志。又從道德的光輝，科技的創造，到藝術對美的詮釋，這是人身上所展現出　神祂自己的形象。不過，生命的行動力雖然是無價至寶，又穿上義人的外衣，或是惡人的外衣，卻是天壤之別。前者是活出　神的榮耀，後者卻是毀滅　神的創造。令人欣喜的是，　神應許義人的生命常新，這是對抗惡者最神奇的禮物。</w:t>
       </w:r>
     </w:p>
     <w:p>
@@ -28194,43 +28250,7 @@
           <w:sz w:val="26"/>
           <w:szCs w:val="26"/>
         </w:rPr>
-        <w:t>瑣法用身體受苦和財產損失作為「　神給惡人的份和產業</w:t>
-      </w:r>
-      <w:r>
-        <w:rPr>
-          <w:rFonts w:ascii="Barlow Condensed Medium" w:eastAsia="華康儷中黑" w:hAnsi="Barlow Condensed Medium" w:hint="eastAsia"/>
-          <w:w w:val="75"/>
-          <w:sz w:val="26"/>
-          <w:szCs w:val="26"/>
-        </w:rPr>
-        <w:t>(</w:t>
-      </w:r>
-      <w:r>
-        <w:rPr>
-          <w:rFonts w:ascii="Barlow Condensed Medium" w:eastAsia="華康儷中黑" w:hAnsi="Barlow Condensed Medium" w:hint="eastAsia"/>
-          <w:w w:val="75"/>
-          <w:sz w:val="26"/>
-          <w:szCs w:val="26"/>
-        </w:rPr>
-        <w:t>命運</w:t>
-      </w:r>
-      <w:r>
-        <w:rPr>
-          <w:rFonts w:ascii="Barlow Condensed Medium" w:eastAsia="華康儷中黑" w:hAnsi="Barlow Condensed Medium" w:hint="eastAsia"/>
-          <w:w w:val="75"/>
-          <w:sz w:val="26"/>
-          <w:szCs w:val="26"/>
-        </w:rPr>
-        <w:t>)</w:t>
-      </w:r>
-      <w:r>
-        <w:rPr>
-          <w:rFonts w:ascii="Barlow Condensed Medium" w:eastAsia="華康儷中黑" w:hAnsi="Barlow Condensed Medium" w:hint="eastAsia"/>
-          <w:w w:val="75"/>
-          <w:sz w:val="26"/>
-          <w:szCs w:val="26"/>
-        </w:rPr>
-        <w:t>」。相較約伯先前認為　神對人最重的刑罰是離棄人。那麼惡人最終的份是永死不得見　神才對。</w:t>
+        <w:t>相對於惡人所追求的物質主義，義人追求的卻是生命的榮耀和隨時預備好行動的能力。而約伯感嘆，唯有與　神同行，義人公義、憐憫和智慧的行動才有意義。</w:t>
       </w:r>
       <w:r>
         <w:rPr>
@@ -28239,7 +28259,7 @@
           <w:sz w:val="26"/>
           <w:szCs w:val="26"/>
         </w:rPr>
-        <w:t>瑣法是個物質主義的代表，用物質的給予和損失來評量人的善惡的結局，卻忽略了靈性的層次和善惡本身既有的價值。又人的結局是死，才是物質主義當道的主因。而耶穌基督的福音就是要解決這個問題，就是渴慕　神的良善和生命要更勝於物質。復活和永生，才是　神給義人真正的結局，和生前蒙冤的平反。</w:t>
+        <w:t>讀者是看戲的人，一開始就知道約伯是無辜受苦的。因為期待公義顯明的心，我們一路陪著約伯和他的三個朋友，談論惡人與義人，磨練我們的判斷力，同時也對　神有更深的認識。發現人常被外在的表象矇蔽，阻止人認識真理和事實。而惡者和惡人以謊言裝飾自己，唯有義人用公義和憐憫的義行當外袍。義人渴求的是能進入和看見　神的榮光，獲得內心永不熄滅的熱忱，以及認識真理和生命無限的可能。這種生命需要被更新和成長的渴慕，是進入永生的第一步。</w:t>
       </w:r>
       <w:r>
         <w:rPr>
@@ -28252,8 +28272,8 @@
       </w:r>
     </w:p>
     <w:sectPr>
-      <w:headerReference w:type="even" r:id="rId17"/>
-      <w:headerReference w:type="default" r:id="rId18"/>
+      <w:headerReference w:type="even" r:id="rId16"/>
+      <w:headerReference w:type="default" r:id="rId17"/>
       <w:type w:val="evenPage"/>
       <w:pgSz w:w="20639" w:h="14572" w:orient="landscape" w:code="12"/>
       <w:pgMar w:top="794" w:right="567" w:bottom="510" w:left="567" w:header="340" w:footer="454" w:gutter="0"/>
@@ -28271,7 +28291,7 @@
 </file>
 
 <file path=word/endnotes.xml><?xml version="1.0" encoding="utf-8"?>
-<w:endnotes xmlns:wpc="http://schemas.microsoft.com/office/word/2010/wordprocessingCanvas" xmlns:cx="http://schemas.microsoft.com/office/drawing/2014/chartex" xmlns:cx1="http://schemas.microsoft.com/office/drawing/2015/9/8/chartex" xmlns:cx2="http://schemas.microsoft.com/office/drawing/2015/10/21/chartex" xmlns:cx3="http://schemas.microsoft.com/office/drawing/2016/5/9/chartex" xmlns:cx4="http://schemas.microsoft.com/office/drawing/2016/5/10/chartex" xmlns:cx5="http://schemas.microsoft.com/office/drawing/2016/5/11/chartex" xmlns:cx6="http://schemas.microsoft.com/office/drawing/2016/5/12/chartex" xmlns:cx7="http://schemas.microsoft.com/office/drawing/2016/5/13/chartex" xmlns:cx8="http://schemas.microsoft.com/office/drawing/2016/5/14/chartex" xmlns:mc="http://schemas.openxmlformats.org/markup-compatibility/2006" xmlns:aink="http://schemas.microsoft.com/office/drawing/2016/ink" xmlns:am3d="http://schemas.microsoft.com/office/drawing/2017/model3d" xmlns:o="urn:schemas-microsoft-com:office:office" xmlns:oel="http://schemas.microsoft.com/office/2019/extlst" xmlns:r="http://schemas.openxmlformats.org/officeDocument/2006/relationships" xmlns:m="http://schemas.openxmlformats.org/officeDocument/2006/math" xmlns:v="urn:schemas-microsoft-com:vml" xmlns:wp14="http://schemas.microsoft.com/office/word/2010/wordprocessingDrawing" xmlns:wp="http://schemas.openxmlformats.org/drawingml/2006/wordprocessingDrawing" xmlns:w10="urn:schemas-microsoft-com:office:word" xmlns:w="http://schemas.openxmlformats.org/wordprocessingml/2006/main" xmlns:w14="http://schemas.microsoft.com/office/word/2010/wordml" xmlns:w15="http://schemas.microsoft.com/office/word/2012/wordml" xmlns:w16cex="http://schemas.microsoft.com/office/word/2018/wordml/cex" xmlns:w16cid="http://schemas.microsoft.com/office/word/2016/wordml/cid" xmlns:w16="http://schemas.microsoft.com/office/word/2018/wordml" xmlns:w16sdtdh="http://schemas.microsoft.com/office/word/2020/wordml/sdtdatahash" xmlns:w16se="http://schemas.microsoft.com/office/word/2015/wordml/symex" xmlns:wpg="http://schemas.microsoft.com/office/word/2010/wordprocessingGroup" xmlns:wpi="http://schemas.microsoft.com/office/word/2010/wordprocessingInk" xmlns:wne="http://schemas.microsoft.com/office/word/2006/wordml" xmlns:wps="http://schemas.microsoft.com/office/word/2010/wordprocessingShape" mc:Ignorable="w14 w15 w16se w16cid w16 w16cex w16sdtdh wp14">
+<w:endnotes xmlns:wpc="http://schemas.microsoft.com/office/word/2010/wordprocessingCanvas" xmlns:mc="http://schemas.openxmlformats.org/markup-compatibility/2006" xmlns:o="urn:schemas-microsoft-com:office:office" xmlns:r="http://schemas.openxmlformats.org/officeDocument/2006/relationships" xmlns:m="http://schemas.openxmlformats.org/officeDocument/2006/math" xmlns:v="urn:schemas-microsoft-com:vml" xmlns:wp14="http://schemas.microsoft.com/office/word/2010/wordprocessingDrawing" xmlns:wp="http://schemas.openxmlformats.org/drawingml/2006/wordprocessingDrawing" xmlns:w10="urn:schemas-microsoft-com:office:word" xmlns:w="http://schemas.openxmlformats.org/wordprocessingml/2006/main" xmlns:w14="http://schemas.microsoft.com/office/word/2010/wordml" xmlns:w15="http://schemas.microsoft.com/office/word/2012/wordml" xmlns:wpg="http://schemas.microsoft.com/office/word/2010/wordprocessingGroup" xmlns:wpi="http://schemas.microsoft.com/office/word/2010/wordprocessingInk" xmlns:wne="http://schemas.microsoft.com/office/word/2006/wordml" xmlns:wps="http://schemas.microsoft.com/office/word/2010/wordprocessingShape" mc:Ignorable="w14 w15 wp14">
   <w:endnote w:type="separator" w:id="-1">
     <w:p>
       <w:r>
@@ -28290,7 +28310,7 @@
 </file>
 
 <file path=word/footnotes.xml><?xml version="1.0" encoding="utf-8"?>
-<w:footnotes xmlns:wpc="http://schemas.microsoft.com/office/word/2010/wordprocessingCanvas" xmlns:cx="http://schemas.microsoft.com/office/drawing/2014/chartex" xmlns:cx1="http://schemas.microsoft.com/office/drawing/2015/9/8/chartex" xmlns:cx2="http://schemas.microsoft.com/office/drawing/2015/10/21/chartex" xmlns:cx3="http://schemas.microsoft.com/office/drawing/2016/5/9/chartex" xmlns:cx4="http://schemas.microsoft.com/office/drawing/2016/5/10/chartex" xmlns:cx5="http://schemas.microsoft.com/office/drawing/2016/5/11/chartex" xmlns:cx6="http://schemas.microsoft.com/office/drawing/2016/5/12/chartex" xmlns:cx7="http://schemas.microsoft.com/office/drawing/2016/5/13/chartex" xmlns:cx8="http://schemas.microsoft.com/office/drawing/2016/5/14/chartex" xmlns:mc="http://schemas.openxmlformats.org/markup-compatibility/2006" xmlns:aink="http://schemas.microsoft.com/office/drawing/2016/ink" xmlns:am3d="http://schemas.microsoft.com/office/drawing/2017/model3d" xmlns:o="urn:schemas-microsoft-com:office:office" xmlns:oel="http://schemas.microsoft.com/office/2019/extlst" xmlns:r="http://schemas.openxmlformats.org/officeDocument/2006/relationships" xmlns:m="http://schemas.openxmlformats.org/officeDocument/2006/math" xmlns:v="urn:schemas-microsoft-com:vml" xmlns:wp14="http://schemas.microsoft.com/office/word/2010/wordprocessingDrawing" xmlns:wp="http://schemas.openxmlformats.org/drawingml/2006/wordprocessingDrawing" xmlns:w10="urn:schemas-microsoft-com:office:word" xmlns:w="http://schemas.openxmlformats.org/wordprocessingml/2006/main" xmlns:w14="http://schemas.microsoft.com/office/word/2010/wordml" xmlns:w15="http://schemas.microsoft.com/office/word/2012/wordml" xmlns:w16cex="http://schemas.microsoft.com/office/word/2018/wordml/cex" xmlns:w16cid="http://schemas.microsoft.com/office/word/2016/wordml/cid" xmlns:w16="http://schemas.microsoft.com/office/word/2018/wordml" xmlns:w16sdtdh="http://schemas.microsoft.com/office/word/2020/wordml/sdtdatahash" xmlns:w16se="http://schemas.microsoft.com/office/word/2015/wordml/symex" xmlns:wpg="http://schemas.microsoft.com/office/word/2010/wordprocessingGroup" xmlns:wpi="http://schemas.microsoft.com/office/word/2010/wordprocessingInk" xmlns:wne="http://schemas.microsoft.com/office/word/2006/wordml" xmlns:wps="http://schemas.microsoft.com/office/word/2010/wordprocessingShape" mc:Ignorable="w14 w15 w16se w16cid w16 w16cex w16sdtdh wp14">
+<w:footnotes xmlns:wpc="http://schemas.microsoft.com/office/word/2010/wordprocessingCanvas" xmlns:mc="http://schemas.openxmlformats.org/markup-compatibility/2006" xmlns:o="urn:schemas-microsoft-com:office:office" xmlns:r="http://schemas.openxmlformats.org/officeDocument/2006/relationships" xmlns:m="http://schemas.openxmlformats.org/officeDocument/2006/math" xmlns:v="urn:schemas-microsoft-com:vml" xmlns:wp14="http://schemas.microsoft.com/office/word/2010/wordprocessingDrawing" xmlns:wp="http://schemas.openxmlformats.org/drawingml/2006/wordprocessingDrawing" xmlns:w10="urn:schemas-microsoft-com:office:word" xmlns:w="http://schemas.openxmlformats.org/wordprocessingml/2006/main" xmlns:w14="http://schemas.microsoft.com/office/word/2010/wordml" xmlns:w15="http://schemas.microsoft.com/office/word/2012/wordml" xmlns:wpg="http://schemas.microsoft.com/office/word/2010/wordprocessingGroup" xmlns:wpi="http://schemas.microsoft.com/office/word/2010/wordprocessingInk" xmlns:wne="http://schemas.microsoft.com/office/word/2006/wordml" xmlns:wps="http://schemas.microsoft.com/office/word/2010/wordprocessingShape" mc:Ignorable="w14 w15 wp14">
   <w:footnote w:type="separator" w:id="-1">
     <w:p>
       <w:r>
@@ -28309,7 +28329,7 @@
 </file>
 
 <file path=word/header1.xml><?xml version="1.0" encoding="utf-8"?>
-<w:hdr xmlns:wpc="http://schemas.microsoft.com/office/word/2010/wordprocessingCanvas" xmlns:cx="http://schemas.microsoft.com/office/drawing/2014/chartex" xmlns:cx1="http://schemas.microsoft.com/office/drawing/2015/9/8/chartex" xmlns:cx2="http://schemas.microsoft.com/office/drawing/2015/10/21/chartex" xmlns:cx3="http://schemas.microsoft.com/office/drawing/2016/5/9/chartex" xmlns:cx4="http://schemas.microsoft.com/office/drawing/2016/5/10/chartex" xmlns:cx5="http://schemas.microsoft.com/office/drawing/2016/5/11/chartex" xmlns:cx6="http://schemas.microsoft.com/office/drawing/2016/5/12/chartex" xmlns:cx7="http://schemas.microsoft.com/office/drawing/2016/5/13/chartex" xmlns:cx8="http://schemas.microsoft.com/office/drawing/2016/5/14/chartex" xmlns:mc="http://schemas.openxmlformats.org/markup-compatibility/2006" xmlns:aink="http://schemas.microsoft.com/office/drawing/2016/ink" xmlns:am3d="http://schemas.microsoft.com/office/drawing/2017/model3d" xmlns:o="urn:schemas-microsoft-com:office:office" xmlns:oel="http://schemas.microsoft.com/office/2019/extlst" xmlns:r="http://schemas.openxmlformats.org/officeDocument/2006/relationships" xmlns:m="http://schemas.openxmlformats.org/officeDocument/2006/math" xmlns:v="urn:schemas-microsoft-com:vml" xmlns:wp14="http://schemas.microsoft.com/office/word/2010/wordprocessingDrawing" xmlns:wp="http://schemas.openxmlformats.org/drawingml/2006/wordprocessingDrawing" xmlns:w10="urn:schemas-microsoft-com:office:word" xmlns:w="http://schemas.openxmlformats.org/wordprocessingml/2006/main" xmlns:w14="http://schemas.microsoft.com/office/word/2010/wordml" xmlns:w15="http://schemas.microsoft.com/office/word/2012/wordml" xmlns:w16cex="http://schemas.microsoft.com/office/word/2018/wordml/cex" xmlns:w16cid="http://schemas.microsoft.com/office/word/2016/wordml/cid" xmlns:w16="http://schemas.microsoft.com/office/word/2018/wordml" xmlns:w16sdtdh="http://schemas.microsoft.com/office/word/2020/wordml/sdtdatahash" xmlns:w16se="http://schemas.microsoft.com/office/word/2015/wordml/symex" xmlns:wpg="http://schemas.microsoft.com/office/word/2010/wordprocessingGroup" xmlns:wpi="http://schemas.microsoft.com/office/word/2010/wordprocessingInk" xmlns:wne="http://schemas.microsoft.com/office/word/2006/wordml" xmlns:wps="http://schemas.microsoft.com/office/word/2010/wordprocessingShape" mc:Ignorable="w14 w15 w16se w16cid w16 w16cex w16sdtdh wp14">
+<w:hdr xmlns:wpc="http://schemas.microsoft.com/office/word/2010/wordprocessingCanvas" xmlns:mc="http://schemas.openxmlformats.org/markup-compatibility/2006" xmlns:o="urn:schemas-microsoft-com:office:office" xmlns:r="http://schemas.openxmlformats.org/officeDocument/2006/relationships" xmlns:m="http://schemas.openxmlformats.org/officeDocument/2006/math" xmlns:v="urn:schemas-microsoft-com:vml" xmlns:wp14="http://schemas.microsoft.com/office/word/2010/wordprocessingDrawing" xmlns:wp="http://schemas.openxmlformats.org/drawingml/2006/wordprocessingDrawing" xmlns:w10="urn:schemas-microsoft-com:office:word" xmlns:w="http://schemas.openxmlformats.org/wordprocessingml/2006/main" xmlns:w14="http://schemas.microsoft.com/office/word/2010/wordml" xmlns:w15="http://schemas.microsoft.com/office/word/2012/wordml" xmlns:wpg="http://schemas.microsoft.com/office/word/2010/wordprocessingGroup" xmlns:wpi="http://schemas.microsoft.com/office/word/2010/wordprocessingInk" xmlns:wne="http://schemas.microsoft.com/office/word/2006/wordml" xmlns:wps="http://schemas.microsoft.com/office/word/2010/wordprocessingShape" mc:Ignorable="w14 w15 wp14">
   <w:p>
     <w:pPr>
       <w:pStyle w:val="a4"/>
@@ -28381,7 +28401,7 @@
         <w:b/>
         <w:noProof/>
       </w:rPr>
-      <w:t>2635</w:t>
+      <w:t>2637</w:t>
     </w:r>
     <w:r>
       <w:rPr>
@@ -28476,7 +28496,7 @@
         <w:b/>
         <w:noProof/>
       </w:rPr>
-      <w:t>08</w:t>
+      <w:t>09</w:t>
     </w:r>
     <w:r>
       <w:rPr>
@@ -28518,7 +28538,7 @@
         <w:b/>
         <w:noProof/>
       </w:rPr>
-      <w:t>30</w:t>
+      <w:t>13</w:t>
     </w:r>
     <w:r>
       <w:rPr>
@@ -28590,7 +28610,7 @@
         <w:b/>
         <w:noProof/>
       </w:rPr>
-      <w:t>2635</w:t>
+      <w:t>2637</w:t>
     </w:r>
     <w:r>
       <w:rPr>
@@ -28685,7 +28705,7 @@
         <w:b/>
         <w:noProof/>
       </w:rPr>
-      <w:t>08</w:t>
+      <w:t>09</w:t>
     </w:r>
     <w:r>
       <w:rPr>
@@ -28727,7 +28747,7 @@
         <w:b/>
         <w:noProof/>
       </w:rPr>
-      <w:t>30</w:t>
+      <w:t>13</w:t>
     </w:r>
     <w:r>
       <w:rPr>
@@ -28767,7 +28787,7 @@
 </file>
 
 <file path=word/header2.xml><?xml version="1.0" encoding="utf-8"?>
-<w:hdr xmlns:wpc="http://schemas.microsoft.com/office/word/2010/wordprocessingCanvas" xmlns:cx="http://schemas.microsoft.com/office/drawing/2014/chartex" xmlns:cx1="http://schemas.microsoft.com/office/drawing/2015/9/8/chartex" xmlns:cx2="http://schemas.microsoft.com/office/drawing/2015/10/21/chartex" xmlns:cx3="http://schemas.microsoft.com/office/drawing/2016/5/9/chartex" xmlns:cx4="http://schemas.microsoft.com/office/drawing/2016/5/10/chartex" xmlns:cx5="http://schemas.microsoft.com/office/drawing/2016/5/11/chartex" xmlns:cx6="http://schemas.microsoft.com/office/drawing/2016/5/12/chartex" xmlns:cx7="http://schemas.microsoft.com/office/drawing/2016/5/13/chartex" xmlns:cx8="http://schemas.microsoft.com/office/drawing/2016/5/14/chartex" xmlns:mc="http://schemas.openxmlformats.org/markup-compatibility/2006" xmlns:aink="http://schemas.microsoft.com/office/drawing/2016/ink" xmlns:am3d="http://schemas.microsoft.com/office/drawing/2017/model3d" xmlns:o="urn:schemas-microsoft-com:office:office" xmlns:oel="http://schemas.microsoft.com/office/2019/extlst" xmlns:r="http://schemas.openxmlformats.org/officeDocument/2006/relationships" xmlns:m="http://schemas.openxmlformats.org/officeDocument/2006/math" xmlns:v="urn:schemas-microsoft-com:vml" xmlns:wp14="http://schemas.microsoft.com/office/word/2010/wordprocessingDrawing" xmlns:wp="http://schemas.openxmlformats.org/drawingml/2006/wordprocessingDrawing" xmlns:w10="urn:schemas-microsoft-com:office:word" xmlns:w="http://schemas.openxmlformats.org/wordprocessingml/2006/main" xmlns:w14="http://schemas.microsoft.com/office/word/2010/wordml" xmlns:w15="http://schemas.microsoft.com/office/word/2012/wordml" xmlns:w16cex="http://schemas.microsoft.com/office/word/2018/wordml/cex" xmlns:w16cid="http://schemas.microsoft.com/office/word/2016/wordml/cid" xmlns:w16="http://schemas.microsoft.com/office/word/2018/wordml" xmlns:w16sdtdh="http://schemas.microsoft.com/office/word/2020/wordml/sdtdatahash" xmlns:w16se="http://schemas.microsoft.com/office/word/2015/wordml/symex" xmlns:wpg="http://schemas.microsoft.com/office/word/2010/wordprocessingGroup" xmlns:wpi="http://schemas.microsoft.com/office/word/2010/wordprocessingInk" xmlns:wne="http://schemas.microsoft.com/office/word/2006/wordml" xmlns:wps="http://schemas.microsoft.com/office/word/2010/wordprocessingShape" mc:Ignorable="w14 w15 w16se w16cid w16 w16cex w16sdtdh wp14">
+<w:hdr xmlns:wpc="http://schemas.microsoft.com/office/word/2010/wordprocessingCanvas" xmlns:mc="http://schemas.openxmlformats.org/markup-compatibility/2006" xmlns:o="urn:schemas-microsoft-com:office:office" xmlns:r="http://schemas.openxmlformats.org/officeDocument/2006/relationships" xmlns:m="http://schemas.openxmlformats.org/officeDocument/2006/math" xmlns:v="urn:schemas-microsoft-com:vml" xmlns:wp14="http://schemas.microsoft.com/office/word/2010/wordprocessingDrawing" xmlns:wp="http://schemas.openxmlformats.org/drawingml/2006/wordprocessingDrawing" xmlns:w10="urn:schemas-microsoft-com:office:word" xmlns:w="http://schemas.openxmlformats.org/wordprocessingml/2006/main" xmlns:w14="http://schemas.microsoft.com/office/word/2010/wordml" xmlns:w15="http://schemas.microsoft.com/office/word/2012/wordml" xmlns:wpg="http://schemas.microsoft.com/office/word/2010/wordprocessingGroup" xmlns:wpi="http://schemas.microsoft.com/office/word/2010/wordprocessingInk" xmlns:wne="http://schemas.microsoft.com/office/word/2006/wordml" xmlns:wps="http://schemas.microsoft.com/office/word/2010/wordprocessingShape" mc:Ignorable="w14 w15 wp14">
   <w:p>
     <w:pPr>
       <w:pStyle w:val="a4"/>
@@ -29225,7 +29245,7 @@
 </file>
 
 <file path=word/header3.xml><?xml version="1.0" encoding="utf-8"?>
-<w:hdr xmlns:wpc="http://schemas.microsoft.com/office/word/2010/wordprocessingCanvas" xmlns:cx="http://schemas.microsoft.com/office/drawing/2014/chartex" xmlns:cx1="http://schemas.microsoft.com/office/drawing/2015/9/8/chartex" xmlns:cx2="http://schemas.microsoft.com/office/drawing/2015/10/21/chartex" xmlns:cx3="http://schemas.microsoft.com/office/drawing/2016/5/9/chartex" xmlns:cx4="http://schemas.microsoft.com/office/drawing/2016/5/10/chartex" xmlns:cx5="http://schemas.microsoft.com/office/drawing/2016/5/11/chartex" xmlns:cx6="http://schemas.microsoft.com/office/drawing/2016/5/12/chartex" xmlns:cx7="http://schemas.microsoft.com/office/drawing/2016/5/13/chartex" xmlns:cx8="http://schemas.microsoft.com/office/drawing/2016/5/14/chartex" xmlns:mc="http://schemas.openxmlformats.org/markup-compatibility/2006" xmlns:aink="http://schemas.microsoft.com/office/drawing/2016/ink" xmlns:am3d="http://schemas.microsoft.com/office/drawing/2017/model3d" xmlns:o="urn:schemas-microsoft-com:office:office" xmlns:oel="http://schemas.microsoft.com/office/2019/extlst" xmlns:r="http://schemas.openxmlformats.org/officeDocument/2006/relationships" xmlns:m="http://schemas.openxmlformats.org/officeDocument/2006/math" xmlns:v="urn:schemas-microsoft-com:vml" xmlns:wp14="http://schemas.microsoft.com/office/word/2010/wordprocessingDrawing" xmlns:wp="http://schemas.openxmlformats.org/drawingml/2006/wordprocessingDrawing" xmlns:w10="urn:schemas-microsoft-com:office:word" xmlns:w="http://schemas.openxmlformats.org/wordprocessingml/2006/main" xmlns:w14="http://schemas.microsoft.com/office/word/2010/wordml" xmlns:w15="http://schemas.microsoft.com/office/word/2012/wordml" xmlns:w16cex="http://schemas.microsoft.com/office/word/2018/wordml/cex" xmlns:w16cid="http://schemas.microsoft.com/office/word/2016/wordml/cid" xmlns:w16="http://schemas.microsoft.com/office/word/2018/wordml" xmlns:w16sdtdh="http://schemas.microsoft.com/office/word/2020/wordml/sdtdatahash" xmlns:w16se="http://schemas.microsoft.com/office/word/2015/wordml/symex" xmlns:wpg="http://schemas.microsoft.com/office/word/2010/wordprocessingGroup" xmlns:wpi="http://schemas.microsoft.com/office/word/2010/wordprocessingInk" xmlns:wne="http://schemas.microsoft.com/office/word/2006/wordml" xmlns:wps="http://schemas.microsoft.com/office/word/2010/wordprocessingShape" mc:Ignorable="w14 w15 w16se w16cid w16 w16cex w16sdtdh wp14">
+<w:hdr xmlns:wpc="http://schemas.microsoft.com/office/word/2010/wordprocessingCanvas" xmlns:mc="http://schemas.openxmlformats.org/markup-compatibility/2006" xmlns:o="urn:schemas-microsoft-com:office:office" xmlns:r="http://schemas.openxmlformats.org/officeDocument/2006/relationships" xmlns:m="http://schemas.openxmlformats.org/officeDocument/2006/math" xmlns:v="urn:schemas-microsoft-com:vml" xmlns:wp14="http://schemas.microsoft.com/office/word/2010/wordprocessingDrawing" xmlns:wp="http://schemas.openxmlformats.org/drawingml/2006/wordprocessingDrawing" xmlns:w10="urn:schemas-microsoft-com:office:word" xmlns:w="http://schemas.openxmlformats.org/wordprocessingml/2006/main" xmlns:w14="http://schemas.microsoft.com/office/word/2010/wordml" xmlns:w15="http://schemas.microsoft.com/office/word/2012/wordml" xmlns:wpg="http://schemas.microsoft.com/office/word/2010/wordprocessingGroup" xmlns:wpi="http://schemas.microsoft.com/office/word/2010/wordprocessingInk" xmlns:wne="http://schemas.microsoft.com/office/word/2006/wordml" xmlns:wps="http://schemas.microsoft.com/office/word/2010/wordprocessingShape" mc:Ignorable="w14 w15 wp14">
   <w:p>
     <w:pPr>
       <w:pStyle w:val="a4"/>
@@ -29683,7 +29703,7 @@
 </file>
 
 <file path=word/header4.xml><?xml version="1.0" encoding="utf-8"?>
-<w:hdr xmlns:wpc="http://schemas.microsoft.com/office/word/2010/wordprocessingCanvas" xmlns:cx="http://schemas.microsoft.com/office/drawing/2014/chartex" xmlns:cx1="http://schemas.microsoft.com/office/drawing/2015/9/8/chartex" xmlns:cx2="http://schemas.microsoft.com/office/drawing/2015/10/21/chartex" xmlns:cx3="http://schemas.microsoft.com/office/drawing/2016/5/9/chartex" xmlns:cx4="http://schemas.microsoft.com/office/drawing/2016/5/10/chartex" xmlns:cx5="http://schemas.microsoft.com/office/drawing/2016/5/11/chartex" xmlns:cx6="http://schemas.microsoft.com/office/drawing/2016/5/12/chartex" xmlns:cx7="http://schemas.microsoft.com/office/drawing/2016/5/13/chartex" xmlns:cx8="http://schemas.microsoft.com/office/drawing/2016/5/14/chartex" xmlns:mc="http://schemas.openxmlformats.org/markup-compatibility/2006" xmlns:aink="http://schemas.microsoft.com/office/drawing/2016/ink" xmlns:am3d="http://schemas.microsoft.com/office/drawing/2017/model3d" xmlns:o="urn:schemas-microsoft-com:office:office" xmlns:oel="http://schemas.microsoft.com/office/2019/extlst" xmlns:r="http://schemas.openxmlformats.org/officeDocument/2006/relationships" xmlns:m="http://schemas.openxmlformats.org/officeDocument/2006/math" xmlns:v="urn:schemas-microsoft-com:vml" xmlns:wp14="http://schemas.microsoft.com/office/word/2010/wordprocessingDrawing" xmlns:wp="http://schemas.openxmlformats.org/drawingml/2006/wordprocessingDrawing" xmlns:w10="urn:schemas-microsoft-com:office:word" xmlns:w="http://schemas.openxmlformats.org/wordprocessingml/2006/main" xmlns:w14="http://schemas.microsoft.com/office/word/2010/wordml" xmlns:w15="http://schemas.microsoft.com/office/word/2012/wordml" xmlns:w16cex="http://schemas.microsoft.com/office/word/2018/wordml/cex" xmlns:w16cid="http://schemas.microsoft.com/office/word/2016/wordml/cid" xmlns:w16="http://schemas.microsoft.com/office/word/2018/wordml" xmlns:w16sdtdh="http://schemas.microsoft.com/office/word/2020/wordml/sdtdatahash" xmlns:w16se="http://schemas.microsoft.com/office/word/2015/wordml/symex" xmlns:wpg="http://schemas.microsoft.com/office/word/2010/wordprocessingGroup" xmlns:wpi="http://schemas.microsoft.com/office/word/2010/wordprocessingInk" xmlns:wne="http://schemas.microsoft.com/office/word/2006/wordml" xmlns:wps="http://schemas.microsoft.com/office/word/2010/wordprocessingShape" mc:Ignorable="w14 w15 w16se w16cid w16 w16cex w16sdtdh wp14">
+<w:hdr xmlns:wpc="http://schemas.microsoft.com/office/word/2010/wordprocessingCanvas" xmlns:mc="http://schemas.openxmlformats.org/markup-compatibility/2006" xmlns:o="urn:schemas-microsoft-com:office:office" xmlns:r="http://schemas.openxmlformats.org/officeDocument/2006/relationships" xmlns:m="http://schemas.openxmlformats.org/officeDocument/2006/math" xmlns:v="urn:schemas-microsoft-com:vml" xmlns:wp14="http://schemas.microsoft.com/office/word/2010/wordprocessingDrawing" xmlns:wp="http://schemas.openxmlformats.org/drawingml/2006/wordprocessingDrawing" xmlns:w10="urn:schemas-microsoft-com:office:word" xmlns:w="http://schemas.openxmlformats.org/wordprocessingml/2006/main" xmlns:w14="http://schemas.microsoft.com/office/word/2010/wordml" xmlns:w15="http://schemas.microsoft.com/office/word/2012/wordml" xmlns:wpg="http://schemas.microsoft.com/office/word/2010/wordprocessingGroup" xmlns:wpi="http://schemas.microsoft.com/office/word/2010/wordprocessingInk" xmlns:wne="http://schemas.microsoft.com/office/word/2006/wordml" xmlns:wps="http://schemas.microsoft.com/office/word/2010/wordprocessingShape" mc:Ignorable="w14 w15 wp14">
   <w:p>
     <w:pPr>
       <w:pStyle w:val="a4"/>
@@ -29755,7 +29775,7 @@
         <w:b/>
         <w:noProof/>
       </w:rPr>
-      <w:t>2636</w:t>
+      <w:t>2637</w:t>
     </w:r>
     <w:r>
       <w:rPr>
@@ -29892,7 +29912,7 @@
         <w:b/>
         <w:noProof/>
       </w:rPr>
-      <w:t>06</w:t>
+      <w:t>13</w:t>
     </w:r>
     <w:r>
       <w:rPr>
@@ -29964,7 +29984,7 @@
         <w:b/>
         <w:noProof/>
       </w:rPr>
-      <w:t>2636</w:t>
+      <w:t>2637</w:t>
     </w:r>
     <w:r>
       <w:rPr>
@@ -30101,7 +30121,7 @@
         <w:b/>
         <w:noProof/>
       </w:rPr>
-      <w:t>06</w:t>
+      <w:t>13</w:t>
     </w:r>
     <w:r>
       <w:rPr>
@@ -30141,7 +30161,7 @@
 </file>
 
 <file path=word/numbering.xml><?xml version="1.0" encoding="utf-8"?>
-<w:numbering xmlns:wpc="http://schemas.microsoft.com/office/word/2010/wordprocessingCanvas" xmlns:cx="http://schemas.microsoft.com/office/drawing/2014/chartex" xmlns:cx1="http://schemas.microsoft.com/office/drawing/2015/9/8/chartex" xmlns:cx2="http://schemas.microsoft.com/office/drawing/2015/10/21/chartex" xmlns:cx3="http://schemas.microsoft.com/office/drawing/2016/5/9/chartex" xmlns:cx4="http://schemas.microsoft.com/office/drawing/2016/5/10/chartex" xmlns:cx5="http://schemas.microsoft.com/office/drawing/2016/5/11/chartex" xmlns:cx6="http://schemas.microsoft.com/office/drawing/2016/5/12/chartex" xmlns:cx7="http://schemas.microsoft.com/office/drawing/2016/5/13/chartex" xmlns:cx8="http://schemas.microsoft.com/office/drawing/2016/5/14/chartex" xmlns:mc="http://schemas.openxmlformats.org/markup-compatibility/2006" xmlns:aink="http://schemas.microsoft.com/office/drawing/2016/ink" xmlns:am3d="http://schemas.microsoft.com/office/drawing/2017/model3d" xmlns:o="urn:schemas-microsoft-com:office:office" xmlns:oel="http://schemas.microsoft.com/office/2019/extlst" xmlns:r="http://schemas.openxmlformats.org/officeDocument/2006/relationships" xmlns:m="http://schemas.openxmlformats.org/officeDocument/2006/math" xmlns:v="urn:schemas-microsoft-com:vml" xmlns:wp14="http://schemas.microsoft.com/office/word/2010/wordprocessingDrawing" xmlns:wp="http://schemas.openxmlformats.org/drawingml/2006/wordprocessingDrawing" xmlns:w10="urn:schemas-microsoft-com:office:word" xmlns:w="http://schemas.openxmlformats.org/wordprocessingml/2006/main" xmlns:w14="http://schemas.microsoft.com/office/word/2010/wordml" xmlns:w15="http://schemas.microsoft.com/office/word/2012/wordml" xmlns:w16cex="http://schemas.microsoft.com/office/word/2018/wordml/cex" xmlns:w16cid="http://schemas.microsoft.com/office/word/2016/wordml/cid" xmlns:w16="http://schemas.microsoft.com/office/word/2018/wordml" xmlns:w16sdtdh="http://schemas.microsoft.com/office/word/2020/wordml/sdtdatahash" xmlns:w16se="http://schemas.microsoft.com/office/word/2015/wordml/symex" xmlns:wpg="http://schemas.microsoft.com/office/word/2010/wordprocessingGroup" xmlns:wpi="http://schemas.microsoft.com/office/word/2010/wordprocessingInk" xmlns:wne="http://schemas.microsoft.com/office/word/2006/wordml" xmlns:wps="http://schemas.microsoft.com/office/word/2010/wordprocessingShape" mc:Ignorable="w14 w15 w16se w16cid w16 w16cex w16sdtdh wp14">
+<w:numbering xmlns:wpc="http://schemas.microsoft.com/office/word/2010/wordprocessingCanvas" xmlns:mc="http://schemas.openxmlformats.org/markup-compatibility/2006" xmlns:o="urn:schemas-microsoft-com:office:office" xmlns:r="http://schemas.openxmlformats.org/officeDocument/2006/relationships" xmlns:m="http://schemas.openxmlformats.org/officeDocument/2006/math" xmlns:v="urn:schemas-microsoft-com:vml" xmlns:wp14="http://schemas.microsoft.com/office/word/2010/wordprocessingDrawing" xmlns:wp="http://schemas.openxmlformats.org/drawingml/2006/wordprocessingDrawing" xmlns:w10="urn:schemas-microsoft-com:office:word" xmlns:w="http://schemas.openxmlformats.org/wordprocessingml/2006/main" xmlns:w14="http://schemas.microsoft.com/office/word/2010/wordml" xmlns:w15="http://schemas.microsoft.com/office/word/2012/wordml" xmlns:wpg="http://schemas.microsoft.com/office/word/2010/wordprocessingGroup" xmlns:wpi="http://schemas.microsoft.com/office/word/2010/wordprocessingInk" xmlns:wne="http://schemas.microsoft.com/office/word/2006/wordml" xmlns:wps="http://schemas.microsoft.com/office/word/2010/wordprocessingShape" mc:Ignorable="w14 w15 wp14">
   <w:abstractNum w:abstractNumId="0" w15:restartNumberingAfterBreak="0">
     <w:nsid w:val="0397573A"/>
     <w:multiLevelType w:val="hybridMultilevel"/>
@@ -31833,68 +31853,68 @@
       </w:pPr>
     </w:lvl>
   </w:abstractNum>
-  <w:num w:numId="1" w16cid:durableId="1619607412">
+  <w:num w:numId="1">
     <w:abstractNumId w:val="18"/>
   </w:num>
-  <w:num w:numId="2" w16cid:durableId="795828441">
+  <w:num w:numId="2">
     <w:abstractNumId w:val="5"/>
   </w:num>
-  <w:num w:numId="3" w16cid:durableId="1928227467">
+  <w:num w:numId="3">
     <w:abstractNumId w:val="9"/>
   </w:num>
-  <w:num w:numId="4" w16cid:durableId="1021706612">
+  <w:num w:numId="4">
     <w:abstractNumId w:val="3"/>
   </w:num>
-  <w:num w:numId="5" w16cid:durableId="769468688">
+  <w:num w:numId="5">
     <w:abstractNumId w:val="10"/>
   </w:num>
-  <w:num w:numId="6" w16cid:durableId="1550650273">
+  <w:num w:numId="6">
     <w:abstractNumId w:val="17"/>
   </w:num>
-  <w:num w:numId="7" w16cid:durableId="1327896543">
+  <w:num w:numId="7">
     <w:abstractNumId w:val="16"/>
   </w:num>
-  <w:num w:numId="8" w16cid:durableId="923149110">
+  <w:num w:numId="8">
     <w:abstractNumId w:val="8"/>
   </w:num>
-  <w:num w:numId="9" w16cid:durableId="907348644">
+  <w:num w:numId="9">
     <w:abstractNumId w:val="14"/>
   </w:num>
-  <w:num w:numId="10" w16cid:durableId="1769160684">
+  <w:num w:numId="10">
     <w:abstractNumId w:val="4"/>
   </w:num>
-  <w:num w:numId="11" w16cid:durableId="962156340">
+  <w:num w:numId="11">
     <w:abstractNumId w:val="11"/>
   </w:num>
-  <w:num w:numId="12" w16cid:durableId="138690808">
+  <w:num w:numId="12">
     <w:abstractNumId w:val="2"/>
   </w:num>
-  <w:num w:numId="13" w16cid:durableId="1567255696">
+  <w:num w:numId="13">
     <w:abstractNumId w:val="12"/>
   </w:num>
-  <w:num w:numId="14" w16cid:durableId="1556700531">
+  <w:num w:numId="14">
     <w:abstractNumId w:val="13"/>
   </w:num>
-  <w:num w:numId="15" w16cid:durableId="1558852935">
+  <w:num w:numId="15">
     <w:abstractNumId w:val="1"/>
   </w:num>
-  <w:num w:numId="16" w16cid:durableId="35008879">
+  <w:num w:numId="16">
     <w:abstractNumId w:val="0"/>
   </w:num>
-  <w:num w:numId="17" w16cid:durableId="1152599811">
+  <w:num w:numId="17">
     <w:abstractNumId w:val="15"/>
   </w:num>
-  <w:num w:numId="18" w16cid:durableId="46537268">
+  <w:num w:numId="18">
     <w:abstractNumId w:val="7"/>
   </w:num>
-  <w:num w:numId="19" w16cid:durableId="627198881">
+  <w:num w:numId="19">
     <w:abstractNumId w:val="6"/>
   </w:num>
 </w:numbering>
 </file>
 
 <file path=word/styles.xml><?xml version="1.0" encoding="utf-8"?>
-<w:styles xmlns:mc="http://schemas.openxmlformats.org/markup-compatibility/2006" xmlns:r="http://schemas.openxmlformats.org/officeDocument/2006/relationships" xmlns:w="http://schemas.openxmlformats.org/wordprocessingml/2006/main" xmlns:w14="http://schemas.microsoft.com/office/word/2010/wordml" xmlns:w15="http://schemas.microsoft.com/office/word/2012/wordml" xmlns:w16cex="http://schemas.microsoft.com/office/word/2018/wordml/cex" xmlns:w16cid="http://schemas.microsoft.com/office/word/2016/wordml/cid" xmlns:w16="http://schemas.microsoft.com/office/word/2018/wordml" xmlns:w16sdtdh="http://schemas.microsoft.com/office/word/2020/wordml/sdtdatahash" xmlns:w16se="http://schemas.microsoft.com/office/word/2015/wordml/symex" mc:Ignorable="w14 w15 w16se w16cid w16 w16cex w16sdtdh">
+<w:styles xmlns:mc="http://schemas.openxmlformats.org/markup-compatibility/2006" xmlns:r="http://schemas.openxmlformats.org/officeDocument/2006/relationships" xmlns:w="http://schemas.openxmlformats.org/wordprocessingml/2006/main" xmlns:w14="http://schemas.microsoft.com/office/word/2010/wordml" xmlns:w15="http://schemas.microsoft.com/office/word/2012/wordml" mc:Ignorable="w14 w15">
   <w:docDefaults>
     <w:rPrDefault>
       <w:rPr>
@@ -31907,7 +31927,7 @@
     </w:rPrDefault>
     <w:pPrDefault/>
   </w:docDefaults>
-  <w:latentStyles w:defLockedState="0" w:defUIPriority="99" w:defSemiHidden="0" w:defUnhideWhenUsed="0" w:defQFormat="0" w:count="376">
+  <w:latentStyles w:defLockedState="0" w:defUIPriority="99" w:defSemiHidden="0" w:defUnhideWhenUsed="0" w:defQFormat="0" w:count="371">
     <w:lsdException w:name="Normal" w:uiPriority="0" w:qFormat="1"/>
     <w:lsdException w:name="heading 1" w:uiPriority="9" w:qFormat="1"/>
     <w:lsdException w:name="heading 2" w:semiHidden="1" w:uiPriority="9" w:unhideWhenUsed="1" w:qFormat="1"/>
@@ -32279,11 +32299,6 @@
     <w:lsdException w:name="List Table 5 Dark Accent 6" w:uiPriority="50"/>
     <w:lsdException w:name="List Table 6 Colorful Accent 6" w:uiPriority="51"/>
     <w:lsdException w:name="List Table 7 Colorful Accent 6" w:uiPriority="52"/>
-    <w:lsdException w:name="Mention" w:semiHidden="1" w:unhideWhenUsed="1"/>
-    <w:lsdException w:name="Smart Hyperlink" w:semiHidden="1" w:unhideWhenUsed="1"/>
-    <w:lsdException w:name="Hashtag" w:semiHidden="1" w:unhideWhenUsed="1"/>
-    <w:lsdException w:name="Unresolved Mention" w:semiHidden="1" w:unhideWhenUsed="1"/>
-    <w:lsdException w:name="Smart Link" w:semiHidden="1" w:unhideWhenUsed="1"/>
   </w:latentStyles>
   <w:style w:type="paragraph" w:default="1" w:styleId="a">
     <w:name w:val="Normal"/>
@@ -32939,7 +32954,7 @@
 </file>
 
 <file path=customXml/itemProps1.xml><?xml version="1.0" encoding="utf-8"?>
-<ds:datastoreItem xmlns:ds="http://schemas.openxmlformats.org/officeDocument/2006/customXml" ds:itemID="{1EF6D018-7ECC-44A8-B335-E8BAEADD5F84}">
+<ds:datastoreItem xmlns:ds="http://schemas.openxmlformats.org/officeDocument/2006/customXml" ds:itemID="{B27102CF-6706-463D-A47A-3BA2B5EA18F4}">
   <ds:schemaRefs>
     <ds:schemaRef ds:uri="http://schemas.openxmlformats.org/officeDocument/2006/bibliography"/>
   </ds:schemaRefs>
